--- a/HW2/report/team6.docx
+++ b/HW2/report/team6.docx
@@ -156,14 +156,7 @@
           <w:rFonts w:ascii="Times New Roman" w:eastAsia="微軟正黑體" w:hAnsi="Times New Roman" w:cs="Times New Roman" w:hint="eastAsia"/>
           <w:u w:val="single"/>
         </w:rPr>
-        <w:t xml:space="preserve"> </w:t>
-      </w:r>
-      <w:r>
-        <w:rPr>
-          <w:rFonts w:ascii="Times New Roman" w:eastAsia="微軟正黑體" w:hAnsi="Times New Roman" w:cs="Times New Roman" w:hint="eastAsia"/>
-          <w:u w:val="single"/>
-        </w:rPr>
-        <w:t>Minimax</w:t>
+        <w:t xml:space="preserve"> Minimax</w:t>
       </w:r>
     </w:p>
     <w:p>
@@ -280,7 +273,7 @@
       <w:pPr>
         <w:spacing w:after="240" w:line="360" w:lineRule="exact"/>
         <w:rPr>
-          <w:rFonts w:ascii="Times New Roman" w:eastAsia="微軟正黑體" w:hAnsi="Times New Roman" w:cs="Times New Roman" w:hint="eastAsia"/>
+          <w:rFonts w:ascii="Times New Roman" w:eastAsia="微軟正黑體" w:hAnsi="Times New Roman" w:cs="Times New Roman"/>
         </w:rPr>
       </w:pPr>
       <w:r>
@@ -591,7 +584,7 @@
               <w:spacing w:line="360" w:lineRule="exact"/>
               <w:jc w:val="center"/>
               <w:rPr>
-                <w:rFonts w:ascii="Times New Roman" w:eastAsia="微軟正黑體" w:hAnsi="Times New Roman" w:cs="Times New Roman" w:hint="eastAsia"/>
+                <w:rFonts w:ascii="Times New Roman" w:eastAsia="微軟正黑體" w:hAnsi="Times New Roman" w:cs="Times New Roman"/>
               </w:rPr>
             </w:pPr>
             <w:r>
@@ -844,7 +837,7 @@
       <w:pPr>
         <w:widowControl/>
         <w:rPr>
-          <w:rFonts w:ascii="Times New Roman" w:eastAsia="微軟正黑體" w:hAnsi="Times New Roman" w:cs="Times New Roman" w:hint="eastAsia"/>
+          <w:rFonts w:ascii="Times New Roman" w:eastAsia="微軟正黑體" w:hAnsi="Times New Roman" w:cs="Times New Roman"/>
         </w:rPr>
       </w:pPr>
       <w:r>
@@ -906,7 +899,7 @@
       <w:pPr>
         <w:spacing w:after="240" w:line="360" w:lineRule="exact"/>
         <w:rPr>
-          <w:rFonts w:ascii="Times New Roman" w:eastAsia="微軟正黑體" w:hAnsi="Times New Roman" w:cs="Times New Roman" w:hint="eastAsia"/>
+          <w:rFonts w:ascii="Times New Roman" w:eastAsia="微軟正黑體" w:hAnsi="Times New Roman" w:cs="Times New Roman"/>
         </w:rPr>
       </w:pPr>
       <w:r>
@@ -932,7 +925,7 @@
       <w:pPr>
         <w:spacing w:line="360" w:lineRule="exact"/>
         <w:rPr>
-          <w:rFonts w:ascii="Times New Roman" w:eastAsia="微軟正黑體" w:hAnsi="Times New Roman" w:cs="Times New Roman" w:hint="eastAsia"/>
+          <w:rFonts w:ascii="Times New Roman" w:eastAsia="微軟正黑體" w:hAnsi="Times New Roman" w:cs="Times New Roman"/>
           <w:u w:val="single"/>
         </w:rPr>
       </w:pPr>
@@ -1082,7 +1075,7 @@
       <w:pPr>
         <w:spacing w:after="240" w:line="360" w:lineRule="exact"/>
         <w:rPr>
-          <w:rFonts w:ascii="Times New Roman" w:eastAsia="微軟正黑體" w:hAnsi="Times New Roman" w:cs="Times New Roman" w:hint="eastAsia"/>
+          <w:rFonts w:ascii="Times New Roman" w:eastAsia="微軟正黑體" w:hAnsi="Times New Roman" w:cs="Times New Roman"/>
         </w:rPr>
       </w:pPr>
       <w:r>
@@ -1160,7 +1153,7 @@
       <w:pPr>
         <w:spacing w:line="360" w:lineRule="exact"/>
         <w:rPr>
-          <w:rFonts w:ascii="Times New Roman" w:eastAsia="微軟正黑體" w:hAnsi="Times New Roman" w:cs="Times New Roman" w:hint="eastAsia"/>
+          <w:rFonts w:ascii="Times New Roman" w:eastAsia="微軟正黑體" w:hAnsi="Times New Roman" w:cs="Times New Roman"/>
           <w:u w:val="single"/>
         </w:rPr>
       </w:pPr>
@@ -1245,7 +1238,7 @@
       <w:pPr>
         <w:spacing w:after="240" w:line="360" w:lineRule="exact"/>
         <w:rPr>
-          <w:rFonts w:ascii="Times New Roman" w:eastAsia="微軟正黑體" w:hAnsi="Times New Roman" w:cs="Times New Roman" w:hint="eastAsia"/>
+          <w:rFonts w:ascii="Times New Roman" w:eastAsia="微軟正黑體" w:hAnsi="Times New Roman" w:cs="Times New Roman"/>
         </w:rPr>
       </w:pPr>
       <w:r>
@@ -1325,72 +1318,6 @@
           <w:rFonts w:ascii="Times New Roman" w:eastAsia="微軟正黑體" w:hAnsi="Times New Roman" w:cs="Times New Roman" w:hint="eastAsia"/>
         </w:rPr>
         <w:t xml:space="preserve"> </w:t>
-      </w:r>
-      <w:r>
-        <w:rPr>
-          <w:rFonts w:ascii="Times New Roman" w:eastAsia="微軟正黑體" w:hAnsi="Times New Roman" w:cs="Times New Roman" w:hint="eastAsia"/>
-        </w:rPr>
-        <w:t xml:space="preserve">It </w:t>
-      </w:r>
-      <w:r>
-        <w:rPr>
-          <w:rFonts w:ascii="Times New Roman" w:eastAsia="微軟正黑體" w:hAnsi="Times New Roman" w:cs="Times New Roman"/>
-        </w:rPr>
-        <w:t>build</w:t>
-      </w:r>
-      <w:r>
-        <w:rPr>
-          <w:rFonts w:ascii="Times New Roman" w:eastAsia="微軟正黑體" w:hAnsi="Times New Roman" w:cs="Times New Roman" w:hint="eastAsia"/>
-        </w:rPr>
-        <w:t>s</w:t>
-      </w:r>
-      <w:r>
-        <w:rPr>
-          <w:rFonts w:ascii="Times New Roman" w:eastAsia="微軟正黑體" w:hAnsi="Times New Roman" w:cs="Times New Roman"/>
-        </w:rPr>
-        <w:t xml:space="preserve"> multiple MCTS trees in parallel, with one thread per tree.</w:t>
-      </w:r>
-      <w:r>
-        <w:rPr>
-          <w:rFonts w:ascii="Times New Roman" w:eastAsia="微軟正黑體" w:hAnsi="Times New Roman" w:cs="Times New Roman" w:hint="eastAsia"/>
-        </w:rPr>
-        <w:t xml:space="preserve"> Since </w:t>
-      </w:r>
-      <w:r>
-        <w:rPr>
-          <w:rFonts w:ascii="Times New Roman" w:eastAsia="微軟正黑體" w:hAnsi="Times New Roman" w:cs="Times New Roman"/>
-        </w:rPr>
-        <w:t>the threads don</w:t>
-      </w:r>
-      <w:r>
-        <w:rPr>
-          <w:rFonts w:ascii="Times New Roman" w:eastAsia="微軟正黑體" w:hAnsi="Times New Roman" w:cs="Times New Roman"/>
-        </w:rPr>
-        <w:t>’</w:t>
-      </w:r>
-      <w:r>
-        <w:rPr>
-          <w:rFonts w:ascii="Times New Roman" w:eastAsia="微軟正黑體" w:hAnsi="Times New Roman" w:cs="Times New Roman"/>
-        </w:rPr>
-        <w:t>t share information with each other</w:t>
-      </w:r>
-      <w:r>
-        <w:rPr>
-          <w:rFonts w:ascii="Times New Roman" w:eastAsia="微軟正黑體" w:hAnsi="Times New Roman" w:cs="Times New Roman" w:hint="eastAsia"/>
-        </w:rPr>
-        <w:t>, this method doesn</w:t>
-      </w:r>
-      <w:r>
-        <w:rPr>
-          <w:rFonts w:ascii="Times New Roman" w:eastAsia="微軟正黑體" w:hAnsi="Times New Roman" w:cs="Times New Roman"/>
-        </w:rPr>
-        <w:t>’</w:t>
-      </w:r>
-      <w:r>
-        <w:rPr>
-          <w:rFonts w:ascii="Times New Roman" w:eastAsia="微軟正黑體" w:hAnsi="Times New Roman" w:cs="Times New Roman" w:hint="eastAsia"/>
-        </w:rPr>
-        <w:t xml:space="preserve">t require any mutex. </w:t>
       </w:r>
     </w:p>
     <w:tbl>
@@ -1398,6 +1325,14 @@
         <w:tblStyle w:val="a4"/>
         <w:tblW w:w="0" w:type="auto"/>
         <w:jc w:val="center"/>
+        <w:tblBorders>
+          <w:top w:val="none" w:sz="0" w:space="0" w:color="auto"/>
+          <w:left w:val="none" w:sz="0" w:space="0" w:color="auto"/>
+          <w:bottom w:val="none" w:sz="0" w:space="0" w:color="auto"/>
+          <w:right w:val="none" w:sz="0" w:space="0" w:color="auto"/>
+          <w:insideH w:val="none" w:sz="0" w:space="0" w:color="auto"/>
+          <w:insideV w:val="none" w:sz="0" w:space="0" w:color="auto"/>
+        </w:tblBorders>
         <w:tblLook w:val="04A0" w:firstRow="1" w:lastRow="0" w:firstColumn="1" w:lastColumn="0" w:noHBand="0" w:noVBand="1"/>
       </w:tblPr>
       <w:tblGrid>
@@ -1417,7 +1352,7 @@
               <w:spacing w:before="240" w:line="360" w:lineRule="exact"/>
               <w:jc w:val="center"/>
               <w:rPr>
-                <w:rFonts w:ascii="Times New Roman" w:eastAsia="微軟正黑體" w:hAnsi="Times New Roman" w:cs="Times New Roman" w:hint="eastAsia"/>
+                <w:rFonts w:ascii="Times New Roman" w:eastAsia="微軟正黑體" w:hAnsi="Times New Roman" w:cs="Times New Roman"/>
               </w:rPr>
             </w:pPr>
             <w:r>
@@ -1512,13 +1447,43 @@
         <w:rPr>
           <w:rFonts w:ascii="Times New Roman" w:eastAsia="微軟正黑體" w:hAnsi="Times New Roman" w:cs="Times New Roman" w:hint="eastAsia"/>
         </w:rPr>
-        <w:t xml:space="preserve">In the selection step of MCTS, </w:t>
-      </w:r>
-      <w:r>
-        <w:rPr>
-          <w:rFonts w:ascii="Times New Roman" w:eastAsia="微軟正黑體" w:hAnsi="Times New Roman" w:cs="Times New Roman" w:hint="eastAsia"/>
-        </w:rPr>
-        <w:t xml:space="preserve">we use </w:t>
+        <w:t>We</w:t>
+      </w:r>
+      <w:r>
+        <w:rPr>
+          <w:rFonts w:ascii="Times New Roman" w:eastAsia="微軟正黑體" w:hAnsi="Times New Roman" w:cs="Times New Roman"/>
+        </w:rPr>
+        <w:t xml:space="preserve"> build multiple MCTS trees in parallel, with one thread per tree. </w:t>
+      </w:r>
+      <w:r>
+        <w:rPr>
+          <w:rFonts w:ascii="Times New Roman" w:eastAsia="微軟正黑體" w:hAnsi="Times New Roman" w:cs="Times New Roman" w:hint="eastAsia"/>
+        </w:rPr>
+        <w:t>A</w:t>
+      </w:r>
+      <w:r>
+        <w:rPr>
+          <w:rFonts w:ascii="Times New Roman" w:eastAsia="微軟正黑體" w:hAnsi="Times New Roman" w:cs="Times New Roman" w:hint="eastAsia"/>
+        </w:rPr>
+        <w:t>lso</w:t>
+      </w:r>
+      <w:r>
+        <w:rPr>
+          <w:rFonts w:ascii="Times New Roman" w:eastAsia="微軟正黑體" w:hAnsi="Times New Roman" w:cs="Times New Roman" w:hint="eastAsia"/>
+        </w:rPr>
+        <w:t>, we</w:t>
+      </w:r>
+      <w:r>
+        <w:rPr>
+          <w:rFonts w:ascii="Times New Roman" w:eastAsia="微軟正黑體" w:hAnsi="Times New Roman" w:cs="Times New Roman" w:hint="eastAsia"/>
+        </w:rPr>
+        <w:t xml:space="preserve"> </w:t>
+      </w:r>
+      <w:r>
+        <w:rPr>
+          <w:rFonts w:ascii="Times New Roman" w:eastAsia="微軟正黑體" w:hAnsi="Times New Roman" w:cs="Times New Roman" w:hint="eastAsia"/>
+        </w:rPr>
+        <w:t xml:space="preserve">set the max simulation time to </w:t>
       </w:r>
       <w:r>
         <w:rPr>
@@ -1526,23 +1491,68 @@
           <w:b/>
           <w:bCs/>
         </w:rPr>
-        <w:t>UCT (</w:t>
-      </w:r>
-      <w:r>
-        <w:rPr>
-          <w:rFonts w:ascii="Times New Roman" w:eastAsia="微軟正黑體" w:hAnsi="Times New Roman" w:cs="Times New Roman"/>
+        <w:t>2500 milliseconds</w:t>
+      </w:r>
+      <w:r>
+        <w:rPr>
+          <w:rFonts w:ascii="Times New Roman" w:eastAsia="微軟正黑體" w:hAnsi="Times New Roman" w:cs="Times New Roman" w:hint="eastAsia"/>
+        </w:rPr>
+        <w:t xml:space="preserve">. </w:t>
+      </w:r>
+      <w:r>
+        <w:rPr>
+          <w:rFonts w:ascii="Times New Roman" w:eastAsia="微軟正黑體" w:hAnsi="Times New Roman" w:cs="Times New Roman"/>
+        </w:rPr>
+        <w:t xml:space="preserve">When all the simulations are done, the child nodes of root in separate trees will be merged by averaging their values, and the </w:t>
+      </w:r>
+      <w:r>
+        <w:rPr>
+          <w:rFonts w:ascii="Times New Roman" w:eastAsia="微軟正黑體" w:hAnsi="Times New Roman" w:cs="Times New Roman"/>
+        </w:rPr>
+        <w:lastRenderedPageBreak/>
+        <w:t>best move is selected based on the result. Since the threads don’t share information with each other, this method doesn’t require any mutex</w:t>
+      </w:r>
+      <w:r>
+        <w:rPr>
+          <w:rFonts w:ascii="Times New Roman" w:eastAsia="微軟正黑體" w:hAnsi="Times New Roman" w:cs="Times New Roman" w:hint="eastAsia"/>
+        </w:rPr>
+        <w:t>, making the parallelization more effective</w:t>
+      </w:r>
+      <w:r>
+        <w:rPr>
+          <w:rFonts w:ascii="Times New Roman" w:eastAsia="微軟正黑體" w:hAnsi="Times New Roman" w:cs="Times New Roman"/>
+        </w:rPr>
+        <w:t>.</w:t>
+      </w:r>
+    </w:p>
+    <w:p>
+      <w:pPr>
+        <w:spacing w:before="240" w:after="240" w:line="360" w:lineRule="exact"/>
+        <w:rPr>
+          <w:rFonts w:ascii="Times New Roman" w:eastAsia="微軟正黑體" w:hAnsi="Times New Roman" w:cs="Times New Roman"/>
+        </w:rPr>
+      </w:pPr>
+      <w:r>
+        <w:rPr>
+          <w:rFonts w:ascii="Times New Roman" w:eastAsia="微軟正黑體" w:hAnsi="Times New Roman" w:cs="Times New Roman" w:hint="eastAsia"/>
+        </w:rPr>
+        <w:t xml:space="preserve">In the selection step of MCTS, we use </w:t>
+      </w:r>
+      <w:r>
+        <w:rPr>
+          <w:rFonts w:ascii="Times New Roman" w:eastAsia="微軟正黑體" w:hAnsi="Times New Roman" w:cs="Times New Roman" w:hint="eastAsia"/>
           <w:b/>
           <w:bCs/>
         </w:rPr>
-        <w:t>Upper Confidence Bounds to Trees</w:t>
-      </w:r>
-      <w:r>
-        <w:rPr>
-          <w:rFonts w:ascii="Times New Roman" w:eastAsia="微軟正黑體" w:hAnsi="Times New Roman" w:cs="Times New Roman" w:hint="eastAsia"/>
+        <w:t>UCT (</w:t>
+      </w:r>
+      <w:r>
+        <w:rPr>
+          <w:rFonts w:ascii="Times New Roman" w:eastAsia="微軟正黑體" w:hAnsi="Times New Roman" w:cs="Times New Roman"/>
           <w:b/>
           <w:bCs/>
         </w:rPr>
-        <w:t xml:space="preserve">) </w:t>
+        <w:t>Upper Confidence Bounds to Trees</w:t>
       </w:r>
       <w:r>
         <w:rPr>
@@ -1550,26 +1560,13 @@
           <w:b/>
           <w:bCs/>
         </w:rPr>
-        <w:lastRenderedPageBreak/>
-        <w:t>formula</w:t>
-      </w:r>
-      <w:r>
-        <w:rPr>
-          <w:rFonts w:ascii="Times New Roman" w:eastAsia="微軟正黑體" w:hAnsi="Times New Roman" w:cs="Times New Roman" w:hint="eastAsia"/>
-        </w:rPr>
-        <w:t xml:space="preserve"> as the </w:t>
-      </w:r>
-      <w:r>
-        <w:rPr>
-          <w:rFonts w:ascii="Times New Roman" w:eastAsia="微軟正黑體" w:hAnsi="Times New Roman" w:cs="Times New Roman" w:hint="eastAsia"/>
-        </w:rPr>
-        <w:t xml:space="preserve">selection </w:t>
-      </w:r>
-      <w:r>
-        <w:rPr>
-          <w:rFonts w:ascii="Times New Roman" w:eastAsia="微軟正黑體" w:hAnsi="Times New Roman" w:cs="Times New Roman" w:hint="eastAsia"/>
-        </w:rPr>
-        <w:t xml:space="preserve">policy </w:t>
+        <w:t>) formula</w:t>
+      </w:r>
+      <w:r>
+        <w:rPr>
+          <w:rFonts w:ascii="Times New Roman" w:eastAsia="微軟正黑體" w:hAnsi="Times New Roman" w:cs="Times New Roman" w:hint="eastAsia"/>
+        </w:rPr>
+        <w:t xml:space="preserve"> as the selection policy </w:t>
       </w:r>
       <w:r>
         <w:rPr>
@@ -1671,7 +1668,7 @@
           <w:p>
             <w:pPr>
               <w:rPr>
-                <w:rFonts w:ascii="Times New Roman" w:eastAsia="新細明體" w:hAnsi="Times New Roman" w:cs="Times New Roman" w:hint="eastAsia"/>
+                <w:rFonts w:ascii="Times New Roman" w:eastAsia="新細明體" w:hAnsi="Times New Roman" w:cs="Times New Roman"/>
                 <w:sz w:val="22"/>
                 <w:szCs w:val="20"/>
               </w:rPr>
@@ -2339,7 +2336,7 @@
               <w:spacing w:before="240"/>
               <w:jc w:val="center"/>
               <w:rPr>
-                <w:rFonts w:ascii="Times New Roman" w:eastAsia="微軟正黑體" w:hAnsi="Times New Roman" w:cs="Times New Roman" w:hint="eastAsia"/>
+                <w:rFonts w:ascii="Times New Roman" w:eastAsia="微軟正黑體" w:hAnsi="Times New Roman" w:cs="Times New Roman"/>
                 <w:sz w:val="22"/>
                 <w:szCs w:val="20"/>
               </w:rPr>
@@ -2382,21 +2379,923 @@
     </w:tbl>
     <w:p>
       <w:pPr>
-        <w:spacing w:before="240" w:line="360" w:lineRule="exact"/>
-        <w:rPr>
-          <w:rFonts w:ascii="Times New Roman" w:eastAsia="微軟正黑體" w:hAnsi="Times New Roman" w:cs="Times New Roman" w:hint="eastAsia"/>
-        </w:rPr>
-      </w:pPr>
+        <w:spacing w:before="240" w:after="240" w:line="360" w:lineRule="exact"/>
+        <w:rPr>
+          <w:rFonts w:ascii="Times New Roman" w:eastAsia="微軟正黑體" w:hAnsi="Times New Roman" w:cs="Times New Roman"/>
+        </w:rPr>
+      </w:pPr>
+      <w:bookmarkStart w:id="0" w:name="_Hlk164207462"/>
+      <w:r>
+        <w:rPr>
+          <w:rFonts w:ascii="Times New Roman" w:eastAsia="微軟正黑體" w:hAnsi="Times New Roman" w:cs="Times New Roman" w:hint="eastAsia"/>
+        </w:rPr>
+        <w:t>In the backpropagation</w:t>
+      </w:r>
+      <w:r>
+        <w:rPr>
+          <w:rFonts w:ascii="Times New Roman" w:eastAsia="微軟正黑體" w:hAnsi="Times New Roman" w:cs="Times New Roman" w:hint="eastAsia"/>
+        </w:rPr>
+        <w:t xml:space="preserve"> step, we calculate</w:t>
+      </w:r>
+      <w:r>
+        <w:rPr>
+          <w:rFonts w:ascii="Times New Roman" w:eastAsia="微軟正黑體" w:hAnsi="Times New Roman" w:cs="Times New Roman" w:hint="eastAsia"/>
+        </w:rPr>
+        <w:t xml:space="preserve"> the score for each player at the terminal game state</w:t>
+      </w:r>
+      <w:r>
+        <w:rPr>
+          <w:rFonts w:ascii="Times New Roman" w:eastAsia="微軟正黑體" w:hAnsi="Times New Roman" w:cs="Times New Roman" w:hint="eastAsia"/>
+        </w:rPr>
+        <w:t xml:space="preserve"> </w:t>
+      </w:r>
+      <w:r>
+        <w:rPr>
+          <w:rFonts w:ascii="Times New Roman" w:eastAsia="微軟正黑體" w:hAnsi="Times New Roman" w:cs="Times New Roman" w:hint="eastAsia"/>
+        </w:rPr>
+        <w:t xml:space="preserve">and then compute the </w:t>
+      </w:r>
+      <w:r>
+        <w:rPr>
+          <w:rFonts w:ascii="Times New Roman" w:eastAsia="微軟正黑體" w:hAnsi="Times New Roman" w:cs="Times New Roman" w:hint="eastAsia"/>
+        </w:rPr>
+        <w:t>average</w:t>
+      </w:r>
+      <w:r>
+        <w:rPr>
+          <w:rFonts w:ascii="Times New Roman" w:eastAsia="微軟正黑體" w:hAnsi="Times New Roman" w:cs="Times New Roman" w:hint="eastAsia"/>
+        </w:rPr>
+        <w:t xml:space="preserve"> score </w:t>
+      </w:r>
+      <w:r>
+        <w:rPr>
+          <w:rFonts w:ascii="Times New Roman" w:eastAsia="微軟正黑體" w:hAnsi="Times New Roman" w:cs="Times New Roman" w:hint="eastAsia"/>
+        </w:rPr>
+        <w:t>for</w:t>
+      </w:r>
+      <w:r>
+        <w:rPr>
+          <w:rFonts w:ascii="Times New Roman" w:eastAsia="微軟正黑體" w:hAnsi="Times New Roman" w:cs="Times New Roman" w:hint="eastAsia"/>
+        </w:rPr>
+        <w:t xml:space="preserve"> each node as the value.</w:t>
+      </w:r>
+      <w:r>
+        <w:rPr>
+          <w:rFonts w:ascii="Times New Roman" w:eastAsia="微軟正黑體" w:hAnsi="Times New Roman" w:cs="Times New Roman" w:hint="eastAsia"/>
+        </w:rPr>
+        <w:t xml:space="preserve"> </w:t>
+      </w:r>
+    </w:p>
+    <w:tbl>
+      <w:tblPr>
+        <w:tblStyle w:val="a4"/>
+        <w:tblW w:w="0" w:type="auto"/>
+        <w:jc w:val="center"/>
+        <w:tblBorders>
+          <w:top w:val="none" w:sz="0" w:space="0" w:color="auto"/>
+          <w:left w:val="none" w:sz="0" w:space="0" w:color="auto"/>
+          <w:bottom w:val="none" w:sz="0" w:space="0" w:color="auto"/>
+          <w:right w:val="none" w:sz="0" w:space="0" w:color="auto"/>
+          <w:insideH w:val="none" w:sz="0" w:space="0" w:color="auto"/>
+          <w:insideV w:val="none" w:sz="0" w:space="0" w:color="auto"/>
+        </w:tblBorders>
+        <w:tblLook w:val="04A0" w:firstRow="1" w:lastRow="0" w:firstColumn="1" w:lastColumn="0" w:noHBand="0" w:noVBand="1"/>
+      </w:tblPr>
+      <w:tblGrid>
+        <w:gridCol w:w="8302"/>
+      </w:tblGrid>
+      <w:tr>
+        <w:trPr>
+          <w:jc w:val="center"/>
+        </w:trPr>
+        <w:tc>
+          <w:tcPr>
+            <w:tcW w:w="8302" w:type="dxa"/>
+            <w:vAlign w:val="center"/>
+          </w:tcPr>
+          <w:bookmarkEnd w:id="0"/>
+          <w:p>
+            <w:pPr>
+              <w:spacing w:line="360" w:lineRule="exact"/>
+              <w:jc w:val="center"/>
+              <w:rPr>
+                <w:rFonts w:ascii="Times New Roman" w:eastAsia="微軟正黑體" w:hAnsi="Times New Roman" w:cs="Times New Roman" w:hint="eastAsia"/>
+              </w:rPr>
+            </w:pPr>
+            <m:oMathPara>
+              <m:oMath>
+                <m:r>
+                  <w:rPr>
+                    <w:rFonts w:ascii="Cambria Math" w:eastAsia="微軟正黑體" w:hAnsi="Cambria Math" w:cs="Times New Roman"/>
+                    <w:sz w:val="18"/>
+                    <w:szCs w:val="16"/>
+                  </w:rPr>
+                  <m:t>The score of a player=round[ SUM(</m:t>
+                </m:r>
+                <m:sSup>
+                  <m:sSupPr>
+                    <m:ctrlPr>
+                      <w:rPr>
+                        <w:rFonts w:ascii="Cambria Math" w:eastAsia="微軟正黑體" w:hAnsi="Cambria Math" w:cs="Times New Roman"/>
+                        <w:i/>
+                        <w:sz w:val="18"/>
+                        <w:szCs w:val="16"/>
+                      </w:rPr>
+                    </m:ctrlPr>
+                  </m:sSupPr>
+                  <m:e>
+                    <m:r>
+                      <w:rPr>
+                        <w:rFonts w:ascii="Cambria Math" w:eastAsia="微軟正黑體" w:hAnsi="Cambria Math" w:cs="Times New Roman"/>
+                        <w:sz w:val="18"/>
+                        <w:szCs w:val="16"/>
+                      </w:rPr>
+                      <m:t xml:space="preserve"> (size of each connected region of a player's cells)</m:t>
+                    </m:r>
+                  </m:e>
+                  <m:sup>
+                    <m:r>
+                      <w:rPr>
+                        <w:rFonts w:ascii="Cambria Math" w:eastAsia="微軟正黑體" w:hAnsi="Cambria Math" w:cs="Times New Roman"/>
+                        <w:sz w:val="18"/>
+                        <w:szCs w:val="16"/>
+                      </w:rPr>
+                      <m:t>1.25</m:t>
+                    </m:r>
+                  </m:sup>
+                </m:sSup>
+                <m:r>
+                  <w:rPr>
+                    <w:rFonts w:ascii="Cambria Math" w:eastAsia="微軟正黑體" w:hAnsi="Cambria Math" w:cs="Times New Roman"/>
+                    <w:sz w:val="18"/>
+                    <w:szCs w:val="16"/>
+                  </w:rPr>
+                  <m:t xml:space="preserve"> ) ]</m:t>
+                </m:r>
+              </m:oMath>
+            </m:oMathPara>
+          </w:p>
+        </w:tc>
+      </w:tr>
+      <w:tr>
+        <w:trPr>
+          <w:jc w:val="center"/>
+        </w:trPr>
+        <w:tc>
+          <w:tcPr>
+            <w:tcW w:w="8302" w:type="dxa"/>
+            <w:vAlign w:val="center"/>
+          </w:tcPr>
+          <w:p>
+            <w:pPr>
+              <w:spacing w:before="240" w:line="360" w:lineRule="exact"/>
+              <w:jc w:val="center"/>
+              <w:rPr>
+                <w:rFonts w:ascii="Times New Roman" w:eastAsia="微軟正黑體" w:hAnsi="Times New Roman" w:cs="Times New Roman" w:hint="eastAsia"/>
+              </w:rPr>
+            </w:pPr>
+            <w:r>
+              <w:rPr>
+                <w:rFonts w:ascii="Times New Roman" w:eastAsia="微軟正黑體" w:hAnsi="Times New Roman" w:cs="Times New Roman" w:hint="eastAsia"/>
+                <w:sz w:val="22"/>
+                <w:szCs w:val="20"/>
+              </w:rPr>
+              <w:t>Equation</w:t>
+            </w:r>
+            <w:r>
+              <w:rPr>
+                <w:rFonts w:ascii="Times New Roman" w:eastAsia="微軟正黑體" w:hAnsi="Times New Roman" w:cs="Times New Roman"/>
+                <w:sz w:val="22"/>
+                <w:szCs w:val="20"/>
+              </w:rPr>
+              <w:t>.</w:t>
+            </w:r>
+            <w:r>
+              <w:rPr>
+                <w:rFonts w:ascii="Times New Roman" w:eastAsia="微軟正黑體" w:hAnsi="Times New Roman" w:cs="Times New Roman" w:hint="eastAsia"/>
+                <w:sz w:val="22"/>
+                <w:szCs w:val="20"/>
+              </w:rPr>
+              <w:t>2</w:t>
+            </w:r>
+            <w:r>
+              <w:rPr>
+                <w:rFonts w:ascii="Times New Roman" w:eastAsia="微軟正黑體" w:hAnsi="Times New Roman" w:cs="Times New Roman"/>
+                <w:sz w:val="22"/>
+                <w:szCs w:val="20"/>
+              </w:rPr>
+              <w:t xml:space="preserve">. </w:t>
+            </w:r>
+            <w:r>
+              <w:rPr>
+                <w:rFonts w:ascii="Times New Roman" w:eastAsia="微軟正黑體" w:hAnsi="Times New Roman" w:cs="Times New Roman" w:hint="eastAsia"/>
+                <w:sz w:val="22"/>
+                <w:szCs w:val="20"/>
+              </w:rPr>
+              <w:t xml:space="preserve">The </w:t>
+            </w:r>
+            <w:r>
+              <w:rPr>
+                <w:rFonts w:ascii="Times New Roman" w:eastAsia="微軟正黑體" w:hAnsi="Times New Roman" w:cs="Times New Roman" w:hint="eastAsia"/>
+                <w:sz w:val="22"/>
+                <w:szCs w:val="20"/>
+              </w:rPr>
+              <w:t>score</w:t>
+            </w:r>
+            <w:r>
+              <w:rPr>
+                <w:rFonts w:ascii="Times New Roman" w:eastAsia="微軟正黑體" w:hAnsi="Times New Roman" w:cs="Times New Roman" w:hint="eastAsia"/>
+                <w:sz w:val="22"/>
+                <w:szCs w:val="20"/>
+              </w:rPr>
+              <w:t xml:space="preserve"> </w:t>
+            </w:r>
+            <w:r>
+              <w:rPr>
+                <w:rFonts w:ascii="Times New Roman" w:eastAsia="微軟正黑體" w:hAnsi="Times New Roman" w:cs="Times New Roman"/>
+                <w:sz w:val="22"/>
+                <w:szCs w:val="20"/>
+              </w:rPr>
+              <w:t>calculation</w:t>
+            </w:r>
+            <w:r>
+              <w:rPr>
+                <w:rFonts w:ascii="Times New Roman" w:eastAsia="微軟正黑體" w:hAnsi="Times New Roman" w:cs="Times New Roman"/>
+                <w:sz w:val="22"/>
+                <w:szCs w:val="20"/>
+              </w:rPr>
+              <w:t>.</w:t>
+            </w:r>
+          </w:p>
+        </w:tc>
+      </w:tr>
+    </w:tbl>
+    <w:p>
+      <w:pPr>
+        <w:spacing w:line="360" w:lineRule="exact"/>
+        <w:rPr>
+          <w:rFonts w:ascii="Times New Roman" w:eastAsia="微軟正黑體" w:hAnsi="Times New Roman" w:cs="Times New Roman"/>
+          <w:u w:val="single"/>
+        </w:rPr>
+      </w:pPr>
+      <w:r>
+        <w:rPr>
+          <w:rFonts w:ascii="Times New Roman" w:eastAsia="微軟正黑體" w:hAnsi="Times New Roman" w:cs="Times New Roman" w:hint="eastAsia"/>
+          <w:u w:val="single"/>
+        </w:rPr>
+        <w:t xml:space="preserve">Agent </w:t>
+      </w:r>
+      <w:r>
+        <w:rPr>
+          <w:rFonts w:ascii="Times New Roman" w:eastAsia="微軟正黑體" w:hAnsi="Times New Roman" w:cs="Times New Roman" w:hint="eastAsia"/>
+          <w:u w:val="single"/>
+        </w:rPr>
+        <w:t>2</w:t>
+      </w:r>
+      <w:r>
+        <w:rPr>
+          <w:rFonts w:ascii="Times New Roman" w:eastAsia="微軟正黑體" w:hAnsi="Times New Roman" w:cs="Times New Roman" w:hint="eastAsia"/>
+          <w:u w:val="single"/>
+        </w:rPr>
+        <w:t>:</w:t>
+      </w:r>
     </w:p>
     <w:p>
       <w:pPr>
-        <w:widowControl/>
-        <w:rPr>
-          <w:rFonts w:ascii="Times New Roman" w:eastAsia="微軟正黑體" w:hAnsi="Times New Roman" w:cs="Times New Roman"/>
+        <w:spacing w:after="240" w:line="360" w:lineRule="exact"/>
+        <w:rPr>
+          <w:rFonts w:ascii="Times New Roman" w:eastAsia="微軟正黑體" w:hAnsi="Times New Roman" w:cs="Times New Roman"/>
+        </w:rPr>
+      </w:pPr>
+      <w:r>
+        <w:rPr>
+          <w:rFonts w:ascii="Times New Roman" w:eastAsia="微軟正黑體" w:hAnsi="Times New Roman" w:cs="Times New Roman" w:hint="eastAsia"/>
+        </w:rPr>
+        <w:t>This agent is</w:t>
+      </w:r>
+      <w:r>
+        <w:rPr>
+          <w:rFonts w:ascii="Times New Roman" w:eastAsia="微軟正黑體" w:hAnsi="Times New Roman" w:cs="Times New Roman" w:hint="eastAsia"/>
+        </w:rPr>
+        <w:t xml:space="preserve"> played on</w:t>
+      </w:r>
+      <w:r>
+        <w:rPr>
+          <w:rFonts w:ascii="Times New Roman" w:eastAsia="微軟正黑體" w:hAnsi="Times New Roman" w:cs="Times New Roman" w:hint="eastAsia"/>
+        </w:rPr>
+        <w:t xml:space="preserve"> t</w:t>
+      </w:r>
+      <w:r>
+        <w:rPr>
+          <w:rFonts w:ascii="Times New Roman" w:eastAsia="微軟正黑體" w:hAnsi="Times New Roman" w:cs="Times New Roman" w:hint="eastAsia"/>
+        </w:rPr>
+        <w:t xml:space="preserve">he </w:t>
+      </w:r>
+      <w:r>
+        <w:rPr>
+          <w:rFonts w:ascii="Times New Roman" w:eastAsia="微軟正黑體" w:hAnsi="Times New Roman" w:cs="Times New Roman" w:hint="eastAsia"/>
+        </w:rPr>
+        <w:t>o</w:t>
+      </w:r>
+      <w:r>
+        <w:rPr>
+          <w:rFonts w:ascii="Times New Roman" w:eastAsia="微軟正黑體" w:hAnsi="Times New Roman" w:cs="Times New Roman"/>
+        </w:rPr>
+        <w:t>vercrowded bigger board</w:t>
+      </w:r>
+      <w:r>
+        <w:rPr>
+          <w:rFonts w:ascii="Times New Roman" w:eastAsia="微軟正黑體" w:hAnsi="Times New Roman" w:cs="Times New Roman" w:hint="eastAsia"/>
+        </w:rPr>
+        <w:t xml:space="preserve"> </w:t>
+      </w:r>
+      <w:r>
+        <w:rPr>
+          <w:rFonts w:ascii="Times New Roman" w:eastAsia="微軟正黑體" w:hAnsi="Times New Roman" w:cs="Times New Roman" w:hint="eastAsia"/>
+        </w:rPr>
+        <w:t xml:space="preserve">which has </w:t>
+      </w:r>
+      <w:r>
+        <w:rPr>
+          <w:rFonts w:ascii="Times New Roman" w:eastAsia="微軟正黑體" w:hAnsi="Times New Roman" w:cs="Times New Roman"/>
+        </w:rPr>
+        <w:t xml:space="preserve">4 players, </w:t>
+      </w:r>
+      <w:r>
+        <w:rPr>
+          <w:rFonts w:ascii="Times New Roman" w:eastAsia="微軟正黑體" w:hAnsi="Times New Roman" w:cs="Times New Roman" w:hint="eastAsia"/>
+        </w:rPr>
+        <w:t>32</w:t>
+      </w:r>
+      <w:r>
+        <w:rPr>
+          <w:rFonts w:ascii="Times New Roman" w:eastAsia="微軟正黑體" w:hAnsi="Times New Roman" w:cs="Times New Roman"/>
+        </w:rPr>
+        <w:t xml:space="preserve"> sheep per player</w:t>
+      </w:r>
+      <w:r>
+        <w:rPr>
+          <w:rFonts w:ascii="Times New Roman" w:eastAsia="微軟正黑體" w:hAnsi="Times New Roman" w:cs="Times New Roman" w:hint="eastAsia"/>
+        </w:rPr>
+        <w:t xml:space="preserve"> and</w:t>
+      </w:r>
+      <w:r>
+        <w:rPr>
+          <w:rFonts w:ascii="Times New Roman" w:eastAsia="微軟正黑體" w:hAnsi="Times New Roman" w:cs="Times New Roman"/>
+        </w:rPr>
+        <w:t xml:space="preserve"> </w:t>
+      </w:r>
+      <w:r>
+        <w:rPr>
+          <w:rFonts w:ascii="Times New Roman" w:eastAsia="微軟正黑體" w:hAnsi="Times New Roman" w:cs="Times New Roman" w:hint="eastAsia"/>
+        </w:rPr>
+        <w:t>100</w:t>
+      </w:r>
+      <w:r>
+        <w:rPr>
+          <w:rFonts w:ascii="Times New Roman" w:eastAsia="微軟正黑體" w:hAnsi="Times New Roman" w:cs="Times New Roman"/>
+        </w:rPr>
+        <w:t>-cell playing field within a 1</w:t>
+      </w:r>
+      <w:r>
+        <w:rPr>
+          <w:rFonts w:ascii="Times New Roman" w:eastAsia="微軟正黑體" w:hAnsi="Times New Roman" w:cs="Times New Roman" w:hint="eastAsia"/>
+        </w:rPr>
+        <w:t>5</w:t>
+      </w:r>
+      <w:r>
+        <w:rPr>
+          <w:rFonts w:ascii="Times New Roman" w:eastAsia="微軟正黑體" w:hAnsi="Times New Roman" w:cs="Times New Roman" w:hint="eastAsia"/>
+        </w:rPr>
+        <w:t>x</w:t>
+      </w:r>
+      <w:r>
+        <w:rPr>
+          <w:rFonts w:ascii="Times New Roman" w:eastAsia="微軟正黑體" w:hAnsi="Times New Roman" w:cs="Times New Roman"/>
+        </w:rPr>
+        <w:t>1</w:t>
+      </w:r>
+      <w:r>
+        <w:rPr>
+          <w:rFonts w:ascii="Times New Roman" w:eastAsia="微軟正黑體" w:hAnsi="Times New Roman" w:cs="Times New Roman" w:hint="eastAsia"/>
+        </w:rPr>
+        <w:t>5</w:t>
+      </w:r>
+      <w:r>
+        <w:rPr>
+          <w:rFonts w:ascii="Times New Roman" w:eastAsia="微軟正黑體" w:hAnsi="Times New Roman" w:cs="Times New Roman"/>
+        </w:rPr>
+        <w:t xml:space="preserve"> square</w:t>
+      </w:r>
+      <w:r>
+        <w:rPr>
+          <w:rFonts w:ascii="Times New Roman" w:eastAsia="微軟正黑體" w:hAnsi="Times New Roman" w:cs="Times New Roman" w:hint="eastAsia"/>
+        </w:rPr>
+        <w:t xml:space="preserve">. </w:t>
+      </w:r>
+    </w:p>
+    <w:p>
+      <w:pPr>
+        <w:spacing w:after="240" w:line="360" w:lineRule="exact"/>
+        <w:rPr>
+          <w:rFonts w:ascii="Times New Roman" w:eastAsia="微軟正黑體" w:hAnsi="Times New Roman" w:cs="Times New Roman" w:hint="eastAsia"/>
+        </w:rPr>
+      </w:pPr>
+      <w:r>
+        <w:rPr>
+          <w:rFonts w:ascii="Times New Roman" w:eastAsia="微軟正黑體" w:hAnsi="Times New Roman" w:cs="Times New Roman" w:hint="eastAsia"/>
+        </w:rPr>
+        <w:t>We use the same architecture as Agent 1, only altering the</w:t>
+      </w:r>
+      <w:r>
+        <w:rPr>
+          <w:rFonts w:ascii="Times New Roman" w:eastAsia="微軟正黑體" w:hAnsi="Times New Roman" w:cs="Times New Roman" w:hint="eastAsia"/>
+        </w:rPr>
+        <w:t xml:space="preserve"> setting of</w:t>
+      </w:r>
+      <w:r>
+        <w:rPr>
+          <w:rFonts w:ascii="Times New Roman" w:eastAsia="微軟正黑體" w:hAnsi="Times New Roman" w:cs="Times New Roman" w:hint="eastAsia"/>
+        </w:rPr>
+        <w:t xml:space="preserve"> number of sheep and the size of board.</w:t>
+      </w:r>
+    </w:p>
+    <w:p>
+      <w:pPr>
+        <w:spacing w:line="360" w:lineRule="exact"/>
+        <w:rPr>
+          <w:rFonts w:ascii="Times New Roman" w:eastAsia="微軟正黑體" w:hAnsi="Times New Roman" w:cs="Times New Roman"/>
+          <w:u w:val="single"/>
+        </w:rPr>
+      </w:pPr>
+      <w:r>
+        <w:rPr>
+          <w:rFonts w:ascii="Times New Roman" w:eastAsia="微軟正黑體" w:hAnsi="Times New Roman" w:cs="Times New Roman" w:hint="eastAsia"/>
+          <w:u w:val="single"/>
+        </w:rPr>
+        <w:t xml:space="preserve">Agent </w:t>
+      </w:r>
+      <w:r>
+        <w:rPr>
+          <w:rFonts w:ascii="Times New Roman" w:eastAsia="微軟正黑體" w:hAnsi="Times New Roman" w:cs="Times New Roman" w:hint="eastAsia"/>
+          <w:u w:val="single"/>
+        </w:rPr>
+        <w:t>3</w:t>
+      </w:r>
+      <w:r>
+        <w:rPr>
+          <w:rFonts w:ascii="Times New Roman" w:eastAsia="微軟正黑體" w:hAnsi="Times New Roman" w:cs="Times New Roman" w:hint="eastAsia"/>
+          <w:u w:val="single"/>
+        </w:rPr>
+        <w:t>:</w:t>
+      </w:r>
+    </w:p>
+    <w:p>
+      <w:pPr>
+        <w:spacing w:after="240" w:line="360" w:lineRule="exact"/>
+        <w:rPr>
+          <w:rFonts w:ascii="Times New Roman" w:eastAsia="微軟正黑體" w:hAnsi="Times New Roman" w:cs="Times New Roman" w:hint="eastAsia"/>
+        </w:rPr>
+      </w:pPr>
+      <w:r>
+        <w:rPr>
+          <w:rFonts w:ascii="Times New Roman" w:eastAsia="微軟正黑體" w:hAnsi="Times New Roman" w:cs="Times New Roman" w:hint="eastAsia"/>
+        </w:rPr>
+        <w:t xml:space="preserve">This agent </w:t>
+      </w:r>
+      <w:r>
+        <w:rPr>
+          <w:rFonts w:ascii="Times New Roman" w:eastAsia="微軟正黑體" w:hAnsi="Times New Roman" w:cs="Times New Roman" w:hint="eastAsia"/>
+        </w:rPr>
+        <w:t>has</w:t>
+      </w:r>
+      <w:r>
+        <w:rPr>
+          <w:rFonts w:ascii="Times New Roman" w:eastAsia="微軟正黑體" w:hAnsi="Times New Roman" w:cs="Times New Roman" w:hint="eastAsia"/>
+        </w:rPr>
+        <w:t xml:space="preserve"> </w:t>
+      </w:r>
+      <w:r>
+        <w:rPr>
+          <w:rFonts w:ascii="Times New Roman" w:eastAsia="微軟正黑體" w:hAnsi="Times New Roman" w:cs="Times New Roman" w:hint="eastAsia"/>
+        </w:rPr>
+        <w:t>the same form as Agent 1 with imperfect information</w:t>
+      </w:r>
+      <w:r>
+        <w:rPr>
+          <w:rFonts w:ascii="Times New Roman" w:eastAsia="微軟正黑體" w:hAnsi="Times New Roman" w:cs="Times New Roman" w:hint="eastAsia"/>
+        </w:rPr>
+        <w:t xml:space="preserve">: </w:t>
+      </w:r>
+      <w:r>
+        <w:rPr>
+          <w:rFonts w:ascii="Times New Roman" w:eastAsia="微軟正黑體" w:hAnsi="Times New Roman" w:cs="Times New Roman"/>
+        </w:rPr>
+        <w:t>A player does not know the numbers of sheep in the cells occupied by the other players.</w:t>
+      </w:r>
+    </w:p>
+    <w:p>
+      <w:pPr>
+        <w:spacing w:after="240" w:line="360" w:lineRule="exact"/>
+        <w:rPr>
+          <w:rFonts w:ascii="Times New Roman" w:eastAsia="微軟正黑體" w:hAnsi="Times New Roman" w:cs="Times New Roman"/>
+        </w:rPr>
+      </w:pPr>
+      <w:r>
+        <w:rPr>
+          <w:rFonts w:ascii="Times New Roman" w:eastAsia="微軟正黑體" w:hAnsi="Times New Roman" w:cs="Times New Roman" w:hint="eastAsia"/>
+        </w:rPr>
+        <w:t xml:space="preserve">We use the </w:t>
+      </w:r>
+      <w:r>
+        <w:rPr>
+          <w:rFonts w:ascii="Times New Roman" w:eastAsia="微軟正黑體" w:hAnsi="Times New Roman" w:cs="Times New Roman" w:hint="eastAsia"/>
+        </w:rPr>
+        <w:t>similar</w:t>
+      </w:r>
+      <w:r>
+        <w:rPr>
+          <w:rFonts w:ascii="Times New Roman" w:eastAsia="微軟正黑體" w:hAnsi="Times New Roman" w:cs="Times New Roman" w:hint="eastAsia"/>
+        </w:rPr>
+        <w:t xml:space="preserve"> architecture </w:t>
+      </w:r>
+      <w:r>
+        <w:rPr>
+          <w:rFonts w:ascii="Times New Roman" w:eastAsia="微軟正黑體" w:hAnsi="Times New Roman" w:cs="Times New Roman" w:hint="eastAsia"/>
+        </w:rPr>
+        <w:t xml:space="preserve">to </w:t>
+      </w:r>
+      <w:r>
+        <w:rPr>
+          <w:rFonts w:ascii="Times New Roman" w:eastAsia="微軟正黑體" w:hAnsi="Times New Roman" w:cs="Times New Roman" w:hint="eastAsia"/>
+        </w:rPr>
+        <w:t>A</w:t>
+      </w:r>
+      <w:r>
+        <w:rPr>
+          <w:rFonts w:ascii="Times New Roman" w:eastAsia="微軟正黑體" w:hAnsi="Times New Roman" w:cs="Times New Roman" w:hint="eastAsia"/>
+        </w:rPr>
+        <w:t xml:space="preserve">gent </w:t>
+      </w:r>
+      <w:r>
+        <w:rPr>
+          <w:rFonts w:ascii="Times New Roman" w:eastAsia="微軟正黑體" w:hAnsi="Times New Roman" w:cs="Times New Roman" w:hint="eastAsia"/>
+        </w:rPr>
+        <w:t>1</w:t>
+      </w:r>
+      <w:r>
+        <w:rPr>
+          <w:rFonts w:ascii="Times New Roman" w:eastAsia="微軟正黑體" w:hAnsi="Times New Roman" w:cs="Times New Roman" w:hint="eastAsia"/>
+        </w:rPr>
+        <w:t>.</w:t>
+      </w:r>
+      <w:r>
+        <w:rPr>
+          <w:rFonts w:ascii="Times New Roman" w:eastAsia="微軟正黑體" w:hAnsi="Times New Roman" w:cs="Times New Roman" w:hint="eastAsia"/>
+        </w:rPr>
+        <w:t xml:space="preserve"> </w:t>
+      </w:r>
+      <w:r>
+        <w:rPr>
+          <w:rFonts w:ascii="Times New Roman" w:eastAsia="微軟正黑體" w:hAnsi="Times New Roman" w:cs="Times New Roman" w:hint="eastAsia"/>
+        </w:rPr>
+        <w:t>However,</w:t>
+      </w:r>
+      <w:r>
+        <w:rPr>
+          <w:rFonts w:ascii="Times New Roman" w:eastAsia="微軟正黑體" w:hAnsi="Times New Roman" w:cs="Times New Roman" w:hint="eastAsia"/>
+        </w:rPr>
+        <w:t xml:space="preserve"> </w:t>
+      </w:r>
+      <w:r>
+        <w:rPr>
+          <w:rFonts w:ascii="Times New Roman" w:eastAsia="微軟正黑體" w:hAnsi="Times New Roman" w:cs="Times New Roman" w:hint="eastAsia"/>
+        </w:rPr>
+        <w:t xml:space="preserve">due to the imperfect information, we consider </w:t>
+      </w:r>
+      <w:r>
+        <w:rPr>
+          <w:rFonts w:ascii="Times New Roman" w:eastAsia="微軟正黑體" w:hAnsi="Times New Roman" w:cs="Times New Roman"/>
+        </w:rPr>
+        <w:t>the number of sheep in the cells</w:t>
+      </w:r>
+      <w:r>
+        <w:rPr>
+          <w:rFonts w:ascii="Times New Roman" w:eastAsia="微軟正黑體" w:hAnsi="Times New Roman" w:cs="Times New Roman" w:hint="eastAsia"/>
+        </w:rPr>
+        <w:t xml:space="preserve"> </w:t>
+      </w:r>
+      <w:r>
+        <w:rPr>
+          <w:rFonts w:ascii="Times New Roman" w:eastAsia="微軟正黑體" w:hAnsi="Times New Roman" w:cs="Times New Roman"/>
+        </w:rPr>
+        <w:t>occupied by the other players</w:t>
+      </w:r>
+      <w:r>
+        <w:rPr>
+          <w:rFonts w:ascii="Times New Roman" w:eastAsia="微軟正黑體" w:hAnsi="Times New Roman" w:cs="Times New Roman" w:hint="eastAsia"/>
+        </w:rPr>
+        <w:t xml:space="preserve"> </w:t>
+      </w:r>
+      <w:r>
+        <w:rPr>
+          <w:rFonts w:ascii="Times New Roman" w:eastAsia="微軟正黑體" w:hAnsi="Times New Roman" w:cs="Times New Roman" w:hint="eastAsia"/>
+        </w:rPr>
+        <w:t xml:space="preserve">as the </w:t>
+      </w:r>
+      <w:r>
+        <w:rPr>
+          <w:rFonts w:ascii="Times New Roman" w:eastAsia="微軟正黑體" w:hAnsi="Times New Roman" w:cs="Times New Roman" w:hint="eastAsia"/>
           <w:b/>
           <w:bCs/>
         </w:rPr>
-      </w:pPr>
+        <w:t>maximum possible number</w:t>
+      </w:r>
+      <w:r>
+        <w:rPr>
+          <w:rFonts w:ascii="Times New Roman" w:eastAsia="微軟正黑體" w:hAnsi="Times New Roman" w:cs="Times New Roman" w:hint="eastAsia"/>
+        </w:rPr>
+        <w:t>.</w:t>
+      </w:r>
+      <w:r>
+        <w:rPr>
+          <w:rFonts w:ascii="Times New Roman" w:eastAsia="微軟正黑體" w:hAnsi="Times New Roman" w:cs="Times New Roman" w:hint="eastAsia"/>
+        </w:rPr>
+        <w:t xml:space="preserve"> For example, if Player 2 has occupied </w:t>
+      </w:r>
+      <w:r>
+        <w:rPr>
+          <w:rFonts w:ascii="Times New Roman" w:eastAsia="微軟正黑體" w:hAnsi="Times New Roman" w:cs="Times New Roman" w:hint="eastAsia"/>
+        </w:rPr>
+        <w:t>two</w:t>
+      </w:r>
+      <w:r>
+        <w:rPr>
+          <w:rFonts w:ascii="Times New Roman" w:eastAsia="微軟正黑體" w:hAnsi="Times New Roman" w:cs="Times New Roman" w:hint="eastAsia"/>
+        </w:rPr>
+        <w:t xml:space="preserve"> cells, then the number of sheep in each cell will be assumed as </w:t>
+      </w:r>
+      <w:r>
+        <w:rPr>
+          <w:rFonts w:ascii="Times New Roman" w:eastAsia="微軟正黑體" w:hAnsi="Times New Roman" w:cs="Times New Roman" w:hint="eastAsia"/>
+        </w:rPr>
+        <w:t>(</w:t>
+      </w:r>
+      <w:r>
+        <w:rPr>
+          <w:rFonts w:ascii="Times New Roman" w:eastAsia="微軟正黑體" w:hAnsi="Times New Roman" w:cs="Times New Roman" w:hint="eastAsia"/>
+          <w:b/>
+          <w:bCs/>
+        </w:rPr>
+        <w:t xml:space="preserve">the total number of sheep </w:t>
+      </w:r>
+      <w:r>
+        <w:rPr>
+          <w:rFonts w:ascii="Times New Roman" w:eastAsia="微軟正黑體" w:hAnsi="Times New Roman" w:cs="Times New Roman"/>
+          <w:b/>
+          <w:bCs/>
+        </w:rPr>
+        <w:t>–</w:t>
+      </w:r>
+      <w:r>
+        <w:rPr>
+          <w:rFonts w:ascii="Times New Roman" w:eastAsia="微軟正黑體" w:hAnsi="Times New Roman" w:cs="Times New Roman" w:hint="eastAsia"/>
+          <w:b/>
+          <w:bCs/>
+        </w:rPr>
+        <w:t xml:space="preserve"> the number of occupied cells + 1</w:t>
+      </w:r>
+      <w:r>
+        <w:rPr>
+          <w:rFonts w:ascii="Times New Roman" w:eastAsia="微軟正黑體" w:hAnsi="Times New Roman" w:cs="Times New Roman" w:hint="eastAsia"/>
+          <w:b/>
+          <w:bCs/>
+        </w:rPr>
+        <w:t>)</w:t>
+      </w:r>
+      <w:r>
+        <w:rPr>
+          <w:rFonts w:ascii="Times New Roman" w:eastAsia="微軟正黑體" w:hAnsi="Times New Roman" w:cs="Times New Roman" w:hint="eastAsia"/>
+        </w:rPr>
+        <w:t xml:space="preserve"> = 16 </w:t>
+      </w:r>
+      <w:r>
+        <w:rPr>
+          <w:rFonts w:ascii="Times New Roman" w:eastAsia="微軟正黑體" w:hAnsi="Times New Roman" w:cs="Times New Roman"/>
+        </w:rPr>
+        <w:t>–</w:t>
+      </w:r>
+      <w:r>
+        <w:rPr>
+          <w:rFonts w:ascii="Times New Roman" w:eastAsia="微軟正黑體" w:hAnsi="Times New Roman" w:cs="Times New Roman" w:hint="eastAsia"/>
+        </w:rPr>
+        <w:t xml:space="preserve"> 2 + 1 = 15.</w:t>
+      </w:r>
+      <w:r>
+        <w:rPr>
+          <w:rFonts w:ascii="Times New Roman" w:eastAsia="微軟正黑體" w:hAnsi="Times New Roman" w:cs="Times New Roman" w:hint="eastAsia"/>
+        </w:rPr>
+        <w:t xml:space="preserve"> Therefore, the number of legal moves</w:t>
+      </w:r>
+      <w:r>
+        <w:rPr>
+          <w:rFonts w:ascii="Times New Roman" w:eastAsia="微軟正黑體" w:hAnsi="Times New Roman" w:cs="Times New Roman" w:hint="eastAsia"/>
+        </w:rPr>
+        <w:t xml:space="preserve"> for the other players</w:t>
+      </w:r>
+      <w:r>
+        <w:rPr>
+          <w:rFonts w:ascii="Times New Roman" w:eastAsia="微軟正黑體" w:hAnsi="Times New Roman" w:cs="Times New Roman" w:hint="eastAsia"/>
+        </w:rPr>
+        <w:t xml:space="preserve"> will increase.</w:t>
+      </w:r>
+    </w:p>
+    <w:p>
+      <w:pPr>
+        <w:spacing w:line="360" w:lineRule="exact"/>
+        <w:rPr>
+          <w:rFonts w:ascii="Times New Roman" w:eastAsia="微軟正黑體" w:hAnsi="Times New Roman" w:cs="Times New Roman"/>
+          <w:u w:val="single"/>
+        </w:rPr>
+      </w:pPr>
+      <w:r>
+        <w:rPr>
+          <w:rFonts w:ascii="Times New Roman" w:eastAsia="微軟正黑體" w:hAnsi="Times New Roman" w:cs="Times New Roman" w:hint="eastAsia"/>
+          <w:u w:val="single"/>
+        </w:rPr>
+        <w:t xml:space="preserve">Agent </w:t>
+      </w:r>
+      <w:r>
+        <w:rPr>
+          <w:rFonts w:ascii="Times New Roman" w:eastAsia="微軟正黑體" w:hAnsi="Times New Roman" w:cs="Times New Roman" w:hint="eastAsia"/>
+          <w:u w:val="single"/>
+        </w:rPr>
+        <w:t>4</w:t>
+      </w:r>
+      <w:r>
+        <w:rPr>
+          <w:rFonts w:ascii="Times New Roman" w:eastAsia="微軟正黑體" w:hAnsi="Times New Roman" w:cs="Times New Roman" w:hint="eastAsia"/>
+          <w:u w:val="single"/>
+        </w:rPr>
+        <w:t>:</w:t>
+      </w:r>
+    </w:p>
+    <w:p>
+      <w:pPr>
+        <w:spacing w:after="240" w:line="360" w:lineRule="exact"/>
+        <w:rPr>
+          <w:rFonts w:ascii="Times New Roman" w:eastAsia="微軟正黑體" w:hAnsi="Times New Roman" w:cs="Times New Roman"/>
+        </w:rPr>
+      </w:pPr>
+      <w:r>
+        <w:rPr>
+          <w:rFonts w:ascii="Times New Roman" w:eastAsia="微軟正黑體" w:hAnsi="Times New Roman" w:cs="Times New Roman" w:hint="eastAsia"/>
+        </w:rPr>
+        <w:t xml:space="preserve">This agent has the same form as Agent 1 with </w:t>
+      </w:r>
+      <w:r>
+        <w:rPr>
+          <w:rFonts w:ascii="Times New Roman" w:eastAsia="微軟正黑體" w:hAnsi="Times New Roman" w:cs="Times New Roman" w:hint="eastAsia"/>
+        </w:rPr>
+        <w:t>c</w:t>
+      </w:r>
+      <w:r>
+        <w:rPr>
+          <w:rFonts w:ascii="Times New Roman" w:eastAsia="微軟正黑體" w:hAnsi="Times New Roman" w:cs="Times New Roman"/>
+        </w:rPr>
+        <w:t>ooperati</w:t>
+      </w:r>
+      <w:r>
+        <w:rPr>
+          <w:rFonts w:ascii="Times New Roman" w:eastAsia="微軟正黑體" w:hAnsi="Times New Roman" w:cs="Times New Roman" w:hint="eastAsia"/>
+        </w:rPr>
+        <w:t>on. T</w:t>
+      </w:r>
+      <w:r>
+        <w:rPr>
+          <w:rFonts w:ascii="Times New Roman" w:eastAsia="微軟正黑體" w:hAnsi="Times New Roman" w:cs="Times New Roman"/>
+        </w:rPr>
+        <w:t xml:space="preserve">he four players form two pairs: Players 1 &amp; 3, and Players 2 &amp; 4. </w:t>
+      </w:r>
+    </w:p>
+    <w:p>
+      <w:pPr>
+        <w:spacing w:before="240" w:after="240" w:line="360" w:lineRule="exact"/>
+        <w:rPr>
+          <w:rFonts w:ascii="Times New Roman" w:eastAsia="微軟正黑體" w:hAnsi="Times New Roman" w:cs="Times New Roman"/>
+          <w:b/>
+          <w:bCs/>
+        </w:rPr>
+      </w:pPr>
+      <w:r>
+        <w:rPr>
+          <w:rFonts w:ascii="Times New Roman" w:eastAsia="微軟正黑體" w:hAnsi="Times New Roman" w:cs="Times New Roman" w:hint="eastAsia"/>
+        </w:rPr>
+        <w:t xml:space="preserve">We use the </w:t>
+      </w:r>
+      <w:r>
+        <w:rPr>
+          <w:rFonts w:ascii="Times New Roman" w:eastAsia="微軟正黑體" w:hAnsi="Times New Roman" w:cs="Times New Roman" w:hint="eastAsia"/>
+        </w:rPr>
+        <w:t>similar</w:t>
+      </w:r>
+      <w:r>
+        <w:rPr>
+          <w:rFonts w:ascii="Times New Roman" w:eastAsia="微軟正黑體" w:hAnsi="Times New Roman" w:cs="Times New Roman" w:hint="eastAsia"/>
+        </w:rPr>
+        <w:t xml:space="preserve"> architecture </w:t>
+      </w:r>
+      <w:r>
+        <w:rPr>
+          <w:rFonts w:ascii="Times New Roman" w:eastAsia="微軟正黑體" w:hAnsi="Times New Roman" w:cs="Times New Roman" w:hint="eastAsia"/>
+        </w:rPr>
+        <w:t>to</w:t>
+      </w:r>
+      <w:r>
+        <w:rPr>
+          <w:rFonts w:ascii="Times New Roman" w:eastAsia="微軟正黑體" w:hAnsi="Times New Roman" w:cs="Times New Roman" w:hint="eastAsia"/>
+        </w:rPr>
+        <w:t xml:space="preserve"> Agent 1</w:t>
+      </w:r>
+      <w:r>
+        <w:rPr>
+          <w:rFonts w:ascii="Times New Roman" w:eastAsia="微軟正黑體" w:hAnsi="Times New Roman" w:cs="Times New Roman" w:hint="eastAsia"/>
+        </w:rPr>
+        <w:t>, but i</w:t>
+      </w:r>
+      <w:r>
+        <w:rPr>
+          <w:rFonts w:ascii="Times New Roman" w:eastAsia="微軟正黑體" w:hAnsi="Times New Roman" w:cs="Times New Roman" w:hint="eastAsia"/>
+        </w:rPr>
+        <w:t xml:space="preserve">n the backpropagation step, we </w:t>
+      </w:r>
+      <w:r>
+        <w:rPr>
+          <w:rFonts w:ascii="Times New Roman" w:eastAsia="微軟正黑體" w:hAnsi="Times New Roman" w:cs="Times New Roman" w:hint="eastAsia"/>
+        </w:rPr>
+        <w:lastRenderedPageBreak/>
+        <w:t xml:space="preserve">calculate the </w:t>
+      </w:r>
+      <w:r>
+        <w:rPr>
+          <w:rFonts w:ascii="Times New Roman" w:eastAsia="微軟正黑體" w:hAnsi="Times New Roman" w:cs="Times New Roman" w:hint="eastAsia"/>
+        </w:rPr>
+        <w:t xml:space="preserve">sum of </w:t>
+      </w:r>
+      <w:r>
+        <w:rPr>
+          <w:rFonts w:ascii="Times New Roman" w:eastAsia="微軟正黑體" w:hAnsi="Times New Roman" w:cs="Times New Roman" w:hint="eastAsia"/>
+        </w:rPr>
+        <w:t>score for player</w:t>
+      </w:r>
+      <w:r>
+        <w:rPr>
+          <w:rFonts w:ascii="Times New Roman" w:eastAsia="微軟正黑體" w:hAnsi="Times New Roman" w:cs="Times New Roman" w:hint="eastAsia"/>
+        </w:rPr>
+        <w:t>s in the same pair instead</w:t>
+      </w:r>
+      <w:r>
+        <w:rPr>
+          <w:rFonts w:ascii="Times New Roman" w:eastAsia="微軟正黑體" w:hAnsi="Times New Roman" w:cs="Times New Roman" w:hint="eastAsia"/>
+        </w:rPr>
+        <w:t>.</w:t>
+      </w:r>
+      <w:r>
+        <w:rPr>
+          <w:rFonts w:ascii="Times New Roman" w:eastAsia="微軟正黑體" w:hAnsi="Times New Roman" w:cs="Times New Roman" w:hint="eastAsia"/>
+        </w:rPr>
+        <w:t xml:space="preserve"> By doing so, the player will choose the best move that </w:t>
+      </w:r>
+      <w:r>
+        <w:rPr>
+          <w:rFonts w:ascii="Times New Roman" w:eastAsia="微軟正黑體" w:hAnsi="Times New Roman" w:cs="Times New Roman" w:hint="eastAsia"/>
+        </w:rPr>
+        <w:t>can increase</w:t>
+      </w:r>
+      <w:r>
+        <w:rPr>
+          <w:rFonts w:ascii="Times New Roman" w:eastAsia="微軟正黑體" w:hAnsi="Times New Roman" w:cs="Times New Roman" w:hint="eastAsia"/>
+        </w:rPr>
+        <w:t xml:space="preserve"> not only his own score but also his partner</w:t>
+      </w:r>
+      <w:r>
+        <w:rPr>
+          <w:rFonts w:ascii="Times New Roman" w:eastAsia="微軟正黑體" w:hAnsi="Times New Roman" w:cs="Times New Roman"/>
+        </w:rPr>
+        <w:t>’</w:t>
+      </w:r>
+      <w:r>
+        <w:rPr>
+          <w:rFonts w:ascii="Times New Roman" w:eastAsia="微軟正黑體" w:hAnsi="Times New Roman" w:cs="Times New Roman" w:hint="eastAsia"/>
+        </w:rPr>
+        <w:t>s.</w:t>
+      </w:r>
+      <w:r>
+        <w:rPr>
+          <w:rFonts w:ascii="Times New Roman" w:eastAsia="微軟正黑體" w:hAnsi="Times New Roman" w:cs="Times New Roman" w:hint="eastAsia"/>
+        </w:rPr>
+        <w:t xml:space="preserve"> </w:t>
+      </w:r>
     </w:p>
     <w:p>
       <w:pPr>
@@ -2561,11 +3460,11 @@
       <w:pPr>
         <w:spacing w:line="360" w:lineRule="exact"/>
         <w:rPr>
-          <w:rFonts w:ascii="Times New Roman" w:eastAsia="微軟正黑體" w:hAnsi="Times New Roman" w:cs="Times New Roman" w:hint="eastAsia"/>
+          <w:rFonts w:ascii="Times New Roman" w:eastAsia="微軟正黑體" w:hAnsi="Times New Roman" w:cs="Times New Roman"/>
           <w:u w:val="single"/>
         </w:rPr>
       </w:pPr>
-      <w:bookmarkStart w:id="0" w:name="_Hlk164170842"/>
+      <w:bookmarkStart w:id="1" w:name="_Hlk164170842"/>
       <w:r>
         <w:rPr>
           <w:rFonts w:ascii="Times New Roman" w:eastAsia="微軟正黑體" w:hAnsi="Times New Roman" w:cs="Times New Roman" w:hint="eastAsia"/>
@@ -2588,7 +3487,7 @@
         <w:t>Game1</w:t>
       </w:r>
     </w:p>
-    <w:bookmarkEnd w:id="0"/>
+    <w:bookmarkEnd w:id="1"/>
     <w:p>
       <w:pPr>
         <w:pStyle w:val="a3"/>
@@ -2617,7 +3516,7 @@
           <w:rFonts w:ascii="Times New Roman" w:eastAsia="微軟正黑體" w:hAnsi="Times New Roman" w:cs="Times New Roman"/>
         </w:rPr>
       </w:pPr>
-      <w:bookmarkStart w:id="1" w:name="_Hlk161619948"/>
+      <w:bookmarkStart w:id="2" w:name="_Hlk161619948"/>
       <w:r>
         <w:rPr>
           <w:rFonts w:ascii="Times New Roman" w:eastAsia="微軟正黑體" w:hAnsi="Times New Roman" w:cs="Times New Roman" w:hint="eastAsia"/>
@@ -2674,7 +3573,6 @@
         </w:rPr>
         <w:t xml:space="preserve">the </w:t>
       </w:r>
-      <w:proofErr w:type="spellStart"/>
       <w:r>
         <w:rPr>
           <w:rFonts w:ascii="Times New Roman" w:eastAsia="微軟正黑體" w:hAnsi="Times New Roman" w:cs="Times New Roman"/>
@@ -2683,7 +3581,6 @@
         </w:rPr>
         <w:t>Farneback</w:t>
       </w:r>
-      <w:proofErr w:type="spellEnd"/>
       <w:r>
         <w:rPr>
           <w:rFonts w:ascii="Times New Roman" w:eastAsia="微軟正黑體" w:hAnsi="Times New Roman" w:cs="Times New Roman"/>
@@ -2711,7 +3608,7 @@
         <w:t>.</w:t>
       </w:r>
     </w:p>
-    <w:bookmarkEnd w:id="1"/>
+    <w:bookmarkEnd w:id="2"/>
     <w:p>
       <w:pPr>
         <w:pStyle w:val="a3"/>
@@ -3018,16 +3915,16 @@
         <w:spacing w:line="360" w:lineRule="exact"/>
         <w:rPr>
           <w:rFonts w:ascii="Times New Roman" w:eastAsia="微軟正黑體" w:hAnsi="Times New Roman" w:cs="Times New Roman"/>
-        </w:rPr>
-      </w:pPr>
-      <w:proofErr w:type="spellStart"/>
+          <w:sz w:val="22"/>
+          <w:szCs w:val="20"/>
+        </w:rPr>
+      </w:pPr>
       <w:r>
         <w:rPr>
           <w:rFonts w:ascii="Times New Roman" w:eastAsia="微軟正黑體" w:hAnsi="Times New Roman" w:cs="Times New Roman"/>
         </w:rPr>
         <w:t>LiaoWC</w:t>
       </w:r>
-      <w:proofErr w:type="spellEnd"/>
       <w:r>
         <w:rPr>
           <w:rFonts w:ascii="Times New Roman" w:eastAsia="微軟正黑體" w:hAnsi="Times New Roman" w:cs="Times New Roman" w:hint="eastAsia"/>
@@ -3069,22 +3966,10 @@
           <w:rPr>
             <w:rStyle w:val="a9"/>
             <w:rFonts w:ascii="Times New Roman" w:eastAsia="微軟正黑體" w:hAnsi="Times New Roman" w:cs="Times New Roman"/>
+            <w:sz w:val="22"/>
+            <w:szCs w:val="20"/>
           </w:rPr>
-          <w:t>https://liaowc.github.io/blog/mcts-monte-carlo-tre</w:t>
-        </w:r>
-        <w:r>
-          <w:rPr>
-            <w:rStyle w:val="a9"/>
-            <w:rFonts w:ascii="Times New Roman" w:eastAsia="微軟正黑體" w:hAnsi="Times New Roman" w:cs="Times New Roman"/>
-          </w:rPr>
-          <w:t>e</w:t>
-        </w:r>
-        <w:r>
-          <w:rPr>
-            <w:rStyle w:val="a9"/>
-            <w:rFonts w:ascii="Times New Roman" w:eastAsia="微軟正黑體" w:hAnsi="Times New Roman" w:cs="Times New Roman"/>
-          </w:rPr>
-          <w:t>-search/</w:t>
+          <w:t>https://liaowc.github.io/blog/mcts-monte-carlo-tree-search/</w:t>
         </w:r>
       </w:hyperlink>
     </w:p>
@@ -3113,21 +3998,7 @@
         <w:rPr>
           <w:rFonts w:ascii="Times New Roman" w:eastAsia="微軟正黑體" w:hAnsi="Times New Roman" w:cs="Times New Roman"/>
         </w:rPr>
-        <w:t xml:space="preserve">Julian </w:t>
-      </w:r>
-      <w:proofErr w:type="spellStart"/>
-      <w:r>
-        <w:rPr>
-          <w:rFonts w:ascii="Times New Roman" w:eastAsia="微軟正黑體" w:hAnsi="Times New Roman" w:cs="Times New Roman"/>
-        </w:rPr>
-        <w:t>Schrittwieser</w:t>
-      </w:r>
-      <w:proofErr w:type="spellEnd"/>
-      <w:r>
-        <w:rPr>
-          <w:rFonts w:ascii="Times New Roman" w:eastAsia="微軟正黑體" w:hAnsi="Times New Roman" w:cs="Times New Roman"/>
-        </w:rPr>
-        <w:t>, Karen Simonyan</w:t>
+        <w:t>Julian Schrittwieser, Karen Simonyan</w:t>
       </w:r>
       <w:r>
         <w:rPr>
@@ -3152,6 +4023,8 @@
           <w:rPr>
             <w:rStyle w:val="a9"/>
             <w:rFonts w:ascii="Times New Roman" w:eastAsia="微軟正黑體" w:hAnsi="Times New Roman" w:cs="Times New Roman"/>
+            <w:sz w:val="22"/>
+            <w:szCs w:val="20"/>
           </w:rPr>
           <w:t>https://discovery.ucl.ac.uk/id/eprint/10045895/1/agz_unformatted_nature.pdf</w:t>
         </w:r>
@@ -3166,28 +4039,117 @@
         </w:numPr>
         <w:spacing w:line="360" w:lineRule="exact"/>
         <w:rPr>
-          <w:rFonts w:ascii="Times New Roman" w:eastAsia="微軟正黑體" w:hAnsi="Times New Roman" w:cs="Times New Roman"/>
-        </w:rPr>
-      </w:pPr>
-      <w:r>
-        <w:rPr>
-          <w:rFonts w:ascii="Times New Roman" w:eastAsia="微軟正黑體" w:hAnsi="Times New Roman" w:cs="Times New Roman" w:hint="eastAsia"/>
-        </w:rPr>
-        <w:t xml:space="preserve">Fig.1. </w:t>
-      </w:r>
-      <w:r>
-        <w:rPr>
-          <w:rFonts w:ascii="Times New Roman" w:eastAsia="微軟正黑體" w:hAnsi="Times New Roman" w:cs="Times New Roman"/>
-        </w:rPr>
-        <w:t xml:space="preserve">Source: By Rmoss92 - Own work, CC BY-SA 4.0, </w:t>
+          <w:rStyle w:val="a9"/>
+          <w:rFonts w:ascii="Times New Roman" w:eastAsia="微軟正黑體" w:hAnsi="Times New Roman" w:cs="Times New Roman"/>
+          <w:color w:val="auto"/>
+          <w:sz w:val="22"/>
+          <w:szCs w:val="20"/>
+          <w:u w:val="none"/>
+        </w:rPr>
+      </w:pPr>
+      <w:r>
+        <w:rPr>
+          <w:rFonts w:ascii="Times New Roman" w:eastAsia="微軟正黑體" w:hAnsi="Times New Roman" w:cs="Times New Roman" w:hint="eastAsia"/>
+        </w:rPr>
+        <w:t>Fig.</w:t>
+      </w:r>
+      <w:r>
+        <w:rPr>
+          <w:rFonts w:ascii="Times New Roman" w:eastAsia="微軟正黑體" w:hAnsi="Times New Roman" w:cs="Times New Roman" w:hint="eastAsia"/>
+        </w:rPr>
+        <w:t xml:space="preserve"> </w:t>
+      </w:r>
+      <w:r>
+        <w:rPr>
+          <w:rFonts w:ascii="Times New Roman" w:eastAsia="微軟正黑體" w:hAnsi="Times New Roman" w:cs="Times New Roman" w:hint="eastAsia"/>
+        </w:rPr>
+        <w:t xml:space="preserve">1. </w:t>
+      </w:r>
+      <w:r>
+        <w:rPr>
+          <w:rFonts w:ascii="Times New Roman" w:eastAsia="微軟正黑體" w:hAnsi="Times New Roman" w:cs="Times New Roman" w:hint="eastAsia"/>
+        </w:rPr>
+        <w:t>s</w:t>
+      </w:r>
+      <w:r>
+        <w:rPr>
+          <w:rFonts w:ascii="Times New Roman" w:eastAsia="微軟正黑體" w:hAnsi="Times New Roman" w:cs="Times New Roman"/>
+        </w:rPr>
+        <w:t xml:space="preserve">ource: By Rmoss92 - Own work, CC BY-SA 4.0, </w:t>
       </w:r>
       <w:hyperlink r:id="rId12" w:history="1">
         <w:r>
           <w:rPr>
             <w:rStyle w:val="a9"/>
             <w:rFonts w:ascii="Times New Roman" w:eastAsia="微軟正黑體" w:hAnsi="Times New Roman" w:cs="Times New Roman"/>
+            <w:sz w:val="22"/>
+            <w:szCs w:val="20"/>
           </w:rPr>
           <w:t>https://commons.wikimedia.org/w/index.php?curid=88889583</w:t>
+        </w:r>
+      </w:hyperlink>
+    </w:p>
+    <w:p>
+      <w:pPr>
+        <w:pStyle w:val="a3"/>
+        <w:numPr>
+          <w:ilvl w:val="0"/>
+          <w:numId w:val="9"/>
+        </w:numPr>
+        <w:spacing w:line="360" w:lineRule="exact"/>
+        <w:rPr>
+          <w:rFonts w:ascii="Times New Roman" w:eastAsia="微軟正黑體" w:hAnsi="Times New Roman" w:cs="Times New Roman"/>
+        </w:rPr>
+      </w:pPr>
+      <w:r>
+        <w:rPr>
+          <w:rFonts w:ascii="Times New Roman" w:eastAsia="微軟正黑體" w:hAnsi="Times New Roman" w:cs="Times New Roman" w:hint="eastAsia"/>
+        </w:rPr>
+        <w:t xml:space="preserve">Fig. 2. source: </w:t>
+      </w:r>
+    </w:p>
+    <w:p>
+      <w:pPr>
+        <w:pStyle w:val="a3"/>
+        <w:spacing w:line="360" w:lineRule="exact"/>
+        <w:ind w:left="360"/>
+        <w:rPr>
+          <w:rFonts w:ascii="Times New Roman" w:eastAsia="微軟正黑體" w:hAnsi="Times New Roman" w:cs="Times New Roman"/>
+        </w:rPr>
+      </w:pPr>
+      <w:r>
+        <w:rPr>
+          <w:rFonts w:ascii="Times New Roman" w:eastAsia="微軟正黑體" w:hAnsi="Times New Roman" w:cs="Times New Roman"/>
+        </w:rPr>
+        <w:t>Guillaume M.J-B. Chaslot, Mark H.M. Winands, and H. Jaap van den Herik</w:t>
+      </w:r>
+      <w:r>
+        <w:rPr>
+          <w:rFonts w:ascii="Times New Roman" w:eastAsia="微軟正黑體" w:hAnsi="Times New Roman" w:cs="Times New Roman" w:hint="eastAsia"/>
+        </w:rPr>
+        <w:t xml:space="preserve"> / </w:t>
+      </w:r>
+      <w:r>
+        <w:rPr>
+          <w:rFonts w:ascii="Times New Roman" w:eastAsia="微軟正黑體" w:hAnsi="Times New Roman" w:cs="Times New Roman"/>
+        </w:rPr>
+        <w:t>Parallel Monte-Carlo Tree Search</w:t>
+      </w:r>
+      <w:r>
+        <w:rPr>
+          <w:rFonts w:ascii="Times New Roman" w:eastAsia="微軟正黑體" w:hAnsi="Times New Roman" w:cs="Times New Roman" w:hint="eastAsia"/>
+        </w:rPr>
+        <w:t xml:space="preserve">, </w:t>
+      </w:r>
+      <w:hyperlink r:id="rId13" w:history="1">
+        <w:r>
+          <w:rPr>
+            <w:rStyle w:val="a9"/>
+            <w:rFonts w:ascii="Times New Roman" w:eastAsia="微軟正黑體" w:hAnsi="Times New Roman" w:cs="Times New Roman"/>
+            <w:sz w:val="22"/>
+            <w:szCs w:val="20"/>
+          </w:rPr>
+          <w:t>https://dke.maastrichtuniversity.nl/m.winands/documents/multithreadedMCTS2.pdf</w:t>
         </w:r>
       </w:hyperlink>
     </w:p>
@@ -6303,7 +7265,7 @@
   <w:style w:type="paragraph" w:default="1" w:styleId="a">
     <w:name w:val="Normal"/>
     <w:qFormat/>
-    <w:rsid w:val="009D111D"/>
+    <w:rsid w:val="00BC63B6"/>
     <w:pPr>
       <w:widowControl w:val="0"/>
     </w:pPr>

--- a/HW2/report/team6.docx
+++ b/HW2/report/team6.docx
@@ -593,7 +593,7 @@
                 <w:noProof/>
               </w:rPr>
               <w:drawing>
-                <wp:anchor distT="0" distB="0" distL="114300" distR="114300" simplePos="0" relativeHeight="251664384" behindDoc="0" locked="0" layoutInCell="1" allowOverlap="1" wp14:anchorId="22983D36" wp14:editId="3D259AE1">
+                <wp:anchor distT="0" distB="0" distL="114300" distR="114300" simplePos="0" relativeHeight="251664384" behindDoc="0" locked="0" layoutInCell="1" allowOverlap="1" wp14:anchorId="22983D36" wp14:editId="53FE87CB">
                   <wp:simplePos x="1212850" y="3136900"/>
                   <wp:positionH relativeFrom="margin">
                     <wp:posOffset>-68580</wp:posOffset>
@@ -601,8 +601,8 @@
                   <wp:positionV relativeFrom="margin">
                     <wp:posOffset>0</wp:posOffset>
                   </wp:positionV>
-                  <wp:extent cx="5258435" cy="1653540"/>
-                  <wp:effectExtent l="0" t="0" r="0" b="3810"/>
+                  <wp:extent cx="5258435" cy="1638300"/>
+                  <wp:effectExtent l="0" t="0" r="0" b="0"/>
                   <wp:wrapSquare wrapText="bothSides"/>
                   <wp:docPr id="95649957" name="圖片 1"/>
                   <wp:cNvGraphicFramePr>
@@ -615,7 +615,7 @@
                           <pic:cNvPr id="95649957" name="圖片 95649957"/>
                           <pic:cNvPicPr/>
                         </pic:nvPicPr>
-                        <pic:blipFill>
+                        <pic:blipFill rotWithShape="1">
                           <a:blip r:embed="rId8" cstate="print">
                             <a:extLst>
                               <a:ext uri="{28A0092B-C50C-407E-A947-70E740481C1C}">
@@ -623,18 +623,25 @@
                               </a:ext>
                             </a:extLst>
                           </a:blip>
-                          <a:stretch>
-                            <a:fillRect/>
-                          </a:stretch>
+                          <a:srcRect b="921"/>
+                          <a:stretch/>
                         </pic:blipFill>
-                        <pic:spPr>
+                        <pic:spPr bwMode="auto">
                           <a:xfrm>
                             <a:off x="0" y="0"/>
-                            <a:ext cx="5258435" cy="1653540"/>
+                            <a:ext cx="5258435" cy="1638300"/>
                           </a:xfrm>
                           <a:prstGeom prst="rect">
                             <a:avLst/>
                           </a:prstGeom>
+                          <a:ln>
+                            <a:noFill/>
+                          </a:ln>
+                          <a:extLst>
+                            <a:ext uri="{53640926-AAD7-44D8-BBD7-CCE9431645EC}">
+                              <a14:shadowObscured xmlns:a14="http://schemas.microsoft.com/office/drawing/2010/main"/>
+                            </a:ext>
+                          </a:extLst>
                         </pic:spPr>
                       </pic:pic>
                     </a:graphicData>
@@ -1245,13 +1252,7 @@
         <w:rPr>
           <w:rFonts w:ascii="Times New Roman" w:eastAsia="微軟正黑體" w:hAnsi="Times New Roman" w:cs="Times New Roman" w:hint="eastAsia"/>
         </w:rPr>
-        <w:t>We implemented</w:t>
-      </w:r>
-      <w:r>
-        <w:rPr>
-          <w:rFonts w:ascii="Times New Roman" w:eastAsia="微軟正黑體" w:hAnsi="Times New Roman" w:cs="Times New Roman" w:hint="eastAsia"/>
-        </w:rPr>
-        <w:t xml:space="preserve"> </w:t>
+        <w:t xml:space="preserve">We implemented </w:t>
       </w:r>
       <w:r>
         <w:rPr>
@@ -1267,33 +1268,13 @@
           <w:b/>
           <w:bCs/>
         </w:rPr>
-        <w:t>ed</w:t>
-      </w:r>
-      <w:r>
-        <w:rPr>
-          <w:rFonts w:ascii="Times New Roman" w:eastAsia="微軟正黑體" w:hAnsi="Times New Roman" w:cs="Times New Roman" w:hint="eastAsia"/>
-          <w:b/>
-          <w:bCs/>
-        </w:rPr>
-        <w:t xml:space="preserve"> MCTS</w:t>
-      </w:r>
-      <w:r>
-        <w:rPr>
-          <w:rFonts w:ascii="Times New Roman" w:eastAsia="微軟正黑體" w:hAnsi="Times New Roman" w:cs="Times New Roman" w:hint="eastAsia"/>
-        </w:rPr>
-        <w:t xml:space="preserve"> to achieve</w:t>
-      </w:r>
-      <w:r>
-        <w:rPr>
-          <w:rFonts w:ascii="Times New Roman" w:eastAsia="微軟正黑體" w:hAnsi="Times New Roman" w:cs="Times New Roman" w:hint="eastAsia"/>
-        </w:rPr>
-        <w:t xml:space="preserve"> parallelization</w:t>
-      </w:r>
-      <w:r>
-        <w:rPr>
-          <w:rFonts w:ascii="Times New Roman" w:eastAsia="微軟正黑體" w:hAnsi="Times New Roman" w:cs="Times New Roman" w:hint="eastAsia"/>
-        </w:rPr>
-        <w:t xml:space="preserve">. </w:t>
+        <w:t>ed MCTS</w:t>
+      </w:r>
+      <w:r>
+        <w:rPr>
+          <w:rFonts w:ascii="Times New Roman" w:eastAsia="微軟正黑體" w:hAnsi="Times New Roman" w:cs="Times New Roman" w:hint="eastAsia"/>
+        </w:rPr>
+        <w:t xml:space="preserve"> to achieve parallelization. </w:t>
       </w:r>
       <w:r>
         <w:rPr>
@@ -1362,7 +1343,7 @@
                 <w:szCs w:val="20"/>
               </w:rPr>
               <w:drawing>
-                <wp:anchor distT="0" distB="0" distL="114300" distR="114300" simplePos="0" relativeHeight="251665408" behindDoc="0" locked="0" layoutInCell="1" allowOverlap="1" wp14:anchorId="2F13AEA1" wp14:editId="5A4EF3FF">
+                <wp:anchor distT="0" distB="0" distL="114300" distR="114300" simplePos="0" relativeHeight="251666432" behindDoc="0" locked="0" layoutInCell="1" allowOverlap="1" wp14:anchorId="371629E0" wp14:editId="68513A1C">
                   <wp:simplePos x="0" y="0"/>
                   <wp:positionH relativeFrom="margin">
                     <wp:align>center</wp:align>
@@ -1459,31 +1440,7 @@
         <w:rPr>
           <w:rFonts w:ascii="Times New Roman" w:eastAsia="微軟正黑體" w:hAnsi="Times New Roman" w:cs="Times New Roman" w:hint="eastAsia"/>
         </w:rPr>
-        <w:t>A</w:t>
-      </w:r>
-      <w:r>
-        <w:rPr>
-          <w:rFonts w:ascii="Times New Roman" w:eastAsia="微軟正黑體" w:hAnsi="Times New Roman" w:cs="Times New Roman" w:hint="eastAsia"/>
-        </w:rPr>
-        <w:t>lso</w:t>
-      </w:r>
-      <w:r>
-        <w:rPr>
-          <w:rFonts w:ascii="Times New Roman" w:eastAsia="微軟正黑體" w:hAnsi="Times New Roman" w:cs="Times New Roman" w:hint="eastAsia"/>
-        </w:rPr>
-        <w:t>, we</w:t>
-      </w:r>
-      <w:r>
-        <w:rPr>
-          <w:rFonts w:ascii="Times New Roman" w:eastAsia="微軟正黑體" w:hAnsi="Times New Roman" w:cs="Times New Roman" w:hint="eastAsia"/>
-        </w:rPr>
-        <w:t xml:space="preserve"> </w:t>
-      </w:r>
-      <w:r>
-        <w:rPr>
-          <w:rFonts w:ascii="Times New Roman" w:eastAsia="微軟正黑體" w:hAnsi="Times New Roman" w:cs="Times New Roman" w:hint="eastAsia"/>
-        </w:rPr>
-        <w:t xml:space="preserve">set the max simulation time to </w:t>
+        <w:t xml:space="preserve">Also, we set the max simulation time to </w:t>
       </w:r>
       <w:r>
         <w:rPr>
@@ -1566,19 +1523,7 @@
         <w:rPr>
           <w:rFonts w:ascii="Times New Roman" w:eastAsia="微軟正黑體" w:hAnsi="Times New Roman" w:cs="Times New Roman" w:hint="eastAsia"/>
         </w:rPr>
-        <w:t xml:space="preserve"> as the selection policy </w:t>
-      </w:r>
-      <w:r>
-        <w:rPr>
-          <w:rFonts w:ascii="Times New Roman" w:eastAsia="微軟正黑體" w:hAnsi="Times New Roman" w:cs="Times New Roman" w:hint="eastAsia"/>
-        </w:rPr>
-        <w:t>because</w:t>
-      </w:r>
-      <w:r>
-        <w:rPr>
-          <w:rFonts w:ascii="Times New Roman" w:eastAsia="微軟正黑體" w:hAnsi="Times New Roman" w:cs="Times New Roman" w:hint="eastAsia"/>
-        </w:rPr>
-        <w:t xml:space="preserve"> i</w:t>
+        <w:t xml:space="preserve"> as the selection policy because i</w:t>
       </w:r>
       <w:r>
         <w:rPr>
@@ -2351,11 +2296,19 @@
             </w:r>
             <w:r>
               <w:rPr>
-                <w:rFonts w:ascii="Times New Roman" w:eastAsia="微軟正黑體" w:hAnsi="Times New Roman" w:cs="Times New Roman"/>
+                <w:rFonts w:ascii="Times New Roman" w:eastAsia="微軟正黑體" w:hAnsi="Times New Roman" w:cs="Times New Roman" w:hint="eastAsia"/>
                 <w:sz w:val="22"/>
                 <w:szCs w:val="20"/>
               </w:rPr>
-              <w:t xml:space="preserve">.1. </w:t>
+              <w:t xml:space="preserve"> </w:t>
+            </w:r>
+            <w:r>
+              <w:rPr>
+                <w:rFonts w:ascii="Times New Roman" w:eastAsia="微軟正黑體" w:hAnsi="Times New Roman" w:cs="Times New Roman"/>
+                <w:sz w:val="22"/>
+                <w:szCs w:val="20"/>
+              </w:rPr>
+              <w:t xml:space="preserve">1. </w:t>
             </w:r>
             <w:r>
               <w:rPr>
@@ -2389,61 +2342,7 @@
         <w:rPr>
           <w:rFonts w:ascii="Times New Roman" w:eastAsia="微軟正黑體" w:hAnsi="Times New Roman" w:cs="Times New Roman" w:hint="eastAsia"/>
         </w:rPr>
-        <w:t>In the backpropagation</w:t>
-      </w:r>
-      <w:r>
-        <w:rPr>
-          <w:rFonts w:ascii="Times New Roman" w:eastAsia="微軟正黑體" w:hAnsi="Times New Roman" w:cs="Times New Roman" w:hint="eastAsia"/>
-        </w:rPr>
-        <w:t xml:space="preserve"> step, we calculate</w:t>
-      </w:r>
-      <w:r>
-        <w:rPr>
-          <w:rFonts w:ascii="Times New Roman" w:eastAsia="微軟正黑體" w:hAnsi="Times New Roman" w:cs="Times New Roman" w:hint="eastAsia"/>
-        </w:rPr>
-        <w:t xml:space="preserve"> the score for each player at the terminal game state</w:t>
-      </w:r>
-      <w:r>
-        <w:rPr>
-          <w:rFonts w:ascii="Times New Roman" w:eastAsia="微軟正黑體" w:hAnsi="Times New Roman" w:cs="Times New Roman" w:hint="eastAsia"/>
-        </w:rPr>
-        <w:t xml:space="preserve"> </w:t>
-      </w:r>
-      <w:r>
-        <w:rPr>
-          <w:rFonts w:ascii="Times New Roman" w:eastAsia="微軟正黑體" w:hAnsi="Times New Roman" w:cs="Times New Roman" w:hint="eastAsia"/>
-        </w:rPr>
-        <w:t xml:space="preserve">and then compute the </w:t>
-      </w:r>
-      <w:r>
-        <w:rPr>
-          <w:rFonts w:ascii="Times New Roman" w:eastAsia="微軟正黑體" w:hAnsi="Times New Roman" w:cs="Times New Roman" w:hint="eastAsia"/>
-        </w:rPr>
-        <w:t>average</w:t>
-      </w:r>
-      <w:r>
-        <w:rPr>
-          <w:rFonts w:ascii="Times New Roman" w:eastAsia="微軟正黑體" w:hAnsi="Times New Roman" w:cs="Times New Roman" w:hint="eastAsia"/>
-        </w:rPr>
-        <w:t xml:space="preserve"> score </w:t>
-      </w:r>
-      <w:r>
-        <w:rPr>
-          <w:rFonts w:ascii="Times New Roman" w:eastAsia="微軟正黑體" w:hAnsi="Times New Roman" w:cs="Times New Roman" w:hint="eastAsia"/>
-        </w:rPr>
-        <w:t>for</w:t>
-      </w:r>
-      <w:r>
-        <w:rPr>
-          <w:rFonts w:ascii="Times New Roman" w:eastAsia="微軟正黑體" w:hAnsi="Times New Roman" w:cs="Times New Roman" w:hint="eastAsia"/>
-        </w:rPr>
-        <w:t xml:space="preserve"> each node as the value.</w:t>
-      </w:r>
-      <w:r>
-        <w:rPr>
-          <w:rFonts w:ascii="Times New Roman" w:eastAsia="微軟正黑體" w:hAnsi="Times New Roman" w:cs="Times New Roman" w:hint="eastAsia"/>
-        </w:rPr>
-        <w:t xml:space="preserve"> </w:t>
+        <w:t xml:space="preserve">In the backpropagation step, we calculate the score for each player at the terminal game state and then compute the average score for each node as the value. </w:t>
       </w:r>
     </w:p>
     <w:tbl>
@@ -2479,7 +2378,7 @@
               <w:spacing w:line="360" w:lineRule="exact"/>
               <w:jc w:val="center"/>
               <w:rPr>
-                <w:rFonts w:ascii="Times New Roman" w:eastAsia="微軟正黑體" w:hAnsi="Times New Roman" w:cs="Times New Roman" w:hint="eastAsia"/>
+                <w:rFonts w:ascii="Times New Roman" w:eastAsia="微軟正黑體" w:hAnsi="Times New Roman" w:cs="Times New Roman"/>
               </w:rPr>
             </w:pPr>
             <m:oMathPara>
@@ -2551,7 +2450,7 @@
               <w:spacing w:before="240" w:line="360" w:lineRule="exact"/>
               <w:jc w:val="center"/>
               <w:rPr>
-                <w:rFonts w:ascii="Times New Roman" w:eastAsia="微軟正黑體" w:hAnsi="Times New Roman" w:cs="Times New Roman" w:hint="eastAsia"/>
+                <w:rFonts w:ascii="Times New Roman" w:eastAsia="微軟正黑體" w:hAnsi="Times New Roman" w:cs="Times New Roman"/>
               </w:rPr>
             </w:pPr>
             <w:r>
@@ -2564,11 +2463,11 @@
             </w:r>
             <w:r>
               <w:rPr>
-                <w:rFonts w:ascii="Times New Roman" w:eastAsia="微軟正黑體" w:hAnsi="Times New Roman" w:cs="Times New Roman"/>
+                <w:rFonts w:ascii="Times New Roman" w:eastAsia="微軟正黑體" w:hAnsi="Times New Roman" w:cs="Times New Roman" w:hint="eastAsia"/>
                 <w:sz w:val="22"/>
                 <w:szCs w:val="20"/>
               </w:rPr>
-              <w:t>.</w:t>
+              <w:t xml:space="preserve"> </w:t>
             </w:r>
             <w:r>
               <w:rPr>
@@ -2592,23 +2491,7 @@
                 <w:sz w:val="22"/>
                 <w:szCs w:val="20"/>
               </w:rPr>
-              <w:t xml:space="preserve">The </w:t>
-            </w:r>
-            <w:r>
-              <w:rPr>
-                <w:rFonts w:ascii="Times New Roman" w:eastAsia="微軟正黑體" w:hAnsi="Times New Roman" w:cs="Times New Roman" w:hint="eastAsia"/>
-                <w:sz w:val="22"/>
-                <w:szCs w:val="20"/>
-              </w:rPr>
-              <w:t>score</w:t>
-            </w:r>
-            <w:r>
-              <w:rPr>
-                <w:rFonts w:ascii="Times New Roman" w:eastAsia="微軟正黑體" w:hAnsi="Times New Roman" w:cs="Times New Roman" w:hint="eastAsia"/>
-                <w:sz w:val="22"/>
-                <w:szCs w:val="20"/>
-              </w:rPr>
-              <w:t xml:space="preserve"> </w:t>
+              <w:t xml:space="preserve">The score </w:t>
             </w:r>
             <w:r>
               <w:rPr>
@@ -2650,14 +2533,7 @@
           <w:rFonts w:ascii="Times New Roman" w:eastAsia="微軟正黑體" w:hAnsi="Times New Roman" w:cs="Times New Roman" w:hint="eastAsia"/>
           <w:u w:val="single"/>
         </w:rPr>
-        <w:t>2</w:t>
-      </w:r>
-      <w:r>
-        <w:rPr>
-          <w:rFonts w:ascii="Times New Roman" w:eastAsia="微軟正黑體" w:hAnsi="Times New Roman" w:cs="Times New Roman" w:hint="eastAsia"/>
-          <w:u w:val="single"/>
-        </w:rPr>
-        <w:t>:</w:t>
+        <w:t>2:</w:t>
       </w:r>
     </w:p>
     <w:p>
@@ -2671,19 +2547,7 @@
         <w:rPr>
           <w:rFonts w:ascii="Times New Roman" w:eastAsia="微軟正黑體" w:hAnsi="Times New Roman" w:cs="Times New Roman" w:hint="eastAsia"/>
         </w:rPr>
-        <w:t>This agent is</w:t>
-      </w:r>
-      <w:r>
-        <w:rPr>
-          <w:rFonts w:ascii="Times New Roman" w:eastAsia="微軟正黑體" w:hAnsi="Times New Roman" w:cs="Times New Roman" w:hint="eastAsia"/>
-        </w:rPr>
-        <w:t xml:space="preserve"> played on</w:t>
-      </w:r>
-      <w:r>
-        <w:rPr>
-          <w:rFonts w:ascii="Times New Roman" w:eastAsia="微軟正黑體" w:hAnsi="Times New Roman" w:cs="Times New Roman" w:hint="eastAsia"/>
-        </w:rPr>
-        <w:t xml:space="preserve"> t</w:t>
+        <w:t>This agent is played on t</w:t>
       </w:r>
       <w:r>
         <w:rPr>
@@ -2707,48 +2571,42 @@
         <w:rPr>
           <w:rFonts w:ascii="Times New Roman" w:eastAsia="微軟正黑體" w:hAnsi="Times New Roman" w:cs="Times New Roman" w:hint="eastAsia"/>
         </w:rPr>
+        <w:t xml:space="preserve"> which has </w:t>
+      </w:r>
+      <w:r>
+        <w:rPr>
+          <w:rFonts w:ascii="Times New Roman" w:eastAsia="微軟正黑體" w:hAnsi="Times New Roman" w:cs="Times New Roman"/>
+        </w:rPr>
+        <w:t xml:space="preserve">4 players, </w:t>
+      </w:r>
+      <w:r>
+        <w:rPr>
+          <w:rFonts w:ascii="Times New Roman" w:eastAsia="微軟正黑體" w:hAnsi="Times New Roman" w:cs="Times New Roman" w:hint="eastAsia"/>
+        </w:rPr>
+        <w:t>32</w:t>
+      </w:r>
+      <w:r>
+        <w:rPr>
+          <w:rFonts w:ascii="Times New Roman" w:eastAsia="微軟正黑體" w:hAnsi="Times New Roman" w:cs="Times New Roman"/>
+        </w:rPr>
+        <w:t xml:space="preserve"> sheep per player</w:t>
+      </w:r>
+      <w:r>
+        <w:rPr>
+          <w:rFonts w:ascii="Times New Roman" w:eastAsia="微軟正黑體" w:hAnsi="Times New Roman" w:cs="Times New Roman" w:hint="eastAsia"/>
+        </w:rPr>
+        <w:t xml:space="preserve"> and</w:t>
+      </w:r>
+      <w:r>
+        <w:rPr>
+          <w:rFonts w:ascii="Times New Roman" w:eastAsia="微軟正黑體" w:hAnsi="Times New Roman" w:cs="Times New Roman"/>
+        </w:rPr>
         <w:t xml:space="preserve"> </w:t>
       </w:r>
       <w:r>
         <w:rPr>
           <w:rFonts w:ascii="Times New Roman" w:eastAsia="微軟正黑體" w:hAnsi="Times New Roman" w:cs="Times New Roman" w:hint="eastAsia"/>
         </w:rPr>
-        <w:t xml:space="preserve">which has </w:t>
-      </w:r>
-      <w:r>
-        <w:rPr>
-          <w:rFonts w:ascii="Times New Roman" w:eastAsia="微軟正黑體" w:hAnsi="Times New Roman" w:cs="Times New Roman"/>
-        </w:rPr>
-        <w:t xml:space="preserve">4 players, </w:t>
-      </w:r>
-      <w:r>
-        <w:rPr>
-          <w:rFonts w:ascii="Times New Roman" w:eastAsia="微軟正黑體" w:hAnsi="Times New Roman" w:cs="Times New Roman" w:hint="eastAsia"/>
-        </w:rPr>
-        <w:t>32</w:t>
-      </w:r>
-      <w:r>
-        <w:rPr>
-          <w:rFonts w:ascii="Times New Roman" w:eastAsia="微軟正黑體" w:hAnsi="Times New Roman" w:cs="Times New Roman"/>
-        </w:rPr>
-        <w:t xml:space="preserve"> sheep per player</w:t>
-      </w:r>
-      <w:r>
-        <w:rPr>
-          <w:rFonts w:ascii="Times New Roman" w:eastAsia="微軟正黑體" w:hAnsi="Times New Roman" w:cs="Times New Roman" w:hint="eastAsia"/>
-        </w:rPr>
-        <w:t xml:space="preserve"> and</w:t>
-      </w:r>
-      <w:r>
-        <w:rPr>
-          <w:rFonts w:ascii="Times New Roman" w:eastAsia="微軟正黑體" w:hAnsi="Times New Roman" w:cs="Times New Roman"/>
-        </w:rPr>
-        <w:t xml:space="preserve"> </w:t>
-      </w:r>
-      <w:r>
-        <w:rPr>
-          <w:rFonts w:ascii="Times New Roman" w:eastAsia="微軟正黑體" w:hAnsi="Times New Roman" w:cs="Times New Roman" w:hint="eastAsia"/>
-        </w:rPr>
         <w:t>100</w:t>
       </w:r>
       <w:r>
@@ -2761,13 +2619,7 @@
         <w:rPr>
           <w:rFonts w:ascii="Times New Roman" w:eastAsia="微軟正黑體" w:hAnsi="Times New Roman" w:cs="Times New Roman" w:hint="eastAsia"/>
         </w:rPr>
-        <w:t>5</w:t>
-      </w:r>
-      <w:r>
-        <w:rPr>
-          <w:rFonts w:ascii="Times New Roman" w:eastAsia="微軟正黑體" w:hAnsi="Times New Roman" w:cs="Times New Roman" w:hint="eastAsia"/>
-        </w:rPr>
-        <w:t>x</w:t>
+        <w:t>5x</w:t>
       </w:r>
       <w:r>
         <w:rPr>
@@ -2798,26 +2650,14 @@
       <w:pPr>
         <w:spacing w:after="240" w:line="360" w:lineRule="exact"/>
         <w:rPr>
-          <w:rFonts w:ascii="Times New Roman" w:eastAsia="微軟正黑體" w:hAnsi="Times New Roman" w:cs="Times New Roman" w:hint="eastAsia"/>
-        </w:rPr>
-      </w:pPr>
-      <w:r>
-        <w:rPr>
-          <w:rFonts w:ascii="Times New Roman" w:eastAsia="微軟正黑體" w:hAnsi="Times New Roman" w:cs="Times New Roman" w:hint="eastAsia"/>
-        </w:rPr>
-        <w:t>We use the same architecture as Agent 1, only altering the</w:t>
-      </w:r>
-      <w:r>
-        <w:rPr>
-          <w:rFonts w:ascii="Times New Roman" w:eastAsia="微軟正黑體" w:hAnsi="Times New Roman" w:cs="Times New Roman" w:hint="eastAsia"/>
-        </w:rPr>
-        <w:t xml:space="preserve"> setting of</w:t>
-      </w:r>
-      <w:r>
-        <w:rPr>
-          <w:rFonts w:ascii="Times New Roman" w:eastAsia="微軟正黑體" w:hAnsi="Times New Roman" w:cs="Times New Roman" w:hint="eastAsia"/>
-        </w:rPr>
-        <w:t xml:space="preserve"> number of sheep and the size of board.</w:t>
+          <w:rFonts w:ascii="Times New Roman" w:eastAsia="微軟正黑體" w:hAnsi="Times New Roman" w:cs="Times New Roman"/>
+        </w:rPr>
+      </w:pPr>
+      <w:r>
+        <w:rPr>
+          <w:rFonts w:ascii="Times New Roman" w:eastAsia="微軟正黑體" w:hAnsi="Times New Roman" w:cs="Times New Roman" w:hint="eastAsia"/>
+        </w:rPr>
+        <w:t>We use the same architecture as Agent 1, only altering the setting of number of sheep and the size of board.</w:t>
       </w:r>
     </w:p>
     <w:p>
@@ -2840,52 +2680,21 @@
           <w:rFonts w:ascii="Times New Roman" w:eastAsia="微軟正黑體" w:hAnsi="Times New Roman" w:cs="Times New Roman" w:hint="eastAsia"/>
           <w:u w:val="single"/>
         </w:rPr>
-        <w:t>3</w:t>
-      </w:r>
-      <w:r>
-        <w:rPr>
-          <w:rFonts w:ascii="Times New Roman" w:eastAsia="微軟正黑體" w:hAnsi="Times New Roman" w:cs="Times New Roman" w:hint="eastAsia"/>
-          <w:u w:val="single"/>
-        </w:rPr>
-        <w:t>:</w:t>
+        <w:t>3:</w:t>
       </w:r>
     </w:p>
     <w:p>
       <w:pPr>
         <w:spacing w:after="240" w:line="360" w:lineRule="exact"/>
         <w:rPr>
-          <w:rFonts w:ascii="Times New Roman" w:eastAsia="微軟正黑體" w:hAnsi="Times New Roman" w:cs="Times New Roman" w:hint="eastAsia"/>
-        </w:rPr>
-      </w:pPr>
-      <w:r>
-        <w:rPr>
-          <w:rFonts w:ascii="Times New Roman" w:eastAsia="微軟正黑體" w:hAnsi="Times New Roman" w:cs="Times New Roman" w:hint="eastAsia"/>
-        </w:rPr>
-        <w:t xml:space="preserve">This agent </w:t>
-      </w:r>
-      <w:r>
-        <w:rPr>
-          <w:rFonts w:ascii="Times New Roman" w:eastAsia="微軟正黑體" w:hAnsi="Times New Roman" w:cs="Times New Roman" w:hint="eastAsia"/>
-        </w:rPr>
-        <w:t>has</w:t>
-      </w:r>
-      <w:r>
-        <w:rPr>
-          <w:rFonts w:ascii="Times New Roman" w:eastAsia="微軟正黑體" w:hAnsi="Times New Roman" w:cs="Times New Roman" w:hint="eastAsia"/>
-        </w:rPr>
-        <w:t xml:space="preserve"> </w:t>
-      </w:r>
-      <w:r>
-        <w:rPr>
-          <w:rFonts w:ascii="Times New Roman" w:eastAsia="微軟正黑體" w:hAnsi="Times New Roman" w:cs="Times New Roman" w:hint="eastAsia"/>
-        </w:rPr>
-        <w:t>the same form as Agent 1 with imperfect information</w:t>
-      </w:r>
-      <w:r>
-        <w:rPr>
-          <w:rFonts w:ascii="Times New Roman" w:eastAsia="微軟正黑體" w:hAnsi="Times New Roman" w:cs="Times New Roman" w:hint="eastAsia"/>
-        </w:rPr>
-        <w:t xml:space="preserve">: </w:t>
+          <w:rFonts w:ascii="Times New Roman" w:eastAsia="微軟正黑體" w:hAnsi="Times New Roman" w:cs="Times New Roman"/>
+        </w:rPr>
+      </w:pPr>
+      <w:r>
+        <w:rPr>
+          <w:rFonts w:ascii="Times New Roman" w:eastAsia="微軟正黑體" w:hAnsi="Times New Roman" w:cs="Times New Roman" w:hint="eastAsia"/>
+        </w:rPr>
+        <w:t xml:space="preserve">This agent has the same form as Agent 1 with imperfect information: </w:t>
       </w:r>
       <w:r>
         <w:rPr>
@@ -2905,73 +2714,7 @@
         <w:rPr>
           <w:rFonts w:ascii="Times New Roman" w:eastAsia="微軟正黑體" w:hAnsi="Times New Roman" w:cs="Times New Roman" w:hint="eastAsia"/>
         </w:rPr>
-        <w:t xml:space="preserve">We use the </w:t>
-      </w:r>
-      <w:r>
-        <w:rPr>
-          <w:rFonts w:ascii="Times New Roman" w:eastAsia="微軟正黑體" w:hAnsi="Times New Roman" w:cs="Times New Roman" w:hint="eastAsia"/>
-        </w:rPr>
-        <w:t>similar</w:t>
-      </w:r>
-      <w:r>
-        <w:rPr>
-          <w:rFonts w:ascii="Times New Roman" w:eastAsia="微軟正黑體" w:hAnsi="Times New Roman" w:cs="Times New Roman" w:hint="eastAsia"/>
-        </w:rPr>
-        <w:t xml:space="preserve"> architecture </w:t>
-      </w:r>
-      <w:r>
-        <w:rPr>
-          <w:rFonts w:ascii="Times New Roman" w:eastAsia="微軟正黑體" w:hAnsi="Times New Roman" w:cs="Times New Roman" w:hint="eastAsia"/>
-        </w:rPr>
-        <w:t xml:space="preserve">to </w:t>
-      </w:r>
-      <w:r>
-        <w:rPr>
-          <w:rFonts w:ascii="Times New Roman" w:eastAsia="微軟正黑體" w:hAnsi="Times New Roman" w:cs="Times New Roman" w:hint="eastAsia"/>
-        </w:rPr>
-        <w:t>A</w:t>
-      </w:r>
-      <w:r>
-        <w:rPr>
-          <w:rFonts w:ascii="Times New Roman" w:eastAsia="微軟正黑體" w:hAnsi="Times New Roman" w:cs="Times New Roman" w:hint="eastAsia"/>
-        </w:rPr>
-        <w:t xml:space="preserve">gent </w:t>
-      </w:r>
-      <w:r>
-        <w:rPr>
-          <w:rFonts w:ascii="Times New Roman" w:eastAsia="微軟正黑體" w:hAnsi="Times New Roman" w:cs="Times New Roman" w:hint="eastAsia"/>
-        </w:rPr>
-        <w:t>1</w:t>
-      </w:r>
-      <w:r>
-        <w:rPr>
-          <w:rFonts w:ascii="Times New Roman" w:eastAsia="微軟正黑體" w:hAnsi="Times New Roman" w:cs="Times New Roman" w:hint="eastAsia"/>
-        </w:rPr>
-        <w:t>.</w:t>
-      </w:r>
-      <w:r>
-        <w:rPr>
-          <w:rFonts w:ascii="Times New Roman" w:eastAsia="微軟正黑體" w:hAnsi="Times New Roman" w:cs="Times New Roman" w:hint="eastAsia"/>
-        </w:rPr>
-        <w:t xml:space="preserve"> </w:t>
-      </w:r>
-      <w:r>
-        <w:rPr>
-          <w:rFonts w:ascii="Times New Roman" w:eastAsia="微軟正黑體" w:hAnsi="Times New Roman" w:cs="Times New Roman" w:hint="eastAsia"/>
-        </w:rPr>
-        <w:t>However,</w:t>
-      </w:r>
-      <w:r>
-        <w:rPr>
-          <w:rFonts w:ascii="Times New Roman" w:eastAsia="微軟正黑體" w:hAnsi="Times New Roman" w:cs="Times New Roman" w:hint="eastAsia"/>
-        </w:rPr>
-        <w:t xml:space="preserve"> </w:t>
-      </w:r>
-      <w:r>
-        <w:rPr>
-          <w:rFonts w:ascii="Times New Roman" w:eastAsia="微軟正黑體" w:hAnsi="Times New Roman" w:cs="Times New Roman" w:hint="eastAsia"/>
-        </w:rPr>
-        <w:t xml:space="preserve">due to the imperfect information, we consider </w:t>
+        <w:t xml:space="preserve">We use the similar architecture to Agent 1. However, due to the imperfect information, we consider </w:t>
       </w:r>
       <w:r>
         <w:rPr>
@@ -3015,31 +2758,7 @@
         <w:rPr>
           <w:rFonts w:ascii="Times New Roman" w:eastAsia="微軟正黑體" w:hAnsi="Times New Roman" w:cs="Times New Roman" w:hint="eastAsia"/>
         </w:rPr>
-        <w:t>.</w:t>
-      </w:r>
-      <w:r>
-        <w:rPr>
-          <w:rFonts w:ascii="Times New Roman" w:eastAsia="微軟正黑體" w:hAnsi="Times New Roman" w:cs="Times New Roman" w:hint="eastAsia"/>
-        </w:rPr>
-        <w:t xml:space="preserve"> For example, if Player 2 has occupied </w:t>
-      </w:r>
-      <w:r>
-        <w:rPr>
-          <w:rFonts w:ascii="Times New Roman" w:eastAsia="微軟正黑體" w:hAnsi="Times New Roman" w:cs="Times New Roman" w:hint="eastAsia"/>
-        </w:rPr>
-        <w:t>two</w:t>
-      </w:r>
-      <w:r>
-        <w:rPr>
-          <w:rFonts w:ascii="Times New Roman" w:eastAsia="微軟正黑體" w:hAnsi="Times New Roman" w:cs="Times New Roman" w:hint="eastAsia"/>
-        </w:rPr>
-        <w:t xml:space="preserve"> cells, then the number of sheep in each cell will be assumed as </w:t>
-      </w:r>
-      <w:r>
-        <w:rPr>
-          <w:rFonts w:ascii="Times New Roman" w:eastAsia="微軟正黑體" w:hAnsi="Times New Roman" w:cs="Times New Roman" w:hint="eastAsia"/>
-        </w:rPr>
-        <w:t>(</w:t>
+        <w:t>. For example, if Player 2 has occupied two cells, then the number of sheep in each cell will be assumed as (</w:t>
       </w:r>
       <w:r>
         <w:rPr>
@@ -3089,25 +2808,7 @@
         <w:rPr>
           <w:rFonts w:ascii="Times New Roman" w:eastAsia="微軟正黑體" w:hAnsi="Times New Roman" w:cs="Times New Roman" w:hint="eastAsia"/>
         </w:rPr>
-        <w:t xml:space="preserve"> 2 + 1 = 15.</w:t>
-      </w:r>
-      <w:r>
-        <w:rPr>
-          <w:rFonts w:ascii="Times New Roman" w:eastAsia="微軟正黑體" w:hAnsi="Times New Roman" w:cs="Times New Roman" w:hint="eastAsia"/>
-        </w:rPr>
-        <w:t xml:space="preserve"> Therefore, the number of legal moves</w:t>
-      </w:r>
-      <w:r>
-        <w:rPr>
-          <w:rFonts w:ascii="Times New Roman" w:eastAsia="微軟正黑體" w:hAnsi="Times New Roman" w:cs="Times New Roman" w:hint="eastAsia"/>
-        </w:rPr>
-        <w:t xml:space="preserve"> for the other players</w:t>
-      </w:r>
-      <w:r>
-        <w:rPr>
-          <w:rFonts w:ascii="Times New Roman" w:eastAsia="微軟正黑體" w:hAnsi="Times New Roman" w:cs="Times New Roman" w:hint="eastAsia"/>
-        </w:rPr>
-        <w:t xml:space="preserve"> will increase.</w:t>
+        <w:t xml:space="preserve"> 2 + 1 = 15. Therefore, the number of legal moves for the other players will increase.</w:t>
       </w:r>
     </w:p>
     <w:p>
@@ -3130,14 +2831,7 @@
           <w:rFonts w:ascii="Times New Roman" w:eastAsia="微軟正黑體" w:hAnsi="Times New Roman" w:cs="Times New Roman" w:hint="eastAsia"/>
           <w:u w:val="single"/>
         </w:rPr>
-        <w:t>4</w:t>
-      </w:r>
-      <w:r>
-        <w:rPr>
-          <w:rFonts w:ascii="Times New Roman" w:eastAsia="微軟正黑體" w:hAnsi="Times New Roman" w:cs="Times New Roman" w:hint="eastAsia"/>
-          <w:u w:val="single"/>
-        </w:rPr>
-        <w:t>:</w:t>
+        <w:t>4:</w:t>
       </w:r>
     </w:p>
     <w:p>
@@ -3151,13 +2845,7 @@
         <w:rPr>
           <w:rFonts w:ascii="Times New Roman" w:eastAsia="微軟正黑體" w:hAnsi="Times New Roman" w:cs="Times New Roman" w:hint="eastAsia"/>
         </w:rPr>
-        <w:t xml:space="preserve">This agent has the same form as Agent 1 with </w:t>
-      </w:r>
-      <w:r>
-        <w:rPr>
-          <w:rFonts w:ascii="Times New Roman" w:eastAsia="微軟正黑體" w:hAnsi="Times New Roman" w:cs="Times New Roman" w:hint="eastAsia"/>
-        </w:rPr>
-        <w:t>c</w:t>
+        <w:t>This agent has the same form as Agent 1 with c</w:t>
       </w:r>
       <w:r>
         <w:rPr>
@@ -3191,92 +2879,14 @@
         <w:rPr>
           <w:rFonts w:ascii="Times New Roman" w:eastAsia="微軟正黑體" w:hAnsi="Times New Roman" w:cs="Times New Roman" w:hint="eastAsia"/>
         </w:rPr>
-        <w:t xml:space="preserve">We use the </w:t>
-      </w:r>
-      <w:r>
-        <w:rPr>
-          <w:rFonts w:ascii="Times New Roman" w:eastAsia="微軟正黑體" w:hAnsi="Times New Roman" w:cs="Times New Roman" w:hint="eastAsia"/>
-        </w:rPr>
-        <w:t>similar</w:t>
-      </w:r>
-      <w:r>
-        <w:rPr>
-          <w:rFonts w:ascii="Times New Roman" w:eastAsia="微軟正黑體" w:hAnsi="Times New Roman" w:cs="Times New Roman" w:hint="eastAsia"/>
-        </w:rPr>
-        <w:t xml:space="preserve"> architecture </w:t>
-      </w:r>
-      <w:r>
-        <w:rPr>
-          <w:rFonts w:ascii="Times New Roman" w:eastAsia="微軟正黑體" w:hAnsi="Times New Roman" w:cs="Times New Roman" w:hint="eastAsia"/>
-        </w:rPr>
-        <w:t>to</w:t>
-      </w:r>
-      <w:r>
-        <w:rPr>
-          <w:rFonts w:ascii="Times New Roman" w:eastAsia="微軟正黑體" w:hAnsi="Times New Roman" w:cs="Times New Roman" w:hint="eastAsia"/>
-        </w:rPr>
-        <w:t xml:space="preserve"> Agent 1</w:t>
-      </w:r>
-      <w:r>
-        <w:rPr>
-          <w:rFonts w:ascii="Times New Roman" w:eastAsia="微軟正黑體" w:hAnsi="Times New Roman" w:cs="Times New Roman" w:hint="eastAsia"/>
-        </w:rPr>
-        <w:t>, but i</w:t>
-      </w:r>
-      <w:r>
-        <w:rPr>
-          <w:rFonts w:ascii="Times New Roman" w:eastAsia="微軟正黑體" w:hAnsi="Times New Roman" w:cs="Times New Roman" w:hint="eastAsia"/>
-        </w:rPr>
-        <w:t xml:space="preserve">n the backpropagation step, we </w:t>
+        <w:t xml:space="preserve">We use the similar architecture to Agent 1, but in the backpropagation step, we </w:t>
       </w:r>
       <w:r>
         <w:rPr>
           <w:rFonts w:ascii="Times New Roman" w:eastAsia="微軟正黑體" w:hAnsi="Times New Roman" w:cs="Times New Roman" w:hint="eastAsia"/>
         </w:rPr>
         <w:lastRenderedPageBreak/>
-        <w:t xml:space="preserve">calculate the </w:t>
-      </w:r>
-      <w:r>
-        <w:rPr>
-          <w:rFonts w:ascii="Times New Roman" w:eastAsia="微軟正黑體" w:hAnsi="Times New Roman" w:cs="Times New Roman" w:hint="eastAsia"/>
-        </w:rPr>
-        <w:t xml:space="preserve">sum of </w:t>
-      </w:r>
-      <w:r>
-        <w:rPr>
-          <w:rFonts w:ascii="Times New Roman" w:eastAsia="微軟正黑體" w:hAnsi="Times New Roman" w:cs="Times New Roman" w:hint="eastAsia"/>
-        </w:rPr>
-        <w:t>score for player</w:t>
-      </w:r>
-      <w:r>
-        <w:rPr>
-          <w:rFonts w:ascii="Times New Roman" w:eastAsia="微軟正黑體" w:hAnsi="Times New Roman" w:cs="Times New Roman" w:hint="eastAsia"/>
-        </w:rPr>
-        <w:t>s in the same pair instead</w:t>
-      </w:r>
-      <w:r>
-        <w:rPr>
-          <w:rFonts w:ascii="Times New Roman" w:eastAsia="微軟正黑體" w:hAnsi="Times New Roman" w:cs="Times New Roman" w:hint="eastAsia"/>
-        </w:rPr>
-        <w:t>.</w:t>
-      </w:r>
-      <w:r>
-        <w:rPr>
-          <w:rFonts w:ascii="Times New Roman" w:eastAsia="微軟正黑體" w:hAnsi="Times New Roman" w:cs="Times New Roman" w:hint="eastAsia"/>
-        </w:rPr>
-        <w:t xml:space="preserve"> By doing so, the player will choose the best move that </w:t>
-      </w:r>
-      <w:r>
-        <w:rPr>
-          <w:rFonts w:ascii="Times New Roman" w:eastAsia="微軟正黑體" w:hAnsi="Times New Roman" w:cs="Times New Roman" w:hint="eastAsia"/>
-        </w:rPr>
-        <w:t>can increase</w:t>
-      </w:r>
-      <w:r>
-        <w:rPr>
-          <w:rFonts w:ascii="Times New Roman" w:eastAsia="微軟正黑體" w:hAnsi="Times New Roman" w:cs="Times New Roman" w:hint="eastAsia"/>
-        </w:rPr>
-        <w:t xml:space="preserve"> not only his own score but also his partner</w:t>
+        <w:t>calculate the sum of score for players in the same pair instead. By doing so, the player will choose the best move that can increase not only his own score but also his partner</w:t>
       </w:r>
       <w:r>
         <w:rPr>
@@ -3288,13 +2898,7 @@
         <w:rPr>
           <w:rFonts w:ascii="Times New Roman" w:eastAsia="微軟正黑體" w:hAnsi="Times New Roman" w:cs="Times New Roman" w:hint="eastAsia"/>
         </w:rPr>
-        <w:t>s.</w:t>
-      </w:r>
-      <w:r>
-        <w:rPr>
-          <w:rFonts w:ascii="Times New Roman" w:eastAsia="微軟正黑體" w:hAnsi="Times New Roman" w:cs="Times New Roman" w:hint="eastAsia"/>
-        </w:rPr>
-        <w:t xml:space="preserve"> </w:t>
+        <w:t xml:space="preserve">s. </w:t>
       </w:r>
     </w:p>
     <w:p>
@@ -3470,7 +3074,7 @@
           <w:rFonts w:ascii="Times New Roman" w:eastAsia="微軟正黑體" w:hAnsi="Times New Roman" w:cs="Times New Roman" w:hint="eastAsia"/>
           <w:u w:val="single"/>
         </w:rPr>
-        <w:t>1.</w:t>
+        <w:t>Game</w:t>
       </w:r>
       <w:r>
         <w:rPr>
@@ -3484,7 +3088,7 @@
           <w:rFonts w:ascii="Times New Roman" w:eastAsia="微軟正黑體" w:hAnsi="Times New Roman" w:cs="Times New Roman" w:hint="eastAsia"/>
           <w:u w:val="single"/>
         </w:rPr>
-        <w:t>Game1</w:t>
+        <w:t>1</w:t>
       </w:r>
     </w:p>
     <w:bookmarkEnd w:id="1"/>
@@ -3504,14 +3108,23 @@
         <w:rPr>
           <w:rFonts w:ascii="Times New Roman" w:eastAsia="微軟正黑體" w:hAnsi="Times New Roman" w:cs="Times New Roman" w:hint="eastAsia"/>
         </w:rPr>
-        <w:t>Preprocessing:</w:t>
+        <w:t>Parallel and non-parallel</w:t>
+      </w:r>
+      <w:r>
+        <w:rPr>
+          <w:rFonts w:ascii="Times New Roman" w:eastAsia="微軟正黑體" w:hAnsi="Times New Roman" w:cs="Times New Roman" w:hint="eastAsia"/>
+        </w:rPr>
+        <w:t>:</w:t>
       </w:r>
     </w:p>
     <w:p>
       <w:pPr>
         <w:pStyle w:val="a3"/>
-        <w:spacing w:line="360" w:lineRule="exact"/>
-        <w:ind w:left="360"/>
+        <w:snapToGrid w:val="0"/>
+        <w:spacing w:afterLines="50" w:after="120" w:line="360" w:lineRule="exact"/>
+        <w:ind w:left="357"/>
+        <w:contextualSpacing w:val="0"/>
+        <w:jc w:val="both"/>
         <w:rPr>
           <w:rFonts w:ascii="Times New Roman" w:eastAsia="微軟正黑體" w:hAnsi="Times New Roman" w:cs="Times New Roman"/>
         </w:rPr>
@@ -3521,45 +3134,49 @@
         <w:rPr>
           <w:rFonts w:ascii="Times New Roman" w:eastAsia="微軟正黑體" w:hAnsi="Times New Roman" w:cs="Times New Roman" w:hint="eastAsia"/>
         </w:rPr>
-        <w:t xml:space="preserve">I </w:t>
-      </w:r>
-      <w:r>
-        <w:rPr>
-          <w:rFonts w:ascii="Times New Roman" w:eastAsia="微軟正黑體" w:hAnsi="Times New Roman" w:cs="Times New Roman" w:hint="eastAsia"/>
-        </w:rPr>
-        <w:t xml:space="preserve">loaded all the frames and </w:t>
-      </w:r>
-      <w:r>
-        <w:rPr>
-          <w:rFonts w:ascii="Times New Roman" w:eastAsia="微軟正黑體" w:hAnsi="Times New Roman" w:cs="Times New Roman" w:hint="eastAsia"/>
-        </w:rPr>
-        <w:t>extracted</w:t>
-      </w:r>
-      <w:r>
-        <w:rPr>
-          <w:rFonts w:ascii="Times New Roman" w:eastAsia="微軟正黑體" w:hAnsi="Times New Roman" w:cs="Times New Roman"/>
+        <w:t xml:space="preserve">In this session, we all use </w:t>
+      </w:r>
+      <w:r>
+        <w:rPr>
+          <w:rFonts w:ascii="Times New Roman" w:eastAsia="微軟正黑體" w:hAnsi="Times New Roman" w:cs="Times New Roman" w:hint="eastAsia"/>
+        </w:rPr>
+        <w:t>A</w:t>
+      </w:r>
+      <w:r>
+        <w:rPr>
+          <w:rFonts w:ascii="Times New Roman" w:eastAsia="微軟正黑體" w:hAnsi="Times New Roman" w:cs="Times New Roman" w:hint="eastAsia"/>
+        </w:rPr>
+        <w:t>gent1 as player</w:t>
+      </w:r>
+      <w:r>
+        <w:rPr>
+          <w:rFonts w:ascii="Times New Roman" w:eastAsia="微軟正黑體" w:hAnsi="Times New Roman" w:cs="Times New Roman" w:hint="eastAsia"/>
         </w:rPr>
         <w:t xml:space="preserve"> </w:t>
       </w:r>
       <w:r>
         <w:rPr>
-          <w:rFonts w:ascii="Times New Roman" w:eastAsia="微軟正黑體" w:hAnsi="Times New Roman" w:cs="Times New Roman"/>
-          <w:b/>
-          <w:bCs/>
-        </w:rPr>
-        <w:t>optical flow</w:t>
-      </w:r>
-      <w:r>
-        <w:rPr>
-          <w:rFonts w:ascii="Times New Roman" w:eastAsia="微軟正黑體" w:hAnsi="Times New Roman" w:cs="Times New Roman"/>
-        </w:rPr>
-        <w:t xml:space="preserve"> as features</w:t>
-      </w:r>
-      <w:r>
-        <w:rPr>
-          <w:rFonts w:ascii="Times New Roman" w:eastAsia="微軟正黑體" w:hAnsi="Times New Roman" w:cs="Times New Roman" w:hint="eastAsia"/>
-        </w:rPr>
-        <w:t xml:space="preserve"> by</w:t>
+          <w:rFonts w:ascii="Times New Roman" w:eastAsia="微軟正黑體" w:hAnsi="Times New Roman" w:cs="Times New Roman" w:hint="eastAsia"/>
+        </w:rPr>
+        <w:t>4 to conduct the experiment</w:t>
+      </w:r>
+      <w:r>
+        <w:rPr>
+          <w:rFonts w:ascii="Times New Roman" w:eastAsia="微軟正黑體" w:hAnsi="Times New Roman" w:cs="Times New Roman" w:hint="eastAsia"/>
+        </w:rPr>
+        <w:t xml:space="preserve"> since the order of players in this battle sheep game has large impact on results</w:t>
+      </w:r>
+      <w:r>
+        <w:rPr>
+          <w:rFonts w:ascii="Times New Roman" w:eastAsia="微軟正黑體" w:hAnsi="Times New Roman" w:cs="Times New Roman" w:hint="eastAsia"/>
+        </w:rPr>
+        <w:t xml:space="preserve">. </w:t>
+      </w:r>
+      <w:r>
+        <w:rPr>
+          <w:rFonts w:ascii="Times New Roman" w:eastAsia="微軟正黑體" w:hAnsi="Times New Roman" w:cs="Times New Roman" w:hint="eastAsia"/>
+        </w:rPr>
+        <w:t>Table 1</w:t>
       </w:r>
       <w:r>
         <w:rPr>
@@ -3569,37 +3186,480 @@
       </w:r>
       <w:r>
         <w:rPr>
-          <w:rFonts w:ascii="Times New Roman" w:eastAsia="微軟正黑體" w:hAnsi="Times New Roman" w:cs="Times New Roman"/>
-        </w:rPr>
-        <w:t xml:space="preserve">the </w:t>
-      </w:r>
-      <w:r>
-        <w:rPr>
-          <w:rFonts w:ascii="Times New Roman" w:eastAsia="微軟正黑體" w:hAnsi="Times New Roman" w:cs="Times New Roman"/>
-          <w:b/>
-          <w:bCs/>
-        </w:rPr>
-        <w:t>Farneback</w:t>
-      </w:r>
-      <w:r>
-        <w:rPr>
-          <w:rFonts w:ascii="Times New Roman" w:eastAsia="微軟正黑體" w:hAnsi="Times New Roman" w:cs="Times New Roman"/>
-        </w:rPr>
-        <w:t xml:space="preserve"> method</w:t>
-      </w:r>
-      <w:r>
-        <w:rPr>
-          <w:rFonts w:ascii="Times New Roman" w:eastAsia="微軟正黑體" w:hAnsi="Times New Roman" w:cs="Times New Roman" w:hint="eastAsia"/>
-        </w:rPr>
-        <w:t xml:space="preserve"> using </w:t>
-      </w:r>
-      <w:r>
-        <w:rPr>
-          <w:rFonts w:ascii="Times New Roman" w:eastAsia="微軟正黑體" w:hAnsi="Times New Roman" w:cs="Times New Roman" w:hint="eastAsia"/>
-          <w:b/>
-          <w:bCs/>
-        </w:rPr>
-        <w:t>OpenCV</w:t>
+          <w:rFonts w:ascii="Times New Roman" w:eastAsia="微軟正黑體" w:hAnsi="Times New Roman" w:cs="Times New Roman" w:hint="eastAsia"/>
+        </w:rPr>
+        <w:t>shows the result of</w:t>
+      </w:r>
+      <w:r>
+        <w:rPr>
+          <w:rFonts w:ascii="Times New Roman" w:eastAsia="微軟正黑體" w:hAnsi="Times New Roman" w:cs="Times New Roman" w:hint="eastAsia"/>
+        </w:rPr>
+        <w:t xml:space="preserve"> </w:t>
+      </w:r>
+      <w:r>
+        <w:rPr>
+          <w:rFonts w:ascii="Times New Roman" w:eastAsia="微軟正黑體" w:hAnsi="Times New Roman" w:cs="Times New Roman" w:hint="eastAsia"/>
+        </w:rPr>
+        <w:t xml:space="preserve">win rate and average score of 20 games that </w:t>
+      </w:r>
+      <w:r>
+        <w:rPr>
+          <w:rFonts w:ascii="Times New Roman" w:eastAsia="微軟正黑體" w:hAnsi="Times New Roman" w:cs="Times New Roman" w:hint="eastAsia"/>
+        </w:rPr>
+        <w:t xml:space="preserve">our </w:t>
+      </w:r>
+      <w:r>
+        <w:rPr>
+          <w:rFonts w:ascii="Times New Roman" w:eastAsia="微軟正黑體" w:hAnsi="Times New Roman" w:cs="Times New Roman" w:hint="eastAsia"/>
+        </w:rPr>
+        <w:t>A</w:t>
+      </w:r>
+      <w:r>
+        <w:rPr>
+          <w:rFonts w:ascii="Times New Roman" w:eastAsia="微軟正黑體" w:hAnsi="Times New Roman" w:cs="Times New Roman" w:hint="eastAsia"/>
+        </w:rPr>
+        <w:t>gent</w:t>
+      </w:r>
+      <w:r>
+        <w:rPr>
+          <w:rFonts w:ascii="Times New Roman" w:eastAsia="微軟正黑體" w:hAnsi="Times New Roman" w:cs="Times New Roman" w:hint="eastAsia"/>
+        </w:rPr>
+        <w:t xml:space="preserve"> </w:t>
+      </w:r>
+      <w:r>
+        <w:rPr>
+          <w:rFonts w:ascii="Times New Roman" w:eastAsia="微軟正黑體" w:hAnsi="Times New Roman" w:cs="Times New Roman" w:hint="eastAsia"/>
+        </w:rPr>
+        <w:t xml:space="preserve">1 with non-parallel MCTS </w:t>
+      </w:r>
+      <w:r>
+        <w:rPr>
+          <w:rFonts w:ascii="Times New Roman" w:eastAsia="微軟正黑體" w:hAnsi="Times New Roman" w:cs="Times New Roman" w:hint="eastAsia"/>
+        </w:rPr>
+        <w:t xml:space="preserve">and parallel MCTS respectively </w:t>
+      </w:r>
+      <w:r>
+        <w:rPr>
+          <w:rFonts w:ascii="Times New Roman" w:eastAsia="微軟正黑體" w:hAnsi="Times New Roman" w:cs="Times New Roman" w:hint="eastAsia"/>
+        </w:rPr>
+        <w:t>play against the 3 sample agents</w:t>
+      </w:r>
+      <w:r>
+        <w:rPr>
+          <w:rFonts w:ascii="Times New Roman" w:eastAsia="微軟正黑體" w:hAnsi="Times New Roman" w:cs="Times New Roman" w:hint="eastAsia"/>
+        </w:rPr>
+        <w:t>.</w:t>
+      </w:r>
+    </w:p>
+    <w:tbl>
+      <w:tblPr>
+        <w:tblStyle w:val="a4"/>
+        <w:tblW w:w="8291" w:type="dxa"/>
+        <w:tblInd w:w="360" w:type="dxa"/>
+        <w:tblBorders>
+          <w:top w:val="single" w:sz="12" w:space="0" w:color="auto"/>
+          <w:left w:val="none" w:sz="0" w:space="0" w:color="auto"/>
+          <w:bottom w:val="single" w:sz="12" w:space="0" w:color="auto"/>
+          <w:right w:val="none" w:sz="0" w:space="0" w:color="auto"/>
+          <w:insideH w:val="none" w:sz="0" w:space="0" w:color="auto"/>
+          <w:insideV w:val="none" w:sz="0" w:space="0" w:color="auto"/>
+        </w:tblBorders>
+        <w:tblLook w:val="04A0" w:firstRow="1" w:lastRow="0" w:firstColumn="1" w:lastColumn="0" w:noHBand="0" w:noVBand="1"/>
+      </w:tblPr>
+      <w:tblGrid>
+        <w:gridCol w:w="3022"/>
+        <w:gridCol w:w="2634"/>
+        <w:gridCol w:w="2635"/>
+      </w:tblGrid>
+      <w:tr>
+        <w:tc>
+          <w:tcPr>
+            <w:tcW w:w="3022" w:type="dxa"/>
+            <w:tcBorders>
+              <w:top w:val="single" w:sz="12" w:space="0" w:color="auto"/>
+              <w:bottom w:val="single" w:sz="4" w:space="0" w:color="auto"/>
+            </w:tcBorders>
+          </w:tcPr>
+          <w:p>
+            <w:pPr>
+              <w:pStyle w:val="a3"/>
+              <w:spacing w:line="360" w:lineRule="exact"/>
+              <w:ind w:left="0"/>
+              <w:jc w:val="center"/>
+              <w:rPr>
+                <w:rFonts w:ascii="Times New Roman" w:eastAsia="微軟正黑體" w:hAnsi="Times New Roman" w:cs="Times New Roman"/>
+              </w:rPr>
+            </w:pPr>
+            <w:r>
+              <w:rPr>
+                <w:rFonts w:ascii="Times New Roman" w:eastAsia="微軟正黑體" w:hAnsi="Times New Roman" w:cs="Times New Roman" w:hint="eastAsia"/>
+              </w:rPr>
+              <w:t>Method</w:t>
+            </w:r>
+          </w:p>
+        </w:tc>
+        <w:tc>
+          <w:tcPr>
+            <w:tcW w:w="2634" w:type="dxa"/>
+            <w:tcBorders>
+              <w:top w:val="single" w:sz="12" w:space="0" w:color="auto"/>
+              <w:bottom w:val="single" w:sz="4" w:space="0" w:color="auto"/>
+            </w:tcBorders>
+          </w:tcPr>
+          <w:p>
+            <w:pPr>
+              <w:pStyle w:val="a3"/>
+              <w:spacing w:line="360" w:lineRule="exact"/>
+              <w:ind w:left="0"/>
+              <w:jc w:val="center"/>
+              <w:rPr>
+                <w:rFonts w:ascii="Times New Roman" w:eastAsia="微軟正黑體" w:hAnsi="Times New Roman" w:cs="Times New Roman"/>
+              </w:rPr>
+            </w:pPr>
+            <w:r>
+              <w:rPr>
+                <w:rFonts w:ascii="Times New Roman" w:eastAsia="微軟正黑體" w:hAnsi="Times New Roman" w:cs="Times New Roman" w:hint="eastAsia"/>
+              </w:rPr>
+              <w:t>Win Rate</w:t>
+            </w:r>
+          </w:p>
+        </w:tc>
+        <w:tc>
+          <w:tcPr>
+            <w:tcW w:w="2635" w:type="dxa"/>
+            <w:tcBorders>
+              <w:top w:val="single" w:sz="12" w:space="0" w:color="auto"/>
+              <w:bottom w:val="single" w:sz="4" w:space="0" w:color="auto"/>
+            </w:tcBorders>
+          </w:tcPr>
+          <w:p>
+            <w:pPr>
+              <w:pStyle w:val="a3"/>
+              <w:spacing w:line="360" w:lineRule="exact"/>
+              <w:ind w:left="0"/>
+              <w:jc w:val="center"/>
+              <w:rPr>
+                <w:rFonts w:ascii="Times New Roman" w:eastAsia="微軟正黑體" w:hAnsi="Times New Roman" w:cs="Times New Roman"/>
+              </w:rPr>
+            </w:pPr>
+            <w:r>
+              <w:rPr>
+                <w:rFonts w:ascii="Times New Roman" w:eastAsia="微軟正黑體" w:hAnsi="Times New Roman" w:cs="Times New Roman" w:hint="eastAsia"/>
+              </w:rPr>
+              <w:t>Average Score</w:t>
+            </w:r>
+          </w:p>
+        </w:tc>
+      </w:tr>
+      <w:tr>
+        <w:tc>
+          <w:tcPr>
+            <w:tcW w:w="3022" w:type="dxa"/>
+            <w:tcBorders>
+              <w:top w:val="single" w:sz="4" w:space="0" w:color="auto"/>
+            </w:tcBorders>
+          </w:tcPr>
+          <w:p>
+            <w:pPr>
+              <w:pStyle w:val="a3"/>
+              <w:spacing w:line="360" w:lineRule="exact"/>
+              <w:ind w:left="0"/>
+              <w:rPr>
+                <w:rFonts w:ascii="Times New Roman" w:eastAsia="微軟正黑體" w:hAnsi="Times New Roman" w:cs="Times New Roman"/>
+              </w:rPr>
+            </w:pPr>
+            <w:r>
+              <w:rPr>
+                <w:rFonts w:ascii="Times New Roman" w:eastAsia="微軟正黑體" w:hAnsi="Times New Roman" w:cs="Times New Roman"/>
+              </w:rPr>
+              <w:t>N</w:t>
+            </w:r>
+            <w:r>
+              <w:rPr>
+                <w:rFonts w:ascii="Times New Roman" w:eastAsia="微軟正黑體" w:hAnsi="Times New Roman" w:cs="Times New Roman" w:hint="eastAsia"/>
+              </w:rPr>
+              <w:t>on-parallel MCTS</w:t>
+            </w:r>
+          </w:p>
+        </w:tc>
+        <w:tc>
+          <w:tcPr>
+            <w:tcW w:w="2634" w:type="dxa"/>
+            <w:tcBorders>
+              <w:top w:val="single" w:sz="4" w:space="0" w:color="auto"/>
+            </w:tcBorders>
+          </w:tcPr>
+          <w:p>
+            <w:pPr>
+              <w:pStyle w:val="a3"/>
+              <w:spacing w:line="360" w:lineRule="exact"/>
+              <w:ind w:left="0"/>
+              <w:jc w:val="center"/>
+              <w:rPr>
+                <w:rFonts w:ascii="Times New Roman" w:eastAsia="微軟正黑體" w:hAnsi="Times New Roman" w:cs="Times New Roman"/>
+              </w:rPr>
+            </w:pPr>
+            <w:r>
+              <w:rPr>
+                <w:rFonts w:ascii="Times New Roman" w:eastAsia="微軟正黑體" w:hAnsi="Times New Roman" w:cs="Times New Roman" w:hint="eastAsia"/>
+              </w:rPr>
+              <w:t>95%</w:t>
+            </w:r>
+          </w:p>
+        </w:tc>
+        <w:tc>
+          <w:tcPr>
+            <w:tcW w:w="2635" w:type="dxa"/>
+            <w:tcBorders>
+              <w:top w:val="single" w:sz="4" w:space="0" w:color="auto"/>
+            </w:tcBorders>
+          </w:tcPr>
+          <w:p>
+            <w:pPr>
+              <w:pStyle w:val="a3"/>
+              <w:spacing w:line="360" w:lineRule="exact"/>
+              <w:ind w:left="0"/>
+              <w:jc w:val="center"/>
+              <w:rPr>
+                <w:rFonts w:ascii="Times New Roman" w:eastAsia="微軟正黑體" w:hAnsi="Times New Roman" w:cs="Times New Roman"/>
+              </w:rPr>
+            </w:pPr>
+            <w:r>
+              <w:rPr>
+                <w:rFonts w:ascii="Times New Roman" w:eastAsia="微軟正黑體" w:hAnsi="Times New Roman" w:cs="Times New Roman" w:hint="eastAsia"/>
+              </w:rPr>
+              <w:t>28.298</w:t>
+            </w:r>
+          </w:p>
+        </w:tc>
+      </w:tr>
+      <w:tr>
+        <w:tc>
+          <w:tcPr>
+            <w:tcW w:w="3022" w:type="dxa"/>
+            <w:tcBorders>
+              <w:bottom w:val="single" w:sz="12" w:space="0" w:color="auto"/>
+            </w:tcBorders>
+          </w:tcPr>
+          <w:p>
+            <w:pPr>
+              <w:pStyle w:val="a3"/>
+              <w:spacing w:line="360" w:lineRule="exact"/>
+              <w:ind w:left="0"/>
+              <w:rPr>
+                <w:rFonts w:ascii="Times New Roman" w:eastAsia="微軟正黑體" w:hAnsi="Times New Roman" w:cs="Times New Roman"/>
+              </w:rPr>
+            </w:pPr>
+            <w:r>
+              <w:rPr>
+                <w:rFonts w:ascii="Times New Roman" w:eastAsia="微軟正黑體" w:hAnsi="Times New Roman" w:cs="Times New Roman" w:hint="eastAsia"/>
+              </w:rPr>
+              <w:t>P</w:t>
+            </w:r>
+            <w:r>
+              <w:rPr>
+                <w:rFonts w:ascii="Times New Roman" w:eastAsia="微軟正黑體" w:hAnsi="Times New Roman" w:cs="Times New Roman" w:hint="eastAsia"/>
+              </w:rPr>
+              <w:t>a</w:t>
+            </w:r>
+            <w:r>
+              <w:rPr>
+                <w:rFonts w:ascii="Times New Roman" w:eastAsia="微軟正黑體" w:hAnsi="Times New Roman" w:cs="Times New Roman" w:hint="eastAsia"/>
+              </w:rPr>
+              <w:t>rallel</w:t>
+            </w:r>
+            <w:r>
+              <w:rPr>
+                <w:rFonts w:ascii="Times New Roman" w:eastAsia="微軟正黑體" w:hAnsi="Times New Roman" w:cs="Times New Roman" w:hint="eastAsia"/>
+              </w:rPr>
+              <w:t xml:space="preserve"> MCTS</w:t>
+            </w:r>
+            <w:r>
+              <w:rPr>
+                <w:rFonts w:ascii="Times New Roman" w:eastAsia="微軟正黑體" w:hAnsi="Times New Roman" w:cs="Times New Roman" w:hint="eastAsia"/>
+              </w:rPr>
+              <w:t xml:space="preserve"> w/ 5 threads</w:t>
+            </w:r>
+          </w:p>
+        </w:tc>
+        <w:tc>
+          <w:tcPr>
+            <w:tcW w:w="2634" w:type="dxa"/>
+            <w:tcBorders>
+              <w:bottom w:val="single" w:sz="12" w:space="0" w:color="auto"/>
+            </w:tcBorders>
+          </w:tcPr>
+          <w:p>
+            <w:pPr>
+              <w:pStyle w:val="a3"/>
+              <w:spacing w:line="360" w:lineRule="exact"/>
+              <w:ind w:left="0"/>
+              <w:jc w:val="center"/>
+              <w:rPr>
+                <w:rFonts w:ascii="Times New Roman" w:eastAsia="微軟正黑體" w:hAnsi="Times New Roman" w:cs="Times New Roman"/>
+              </w:rPr>
+            </w:pPr>
+            <w:r>
+              <w:rPr>
+                <w:rFonts w:ascii="Times New Roman" w:eastAsia="微軟正黑體" w:hAnsi="Times New Roman" w:cs="Times New Roman" w:hint="eastAsia"/>
+              </w:rPr>
+              <w:t>100%</w:t>
+            </w:r>
+          </w:p>
+        </w:tc>
+        <w:tc>
+          <w:tcPr>
+            <w:tcW w:w="2635" w:type="dxa"/>
+            <w:tcBorders>
+              <w:bottom w:val="single" w:sz="12" w:space="0" w:color="auto"/>
+            </w:tcBorders>
+          </w:tcPr>
+          <w:p>
+            <w:pPr>
+              <w:pStyle w:val="a3"/>
+              <w:spacing w:line="360" w:lineRule="exact"/>
+              <w:ind w:left="0"/>
+              <w:jc w:val="center"/>
+              <w:rPr>
+                <w:rFonts w:ascii="Times New Roman" w:eastAsia="微軟正黑體" w:hAnsi="Times New Roman" w:cs="Times New Roman"/>
+              </w:rPr>
+            </w:pPr>
+            <w:r>
+              <w:rPr>
+                <w:rFonts w:ascii="Times New Roman" w:eastAsia="微軟正黑體" w:hAnsi="Times New Roman" w:cs="Times New Roman" w:hint="eastAsia"/>
+              </w:rPr>
+              <w:t>30.089</w:t>
+            </w:r>
+          </w:p>
+        </w:tc>
+      </w:tr>
+      <w:tr>
+        <w:tc>
+          <w:tcPr>
+            <w:tcW w:w="8291" w:type="dxa"/>
+            <w:gridSpan w:val="3"/>
+            <w:tcBorders>
+              <w:top w:val="single" w:sz="12" w:space="0" w:color="auto"/>
+              <w:bottom w:val="nil"/>
+            </w:tcBorders>
+          </w:tcPr>
+          <w:p>
+            <w:pPr>
+              <w:pStyle w:val="a3"/>
+              <w:spacing w:line="360" w:lineRule="exact"/>
+              <w:ind w:left="0"/>
+              <w:jc w:val="center"/>
+              <w:rPr>
+                <w:rFonts w:ascii="Times New Roman" w:eastAsia="微軟正黑體" w:hAnsi="Times New Roman" w:cs="Times New Roman"/>
+                <w:sz w:val="20"/>
+                <w:szCs w:val="20"/>
+              </w:rPr>
+            </w:pPr>
+            <w:r>
+              <w:rPr>
+                <w:rFonts w:ascii="Times New Roman" w:eastAsia="微軟正黑體" w:hAnsi="Times New Roman" w:cs="Times New Roman" w:hint="eastAsia"/>
+                <w:sz w:val="20"/>
+                <w:szCs w:val="20"/>
+              </w:rPr>
+              <w:t>Table 1</w:t>
+            </w:r>
+            <w:r>
+              <w:rPr>
+                <w:rFonts w:ascii="Times New Roman" w:eastAsia="微軟正黑體" w:hAnsi="Times New Roman" w:cs="Times New Roman" w:hint="eastAsia"/>
+                <w:sz w:val="20"/>
+                <w:szCs w:val="20"/>
+              </w:rPr>
+              <w:t>. T</w:t>
+            </w:r>
+            <w:r>
+              <w:rPr>
+                <w:rFonts w:ascii="Times New Roman" w:eastAsia="微軟正黑體" w:hAnsi="Times New Roman" w:cs="Times New Roman" w:hint="eastAsia"/>
+                <w:sz w:val="20"/>
+                <w:szCs w:val="20"/>
+              </w:rPr>
+              <w:t>he result from parallel and non-parallel MCTS agent in Game 1</w:t>
+            </w:r>
+          </w:p>
+        </w:tc>
+      </w:tr>
+    </w:tbl>
+    <w:p>
+      <w:pPr>
+        <w:pStyle w:val="a3"/>
+        <w:snapToGrid w:val="0"/>
+        <w:spacing w:beforeLines="50" w:before="120" w:afterLines="50" w:after="120" w:line="360" w:lineRule="exact"/>
+        <w:ind w:left="357"/>
+        <w:contextualSpacing w:val="0"/>
+        <w:jc w:val="both"/>
+        <w:rPr>
+          <w:rFonts w:ascii="Times New Roman" w:eastAsia="微軟正黑體" w:hAnsi="Times New Roman" w:cs="Times New Roman"/>
+        </w:rPr>
+      </w:pPr>
+      <w:r>
+        <w:rPr>
+          <w:rFonts w:ascii="Times New Roman" w:eastAsia="微軟正黑體" w:hAnsi="Times New Roman" w:cs="Times New Roman" w:hint="eastAsia"/>
+        </w:rPr>
+        <w:t xml:space="preserve">It is </w:t>
+      </w:r>
+      <w:r>
+        <w:rPr>
+          <w:rFonts w:ascii="Times New Roman" w:eastAsia="微軟正黑體" w:hAnsi="Times New Roman" w:cs="Times New Roman"/>
+        </w:rPr>
+        <w:t>ob</w:t>
+      </w:r>
+      <w:r>
+        <w:rPr>
+          <w:rFonts w:ascii="Times New Roman" w:eastAsia="微軟正黑體" w:hAnsi="Times New Roman" w:cs="Times New Roman" w:hint="eastAsia"/>
+        </w:rPr>
+        <w:t>viously</w:t>
+      </w:r>
+      <w:r>
+        <w:rPr>
+          <w:rFonts w:ascii="Times New Roman" w:eastAsia="微軟正黑體" w:hAnsi="Times New Roman" w:cs="Times New Roman" w:hint="eastAsia"/>
+        </w:rPr>
+        <w:t xml:space="preserve"> that </w:t>
+      </w:r>
+      <w:r>
+        <w:rPr>
+          <w:rFonts w:ascii="Times New Roman" w:eastAsia="微軟正黑體" w:hAnsi="Times New Roman" w:cs="Times New Roman" w:hint="eastAsia"/>
+        </w:rPr>
+        <w:t>the decision of the agent which is use parallel MCTS with 5 threads is more precisely</w:t>
+      </w:r>
+      <w:r>
+        <w:rPr>
+          <w:rFonts w:ascii="Times New Roman" w:eastAsia="微軟正黑體" w:hAnsi="Times New Roman" w:cs="Times New Roman" w:hint="eastAsia"/>
+        </w:rPr>
+        <w:t xml:space="preserve"> because it make</w:t>
+      </w:r>
+      <w:r>
+        <w:rPr>
+          <w:rFonts w:ascii="Times New Roman" w:eastAsia="微軟正黑體" w:hAnsi="Times New Roman" w:cs="Times New Roman" w:hint="eastAsia"/>
+        </w:rPr>
+        <w:t>s</w:t>
+      </w:r>
+      <w:r>
+        <w:rPr>
+          <w:rFonts w:ascii="Times New Roman" w:eastAsia="微軟正黑體" w:hAnsi="Times New Roman" w:cs="Times New Roman" w:hint="eastAsia"/>
+        </w:rPr>
+        <w:t xml:space="preserve"> decision that relies on</w:t>
+      </w:r>
+      <w:r>
+        <w:rPr>
+          <w:rFonts w:ascii="Times New Roman" w:eastAsia="微軟正黑體" w:hAnsi="Times New Roman" w:cs="Times New Roman" w:hint="eastAsia"/>
+        </w:rPr>
+        <w:t xml:space="preserve"> </w:t>
+      </w:r>
+      <w:r>
+        <w:rPr>
+          <w:rFonts w:ascii="Times New Roman" w:eastAsia="微軟正黑體" w:hAnsi="Times New Roman" w:cs="Times New Roman" w:hint="eastAsia"/>
+        </w:rPr>
+        <w:t xml:space="preserve">combining </w:t>
+      </w:r>
+      <w:r>
+        <w:rPr>
+          <w:rFonts w:ascii="Times New Roman" w:eastAsia="微軟正黑體" w:hAnsi="Times New Roman" w:cs="Times New Roman" w:hint="eastAsia"/>
+        </w:rPr>
+        <w:t>5 independent results</w:t>
       </w:r>
       <w:r>
         <w:rPr>
@@ -3625,29 +3685,79 @@
         <w:rPr>
           <w:rFonts w:ascii="Times New Roman" w:eastAsia="微軟正黑體" w:hAnsi="Times New Roman" w:cs="Times New Roman" w:hint="eastAsia"/>
         </w:rPr>
-        <w:t>Training:</w:t>
+        <w:t>The</w:t>
+      </w:r>
+      <w:r>
+        <w:rPr>
+          <w:rFonts w:ascii="Times New Roman" w:eastAsia="微軟正黑體" w:hAnsi="Times New Roman" w:cs="Times New Roman" w:hint="eastAsia"/>
+        </w:rPr>
+        <w:t xml:space="preserve"> agent being a first player and being a last player</w:t>
+      </w:r>
+      <w:r>
+        <w:rPr>
+          <w:rFonts w:ascii="Times New Roman" w:eastAsia="微軟正黑體" w:hAnsi="Times New Roman" w:cs="Times New Roman" w:hint="eastAsia"/>
+        </w:rPr>
+        <w:t>:</w:t>
       </w:r>
     </w:p>
     <w:p>
       <w:pPr>
         <w:pStyle w:val="a3"/>
-        <w:spacing w:line="360" w:lineRule="exact"/>
-        <w:ind w:left="360"/>
-        <w:rPr>
-          <w:rFonts w:ascii="Times New Roman" w:eastAsia="微軟正黑體" w:hAnsi="Times New Roman" w:cs="Times New Roman"/>
-        </w:rPr>
-      </w:pPr>
-      <w:r>
-        <w:rPr>
-          <w:rFonts w:ascii="Times New Roman" w:eastAsia="微軟正黑體" w:hAnsi="Times New Roman" w:cs="Times New Roman" w:hint="eastAsia"/>
-        </w:rPr>
-        <w:t xml:space="preserve">I trained the SVM model </w:t>
-      </w:r>
-      <w:r>
-        <w:rPr>
-          <w:rFonts w:ascii="Times New Roman" w:eastAsia="微軟正黑體" w:hAnsi="Times New Roman" w:cs="Times New Roman" w:hint="eastAsia"/>
-        </w:rPr>
-        <w:t>using</w:t>
+        <w:spacing w:after="240" w:line="360" w:lineRule="exact"/>
+        <w:ind w:left="357"/>
+        <w:contextualSpacing w:val="0"/>
+        <w:jc w:val="both"/>
+        <w:rPr>
+          <w:rFonts w:ascii="Times New Roman" w:eastAsia="微軟正黑體" w:hAnsi="Times New Roman" w:cs="Times New Roman"/>
+        </w:rPr>
+      </w:pPr>
+      <w:r>
+        <w:rPr>
+          <w:rFonts w:ascii="Times New Roman" w:eastAsia="微軟正黑體" w:hAnsi="Times New Roman" w:cs="Times New Roman" w:hint="eastAsia"/>
+        </w:rPr>
+        <w:t xml:space="preserve">In this experiment, we all use parallel MCTS on </w:t>
+      </w:r>
+      <w:r>
+        <w:rPr>
+          <w:rFonts w:ascii="Times New Roman" w:eastAsia="微軟正黑體" w:hAnsi="Times New Roman" w:cs="Times New Roman" w:hint="eastAsia"/>
+        </w:rPr>
+        <w:t>A</w:t>
+      </w:r>
+      <w:r>
+        <w:rPr>
+          <w:rFonts w:ascii="Times New Roman" w:eastAsia="微軟正黑體" w:hAnsi="Times New Roman" w:cs="Times New Roman" w:hint="eastAsia"/>
+        </w:rPr>
+        <w:t xml:space="preserve">gent 2. </w:t>
+      </w:r>
+      <w:r>
+        <w:rPr>
+          <w:rFonts w:ascii="Times New Roman" w:eastAsia="微軟正黑體" w:hAnsi="Times New Roman" w:cs="Times New Roman" w:hint="eastAsia"/>
+        </w:rPr>
+        <w:t>As we mention</w:t>
+      </w:r>
+      <w:r>
+        <w:rPr>
+          <w:rFonts w:ascii="Times New Roman" w:eastAsia="微軟正黑體" w:hAnsi="Times New Roman" w:cs="Times New Roman" w:hint="eastAsia"/>
+        </w:rPr>
+        <w:t>ed</w:t>
+      </w:r>
+      <w:r>
+        <w:rPr>
+          <w:rFonts w:ascii="Times New Roman" w:eastAsia="微軟正黑體" w:hAnsi="Times New Roman" w:cs="Times New Roman" w:hint="eastAsia"/>
+        </w:rPr>
+        <w:t xml:space="preserve"> in last session, the order of players in this battle sheep game has large impact on results. Therefore, we conduct</w:t>
+      </w:r>
+      <w:r>
+        <w:rPr>
+          <w:rFonts w:ascii="Times New Roman" w:eastAsia="微軟正黑體" w:hAnsi="Times New Roman" w:cs="Times New Roman" w:hint="eastAsia"/>
+        </w:rPr>
+        <w:t>ed</w:t>
+      </w:r>
+      <w:r>
+        <w:rPr>
+          <w:rFonts w:ascii="Times New Roman" w:eastAsia="微軟正黑體" w:hAnsi="Times New Roman" w:cs="Times New Roman" w:hint="eastAsia"/>
+        </w:rPr>
+        <w:t xml:space="preserve"> another experiment with different order of players.</w:t>
       </w:r>
       <w:r>
         <w:rPr>
@@ -3658,16 +3768,809 @@
       <w:r>
         <w:rPr>
           <w:rFonts w:ascii="Times New Roman" w:eastAsia="微軟正黑體" w:hAnsi="Times New Roman" w:cs="Times New Roman" w:hint="eastAsia"/>
-          <w:b/>
-          <w:bCs/>
-        </w:rPr>
-        <w:t>Scikit-learn</w:t>
-      </w:r>
-      <w:r>
-        <w:rPr>
-          <w:rFonts w:ascii="Times New Roman" w:eastAsia="微軟正黑體" w:hAnsi="Times New Roman" w:cs="Times New Roman" w:hint="eastAsia"/>
-        </w:rPr>
-        <w:t xml:space="preserve"> with linear kernel and C</w:t>
+        </w:rPr>
+        <w:t>Similarly, Table</w:t>
+      </w:r>
+      <w:r>
+        <w:rPr>
+          <w:rFonts w:ascii="Times New Roman" w:eastAsia="微軟正黑體" w:hAnsi="Times New Roman" w:cs="Times New Roman" w:hint="eastAsia"/>
+        </w:rPr>
+        <w:t xml:space="preserve"> 2 indicates that the result of 20 games that our </w:t>
+      </w:r>
+      <w:r>
+        <w:rPr>
+          <w:rFonts w:ascii="Times New Roman" w:eastAsia="微軟正黑體" w:hAnsi="Times New Roman" w:cs="Times New Roman" w:hint="eastAsia"/>
+        </w:rPr>
+        <w:t>A</w:t>
+      </w:r>
+      <w:r>
+        <w:rPr>
+          <w:rFonts w:ascii="Times New Roman" w:eastAsia="微軟正黑體" w:hAnsi="Times New Roman" w:cs="Times New Roman" w:hint="eastAsia"/>
+        </w:rPr>
+        <w:t xml:space="preserve">gent </w:t>
+      </w:r>
+      <w:r>
+        <w:rPr>
+          <w:rFonts w:ascii="Times New Roman" w:eastAsia="微軟正黑體" w:hAnsi="Times New Roman" w:cs="Times New Roman" w:hint="eastAsia"/>
+        </w:rPr>
+        <w:t>1</w:t>
+      </w:r>
+      <w:r>
+        <w:rPr>
+          <w:rFonts w:ascii="Times New Roman" w:eastAsia="微軟正黑體" w:hAnsi="Times New Roman" w:cs="Times New Roman" w:hint="eastAsia"/>
+        </w:rPr>
+        <w:t xml:space="preserve"> being first player and last player respectively play against the 3 sample agents. Besides, </w:t>
+      </w:r>
+      <w:r>
+        <w:rPr>
+          <w:rFonts w:ascii="Times New Roman" w:eastAsia="微軟正黑體" w:hAnsi="Times New Roman" w:cs="Times New Roman" w:hint="eastAsia"/>
+        </w:rPr>
+        <w:t>table 3</w:t>
+      </w:r>
+      <w:r>
+        <w:rPr>
+          <w:rFonts w:ascii="Times New Roman" w:eastAsia="微軟正黑體" w:hAnsi="Times New Roman" w:cs="Times New Roman" w:hint="eastAsia"/>
+        </w:rPr>
+        <w:t xml:space="preserve"> also indicates the result that those two agents play together for 20 games.</w:t>
+      </w:r>
+    </w:p>
+    <w:tbl>
+      <w:tblPr>
+        <w:tblStyle w:val="a4"/>
+        <w:tblW w:w="8531" w:type="dxa"/>
+        <w:tblBorders>
+          <w:top w:val="single" w:sz="12" w:space="0" w:color="auto"/>
+          <w:left w:val="none" w:sz="0" w:space="0" w:color="auto"/>
+          <w:bottom w:val="single" w:sz="12" w:space="0" w:color="auto"/>
+          <w:right w:val="none" w:sz="0" w:space="0" w:color="auto"/>
+          <w:insideH w:val="none" w:sz="0" w:space="0" w:color="auto"/>
+          <w:insideV w:val="none" w:sz="0" w:space="0" w:color="auto"/>
+        </w:tblBorders>
+        <w:tblLook w:val="04A0" w:firstRow="1" w:lastRow="0" w:firstColumn="1" w:lastColumn="0" w:noHBand="0" w:noVBand="1"/>
+      </w:tblPr>
+      <w:tblGrid>
+        <w:gridCol w:w="3258"/>
+        <w:gridCol w:w="2634"/>
+        <w:gridCol w:w="2639"/>
+      </w:tblGrid>
+      <w:tr>
+        <w:tc>
+          <w:tcPr>
+            <w:tcW w:w="3258" w:type="dxa"/>
+            <w:tcBorders>
+              <w:top w:val="single" w:sz="12" w:space="0" w:color="auto"/>
+              <w:bottom w:val="single" w:sz="4" w:space="0" w:color="auto"/>
+            </w:tcBorders>
+          </w:tcPr>
+          <w:p>
+            <w:pPr>
+              <w:pStyle w:val="a3"/>
+              <w:spacing w:line="360" w:lineRule="exact"/>
+              <w:ind w:left="0"/>
+              <w:jc w:val="center"/>
+              <w:rPr>
+                <w:rFonts w:ascii="Times New Roman" w:eastAsia="微軟正黑體" w:hAnsi="Times New Roman" w:cs="Times New Roman"/>
+              </w:rPr>
+            </w:pPr>
+            <w:r>
+              <w:rPr>
+                <w:rFonts w:ascii="Times New Roman" w:eastAsia="微軟正黑體" w:hAnsi="Times New Roman" w:cs="Times New Roman" w:hint="eastAsia"/>
+              </w:rPr>
+              <w:t>Method</w:t>
+            </w:r>
+          </w:p>
+        </w:tc>
+        <w:tc>
+          <w:tcPr>
+            <w:tcW w:w="2634" w:type="dxa"/>
+            <w:tcBorders>
+              <w:top w:val="single" w:sz="12" w:space="0" w:color="auto"/>
+              <w:bottom w:val="single" w:sz="4" w:space="0" w:color="auto"/>
+            </w:tcBorders>
+          </w:tcPr>
+          <w:p>
+            <w:pPr>
+              <w:pStyle w:val="a3"/>
+              <w:spacing w:line="360" w:lineRule="exact"/>
+              <w:ind w:left="0"/>
+              <w:jc w:val="center"/>
+              <w:rPr>
+                <w:rFonts w:ascii="Times New Roman" w:eastAsia="微軟正黑體" w:hAnsi="Times New Roman" w:cs="Times New Roman"/>
+              </w:rPr>
+            </w:pPr>
+            <w:r>
+              <w:rPr>
+                <w:rFonts w:ascii="Times New Roman" w:eastAsia="微軟正黑體" w:hAnsi="Times New Roman" w:cs="Times New Roman" w:hint="eastAsia"/>
+              </w:rPr>
+              <w:t>Win Rate</w:t>
+            </w:r>
+          </w:p>
+        </w:tc>
+        <w:tc>
+          <w:tcPr>
+            <w:tcW w:w="2639" w:type="dxa"/>
+            <w:tcBorders>
+              <w:top w:val="single" w:sz="12" w:space="0" w:color="auto"/>
+              <w:bottom w:val="single" w:sz="4" w:space="0" w:color="auto"/>
+            </w:tcBorders>
+          </w:tcPr>
+          <w:p>
+            <w:pPr>
+              <w:pStyle w:val="a3"/>
+              <w:spacing w:line="360" w:lineRule="exact"/>
+              <w:ind w:left="0"/>
+              <w:jc w:val="center"/>
+              <w:rPr>
+                <w:rFonts w:ascii="Times New Roman" w:eastAsia="微軟正黑體" w:hAnsi="Times New Roman" w:cs="Times New Roman"/>
+              </w:rPr>
+            </w:pPr>
+            <w:r>
+              <w:rPr>
+                <w:rFonts w:ascii="Times New Roman" w:eastAsia="微軟正黑體" w:hAnsi="Times New Roman" w:cs="Times New Roman" w:hint="eastAsia"/>
+              </w:rPr>
+              <w:t>Average Score</w:t>
+            </w:r>
+          </w:p>
+        </w:tc>
+      </w:tr>
+      <w:tr>
+        <w:tc>
+          <w:tcPr>
+            <w:tcW w:w="3258" w:type="dxa"/>
+            <w:tcBorders>
+              <w:top w:val="single" w:sz="4" w:space="0" w:color="auto"/>
+            </w:tcBorders>
+          </w:tcPr>
+          <w:p>
+            <w:pPr>
+              <w:pStyle w:val="a3"/>
+              <w:spacing w:line="360" w:lineRule="exact"/>
+              <w:ind w:left="0"/>
+              <w:jc w:val="center"/>
+              <w:rPr>
+                <w:rFonts w:ascii="Times New Roman" w:eastAsia="微軟正黑體" w:hAnsi="Times New Roman" w:cs="Times New Roman"/>
+              </w:rPr>
+            </w:pPr>
+            <w:r>
+              <w:rPr>
+                <w:rFonts w:ascii="Times New Roman" w:eastAsia="微軟正黑體" w:hAnsi="Times New Roman" w:cs="Times New Roman" w:hint="eastAsia"/>
+              </w:rPr>
+              <w:t>First Player</w:t>
+            </w:r>
+          </w:p>
+        </w:tc>
+        <w:tc>
+          <w:tcPr>
+            <w:tcW w:w="2634" w:type="dxa"/>
+            <w:tcBorders>
+              <w:top w:val="single" w:sz="4" w:space="0" w:color="auto"/>
+            </w:tcBorders>
+          </w:tcPr>
+          <w:p>
+            <w:pPr>
+              <w:pStyle w:val="a3"/>
+              <w:spacing w:line="360" w:lineRule="exact"/>
+              <w:ind w:left="0"/>
+              <w:jc w:val="center"/>
+              <w:rPr>
+                <w:rFonts w:ascii="Times New Roman" w:eastAsia="微軟正黑體" w:hAnsi="Times New Roman" w:cs="Times New Roman"/>
+              </w:rPr>
+            </w:pPr>
+            <w:r>
+              <w:rPr>
+                <w:rFonts w:ascii="Times New Roman" w:eastAsia="微軟正黑體" w:hAnsi="Times New Roman" w:cs="Times New Roman" w:hint="eastAsia"/>
+              </w:rPr>
+              <w:t>100%</w:t>
+            </w:r>
+          </w:p>
+        </w:tc>
+        <w:tc>
+          <w:tcPr>
+            <w:tcW w:w="2639" w:type="dxa"/>
+            <w:tcBorders>
+              <w:top w:val="single" w:sz="4" w:space="0" w:color="auto"/>
+            </w:tcBorders>
+          </w:tcPr>
+          <w:p>
+            <w:pPr>
+              <w:pStyle w:val="a3"/>
+              <w:spacing w:line="360" w:lineRule="exact"/>
+              <w:ind w:left="0"/>
+              <w:jc w:val="center"/>
+              <w:rPr>
+                <w:rFonts w:ascii="Times New Roman" w:eastAsia="微軟正黑體" w:hAnsi="Times New Roman" w:cs="Times New Roman"/>
+              </w:rPr>
+            </w:pPr>
+            <w:r>
+              <w:rPr>
+                <w:rFonts w:ascii="Times New Roman" w:eastAsia="微軟正黑體" w:hAnsi="Times New Roman" w:cs="Times New Roman" w:hint="eastAsia"/>
+              </w:rPr>
+              <w:t>2</w:t>
+            </w:r>
+            <w:r>
+              <w:rPr>
+                <w:rFonts w:ascii="Times New Roman" w:eastAsia="微軟正黑體" w:hAnsi="Times New Roman" w:cs="Times New Roman" w:hint="eastAsia"/>
+              </w:rPr>
+              <w:t>9</w:t>
+            </w:r>
+            <w:r>
+              <w:rPr>
+                <w:rFonts w:ascii="Times New Roman" w:eastAsia="微軟正黑體" w:hAnsi="Times New Roman" w:cs="Times New Roman" w:hint="eastAsia"/>
+              </w:rPr>
+              <w:t>.</w:t>
+            </w:r>
+            <w:r>
+              <w:rPr>
+                <w:rFonts w:ascii="Times New Roman" w:eastAsia="微軟正黑體" w:hAnsi="Times New Roman" w:cs="Times New Roman" w:hint="eastAsia"/>
+              </w:rPr>
+              <w:t>881</w:t>
+            </w:r>
+          </w:p>
+        </w:tc>
+      </w:tr>
+      <w:tr>
+        <w:tc>
+          <w:tcPr>
+            <w:tcW w:w="3258" w:type="dxa"/>
+            <w:tcBorders>
+              <w:bottom w:val="single" w:sz="12" w:space="0" w:color="auto"/>
+            </w:tcBorders>
+          </w:tcPr>
+          <w:p>
+            <w:pPr>
+              <w:pStyle w:val="a3"/>
+              <w:spacing w:line="360" w:lineRule="exact"/>
+              <w:ind w:left="0"/>
+              <w:jc w:val="center"/>
+              <w:rPr>
+                <w:rFonts w:ascii="Times New Roman" w:eastAsia="微軟正黑體" w:hAnsi="Times New Roman" w:cs="Times New Roman"/>
+              </w:rPr>
+            </w:pPr>
+            <w:r>
+              <w:rPr>
+                <w:rFonts w:ascii="Times New Roman" w:eastAsia="微軟正黑體" w:hAnsi="Times New Roman" w:cs="Times New Roman" w:hint="eastAsia"/>
+              </w:rPr>
+              <w:t>Last Player</w:t>
+            </w:r>
+          </w:p>
+        </w:tc>
+        <w:tc>
+          <w:tcPr>
+            <w:tcW w:w="2634" w:type="dxa"/>
+            <w:tcBorders>
+              <w:bottom w:val="single" w:sz="12" w:space="0" w:color="auto"/>
+            </w:tcBorders>
+          </w:tcPr>
+          <w:p>
+            <w:pPr>
+              <w:pStyle w:val="a3"/>
+              <w:spacing w:line="360" w:lineRule="exact"/>
+              <w:ind w:left="0"/>
+              <w:jc w:val="center"/>
+              <w:rPr>
+                <w:rFonts w:ascii="Times New Roman" w:eastAsia="微軟正黑體" w:hAnsi="Times New Roman" w:cs="Times New Roman"/>
+              </w:rPr>
+            </w:pPr>
+            <w:r>
+              <w:rPr>
+                <w:rFonts w:ascii="Times New Roman" w:eastAsia="微軟正黑體" w:hAnsi="Times New Roman" w:cs="Times New Roman" w:hint="eastAsia"/>
+              </w:rPr>
+              <w:t>100%</w:t>
+            </w:r>
+          </w:p>
+        </w:tc>
+        <w:tc>
+          <w:tcPr>
+            <w:tcW w:w="2639" w:type="dxa"/>
+            <w:tcBorders>
+              <w:bottom w:val="single" w:sz="12" w:space="0" w:color="auto"/>
+            </w:tcBorders>
+          </w:tcPr>
+          <w:p>
+            <w:pPr>
+              <w:pStyle w:val="a3"/>
+              <w:spacing w:line="360" w:lineRule="exact"/>
+              <w:ind w:left="0"/>
+              <w:jc w:val="center"/>
+              <w:rPr>
+                <w:rFonts w:ascii="Times New Roman" w:eastAsia="微軟正黑體" w:hAnsi="Times New Roman" w:cs="Times New Roman"/>
+              </w:rPr>
+            </w:pPr>
+            <w:r>
+              <w:rPr>
+                <w:rFonts w:ascii="Times New Roman" w:eastAsia="微軟正黑體" w:hAnsi="Times New Roman" w:cs="Times New Roman"/>
+              </w:rPr>
+              <w:t>30.08</w:t>
+            </w:r>
+            <w:r>
+              <w:rPr>
+                <w:rFonts w:ascii="Times New Roman" w:eastAsia="微軟正黑體" w:hAnsi="Times New Roman" w:cs="Times New Roman" w:hint="eastAsia"/>
+              </w:rPr>
+              <w:t>9</w:t>
+            </w:r>
+          </w:p>
+        </w:tc>
+      </w:tr>
+      <w:tr>
+        <w:tc>
+          <w:tcPr>
+            <w:tcW w:w="8531" w:type="dxa"/>
+            <w:gridSpan w:val="3"/>
+            <w:tcBorders>
+              <w:top w:val="single" w:sz="12" w:space="0" w:color="auto"/>
+              <w:bottom w:val="nil"/>
+            </w:tcBorders>
+          </w:tcPr>
+          <w:p>
+            <w:pPr>
+              <w:pStyle w:val="a3"/>
+              <w:spacing w:line="360" w:lineRule="exact"/>
+              <w:ind w:left="0"/>
+              <w:jc w:val="center"/>
+              <w:rPr>
+                <w:rFonts w:ascii="Times New Roman" w:eastAsia="微軟正黑體" w:hAnsi="Times New Roman" w:cs="Times New Roman"/>
+                <w:sz w:val="20"/>
+                <w:szCs w:val="20"/>
+              </w:rPr>
+            </w:pPr>
+            <w:r>
+              <w:rPr>
+                <w:rFonts w:ascii="Times New Roman" w:eastAsia="微軟正黑體" w:hAnsi="Times New Roman" w:cs="Times New Roman" w:hint="eastAsia"/>
+                <w:sz w:val="20"/>
+                <w:szCs w:val="20"/>
+              </w:rPr>
+              <w:t xml:space="preserve">Table </w:t>
+            </w:r>
+            <w:r>
+              <w:rPr>
+                <w:rFonts w:ascii="Times New Roman" w:eastAsia="微軟正黑體" w:hAnsi="Times New Roman" w:cs="Times New Roman" w:hint="eastAsia"/>
+                <w:sz w:val="20"/>
+                <w:szCs w:val="20"/>
+              </w:rPr>
+              <w:t>2</w:t>
+            </w:r>
+            <w:r>
+              <w:rPr>
+                <w:rFonts w:ascii="Times New Roman" w:eastAsia="微軟正黑體" w:hAnsi="Times New Roman" w:cs="Times New Roman" w:hint="eastAsia"/>
+                <w:sz w:val="20"/>
+                <w:szCs w:val="20"/>
+              </w:rPr>
+              <w:t>.</w:t>
+            </w:r>
+            <w:r>
+              <w:rPr>
+                <w:rFonts w:ascii="Times New Roman" w:eastAsia="微軟正黑體" w:hAnsi="Times New Roman" w:cs="Times New Roman" w:hint="eastAsia"/>
+                <w:sz w:val="20"/>
+                <w:szCs w:val="20"/>
+              </w:rPr>
+              <w:t xml:space="preserve"> </w:t>
+            </w:r>
+            <w:r>
+              <w:rPr>
+                <w:rFonts w:ascii="Times New Roman" w:eastAsia="微軟正黑體" w:hAnsi="Times New Roman" w:cs="Times New Roman" w:hint="eastAsia"/>
+                <w:sz w:val="20"/>
+                <w:szCs w:val="20"/>
+              </w:rPr>
+              <w:t>T</w:t>
+            </w:r>
+            <w:r>
+              <w:rPr>
+                <w:rFonts w:ascii="Times New Roman" w:eastAsia="微軟正黑體" w:hAnsi="Times New Roman" w:cs="Times New Roman" w:hint="eastAsia"/>
+                <w:sz w:val="20"/>
+                <w:szCs w:val="20"/>
+              </w:rPr>
+              <w:t xml:space="preserve">he result from parallel MCTS agent </w:t>
+            </w:r>
+            <w:r>
+              <w:rPr>
+                <w:rFonts w:ascii="Times New Roman" w:eastAsia="微軟正黑體" w:hAnsi="Times New Roman" w:cs="Times New Roman" w:hint="eastAsia"/>
+                <w:sz w:val="20"/>
+                <w:szCs w:val="20"/>
+              </w:rPr>
+              <w:t xml:space="preserve">being first player and being last player </w:t>
+            </w:r>
+            <w:r>
+              <w:rPr>
+                <w:rFonts w:ascii="Times New Roman" w:eastAsia="微軟正黑體" w:hAnsi="Times New Roman" w:cs="Times New Roman" w:hint="eastAsia"/>
+                <w:sz w:val="20"/>
+                <w:szCs w:val="20"/>
+              </w:rPr>
+              <w:t xml:space="preserve">in Game </w:t>
+            </w:r>
+            <w:r>
+              <w:rPr>
+                <w:rFonts w:ascii="Times New Roman" w:eastAsia="微軟正黑體" w:hAnsi="Times New Roman" w:cs="Times New Roman" w:hint="eastAsia"/>
+                <w:sz w:val="20"/>
+                <w:szCs w:val="20"/>
+              </w:rPr>
+              <w:t>1</w:t>
+            </w:r>
+          </w:p>
+          <w:p>
+            <w:pPr>
+              <w:pStyle w:val="a3"/>
+              <w:spacing w:line="360" w:lineRule="exact"/>
+              <w:ind w:left="0"/>
+              <w:jc w:val="center"/>
+              <w:rPr>
+                <w:rFonts w:ascii="Times New Roman" w:eastAsia="微軟正黑體" w:hAnsi="Times New Roman" w:cs="Times New Roman"/>
+                <w:sz w:val="20"/>
+                <w:szCs w:val="20"/>
+              </w:rPr>
+            </w:pPr>
+          </w:p>
+        </w:tc>
+      </w:tr>
+      <w:tr>
+        <w:tc>
+          <w:tcPr>
+            <w:tcW w:w="3258" w:type="dxa"/>
+            <w:tcBorders>
+              <w:top w:val="single" w:sz="12" w:space="0" w:color="auto"/>
+              <w:bottom w:val="single" w:sz="4" w:space="0" w:color="auto"/>
+            </w:tcBorders>
+          </w:tcPr>
+          <w:p>
+            <w:pPr>
+              <w:pStyle w:val="a3"/>
+              <w:spacing w:line="360" w:lineRule="exact"/>
+              <w:ind w:left="0"/>
+              <w:jc w:val="center"/>
+              <w:rPr>
+                <w:rFonts w:ascii="Times New Roman" w:eastAsia="微軟正黑體" w:hAnsi="Times New Roman" w:cs="Times New Roman"/>
+              </w:rPr>
+            </w:pPr>
+            <w:r>
+              <w:rPr>
+                <w:rFonts w:ascii="Times New Roman" w:eastAsia="微軟正黑體" w:hAnsi="Times New Roman" w:cs="Times New Roman" w:hint="eastAsia"/>
+              </w:rPr>
+              <w:lastRenderedPageBreak/>
+              <w:t>Method</w:t>
+            </w:r>
+          </w:p>
+        </w:tc>
+        <w:tc>
+          <w:tcPr>
+            <w:tcW w:w="2634" w:type="dxa"/>
+            <w:tcBorders>
+              <w:top w:val="single" w:sz="12" w:space="0" w:color="auto"/>
+              <w:bottom w:val="single" w:sz="4" w:space="0" w:color="auto"/>
+            </w:tcBorders>
+          </w:tcPr>
+          <w:p>
+            <w:pPr>
+              <w:pStyle w:val="a3"/>
+              <w:spacing w:line="360" w:lineRule="exact"/>
+              <w:ind w:left="0"/>
+              <w:jc w:val="center"/>
+              <w:rPr>
+                <w:rFonts w:ascii="Times New Roman" w:eastAsia="微軟正黑體" w:hAnsi="Times New Roman" w:cs="Times New Roman"/>
+              </w:rPr>
+            </w:pPr>
+            <w:r>
+              <w:rPr>
+                <w:rFonts w:ascii="Times New Roman" w:eastAsia="微軟正黑體" w:hAnsi="Times New Roman" w:cs="Times New Roman" w:hint="eastAsia"/>
+              </w:rPr>
+              <w:t>Win Rate</w:t>
+            </w:r>
+          </w:p>
+        </w:tc>
+        <w:tc>
+          <w:tcPr>
+            <w:tcW w:w="2639" w:type="dxa"/>
+            <w:tcBorders>
+              <w:top w:val="single" w:sz="12" w:space="0" w:color="auto"/>
+              <w:bottom w:val="single" w:sz="4" w:space="0" w:color="auto"/>
+            </w:tcBorders>
+          </w:tcPr>
+          <w:p>
+            <w:pPr>
+              <w:pStyle w:val="a3"/>
+              <w:spacing w:line="360" w:lineRule="exact"/>
+              <w:ind w:left="0"/>
+              <w:jc w:val="center"/>
+              <w:rPr>
+                <w:rFonts w:ascii="Times New Roman" w:eastAsia="微軟正黑體" w:hAnsi="Times New Roman" w:cs="Times New Roman"/>
+              </w:rPr>
+            </w:pPr>
+            <w:r>
+              <w:rPr>
+                <w:rFonts w:ascii="Times New Roman" w:eastAsia="微軟正黑體" w:hAnsi="Times New Roman" w:cs="Times New Roman" w:hint="eastAsia"/>
+              </w:rPr>
+              <w:t>Average Score</w:t>
+            </w:r>
+          </w:p>
+        </w:tc>
+      </w:tr>
+      <w:tr>
+        <w:tc>
+          <w:tcPr>
+            <w:tcW w:w="3258" w:type="dxa"/>
+            <w:tcBorders>
+              <w:top w:val="single" w:sz="4" w:space="0" w:color="auto"/>
+            </w:tcBorders>
+          </w:tcPr>
+          <w:p>
+            <w:pPr>
+              <w:pStyle w:val="a3"/>
+              <w:spacing w:line="360" w:lineRule="exact"/>
+              <w:ind w:left="0"/>
+              <w:jc w:val="center"/>
+              <w:rPr>
+                <w:rFonts w:ascii="Times New Roman" w:eastAsia="微軟正黑體" w:hAnsi="Times New Roman" w:cs="Times New Roman"/>
+              </w:rPr>
+            </w:pPr>
+            <w:r>
+              <w:rPr>
+                <w:rFonts w:ascii="Times New Roman" w:eastAsia="微軟正黑體" w:hAnsi="Times New Roman" w:cs="Times New Roman" w:hint="eastAsia"/>
+              </w:rPr>
+              <w:t>First Player</w:t>
+            </w:r>
+            <w:r>
+              <w:rPr>
+                <w:rFonts w:ascii="Times New Roman" w:eastAsia="微軟正黑體" w:hAnsi="Times New Roman" w:cs="Times New Roman" w:hint="eastAsia"/>
+              </w:rPr>
+              <w:t xml:space="preserve"> (Against together)</w:t>
+            </w:r>
+          </w:p>
+        </w:tc>
+        <w:tc>
+          <w:tcPr>
+            <w:tcW w:w="2634" w:type="dxa"/>
+            <w:tcBorders>
+              <w:top w:val="single" w:sz="4" w:space="0" w:color="auto"/>
+            </w:tcBorders>
+          </w:tcPr>
+          <w:p>
+            <w:pPr>
+              <w:pStyle w:val="a3"/>
+              <w:spacing w:line="360" w:lineRule="exact"/>
+              <w:ind w:left="0"/>
+              <w:jc w:val="center"/>
+              <w:rPr>
+                <w:rFonts w:ascii="Times New Roman" w:eastAsia="微軟正黑體" w:hAnsi="Times New Roman" w:cs="Times New Roman"/>
+              </w:rPr>
+            </w:pPr>
+            <w:r>
+              <w:rPr>
+                <w:rFonts w:ascii="Times New Roman" w:eastAsia="微軟正黑體" w:hAnsi="Times New Roman" w:cs="Times New Roman" w:hint="eastAsia"/>
+              </w:rPr>
+              <w:t>8</w:t>
+            </w:r>
+            <w:r>
+              <w:rPr>
+                <w:rFonts w:ascii="Times New Roman" w:eastAsia="微軟正黑體" w:hAnsi="Times New Roman" w:cs="Times New Roman" w:hint="eastAsia"/>
+              </w:rPr>
+              <w:t>0%</w:t>
+            </w:r>
+          </w:p>
+        </w:tc>
+        <w:tc>
+          <w:tcPr>
+            <w:tcW w:w="2639" w:type="dxa"/>
+            <w:tcBorders>
+              <w:top w:val="single" w:sz="4" w:space="0" w:color="auto"/>
+            </w:tcBorders>
+          </w:tcPr>
+          <w:p>
+            <w:pPr>
+              <w:pStyle w:val="a3"/>
+              <w:spacing w:line="360" w:lineRule="exact"/>
+              <w:ind w:left="0"/>
+              <w:jc w:val="center"/>
+              <w:rPr>
+                <w:rFonts w:ascii="Times New Roman" w:eastAsia="微軟正黑體" w:hAnsi="Times New Roman" w:cs="Times New Roman"/>
+              </w:rPr>
+            </w:pPr>
+            <w:r>
+              <w:rPr>
+                <w:rFonts w:ascii="Times New Roman" w:eastAsia="微軟正黑體" w:hAnsi="Times New Roman" w:cs="Times New Roman" w:hint="eastAsia"/>
+              </w:rPr>
+              <w:t>30.470</w:t>
+            </w:r>
+          </w:p>
+        </w:tc>
+      </w:tr>
+      <w:tr>
+        <w:tc>
+          <w:tcPr>
+            <w:tcW w:w="3258" w:type="dxa"/>
+            <w:tcBorders>
+              <w:bottom w:val="single" w:sz="12" w:space="0" w:color="auto"/>
+            </w:tcBorders>
+          </w:tcPr>
+          <w:p>
+            <w:pPr>
+              <w:pStyle w:val="a3"/>
+              <w:spacing w:line="360" w:lineRule="exact"/>
+              <w:ind w:left="0"/>
+              <w:jc w:val="center"/>
+              <w:rPr>
+                <w:rFonts w:ascii="Times New Roman" w:eastAsia="微軟正黑體" w:hAnsi="Times New Roman" w:cs="Times New Roman"/>
+              </w:rPr>
+            </w:pPr>
+            <w:r>
+              <w:rPr>
+                <w:rFonts w:ascii="Times New Roman" w:eastAsia="微軟正黑體" w:hAnsi="Times New Roman" w:cs="Times New Roman" w:hint="eastAsia"/>
+              </w:rPr>
+              <w:t>Last Player</w:t>
+            </w:r>
+            <w:r>
+              <w:rPr>
+                <w:rFonts w:ascii="Times New Roman" w:eastAsia="微軟正黑體" w:hAnsi="Times New Roman" w:cs="Times New Roman" w:hint="eastAsia"/>
+              </w:rPr>
+              <w:t xml:space="preserve"> (Against together)</w:t>
+            </w:r>
+          </w:p>
+        </w:tc>
+        <w:tc>
+          <w:tcPr>
+            <w:tcW w:w="2634" w:type="dxa"/>
+            <w:tcBorders>
+              <w:bottom w:val="single" w:sz="12" w:space="0" w:color="auto"/>
+            </w:tcBorders>
+          </w:tcPr>
+          <w:p>
+            <w:pPr>
+              <w:pStyle w:val="a3"/>
+              <w:spacing w:line="360" w:lineRule="exact"/>
+              <w:ind w:left="0"/>
+              <w:jc w:val="center"/>
+              <w:rPr>
+                <w:rFonts w:ascii="Times New Roman" w:eastAsia="微軟正黑體" w:hAnsi="Times New Roman" w:cs="Times New Roman"/>
+              </w:rPr>
+            </w:pPr>
+            <w:r>
+              <w:rPr>
+                <w:rFonts w:ascii="Times New Roman" w:eastAsia="微軟正黑體" w:hAnsi="Times New Roman" w:cs="Times New Roman" w:hint="eastAsia"/>
+              </w:rPr>
+              <w:t>2</w:t>
+            </w:r>
+            <w:r>
+              <w:rPr>
+                <w:rFonts w:ascii="Times New Roman" w:eastAsia="微軟正黑體" w:hAnsi="Times New Roman" w:cs="Times New Roman" w:hint="eastAsia"/>
+              </w:rPr>
+              <w:t>0%</w:t>
+            </w:r>
+          </w:p>
+        </w:tc>
+        <w:tc>
+          <w:tcPr>
+            <w:tcW w:w="2639" w:type="dxa"/>
+            <w:tcBorders>
+              <w:bottom w:val="single" w:sz="12" w:space="0" w:color="auto"/>
+            </w:tcBorders>
+          </w:tcPr>
+          <w:p>
+            <w:pPr>
+              <w:pStyle w:val="a3"/>
+              <w:spacing w:line="360" w:lineRule="exact"/>
+              <w:ind w:left="0"/>
+              <w:jc w:val="center"/>
+              <w:rPr>
+                <w:rFonts w:ascii="Times New Roman" w:eastAsia="微軟正黑體" w:hAnsi="Times New Roman" w:cs="Times New Roman"/>
+              </w:rPr>
+            </w:pPr>
+            <w:r>
+              <w:rPr>
+                <w:rFonts w:ascii="Times New Roman" w:eastAsia="微軟正黑體" w:hAnsi="Times New Roman" w:cs="Times New Roman" w:hint="eastAsia"/>
+              </w:rPr>
+              <w:t>29.734</w:t>
+            </w:r>
+          </w:p>
+        </w:tc>
+      </w:tr>
+      <w:tr>
+        <w:tc>
+          <w:tcPr>
+            <w:tcW w:w="8531" w:type="dxa"/>
+            <w:gridSpan w:val="3"/>
+            <w:tcBorders>
+              <w:top w:val="single" w:sz="12" w:space="0" w:color="auto"/>
+              <w:bottom w:val="nil"/>
+            </w:tcBorders>
+          </w:tcPr>
+          <w:p>
+            <w:pPr>
+              <w:pStyle w:val="a3"/>
+              <w:spacing w:line="360" w:lineRule="exact"/>
+              <w:ind w:left="0"/>
+              <w:jc w:val="center"/>
+              <w:rPr>
+                <w:rFonts w:ascii="Times New Roman" w:eastAsia="微軟正黑體" w:hAnsi="Times New Roman" w:cs="Times New Roman"/>
+                <w:sz w:val="19"/>
+                <w:szCs w:val="19"/>
+              </w:rPr>
+            </w:pPr>
+            <w:r>
+              <w:rPr>
+                <w:rFonts w:ascii="Times New Roman" w:eastAsia="微軟正黑體" w:hAnsi="Times New Roman" w:cs="Times New Roman" w:hint="eastAsia"/>
+                <w:sz w:val="19"/>
+                <w:szCs w:val="19"/>
+              </w:rPr>
+              <w:t>Table 3</w:t>
+            </w:r>
+            <w:r>
+              <w:rPr>
+                <w:rFonts w:ascii="Times New Roman" w:eastAsia="微軟正黑體" w:hAnsi="Times New Roman" w:cs="Times New Roman" w:hint="eastAsia"/>
+                <w:sz w:val="19"/>
+                <w:szCs w:val="19"/>
+              </w:rPr>
+              <w:t>.</w:t>
+            </w:r>
+            <w:r>
+              <w:rPr>
+                <w:rFonts w:ascii="Times New Roman" w:eastAsia="微軟正黑體" w:hAnsi="Times New Roman" w:cs="Times New Roman" w:hint="eastAsia"/>
+                <w:sz w:val="19"/>
+                <w:szCs w:val="19"/>
+              </w:rPr>
+              <w:t xml:space="preserve"> The r</w:t>
+            </w:r>
+            <w:r>
+              <w:rPr>
+                <w:rFonts w:ascii="Times New Roman" w:eastAsia="微軟正黑體" w:hAnsi="Times New Roman" w:cs="Times New Roman" w:hint="eastAsia"/>
+                <w:sz w:val="19"/>
+                <w:szCs w:val="19"/>
+              </w:rPr>
+              <w:t>esult from parallel MCTS agent being first player and being last player together in Game 1</w:t>
+            </w:r>
+          </w:p>
+        </w:tc>
+      </w:tr>
+    </w:tbl>
+    <w:p>
+      <w:pPr>
+        <w:pStyle w:val="a3"/>
+        <w:snapToGrid w:val="0"/>
+        <w:spacing w:beforeLines="50" w:before="120" w:afterLines="50" w:after="120" w:line="360" w:lineRule="exact"/>
+        <w:ind w:left="357"/>
+        <w:contextualSpacing w:val="0"/>
+        <w:jc w:val="both"/>
+        <w:rPr>
+          <w:rFonts w:ascii="Times New Roman" w:eastAsia="微軟正黑體" w:hAnsi="Times New Roman" w:cs="Times New Roman"/>
+        </w:rPr>
+      </w:pPr>
+      <w:r>
+        <w:rPr>
+          <w:rFonts w:ascii="Times New Roman" w:eastAsia="微軟正黑體" w:hAnsi="Times New Roman" w:cs="Times New Roman" w:hint="eastAsia"/>
+        </w:rPr>
+        <w:t>According to the result,</w:t>
+      </w:r>
+      <w:r>
+        <w:rPr>
+          <w:rFonts w:ascii="Times New Roman" w:eastAsia="微軟正黑體" w:hAnsi="Times New Roman" w:cs="Times New Roman" w:hint="eastAsia"/>
+        </w:rPr>
+        <w:t xml:space="preserve"> it seems that though table 2 cannot show the different performance between being first player and being last player</w:t>
+      </w:r>
+      <w:r>
+        <w:rPr>
+          <w:rFonts w:ascii="Times New Roman" w:eastAsia="微軟正黑體" w:hAnsi="Times New Roman" w:cs="Times New Roman" w:hint="eastAsia"/>
+        </w:rPr>
+        <w:t xml:space="preserve"> due to </w:t>
+      </w:r>
+      <w:r>
+        <w:rPr>
+          <w:rFonts w:ascii="Times New Roman" w:eastAsia="微軟正黑體" w:hAnsi="Times New Roman" w:cs="Times New Roman"/>
+        </w:rPr>
+        <w:t>statistical error</w:t>
+      </w:r>
+      <w:r>
+        <w:rPr>
+          <w:rFonts w:ascii="Times New Roman" w:eastAsia="微軟正黑體" w:hAnsi="Times New Roman" w:cs="Times New Roman" w:hint="eastAsia"/>
+        </w:rPr>
+        <w:t>, table 3 in</w:t>
+      </w:r>
+      <w:r>
+        <w:rPr>
+          <w:rFonts w:ascii="Times New Roman" w:eastAsia="微軟正黑體" w:hAnsi="Times New Roman" w:cs="Times New Roman" w:hint="eastAsia"/>
+        </w:rPr>
+        <w:t xml:space="preserve">dicate that the first player is able to </w:t>
+      </w:r>
+      <w:r>
+        <w:rPr>
+          <w:rFonts w:ascii="Times New Roman" w:eastAsia="微軟正黑體" w:hAnsi="Times New Roman" w:cs="Times New Roman"/>
+        </w:rPr>
+        <w:t>restrict</w:t>
       </w:r>
       <w:r>
         <w:rPr>
@@ -3679,25 +4582,7 @@
         <w:rPr>
           <w:rFonts w:ascii="Times New Roman" w:eastAsia="微軟正黑體" w:hAnsi="Times New Roman" w:cs="Times New Roman" w:hint="eastAsia"/>
         </w:rPr>
-        <w:t>=</w:t>
-      </w:r>
-      <w:r>
-        <w:rPr>
-          <w:rFonts w:ascii="Times New Roman" w:eastAsia="微軟正黑體" w:hAnsi="Times New Roman" w:cs="Times New Roman" w:hint="eastAsia"/>
-        </w:rPr>
-        <w:t xml:space="preserve"> </w:t>
-      </w:r>
-      <w:r>
-        <w:rPr>
-          <w:rFonts w:ascii="Times New Roman" w:eastAsia="微軟正黑體" w:hAnsi="Times New Roman" w:cs="Times New Roman" w:hint="eastAsia"/>
-        </w:rPr>
-        <w:t>0.</w:t>
-      </w:r>
-      <w:r>
-        <w:rPr>
-          <w:rFonts w:ascii="Times New Roman" w:eastAsia="微軟正黑體" w:hAnsi="Times New Roman" w:cs="Times New Roman" w:hint="eastAsia"/>
-        </w:rPr>
-        <w:t>1</w:t>
+        <w:t>the performance of being last player significantly</w:t>
       </w:r>
       <w:r>
         <w:rPr>
@@ -3722,13 +4607,7 @@
         <w:rPr>
           <w:rFonts w:ascii="Times New Roman" w:eastAsia="微軟正黑體" w:hAnsi="Times New Roman" w:cs="Times New Roman" w:hint="eastAsia"/>
         </w:rPr>
-        <w:t>Evaluat</w:t>
-      </w:r>
-      <w:r>
-        <w:rPr>
-          <w:rFonts w:ascii="Times New Roman" w:eastAsia="微軟正黑體" w:hAnsi="Times New Roman" w:cs="Times New Roman" w:hint="eastAsia"/>
-        </w:rPr>
-        <w:t>ion</w:t>
+        <w:t>Different strategy</w:t>
       </w:r>
       <w:r>
         <w:rPr>
@@ -3742,71 +4621,5273 @@
         <w:pStyle w:val="a3"/>
         <w:spacing w:after="240" w:line="360" w:lineRule="exact"/>
         <w:ind w:left="360"/>
-        <w:rPr>
-          <w:rFonts w:ascii="Times New Roman" w:eastAsia="微軟正黑體" w:hAnsi="Times New Roman" w:cs="Times New Roman"/>
-        </w:rPr>
-      </w:pPr>
-      <w:r>
-        <w:rPr>
-          <w:rFonts w:ascii="Times New Roman" w:eastAsia="微軟正黑體" w:hAnsi="Times New Roman" w:cs="Times New Roman" w:hint="eastAsia"/>
-        </w:rPr>
-        <w:t xml:space="preserve">I </w:t>
-      </w:r>
-      <w:r>
-        <w:rPr>
-          <w:rFonts w:ascii="Times New Roman" w:eastAsia="微軟正黑體" w:hAnsi="Times New Roman" w:cs="Times New Roman"/>
-        </w:rPr>
-        <w:t>sum the confusion matrices of 5 folds</w:t>
-      </w:r>
-      <w:r>
-        <w:t xml:space="preserve"> </w:t>
-      </w:r>
-      <w:r>
-        <w:rPr>
-          <w:rFonts w:ascii="Times New Roman" w:eastAsia="微軟正黑體" w:hAnsi="Times New Roman" w:cs="Times New Roman"/>
-        </w:rPr>
-        <w:t>and</w:t>
-      </w:r>
-      <w:r>
-        <w:rPr>
-          <w:rFonts w:ascii="Times New Roman" w:eastAsia="微軟正黑體" w:hAnsi="Times New Roman" w:cs="Times New Roman" w:hint="eastAsia"/>
-        </w:rPr>
-        <w:t xml:space="preserve"> </w:t>
-      </w:r>
-      <w:r>
-        <w:rPr>
-          <w:rFonts w:ascii="Times New Roman" w:eastAsia="微軟正黑體" w:hAnsi="Times New Roman" w:cs="Times New Roman" w:hint="eastAsia"/>
-        </w:rPr>
-        <w:t>calculate</w:t>
-      </w:r>
-      <w:r>
-        <w:rPr>
-          <w:rFonts w:ascii="Times New Roman" w:eastAsia="微軟正黑體" w:hAnsi="Times New Roman" w:cs="Times New Roman" w:hint="eastAsia"/>
-        </w:rPr>
-        <w:t>d</w:t>
-      </w:r>
-      <w:r>
-        <w:rPr>
-          <w:rFonts w:ascii="Times New Roman" w:eastAsia="微軟正黑體" w:hAnsi="Times New Roman" w:cs="Times New Roman" w:hint="eastAsia"/>
-        </w:rPr>
-        <w:t xml:space="preserve"> the </w:t>
-      </w:r>
-      <w:r>
-        <w:rPr>
-          <w:rFonts w:ascii="Times New Roman" w:eastAsia="微軟正黑體" w:hAnsi="Times New Roman" w:cs="Times New Roman"/>
-        </w:rPr>
-        <w:t>average</w:t>
-      </w:r>
-      <w:r>
-        <w:rPr>
-          <w:rFonts w:ascii="Times New Roman" w:eastAsia="微軟正黑體" w:hAnsi="Times New Roman" w:cs="Times New Roman" w:hint="eastAsia"/>
-        </w:rPr>
-        <w:t xml:space="preserve"> accuracy score.</w:t>
+        <w:jc w:val="both"/>
+        <w:rPr>
+          <w:rFonts w:ascii="Times New Roman" w:eastAsia="微軟正黑體" w:hAnsi="Times New Roman" w:cs="Times New Roman"/>
+        </w:rPr>
+      </w:pPr>
+      <w:r>
+        <w:rPr>
+          <w:rFonts w:ascii="Times New Roman" w:eastAsia="微軟正黑體" w:hAnsi="Times New Roman" w:cs="Times New Roman" w:hint="eastAsia"/>
+        </w:rPr>
+        <w:t xml:space="preserve">Agent 1 </w:t>
+      </w:r>
+      <w:r>
+        <w:rPr>
+          <w:rFonts w:ascii="Times New Roman" w:eastAsia="微軟正黑體" w:hAnsi="Times New Roman" w:cs="Times New Roman" w:hint="eastAsia"/>
+        </w:rPr>
+        <w:t>doesn</w:t>
+      </w:r>
+      <w:r>
+        <w:rPr>
+          <w:rFonts w:ascii="Times New Roman" w:eastAsia="微軟正黑體" w:hAnsi="Times New Roman" w:cs="Times New Roman"/>
+        </w:rPr>
+        <w:t>’</w:t>
+      </w:r>
+      <w:r>
+        <w:rPr>
+          <w:rFonts w:ascii="Times New Roman" w:eastAsia="微軟正黑體" w:hAnsi="Times New Roman" w:cs="Times New Roman" w:hint="eastAsia"/>
+        </w:rPr>
+        <w:t xml:space="preserve">t have </w:t>
+      </w:r>
+      <w:r>
+        <w:rPr>
+          <w:rFonts w:ascii="Times New Roman" w:eastAsia="微軟正黑體" w:hAnsi="Times New Roman" w:cs="Times New Roman" w:hint="eastAsia"/>
+        </w:rPr>
+        <w:t xml:space="preserve">many </w:t>
+      </w:r>
+      <w:r>
+        <w:rPr>
+          <w:rFonts w:ascii="Times New Roman" w:eastAsia="微軟正黑體" w:hAnsi="Times New Roman" w:cs="Times New Roman"/>
+        </w:rPr>
+        <w:t>effective strateg</w:t>
+      </w:r>
+      <w:r>
+        <w:rPr>
+          <w:rFonts w:ascii="Times New Roman" w:eastAsia="微軟正黑體" w:hAnsi="Times New Roman" w:cs="Times New Roman" w:hint="eastAsia"/>
+        </w:rPr>
+        <w:t xml:space="preserve">ies </w:t>
+      </w:r>
+      <w:r>
+        <w:rPr>
+          <w:rFonts w:ascii="Times New Roman" w:eastAsia="微軟正黑體" w:hAnsi="Times New Roman" w:cs="Times New Roman" w:hint="eastAsia"/>
+        </w:rPr>
+        <w:t>worth conducting experiment</w:t>
+      </w:r>
+      <w:r>
+        <w:rPr>
+          <w:rFonts w:ascii="Times New Roman" w:eastAsia="微軟正黑體" w:hAnsi="Times New Roman" w:cs="Times New Roman" w:hint="eastAsia"/>
+        </w:rPr>
+        <w:t>.</w:t>
+      </w:r>
+      <w:r>
+        <w:rPr>
+          <w:rFonts w:ascii="Times New Roman" w:eastAsia="微軟正黑體" w:hAnsi="Times New Roman" w:cs="Times New Roman" w:hint="eastAsia"/>
+        </w:rPr>
+        <w:t xml:space="preserve"> Thus, we will skip this session.</w:t>
       </w:r>
     </w:p>
     <w:p>
       <w:pPr>
         <w:spacing w:line="360" w:lineRule="exact"/>
+        <w:rPr>
+          <w:rFonts w:ascii="Times New Roman" w:eastAsia="微軟正黑體" w:hAnsi="Times New Roman" w:cs="Times New Roman"/>
+          <w:u w:val="single"/>
+        </w:rPr>
+      </w:pPr>
+      <w:r>
+        <w:rPr>
+          <w:rFonts w:ascii="Times New Roman" w:eastAsia="微軟正黑體" w:hAnsi="Times New Roman" w:cs="Times New Roman" w:hint="eastAsia"/>
+          <w:u w:val="single"/>
+        </w:rPr>
+        <w:t>Game 2</w:t>
+      </w:r>
+    </w:p>
+    <w:p>
+      <w:pPr>
+        <w:pStyle w:val="a3"/>
+        <w:numPr>
+          <w:ilvl w:val="0"/>
+          <w:numId w:val="6"/>
+        </w:numPr>
+        <w:spacing w:line="360" w:lineRule="exact"/>
+        <w:rPr>
+          <w:rFonts w:ascii="Times New Roman" w:eastAsia="微軟正黑體" w:hAnsi="Times New Roman" w:cs="Times New Roman"/>
+        </w:rPr>
+      </w:pPr>
+      <w:r>
+        <w:rPr>
+          <w:rFonts w:ascii="Times New Roman" w:eastAsia="微軟正黑體" w:hAnsi="Times New Roman" w:cs="Times New Roman" w:hint="eastAsia"/>
+        </w:rPr>
+        <w:t>Parallel and non-parallel:</w:t>
+      </w:r>
+    </w:p>
+    <w:p>
+      <w:pPr>
+        <w:pStyle w:val="a3"/>
+        <w:snapToGrid w:val="0"/>
+        <w:spacing w:afterLines="50" w:after="120" w:line="360" w:lineRule="exact"/>
+        <w:ind w:left="357"/>
+        <w:contextualSpacing w:val="0"/>
+        <w:jc w:val="both"/>
+        <w:rPr>
+          <w:rFonts w:ascii="Times New Roman" w:eastAsia="微軟正黑體" w:hAnsi="Times New Roman" w:cs="Times New Roman"/>
+        </w:rPr>
+      </w:pPr>
+      <w:r>
+        <w:rPr>
+          <w:rFonts w:ascii="Times New Roman" w:eastAsia="微軟正黑體" w:hAnsi="Times New Roman" w:cs="Times New Roman" w:hint="eastAsia"/>
+        </w:rPr>
+        <w:t>The situation is the same as Game 1</w:t>
+      </w:r>
+      <w:r>
+        <w:rPr>
+          <w:rFonts w:ascii="Times New Roman" w:eastAsia="微軟正黑體" w:hAnsi="Times New Roman" w:cs="Times New Roman" w:hint="eastAsia"/>
+        </w:rPr>
+        <w:t xml:space="preserve"> except that </w:t>
+      </w:r>
+      <w:r>
+        <w:rPr>
+          <w:rFonts w:ascii="Times New Roman" w:eastAsia="微軟正黑體" w:hAnsi="Times New Roman" w:cs="Times New Roman"/>
+        </w:rPr>
+        <w:t>32 sheep per player</w:t>
+      </w:r>
+      <w:r>
+        <w:rPr>
+          <w:rFonts w:ascii="Times New Roman" w:eastAsia="微軟正黑體" w:hAnsi="Times New Roman" w:cs="Times New Roman" w:hint="eastAsia"/>
+        </w:rPr>
+        <w:t xml:space="preserve"> and </w:t>
+      </w:r>
+      <w:r>
+        <w:rPr>
+          <w:rFonts w:ascii="Times New Roman" w:eastAsia="微軟正黑體" w:hAnsi="Times New Roman" w:cs="Times New Roman"/>
+        </w:rPr>
+        <w:t>100-cell playing field within a 15x15</w:t>
+      </w:r>
+      <w:r>
+        <w:rPr>
+          <w:rFonts w:ascii="Times New Roman" w:eastAsia="微軟正黑體" w:hAnsi="Times New Roman" w:cs="Times New Roman" w:hint="eastAsia"/>
+        </w:rPr>
+        <w:t xml:space="preserve"> </w:t>
+      </w:r>
+      <w:r>
+        <w:rPr>
+          <w:rFonts w:ascii="Times New Roman" w:eastAsia="微軟正黑體" w:hAnsi="Times New Roman" w:cs="Times New Roman"/>
+        </w:rPr>
+        <w:t>square</w:t>
+      </w:r>
+      <w:r>
+        <w:rPr>
+          <w:rFonts w:ascii="Times New Roman" w:eastAsia="微軟正黑體" w:hAnsi="Times New Roman" w:cs="Times New Roman" w:hint="eastAsia"/>
+        </w:rPr>
+        <w:t xml:space="preserve"> for 20 games</w:t>
+      </w:r>
+      <w:r>
+        <w:rPr>
+          <w:rFonts w:ascii="Times New Roman" w:eastAsia="微軟正黑體" w:hAnsi="Times New Roman" w:cs="Times New Roman" w:hint="eastAsia"/>
+        </w:rPr>
+        <w:t>.</w:t>
+      </w:r>
+      <w:r>
+        <w:rPr>
+          <w:rFonts w:ascii="Times New Roman" w:eastAsia="微軟正黑體" w:hAnsi="Times New Roman" w:cs="Times New Roman" w:hint="eastAsia"/>
+        </w:rPr>
+        <w:t xml:space="preserve"> We directly show the results.</w:t>
+      </w:r>
+    </w:p>
+    <w:tbl>
+      <w:tblPr>
+        <w:tblStyle w:val="a4"/>
+        <w:tblW w:w="8291" w:type="dxa"/>
+        <w:tblInd w:w="360" w:type="dxa"/>
+        <w:tblBorders>
+          <w:top w:val="single" w:sz="12" w:space="0" w:color="auto"/>
+          <w:left w:val="none" w:sz="0" w:space="0" w:color="auto"/>
+          <w:bottom w:val="single" w:sz="12" w:space="0" w:color="auto"/>
+          <w:right w:val="none" w:sz="0" w:space="0" w:color="auto"/>
+          <w:insideH w:val="none" w:sz="0" w:space="0" w:color="auto"/>
+          <w:insideV w:val="none" w:sz="0" w:space="0" w:color="auto"/>
+        </w:tblBorders>
+        <w:tblLook w:val="04A0" w:firstRow="1" w:lastRow="0" w:firstColumn="1" w:lastColumn="0" w:noHBand="0" w:noVBand="1"/>
+      </w:tblPr>
+      <w:tblGrid>
+        <w:gridCol w:w="3022"/>
+        <w:gridCol w:w="2634"/>
+        <w:gridCol w:w="2635"/>
+      </w:tblGrid>
+      <w:tr>
+        <w:tc>
+          <w:tcPr>
+            <w:tcW w:w="3022" w:type="dxa"/>
+            <w:tcBorders>
+              <w:top w:val="single" w:sz="12" w:space="0" w:color="auto"/>
+              <w:bottom w:val="single" w:sz="4" w:space="0" w:color="auto"/>
+            </w:tcBorders>
+          </w:tcPr>
+          <w:p>
+            <w:pPr>
+              <w:pStyle w:val="a3"/>
+              <w:spacing w:line="360" w:lineRule="exact"/>
+              <w:ind w:left="0"/>
+              <w:jc w:val="center"/>
+              <w:rPr>
+                <w:rFonts w:ascii="Times New Roman" w:eastAsia="微軟正黑體" w:hAnsi="Times New Roman" w:cs="Times New Roman"/>
+              </w:rPr>
+            </w:pPr>
+            <w:r>
+              <w:rPr>
+                <w:rFonts w:ascii="Times New Roman" w:eastAsia="微軟正黑體" w:hAnsi="Times New Roman" w:cs="Times New Roman" w:hint="eastAsia"/>
+              </w:rPr>
+              <w:t>Method</w:t>
+            </w:r>
+          </w:p>
+        </w:tc>
+        <w:tc>
+          <w:tcPr>
+            <w:tcW w:w="2634" w:type="dxa"/>
+            <w:tcBorders>
+              <w:top w:val="single" w:sz="12" w:space="0" w:color="auto"/>
+              <w:bottom w:val="single" w:sz="4" w:space="0" w:color="auto"/>
+            </w:tcBorders>
+          </w:tcPr>
+          <w:p>
+            <w:pPr>
+              <w:pStyle w:val="a3"/>
+              <w:spacing w:line="360" w:lineRule="exact"/>
+              <w:ind w:left="0"/>
+              <w:jc w:val="center"/>
+              <w:rPr>
+                <w:rFonts w:ascii="Times New Roman" w:eastAsia="微軟正黑體" w:hAnsi="Times New Roman" w:cs="Times New Roman"/>
+              </w:rPr>
+            </w:pPr>
+            <w:r>
+              <w:rPr>
+                <w:rFonts w:ascii="Times New Roman" w:eastAsia="微軟正黑體" w:hAnsi="Times New Roman" w:cs="Times New Roman" w:hint="eastAsia"/>
+              </w:rPr>
+              <w:t>Win Rate</w:t>
+            </w:r>
+          </w:p>
+        </w:tc>
+        <w:tc>
+          <w:tcPr>
+            <w:tcW w:w="2635" w:type="dxa"/>
+            <w:tcBorders>
+              <w:top w:val="single" w:sz="12" w:space="0" w:color="auto"/>
+              <w:bottom w:val="single" w:sz="4" w:space="0" w:color="auto"/>
+            </w:tcBorders>
+          </w:tcPr>
+          <w:p>
+            <w:pPr>
+              <w:pStyle w:val="a3"/>
+              <w:spacing w:line="360" w:lineRule="exact"/>
+              <w:ind w:left="0"/>
+              <w:jc w:val="center"/>
+              <w:rPr>
+                <w:rFonts w:ascii="Times New Roman" w:eastAsia="微軟正黑體" w:hAnsi="Times New Roman" w:cs="Times New Roman"/>
+              </w:rPr>
+            </w:pPr>
+            <w:r>
+              <w:rPr>
+                <w:rFonts w:ascii="Times New Roman" w:eastAsia="微軟正黑體" w:hAnsi="Times New Roman" w:cs="Times New Roman" w:hint="eastAsia"/>
+              </w:rPr>
+              <w:t>Average Score</w:t>
+            </w:r>
+          </w:p>
+        </w:tc>
+      </w:tr>
+      <w:tr>
+        <w:tc>
+          <w:tcPr>
+            <w:tcW w:w="3022" w:type="dxa"/>
+            <w:tcBorders>
+              <w:top w:val="single" w:sz="4" w:space="0" w:color="auto"/>
+            </w:tcBorders>
+          </w:tcPr>
+          <w:p>
+            <w:pPr>
+              <w:pStyle w:val="a3"/>
+              <w:spacing w:line="360" w:lineRule="exact"/>
+              <w:ind w:left="0"/>
+              <w:rPr>
+                <w:rFonts w:ascii="Times New Roman" w:eastAsia="微軟正黑體" w:hAnsi="Times New Roman" w:cs="Times New Roman"/>
+              </w:rPr>
+            </w:pPr>
+            <w:r>
+              <w:rPr>
+                <w:rFonts w:ascii="Times New Roman" w:eastAsia="微軟正黑體" w:hAnsi="Times New Roman" w:cs="Times New Roman"/>
+              </w:rPr>
+              <w:t>N</w:t>
+            </w:r>
+            <w:r>
+              <w:rPr>
+                <w:rFonts w:ascii="Times New Roman" w:eastAsia="微軟正黑體" w:hAnsi="Times New Roman" w:cs="Times New Roman" w:hint="eastAsia"/>
+              </w:rPr>
+              <w:t>on-parallel MCTS</w:t>
+            </w:r>
+          </w:p>
+        </w:tc>
+        <w:tc>
+          <w:tcPr>
+            <w:tcW w:w="2634" w:type="dxa"/>
+            <w:tcBorders>
+              <w:top w:val="single" w:sz="4" w:space="0" w:color="auto"/>
+            </w:tcBorders>
+          </w:tcPr>
+          <w:p>
+            <w:pPr>
+              <w:pStyle w:val="a3"/>
+              <w:spacing w:line="360" w:lineRule="exact"/>
+              <w:ind w:left="0"/>
+              <w:jc w:val="center"/>
+              <w:rPr>
+                <w:rFonts w:ascii="Times New Roman" w:eastAsia="微軟正黑體" w:hAnsi="Times New Roman" w:cs="Times New Roman"/>
+              </w:rPr>
+            </w:pPr>
+            <w:r>
+              <w:rPr>
+                <w:rFonts w:ascii="Times New Roman" w:eastAsia="微軟正黑體" w:hAnsi="Times New Roman" w:cs="Times New Roman" w:hint="eastAsia"/>
+              </w:rPr>
+              <w:t>100</w:t>
+            </w:r>
+            <w:r>
+              <w:rPr>
+                <w:rFonts w:ascii="Times New Roman" w:eastAsia="微軟正黑體" w:hAnsi="Times New Roman" w:cs="Times New Roman" w:hint="eastAsia"/>
+              </w:rPr>
+              <w:t>%</w:t>
+            </w:r>
+          </w:p>
+        </w:tc>
+        <w:tc>
+          <w:tcPr>
+            <w:tcW w:w="2635" w:type="dxa"/>
+            <w:tcBorders>
+              <w:top w:val="single" w:sz="4" w:space="0" w:color="auto"/>
+            </w:tcBorders>
+          </w:tcPr>
+          <w:p>
+            <w:pPr>
+              <w:pStyle w:val="a3"/>
+              <w:spacing w:line="360" w:lineRule="exact"/>
+              <w:ind w:left="0"/>
+              <w:jc w:val="center"/>
+              <w:rPr>
+                <w:rFonts w:ascii="Times New Roman" w:eastAsia="微軟正黑體" w:hAnsi="Times New Roman" w:cs="Times New Roman"/>
+              </w:rPr>
+            </w:pPr>
+            <w:r>
+              <w:rPr>
+                <w:rFonts w:ascii="Times New Roman" w:eastAsia="微軟正黑體" w:hAnsi="Times New Roman" w:cs="Times New Roman"/>
+              </w:rPr>
+              <w:t>64.463719</w:t>
+            </w:r>
+          </w:p>
+        </w:tc>
+      </w:tr>
+      <w:tr>
+        <w:tc>
+          <w:tcPr>
+            <w:tcW w:w="3022" w:type="dxa"/>
+            <w:tcBorders>
+              <w:bottom w:val="single" w:sz="12" w:space="0" w:color="auto"/>
+            </w:tcBorders>
+          </w:tcPr>
+          <w:p>
+            <w:pPr>
+              <w:pStyle w:val="a3"/>
+              <w:spacing w:line="360" w:lineRule="exact"/>
+              <w:ind w:left="0"/>
+              <w:rPr>
+                <w:rFonts w:ascii="Times New Roman" w:eastAsia="微軟正黑體" w:hAnsi="Times New Roman" w:cs="Times New Roman"/>
+              </w:rPr>
+            </w:pPr>
+            <w:r>
+              <w:rPr>
+                <w:rFonts w:ascii="Times New Roman" w:eastAsia="微軟正黑體" w:hAnsi="Times New Roman" w:cs="Times New Roman" w:hint="eastAsia"/>
+              </w:rPr>
+              <w:t>Parallel MCTS w/ 5 threads</w:t>
+            </w:r>
+          </w:p>
+        </w:tc>
+        <w:tc>
+          <w:tcPr>
+            <w:tcW w:w="2634" w:type="dxa"/>
+            <w:tcBorders>
+              <w:bottom w:val="single" w:sz="12" w:space="0" w:color="auto"/>
+            </w:tcBorders>
+          </w:tcPr>
+          <w:p>
+            <w:pPr>
+              <w:pStyle w:val="a3"/>
+              <w:spacing w:line="360" w:lineRule="exact"/>
+              <w:ind w:left="0"/>
+              <w:jc w:val="center"/>
+              <w:rPr>
+                <w:rFonts w:ascii="Times New Roman" w:eastAsia="微軟正黑體" w:hAnsi="Times New Roman" w:cs="Times New Roman"/>
+              </w:rPr>
+            </w:pPr>
+            <w:r>
+              <w:rPr>
+                <w:rFonts w:ascii="Times New Roman" w:eastAsia="微軟正黑體" w:hAnsi="Times New Roman" w:cs="Times New Roman" w:hint="eastAsia"/>
+              </w:rPr>
+              <w:t>100%</w:t>
+            </w:r>
+          </w:p>
+        </w:tc>
+        <w:tc>
+          <w:tcPr>
+            <w:tcW w:w="2635" w:type="dxa"/>
+            <w:tcBorders>
+              <w:bottom w:val="single" w:sz="12" w:space="0" w:color="auto"/>
+            </w:tcBorders>
+          </w:tcPr>
+          <w:p>
+            <w:pPr>
+              <w:pStyle w:val="a3"/>
+              <w:spacing w:line="360" w:lineRule="exact"/>
+              <w:ind w:left="0"/>
+              <w:jc w:val="center"/>
+              <w:rPr>
+                <w:rFonts w:ascii="Times New Roman" w:eastAsia="微軟正黑體" w:hAnsi="Times New Roman" w:cs="Times New Roman"/>
+              </w:rPr>
+            </w:pPr>
+            <w:r>
+              <w:rPr>
+                <w:rFonts w:ascii="Times New Roman" w:eastAsia="微軟正黑體" w:hAnsi="Times New Roman" w:cs="Times New Roman"/>
+              </w:rPr>
+              <w:t>64.7078275</w:t>
+            </w:r>
+          </w:p>
+        </w:tc>
+      </w:tr>
+      <w:tr>
+        <w:tc>
+          <w:tcPr>
+            <w:tcW w:w="8291" w:type="dxa"/>
+            <w:gridSpan w:val="3"/>
+            <w:tcBorders>
+              <w:top w:val="single" w:sz="12" w:space="0" w:color="auto"/>
+              <w:bottom w:val="nil"/>
+            </w:tcBorders>
+          </w:tcPr>
+          <w:p>
+            <w:pPr>
+              <w:pStyle w:val="a3"/>
+              <w:spacing w:line="360" w:lineRule="exact"/>
+              <w:ind w:left="0"/>
+              <w:jc w:val="center"/>
+              <w:rPr>
+                <w:rFonts w:ascii="Times New Roman" w:eastAsia="微軟正黑體" w:hAnsi="Times New Roman" w:cs="Times New Roman"/>
+                <w:sz w:val="20"/>
+                <w:szCs w:val="20"/>
+              </w:rPr>
+            </w:pPr>
+            <w:r>
+              <w:rPr>
+                <w:rFonts w:ascii="Times New Roman" w:eastAsia="微軟正黑體" w:hAnsi="Times New Roman" w:cs="Times New Roman" w:hint="eastAsia"/>
+                <w:sz w:val="20"/>
+                <w:szCs w:val="20"/>
+              </w:rPr>
+              <w:t xml:space="preserve">Table </w:t>
+            </w:r>
+            <w:r>
+              <w:rPr>
+                <w:rFonts w:ascii="Times New Roman" w:eastAsia="微軟正黑體" w:hAnsi="Times New Roman" w:cs="Times New Roman" w:hint="eastAsia"/>
+                <w:sz w:val="20"/>
+                <w:szCs w:val="20"/>
+              </w:rPr>
+              <w:t>4</w:t>
+            </w:r>
+            <w:r>
+              <w:rPr>
+                <w:rFonts w:ascii="Times New Roman" w:eastAsia="微軟正黑體" w:hAnsi="Times New Roman" w:cs="Times New Roman" w:hint="eastAsia"/>
+                <w:sz w:val="20"/>
+                <w:szCs w:val="20"/>
+              </w:rPr>
+              <w:t>.</w:t>
+            </w:r>
+            <w:r>
+              <w:rPr>
+                <w:rFonts w:ascii="Times New Roman" w:eastAsia="微軟正黑體" w:hAnsi="Times New Roman" w:cs="Times New Roman" w:hint="eastAsia"/>
+                <w:sz w:val="20"/>
+                <w:szCs w:val="20"/>
+              </w:rPr>
+              <w:t xml:space="preserve"> </w:t>
+            </w:r>
+            <w:r>
+              <w:rPr>
+                <w:rFonts w:ascii="Times New Roman" w:eastAsia="微軟正黑體" w:hAnsi="Times New Roman" w:cs="Times New Roman" w:hint="eastAsia"/>
+                <w:sz w:val="20"/>
+                <w:szCs w:val="20"/>
+              </w:rPr>
+              <w:t>T</w:t>
+            </w:r>
+            <w:r>
+              <w:rPr>
+                <w:rFonts w:ascii="Times New Roman" w:eastAsia="微軟正黑體" w:hAnsi="Times New Roman" w:cs="Times New Roman" w:hint="eastAsia"/>
+                <w:sz w:val="20"/>
+                <w:szCs w:val="20"/>
+              </w:rPr>
+              <w:t xml:space="preserve">he result from parallel and non-parallel MCTS agent in Game </w:t>
+            </w:r>
+            <w:r>
+              <w:rPr>
+                <w:rFonts w:ascii="Times New Roman" w:eastAsia="微軟正黑體" w:hAnsi="Times New Roman" w:cs="Times New Roman" w:hint="eastAsia"/>
+                <w:sz w:val="20"/>
+                <w:szCs w:val="20"/>
+              </w:rPr>
+              <w:t>2</w:t>
+            </w:r>
+          </w:p>
+        </w:tc>
+      </w:tr>
+    </w:tbl>
+    <w:p>
+      <w:pPr>
+        <w:pStyle w:val="a3"/>
+        <w:snapToGrid w:val="0"/>
+        <w:spacing w:before="240" w:afterLines="50" w:after="120" w:line="360" w:lineRule="exact"/>
+        <w:ind w:left="357"/>
+        <w:contextualSpacing w:val="0"/>
+        <w:jc w:val="both"/>
+        <w:rPr>
+          <w:rFonts w:ascii="Times New Roman" w:eastAsia="微軟正黑體" w:hAnsi="Times New Roman" w:cs="Times New Roman"/>
+        </w:rPr>
+      </w:pPr>
+      <w:r>
+        <w:rPr>
+          <w:rFonts w:ascii="Times New Roman" w:eastAsia="微軟正黑體" w:hAnsi="Times New Roman" w:cs="Times New Roman" w:hint="eastAsia"/>
+        </w:rPr>
+        <w:t>Since the number of sheep increases compare</w:t>
+      </w:r>
+      <w:r>
+        <w:rPr>
+          <w:rFonts w:ascii="Times New Roman" w:eastAsia="微軟正黑體" w:hAnsi="Times New Roman" w:cs="Times New Roman" w:hint="eastAsia"/>
+        </w:rPr>
+        <w:t>d</w:t>
+      </w:r>
+      <w:r>
+        <w:rPr>
+          <w:rFonts w:ascii="Times New Roman" w:eastAsia="微軟正黑體" w:hAnsi="Times New Roman" w:cs="Times New Roman" w:hint="eastAsia"/>
+        </w:rPr>
+        <w:t xml:space="preserve"> to Game 1</w:t>
+      </w:r>
+      <w:r>
+        <w:rPr>
+          <w:rFonts w:ascii="Times New Roman" w:eastAsia="微軟正黑體" w:hAnsi="Times New Roman" w:cs="Times New Roman" w:hint="eastAsia"/>
+        </w:rPr>
+        <w:t xml:space="preserve">, </w:t>
+      </w:r>
+      <w:r>
+        <w:rPr>
+          <w:rFonts w:ascii="Times New Roman" w:eastAsia="微軟正黑體" w:hAnsi="Times New Roman" w:cs="Times New Roman" w:hint="eastAsia"/>
+        </w:rPr>
+        <w:t xml:space="preserve">the </w:t>
+      </w:r>
+      <w:r>
+        <w:rPr>
+          <w:rFonts w:ascii="Times New Roman" w:eastAsia="微軟正黑體" w:hAnsi="Times New Roman" w:cs="Times New Roman" w:hint="eastAsia"/>
+        </w:rPr>
+        <w:t xml:space="preserve">number of </w:t>
+      </w:r>
+      <w:r>
+        <w:rPr>
+          <w:rFonts w:ascii="Times New Roman" w:eastAsia="微軟正黑體" w:hAnsi="Times New Roman" w:cs="Times New Roman" w:hint="eastAsia"/>
+        </w:rPr>
+        <w:t xml:space="preserve">possible sub-nodes of each state </w:t>
+      </w:r>
+      <w:r>
+        <w:rPr>
+          <w:rFonts w:ascii="Times New Roman" w:eastAsia="微軟正黑體" w:hAnsi="Times New Roman" w:cs="Times New Roman" w:hint="eastAsia"/>
+        </w:rPr>
+        <w:t>also increases</w:t>
+      </w:r>
+      <w:r>
+        <w:rPr>
+          <w:rFonts w:ascii="Times New Roman" w:eastAsia="微軟正黑體" w:hAnsi="Times New Roman" w:cs="Times New Roman" w:hint="eastAsia"/>
+        </w:rPr>
+        <w:t>, which may result in the smaller differences between the agents with parallel and non-parallel MCTS.</w:t>
+      </w:r>
+    </w:p>
+    <w:p>
+      <w:pPr>
+        <w:pStyle w:val="a3"/>
+        <w:numPr>
+          <w:ilvl w:val="0"/>
+          <w:numId w:val="6"/>
+        </w:numPr>
+        <w:spacing w:line="360" w:lineRule="exact"/>
+        <w:rPr>
+          <w:rFonts w:ascii="Times New Roman" w:eastAsia="微軟正黑體" w:hAnsi="Times New Roman" w:cs="Times New Roman"/>
+        </w:rPr>
+      </w:pPr>
+      <w:r>
+        <w:rPr>
+          <w:rFonts w:ascii="Times New Roman" w:eastAsia="微軟正黑體" w:hAnsi="Times New Roman" w:cs="Times New Roman" w:hint="eastAsia"/>
+        </w:rPr>
+        <w:t>The</w:t>
+      </w:r>
+      <w:r>
+        <w:rPr>
+          <w:rFonts w:ascii="Times New Roman" w:eastAsia="微軟正黑體" w:hAnsi="Times New Roman" w:cs="Times New Roman" w:hint="eastAsia"/>
+        </w:rPr>
+        <w:t xml:space="preserve"> agent being a first player and being a last player</w:t>
+      </w:r>
+      <w:r>
+        <w:rPr>
+          <w:rFonts w:ascii="Times New Roman" w:eastAsia="微軟正黑體" w:hAnsi="Times New Roman" w:cs="Times New Roman" w:hint="eastAsia"/>
+        </w:rPr>
+        <w:t>:</w:t>
+      </w:r>
+    </w:p>
+    <w:p>
+      <w:pPr>
+        <w:pStyle w:val="a3"/>
+        <w:snapToGrid w:val="0"/>
+        <w:spacing w:afterLines="50" w:after="120" w:line="360" w:lineRule="exact"/>
+        <w:ind w:left="357"/>
+        <w:contextualSpacing w:val="0"/>
+        <w:jc w:val="both"/>
+        <w:rPr>
+          <w:rFonts w:ascii="Times New Roman" w:eastAsia="微軟正黑體" w:hAnsi="Times New Roman" w:cs="Times New Roman"/>
+        </w:rPr>
+      </w:pPr>
+      <w:r>
+        <w:rPr>
+          <w:rFonts w:ascii="Times New Roman" w:eastAsia="微軟正黑體" w:hAnsi="Times New Roman" w:cs="Times New Roman" w:hint="eastAsia"/>
+        </w:rPr>
+        <w:t>We conduct</w:t>
+      </w:r>
+      <w:r>
+        <w:rPr>
+          <w:rFonts w:ascii="Times New Roman" w:eastAsia="微軟正黑體" w:hAnsi="Times New Roman" w:cs="Times New Roman" w:hint="eastAsia"/>
+        </w:rPr>
+        <w:t>ed</w:t>
+      </w:r>
+      <w:r>
+        <w:rPr>
+          <w:rFonts w:ascii="Times New Roman" w:eastAsia="微軟正黑體" w:hAnsi="Times New Roman" w:cs="Times New Roman" w:hint="eastAsia"/>
+        </w:rPr>
+        <w:t xml:space="preserve"> the similar experiments in Game 2</w:t>
+      </w:r>
+      <w:r>
+        <w:rPr>
+          <w:rFonts w:ascii="Times New Roman" w:eastAsia="微軟正黑體" w:hAnsi="Times New Roman" w:cs="Times New Roman" w:hint="eastAsia"/>
+        </w:rPr>
+        <w:t>.</w:t>
+      </w:r>
+      <w:r>
+        <w:rPr>
+          <w:rFonts w:ascii="Times New Roman" w:eastAsia="微軟正黑體" w:hAnsi="Times New Roman" w:cs="Times New Roman" w:hint="eastAsia"/>
+        </w:rPr>
+        <w:t xml:space="preserve"> Following tables show the result of </w:t>
+      </w:r>
+      <w:r>
+        <w:rPr>
+          <w:rFonts w:ascii="Times New Roman" w:eastAsia="微軟正黑體" w:hAnsi="Times New Roman" w:cs="Times New Roman" w:hint="eastAsia"/>
+        </w:rPr>
+        <w:t xml:space="preserve">our </w:t>
+      </w:r>
+      <w:r>
+        <w:rPr>
+          <w:rFonts w:ascii="Times New Roman" w:eastAsia="微軟正黑體" w:hAnsi="Times New Roman" w:cs="Times New Roman" w:hint="eastAsia"/>
+        </w:rPr>
+        <w:t>A</w:t>
+      </w:r>
+      <w:r>
+        <w:rPr>
+          <w:rFonts w:ascii="Times New Roman" w:eastAsia="微軟正黑體" w:hAnsi="Times New Roman" w:cs="Times New Roman" w:hint="eastAsia"/>
+        </w:rPr>
+        <w:t xml:space="preserve">gent </w:t>
+      </w:r>
+      <w:r>
+        <w:rPr>
+          <w:rFonts w:ascii="Times New Roman" w:eastAsia="微軟正黑體" w:hAnsi="Times New Roman" w:cs="Times New Roman" w:hint="eastAsia"/>
+        </w:rPr>
+        <w:t>2</w:t>
+      </w:r>
+      <w:r>
+        <w:rPr>
+          <w:rFonts w:ascii="Times New Roman" w:eastAsia="微軟正黑體" w:hAnsi="Times New Roman" w:cs="Times New Roman" w:hint="eastAsia"/>
+        </w:rPr>
+        <w:t xml:space="preserve"> being first player and last player respectively play against the 3 sample agents</w:t>
+      </w:r>
+      <w:r>
+        <w:rPr>
+          <w:rFonts w:ascii="Times New Roman" w:eastAsia="微軟正黑體" w:hAnsi="Times New Roman" w:cs="Times New Roman" w:hint="eastAsia"/>
+        </w:rPr>
+        <w:t xml:space="preserve"> and</w:t>
+      </w:r>
+      <w:r>
+        <w:rPr>
+          <w:rFonts w:ascii="Times New Roman" w:eastAsia="微軟正黑體" w:hAnsi="Times New Roman" w:cs="Times New Roman" w:hint="eastAsia"/>
+        </w:rPr>
+        <w:t xml:space="preserve"> those two agents play</w:t>
+      </w:r>
+      <w:r>
+        <w:rPr>
+          <w:rFonts w:ascii="Times New Roman" w:eastAsia="微軟正黑體" w:hAnsi="Times New Roman" w:cs="Times New Roman" w:hint="eastAsia"/>
+        </w:rPr>
+        <w:t>ing</w:t>
+      </w:r>
+      <w:r>
+        <w:rPr>
+          <w:rFonts w:ascii="Times New Roman" w:eastAsia="微軟正黑體" w:hAnsi="Times New Roman" w:cs="Times New Roman" w:hint="eastAsia"/>
+        </w:rPr>
+        <w:t xml:space="preserve"> together for 20 games</w:t>
+      </w:r>
+      <w:r>
+        <w:rPr>
+          <w:rFonts w:ascii="Times New Roman" w:eastAsia="微軟正黑體" w:hAnsi="Times New Roman" w:cs="Times New Roman" w:hint="eastAsia"/>
+        </w:rPr>
+        <w:t xml:space="preserve"> with parallel MCTS</w:t>
+      </w:r>
+      <w:r>
+        <w:rPr>
+          <w:rFonts w:ascii="Times New Roman" w:eastAsia="微軟正黑體" w:hAnsi="Times New Roman" w:cs="Times New Roman" w:hint="eastAsia"/>
+        </w:rPr>
+        <w:t>.</w:t>
+      </w:r>
+    </w:p>
+    <w:tbl>
+      <w:tblPr>
+        <w:tblStyle w:val="a4"/>
+        <w:tblW w:w="8531" w:type="dxa"/>
+        <w:tblInd w:w="360" w:type="dxa"/>
+        <w:tblBorders>
+          <w:top w:val="single" w:sz="12" w:space="0" w:color="auto"/>
+          <w:left w:val="none" w:sz="0" w:space="0" w:color="auto"/>
+          <w:bottom w:val="single" w:sz="12" w:space="0" w:color="auto"/>
+          <w:right w:val="none" w:sz="0" w:space="0" w:color="auto"/>
+          <w:insideH w:val="none" w:sz="0" w:space="0" w:color="auto"/>
+          <w:insideV w:val="none" w:sz="0" w:space="0" w:color="auto"/>
+        </w:tblBorders>
+        <w:tblLook w:val="04A0" w:firstRow="1" w:lastRow="0" w:firstColumn="1" w:lastColumn="0" w:noHBand="0" w:noVBand="1"/>
+      </w:tblPr>
+      <w:tblGrid>
+        <w:gridCol w:w="3258"/>
+        <w:gridCol w:w="2634"/>
+        <w:gridCol w:w="2639"/>
+      </w:tblGrid>
+      <w:tr>
+        <w:tc>
+          <w:tcPr>
+            <w:tcW w:w="3258" w:type="dxa"/>
+            <w:tcBorders>
+              <w:top w:val="single" w:sz="12" w:space="0" w:color="auto"/>
+              <w:bottom w:val="single" w:sz="4" w:space="0" w:color="auto"/>
+            </w:tcBorders>
+          </w:tcPr>
+          <w:p>
+            <w:pPr>
+              <w:pStyle w:val="a3"/>
+              <w:spacing w:line="360" w:lineRule="exact"/>
+              <w:ind w:left="0"/>
+              <w:jc w:val="center"/>
+              <w:rPr>
+                <w:rFonts w:ascii="Times New Roman" w:eastAsia="微軟正黑體" w:hAnsi="Times New Roman" w:cs="Times New Roman"/>
+              </w:rPr>
+            </w:pPr>
+            <w:r>
+              <w:rPr>
+                <w:rFonts w:ascii="Times New Roman" w:eastAsia="微軟正黑體" w:hAnsi="Times New Roman" w:cs="Times New Roman" w:hint="eastAsia"/>
+              </w:rPr>
+              <w:t>Method</w:t>
+            </w:r>
+          </w:p>
+        </w:tc>
+        <w:tc>
+          <w:tcPr>
+            <w:tcW w:w="2634" w:type="dxa"/>
+            <w:tcBorders>
+              <w:top w:val="single" w:sz="12" w:space="0" w:color="auto"/>
+              <w:bottom w:val="single" w:sz="4" w:space="0" w:color="auto"/>
+            </w:tcBorders>
+          </w:tcPr>
+          <w:p>
+            <w:pPr>
+              <w:pStyle w:val="a3"/>
+              <w:spacing w:line="360" w:lineRule="exact"/>
+              <w:ind w:left="0"/>
+              <w:jc w:val="center"/>
+              <w:rPr>
+                <w:rFonts w:ascii="Times New Roman" w:eastAsia="微軟正黑體" w:hAnsi="Times New Roman" w:cs="Times New Roman"/>
+              </w:rPr>
+            </w:pPr>
+            <w:r>
+              <w:rPr>
+                <w:rFonts w:ascii="Times New Roman" w:eastAsia="微軟正黑體" w:hAnsi="Times New Roman" w:cs="Times New Roman" w:hint="eastAsia"/>
+              </w:rPr>
+              <w:t>Win Rate</w:t>
+            </w:r>
+          </w:p>
+        </w:tc>
+        <w:tc>
+          <w:tcPr>
+            <w:tcW w:w="2639" w:type="dxa"/>
+            <w:tcBorders>
+              <w:top w:val="single" w:sz="12" w:space="0" w:color="auto"/>
+              <w:bottom w:val="single" w:sz="4" w:space="0" w:color="auto"/>
+            </w:tcBorders>
+          </w:tcPr>
+          <w:p>
+            <w:pPr>
+              <w:pStyle w:val="a3"/>
+              <w:spacing w:line="360" w:lineRule="exact"/>
+              <w:ind w:left="0"/>
+              <w:jc w:val="center"/>
+              <w:rPr>
+                <w:rFonts w:ascii="Times New Roman" w:eastAsia="微軟正黑體" w:hAnsi="Times New Roman" w:cs="Times New Roman"/>
+              </w:rPr>
+            </w:pPr>
+            <w:r>
+              <w:rPr>
+                <w:rFonts w:ascii="Times New Roman" w:eastAsia="微軟正黑體" w:hAnsi="Times New Roman" w:cs="Times New Roman" w:hint="eastAsia"/>
+              </w:rPr>
+              <w:t>Average Score</w:t>
+            </w:r>
+          </w:p>
+        </w:tc>
+      </w:tr>
+      <w:tr>
+        <w:tc>
+          <w:tcPr>
+            <w:tcW w:w="3258" w:type="dxa"/>
+            <w:tcBorders>
+              <w:top w:val="single" w:sz="4" w:space="0" w:color="auto"/>
+            </w:tcBorders>
+          </w:tcPr>
+          <w:p>
+            <w:pPr>
+              <w:pStyle w:val="a3"/>
+              <w:spacing w:line="360" w:lineRule="exact"/>
+              <w:ind w:left="0"/>
+              <w:jc w:val="center"/>
+              <w:rPr>
+                <w:rFonts w:ascii="Times New Roman" w:eastAsia="微軟正黑體" w:hAnsi="Times New Roman" w:cs="Times New Roman"/>
+              </w:rPr>
+            </w:pPr>
+            <w:r>
+              <w:rPr>
+                <w:rFonts w:ascii="Times New Roman" w:eastAsia="微軟正黑體" w:hAnsi="Times New Roman" w:cs="Times New Roman" w:hint="eastAsia"/>
+              </w:rPr>
+              <w:t>First Player</w:t>
+            </w:r>
+          </w:p>
+        </w:tc>
+        <w:tc>
+          <w:tcPr>
+            <w:tcW w:w="2634" w:type="dxa"/>
+            <w:tcBorders>
+              <w:top w:val="single" w:sz="4" w:space="0" w:color="auto"/>
+            </w:tcBorders>
+          </w:tcPr>
+          <w:p>
+            <w:pPr>
+              <w:pStyle w:val="a3"/>
+              <w:spacing w:line="360" w:lineRule="exact"/>
+              <w:ind w:left="0"/>
+              <w:jc w:val="center"/>
+              <w:rPr>
+                <w:rFonts w:ascii="Times New Roman" w:eastAsia="微軟正黑體" w:hAnsi="Times New Roman" w:cs="Times New Roman"/>
+              </w:rPr>
+            </w:pPr>
+            <w:r>
+              <w:rPr>
+                <w:rFonts w:ascii="Times New Roman" w:eastAsia="微軟正黑體" w:hAnsi="Times New Roman" w:cs="Times New Roman" w:hint="eastAsia"/>
+              </w:rPr>
+              <w:t>100%</w:t>
+            </w:r>
+          </w:p>
+        </w:tc>
+        <w:tc>
+          <w:tcPr>
+            <w:tcW w:w="2639" w:type="dxa"/>
+            <w:tcBorders>
+              <w:top w:val="single" w:sz="4" w:space="0" w:color="auto"/>
+            </w:tcBorders>
+          </w:tcPr>
+          <w:p>
+            <w:pPr>
+              <w:pStyle w:val="a3"/>
+              <w:spacing w:line="360" w:lineRule="exact"/>
+              <w:ind w:left="0"/>
+              <w:jc w:val="center"/>
+              <w:rPr>
+                <w:rFonts w:ascii="Times New Roman" w:eastAsia="微軟正黑體" w:hAnsi="Times New Roman" w:cs="Times New Roman"/>
+              </w:rPr>
+            </w:pPr>
+            <w:r>
+              <w:rPr>
+                <w:rFonts w:ascii="Times New Roman" w:eastAsia="微軟正黑體" w:hAnsi="Times New Roman" w:cs="Times New Roman"/>
+              </w:rPr>
+              <w:t>68.83016</w:t>
+            </w:r>
+          </w:p>
+        </w:tc>
+      </w:tr>
+      <w:tr>
+        <w:tc>
+          <w:tcPr>
+            <w:tcW w:w="3258" w:type="dxa"/>
+            <w:tcBorders>
+              <w:bottom w:val="single" w:sz="12" w:space="0" w:color="auto"/>
+            </w:tcBorders>
+          </w:tcPr>
+          <w:p>
+            <w:pPr>
+              <w:pStyle w:val="a3"/>
+              <w:spacing w:line="360" w:lineRule="exact"/>
+              <w:ind w:left="0"/>
+              <w:jc w:val="center"/>
+              <w:rPr>
+                <w:rFonts w:ascii="Times New Roman" w:eastAsia="微軟正黑體" w:hAnsi="Times New Roman" w:cs="Times New Roman"/>
+              </w:rPr>
+            </w:pPr>
+            <w:r>
+              <w:rPr>
+                <w:rFonts w:ascii="Times New Roman" w:eastAsia="微軟正黑體" w:hAnsi="Times New Roman" w:cs="Times New Roman" w:hint="eastAsia"/>
+              </w:rPr>
+              <w:t>Last Player</w:t>
+            </w:r>
+          </w:p>
+        </w:tc>
+        <w:tc>
+          <w:tcPr>
+            <w:tcW w:w="2634" w:type="dxa"/>
+            <w:tcBorders>
+              <w:bottom w:val="single" w:sz="12" w:space="0" w:color="auto"/>
+            </w:tcBorders>
+          </w:tcPr>
+          <w:p>
+            <w:pPr>
+              <w:pStyle w:val="a3"/>
+              <w:spacing w:line="360" w:lineRule="exact"/>
+              <w:ind w:left="0"/>
+              <w:jc w:val="center"/>
+              <w:rPr>
+                <w:rFonts w:ascii="Times New Roman" w:eastAsia="微軟正黑體" w:hAnsi="Times New Roman" w:cs="Times New Roman"/>
+              </w:rPr>
+            </w:pPr>
+            <w:r>
+              <w:rPr>
+                <w:rFonts w:ascii="Times New Roman" w:eastAsia="微軟正黑體" w:hAnsi="Times New Roman" w:cs="Times New Roman" w:hint="eastAsia"/>
+              </w:rPr>
+              <w:t>100%</w:t>
+            </w:r>
+          </w:p>
+        </w:tc>
+        <w:tc>
+          <w:tcPr>
+            <w:tcW w:w="2639" w:type="dxa"/>
+            <w:tcBorders>
+              <w:bottom w:val="single" w:sz="12" w:space="0" w:color="auto"/>
+            </w:tcBorders>
+          </w:tcPr>
+          <w:p>
+            <w:pPr>
+              <w:pStyle w:val="a3"/>
+              <w:spacing w:line="360" w:lineRule="exact"/>
+              <w:ind w:left="0"/>
+              <w:jc w:val="center"/>
+              <w:rPr>
+                <w:rFonts w:ascii="Times New Roman" w:eastAsia="微軟正黑體" w:hAnsi="Times New Roman" w:cs="Times New Roman"/>
+              </w:rPr>
+            </w:pPr>
+            <w:r>
+              <w:rPr>
+                <w:rFonts w:ascii="Times New Roman" w:eastAsia="微軟正黑體" w:hAnsi="Times New Roman" w:cs="Times New Roman"/>
+              </w:rPr>
+              <w:t>64.7078275</w:t>
+            </w:r>
+          </w:p>
+        </w:tc>
+      </w:tr>
+      <w:tr>
+        <w:tc>
+          <w:tcPr>
+            <w:tcW w:w="8531" w:type="dxa"/>
+            <w:gridSpan w:val="3"/>
+            <w:tcBorders>
+              <w:top w:val="single" w:sz="12" w:space="0" w:color="auto"/>
+              <w:bottom w:val="nil"/>
+            </w:tcBorders>
+          </w:tcPr>
+          <w:p>
+            <w:pPr>
+              <w:pStyle w:val="a3"/>
+              <w:spacing w:line="360" w:lineRule="exact"/>
+              <w:ind w:left="0"/>
+              <w:jc w:val="center"/>
+              <w:rPr>
+                <w:rFonts w:ascii="Times New Roman" w:eastAsia="微軟正黑體" w:hAnsi="Times New Roman" w:cs="Times New Roman"/>
+                <w:sz w:val="20"/>
+                <w:szCs w:val="20"/>
+              </w:rPr>
+            </w:pPr>
+            <w:r>
+              <w:rPr>
+                <w:rFonts w:ascii="Times New Roman" w:eastAsia="微軟正黑體" w:hAnsi="Times New Roman" w:cs="Times New Roman" w:hint="eastAsia"/>
+                <w:sz w:val="20"/>
+                <w:szCs w:val="20"/>
+              </w:rPr>
+              <w:t xml:space="preserve">Table </w:t>
+            </w:r>
+            <w:r>
+              <w:rPr>
+                <w:rFonts w:ascii="Times New Roman" w:eastAsia="微軟正黑體" w:hAnsi="Times New Roman" w:cs="Times New Roman" w:hint="eastAsia"/>
+                <w:sz w:val="20"/>
+                <w:szCs w:val="20"/>
+              </w:rPr>
+              <w:t>5</w:t>
+            </w:r>
+            <w:r>
+              <w:rPr>
+                <w:rFonts w:ascii="Times New Roman" w:eastAsia="微軟正黑體" w:hAnsi="Times New Roman" w:cs="Times New Roman" w:hint="eastAsia"/>
+                <w:sz w:val="20"/>
+                <w:szCs w:val="20"/>
+              </w:rPr>
+              <w:t>. T</w:t>
+            </w:r>
+            <w:r>
+              <w:rPr>
+                <w:rFonts w:ascii="Times New Roman" w:eastAsia="微軟正黑體" w:hAnsi="Times New Roman" w:cs="Times New Roman" w:hint="eastAsia"/>
+                <w:sz w:val="20"/>
+                <w:szCs w:val="20"/>
+              </w:rPr>
+              <w:t xml:space="preserve">he result from parallel MCTS agent </w:t>
+            </w:r>
+            <w:r>
+              <w:rPr>
+                <w:rFonts w:ascii="Times New Roman" w:eastAsia="微軟正黑體" w:hAnsi="Times New Roman" w:cs="Times New Roman" w:hint="eastAsia"/>
+                <w:sz w:val="20"/>
+                <w:szCs w:val="20"/>
+              </w:rPr>
+              <w:t xml:space="preserve">being first player and being last player </w:t>
+            </w:r>
+            <w:r>
+              <w:rPr>
+                <w:rFonts w:ascii="Times New Roman" w:eastAsia="微軟正黑體" w:hAnsi="Times New Roman" w:cs="Times New Roman" w:hint="eastAsia"/>
+                <w:sz w:val="20"/>
+                <w:szCs w:val="20"/>
+              </w:rPr>
+              <w:t xml:space="preserve">in Game </w:t>
+            </w:r>
+            <w:r>
+              <w:rPr>
+                <w:rFonts w:ascii="Times New Roman" w:eastAsia="微軟正黑體" w:hAnsi="Times New Roman" w:cs="Times New Roman" w:hint="eastAsia"/>
+                <w:sz w:val="20"/>
+                <w:szCs w:val="20"/>
+              </w:rPr>
+              <w:t>2</w:t>
+            </w:r>
+          </w:p>
+        </w:tc>
+      </w:tr>
+    </w:tbl>
+    <w:p>
+      <w:pPr>
+        <w:pStyle w:val="a3"/>
+        <w:snapToGrid w:val="0"/>
+        <w:spacing w:beforeLines="50" w:before="120" w:afterLines="50" w:after="120" w:line="360" w:lineRule="exact"/>
+        <w:ind w:left="357"/>
+        <w:contextualSpacing w:val="0"/>
+        <w:jc w:val="both"/>
+        <w:rPr>
+          <w:rFonts w:ascii="Times New Roman" w:eastAsia="微軟正黑體" w:hAnsi="Times New Roman" w:cs="Times New Roman"/>
+        </w:rPr>
+      </w:pPr>
+    </w:p>
+    <w:p>
+      <w:pPr>
+        <w:widowControl/>
+        <w:rPr>
+          <w:rFonts w:ascii="Times New Roman" w:eastAsia="微軟正黑體" w:hAnsi="Times New Roman" w:cs="Times New Roman"/>
+        </w:rPr>
+      </w:pPr>
+      <w:r>
+        <w:rPr>
+          <w:rFonts w:ascii="Times New Roman" w:eastAsia="微軟正黑體" w:hAnsi="Times New Roman" w:cs="Times New Roman"/>
+        </w:rPr>
+        <w:br w:type="page"/>
+      </w:r>
+    </w:p>
+    <w:tbl>
+      <w:tblPr>
+        <w:tblStyle w:val="a4"/>
+        <w:tblW w:w="8531" w:type="dxa"/>
+        <w:tblInd w:w="360" w:type="dxa"/>
+        <w:tblBorders>
+          <w:top w:val="single" w:sz="12" w:space="0" w:color="auto"/>
+          <w:left w:val="none" w:sz="0" w:space="0" w:color="auto"/>
+          <w:bottom w:val="single" w:sz="12" w:space="0" w:color="auto"/>
+          <w:right w:val="none" w:sz="0" w:space="0" w:color="auto"/>
+          <w:insideH w:val="none" w:sz="0" w:space="0" w:color="auto"/>
+          <w:insideV w:val="none" w:sz="0" w:space="0" w:color="auto"/>
+        </w:tblBorders>
+        <w:tblLook w:val="04A0" w:firstRow="1" w:lastRow="0" w:firstColumn="1" w:lastColumn="0" w:noHBand="0" w:noVBand="1"/>
+      </w:tblPr>
+      <w:tblGrid>
+        <w:gridCol w:w="3258"/>
+        <w:gridCol w:w="2634"/>
+        <w:gridCol w:w="2639"/>
+      </w:tblGrid>
+      <w:tr>
+        <w:tc>
+          <w:tcPr>
+            <w:tcW w:w="3258" w:type="dxa"/>
+            <w:tcBorders>
+              <w:top w:val="single" w:sz="12" w:space="0" w:color="auto"/>
+              <w:bottom w:val="single" w:sz="4" w:space="0" w:color="auto"/>
+            </w:tcBorders>
+          </w:tcPr>
+          <w:p>
+            <w:pPr>
+              <w:pStyle w:val="a3"/>
+              <w:spacing w:line="360" w:lineRule="exact"/>
+              <w:ind w:left="0"/>
+              <w:jc w:val="center"/>
+              <w:rPr>
+                <w:rFonts w:ascii="Times New Roman" w:eastAsia="微軟正黑體" w:hAnsi="Times New Roman" w:cs="Times New Roman"/>
+              </w:rPr>
+            </w:pPr>
+            <w:r>
+              <w:rPr>
+                <w:rFonts w:ascii="Times New Roman" w:eastAsia="微軟正黑體" w:hAnsi="Times New Roman" w:cs="Times New Roman" w:hint="eastAsia"/>
+              </w:rPr>
+              <w:lastRenderedPageBreak/>
+              <w:t>Method</w:t>
+            </w:r>
+          </w:p>
+        </w:tc>
+        <w:tc>
+          <w:tcPr>
+            <w:tcW w:w="2634" w:type="dxa"/>
+            <w:tcBorders>
+              <w:top w:val="single" w:sz="12" w:space="0" w:color="auto"/>
+              <w:bottom w:val="single" w:sz="4" w:space="0" w:color="auto"/>
+            </w:tcBorders>
+          </w:tcPr>
+          <w:p>
+            <w:pPr>
+              <w:pStyle w:val="a3"/>
+              <w:spacing w:line="360" w:lineRule="exact"/>
+              <w:ind w:left="0"/>
+              <w:jc w:val="center"/>
+              <w:rPr>
+                <w:rFonts w:ascii="Times New Roman" w:eastAsia="微軟正黑體" w:hAnsi="Times New Roman" w:cs="Times New Roman"/>
+              </w:rPr>
+            </w:pPr>
+            <w:r>
+              <w:rPr>
+                <w:rFonts w:ascii="Times New Roman" w:eastAsia="微軟正黑體" w:hAnsi="Times New Roman" w:cs="Times New Roman" w:hint="eastAsia"/>
+              </w:rPr>
+              <w:t>Win Rate</w:t>
+            </w:r>
+          </w:p>
+        </w:tc>
+        <w:tc>
+          <w:tcPr>
+            <w:tcW w:w="2639" w:type="dxa"/>
+            <w:tcBorders>
+              <w:top w:val="single" w:sz="12" w:space="0" w:color="auto"/>
+              <w:bottom w:val="single" w:sz="4" w:space="0" w:color="auto"/>
+            </w:tcBorders>
+          </w:tcPr>
+          <w:p>
+            <w:pPr>
+              <w:pStyle w:val="a3"/>
+              <w:spacing w:line="360" w:lineRule="exact"/>
+              <w:ind w:left="0"/>
+              <w:jc w:val="center"/>
+              <w:rPr>
+                <w:rFonts w:ascii="Times New Roman" w:eastAsia="微軟正黑體" w:hAnsi="Times New Roman" w:cs="Times New Roman"/>
+              </w:rPr>
+            </w:pPr>
+            <w:r>
+              <w:rPr>
+                <w:rFonts w:ascii="Times New Roman" w:eastAsia="微軟正黑體" w:hAnsi="Times New Roman" w:cs="Times New Roman" w:hint="eastAsia"/>
+              </w:rPr>
+              <w:t>Average Score</w:t>
+            </w:r>
+          </w:p>
+        </w:tc>
+      </w:tr>
+      <w:tr>
+        <w:tc>
+          <w:tcPr>
+            <w:tcW w:w="3258" w:type="dxa"/>
+            <w:tcBorders>
+              <w:top w:val="single" w:sz="4" w:space="0" w:color="auto"/>
+            </w:tcBorders>
+          </w:tcPr>
+          <w:p>
+            <w:pPr>
+              <w:pStyle w:val="a3"/>
+              <w:spacing w:line="360" w:lineRule="exact"/>
+              <w:ind w:left="0"/>
+              <w:jc w:val="center"/>
+              <w:rPr>
+                <w:rFonts w:ascii="Times New Roman" w:eastAsia="微軟正黑體" w:hAnsi="Times New Roman" w:cs="Times New Roman"/>
+              </w:rPr>
+            </w:pPr>
+            <w:r>
+              <w:rPr>
+                <w:rFonts w:ascii="Times New Roman" w:eastAsia="微軟正黑體" w:hAnsi="Times New Roman" w:cs="Times New Roman" w:hint="eastAsia"/>
+              </w:rPr>
+              <w:t>First Player (Against together)</w:t>
+            </w:r>
+          </w:p>
+        </w:tc>
+        <w:tc>
+          <w:tcPr>
+            <w:tcW w:w="2634" w:type="dxa"/>
+            <w:tcBorders>
+              <w:top w:val="single" w:sz="4" w:space="0" w:color="auto"/>
+            </w:tcBorders>
+          </w:tcPr>
+          <w:p>
+            <w:pPr>
+              <w:pStyle w:val="a3"/>
+              <w:spacing w:line="360" w:lineRule="exact"/>
+              <w:ind w:left="0"/>
+              <w:jc w:val="center"/>
+              <w:rPr>
+                <w:rFonts w:ascii="Times New Roman" w:eastAsia="微軟正黑體" w:hAnsi="Times New Roman" w:cs="Times New Roman"/>
+              </w:rPr>
+            </w:pPr>
+            <w:r>
+              <w:rPr>
+                <w:rFonts w:ascii="Times New Roman" w:eastAsia="微軟正黑體" w:hAnsi="Times New Roman" w:cs="Times New Roman" w:hint="eastAsia"/>
+              </w:rPr>
+              <w:t>50%</w:t>
+            </w:r>
+          </w:p>
+        </w:tc>
+        <w:tc>
+          <w:tcPr>
+            <w:tcW w:w="2639" w:type="dxa"/>
+            <w:tcBorders>
+              <w:top w:val="single" w:sz="4" w:space="0" w:color="auto"/>
+            </w:tcBorders>
+          </w:tcPr>
+          <w:p>
+            <w:pPr>
+              <w:pStyle w:val="a3"/>
+              <w:spacing w:line="360" w:lineRule="exact"/>
+              <w:ind w:left="0"/>
+              <w:jc w:val="center"/>
+              <w:rPr>
+                <w:rFonts w:ascii="Times New Roman" w:eastAsia="微軟正黑體" w:hAnsi="Times New Roman" w:cs="Times New Roman"/>
+              </w:rPr>
+            </w:pPr>
+            <w:r>
+              <w:rPr>
+                <w:rFonts w:ascii="Times New Roman" w:eastAsia="微軟正黑體" w:hAnsi="Times New Roman" w:cs="Times New Roman" w:hint="eastAsia"/>
+              </w:rPr>
+              <w:t>63.273</w:t>
+            </w:r>
+          </w:p>
+        </w:tc>
+      </w:tr>
+      <w:tr>
+        <w:tc>
+          <w:tcPr>
+            <w:tcW w:w="3258" w:type="dxa"/>
+            <w:tcBorders>
+              <w:bottom w:val="single" w:sz="12" w:space="0" w:color="auto"/>
+            </w:tcBorders>
+          </w:tcPr>
+          <w:p>
+            <w:pPr>
+              <w:pStyle w:val="a3"/>
+              <w:spacing w:line="360" w:lineRule="exact"/>
+              <w:ind w:left="0"/>
+              <w:jc w:val="center"/>
+              <w:rPr>
+                <w:rFonts w:ascii="Times New Roman" w:eastAsia="微軟正黑體" w:hAnsi="Times New Roman" w:cs="Times New Roman"/>
+              </w:rPr>
+            </w:pPr>
+            <w:r>
+              <w:rPr>
+                <w:rFonts w:ascii="Times New Roman" w:eastAsia="微軟正黑體" w:hAnsi="Times New Roman" w:cs="Times New Roman" w:hint="eastAsia"/>
+              </w:rPr>
+              <w:t>Last Player (Against together)</w:t>
+            </w:r>
+          </w:p>
+        </w:tc>
+        <w:tc>
+          <w:tcPr>
+            <w:tcW w:w="2634" w:type="dxa"/>
+            <w:tcBorders>
+              <w:bottom w:val="single" w:sz="12" w:space="0" w:color="auto"/>
+            </w:tcBorders>
+          </w:tcPr>
+          <w:p>
+            <w:pPr>
+              <w:pStyle w:val="a3"/>
+              <w:spacing w:line="360" w:lineRule="exact"/>
+              <w:ind w:left="0"/>
+              <w:jc w:val="center"/>
+              <w:rPr>
+                <w:rFonts w:ascii="Times New Roman" w:eastAsia="微軟正黑體" w:hAnsi="Times New Roman" w:cs="Times New Roman"/>
+              </w:rPr>
+            </w:pPr>
+            <w:r>
+              <w:rPr>
+                <w:rFonts w:ascii="Times New Roman" w:eastAsia="微軟正黑體" w:hAnsi="Times New Roman" w:cs="Times New Roman" w:hint="eastAsia"/>
+              </w:rPr>
+              <w:t>50%</w:t>
+            </w:r>
+          </w:p>
+        </w:tc>
+        <w:tc>
+          <w:tcPr>
+            <w:tcW w:w="2639" w:type="dxa"/>
+            <w:tcBorders>
+              <w:bottom w:val="single" w:sz="12" w:space="0" w:color="auto"/>
+            </w:tcBorders>
+          </w:tcPr>
+          <w:p>
+            <w:pPr>
+              <w:pStyle w:val="a3"/>
+              <w:spacing w:line="360" w:lineRule="exact"/>
+              <w:ind w:left="0"/>
+              <w:jc w:val="center"/>
+              <w:rPr>
+                <w:rFonts w:ascii="Times New Roman" w:eastAsia="微軟正黑體" w:hAnsi="Times New Roman" w:cs="Times New Roman"/>
+              </w:rPr>
+            </w:pPr>
+            <w:r>
+              <w:rPr>
+                <w:rFonts w:ascii="Times New Roman" w:eastAsia="微軟正黑體" w:hAnsi="Times New Roman" w:cs="Times New Roman" w:hint="eastAsia"/>
+              </w:rPr>
+              <w:t>69.208</w:t>
+            </w:r>
+          </w:p>
+        </w:tc>
+      </w:tr>
+      <w:tr>
+        <w:tc>
+          <w:tcPr>
+            <w:tcW w:w="8531" w:type="dxa"/>
+            <w:gridSpan w:val="3"/>
+            <w:tcBorders>
+              <w:top w:val="single" w:sz="12" w:space="0" w:color="auto"/>
+              <w:bottom w:val="nil"/>
+            </w:tcBorders>
+          </w:tcPr>
+          <w:p>
+            <w:pPr>
+              <w:pStyle w:val="a3"/>
+              <w:spacing w:line="360" w:lineRule="exact"/>
+              <w:ind w:left="0"/>
+              <w:jc w:val="center"/>
+              <w:rPr>
+                <w:rFonts w:ascii="Times New Roman" w:eastAsia="微軟正黑體" w:hAnsi="Times New Roman" w:cs="Times New Roman"/>
+                <w:sz w:val="19"/>
+                <w:szCs w:val="19"/>
+              </w:rPr>
+            </w:pPr>
+            <w:r>
+              <w:rPr>
+                <w:rFonts w:ascii="Times New Roman" w:eastAsia="微軟正黑體" w:hAnsi="Times New Roman" w:cs="Times New Roman" w:hint="eastAsia"/>
+                <w:sz w:val="19"/>
+                <w:szCs w:val="19"/>
+              </w:rPr>
+              <w:t>Table 6. The result from parallel MCTS agent being first player and being last player together in Game 2</w:t>
+            </w:r>
+          </w:p>
+        </w:tc>
+      </w:tr>
+    </w:tbl>
+    <w:p>
+      <w:pPr>
+        <w:pStyle w:val="a3"/>
+        <w:snapToGrid w:val="0"/>
+        <w:spacing w:beforeLines="50" w:before="120" w:afterLines="50" w:after="120" w:line="360" w:lineRule="exact"/>
+        <w:ind w:left="357"/>
+        <w:contextualSpacing w:val="0"/>
+        <w:jc w:val="both"/>
+        <w:rPr>
+          <w:rFonts w:ascii="Times New Roman" w:eastAsia="微軟正黑體" w:hAnsi="Times New Roman" w:cs="Times New Roman"/>
+        </w:rPr>
+      </w:pPr>
+      <w:r>
+        <w:rPr>
+          <w:rFonts w:ascii="Times New Roman" w:eastAsia="微軟正黑體" w:hAnsi="Times New Roman" w:cs="Times New Roman" w:hint="eastAsia"/>
+        </w:rPr>
+        <w:t xml:space="preserve">Because the condition in Game 2 is more complicate, </w:t>
+      </w:r>
+      <w:r>
+        <w:rPr>
+          <w:rFonts w:ascii="Times New Roman" w:eastAsia="微軟正黑體" w:hAnsi="Times New Roman" w:cs="Times New Roman" w:hint="eastAsia"/>
+        </w:rPr>
+        <w:t>the impact from the order of player is not quite</w:t>
+      </w:r>
+      <w:r>
+        <w:rPr>
+          <w:rFonts w:ascii="Times New Roman" w:eastAsia="微軟正黑體" w:hAnsi="Times New Roman" w:cs="Times New Roman" w:hint="eastAsia"/>
+        </w:rPr>
+        <w:t xml:space="preserve"> large</w:t>
+      </w:r>
+      <w:r>
+        <w:rPr>
+          <w:rFonts w:ascii="Times New Roman" w:eastAsia="微軟正黑體" w:hAnsi="Times New Roman" w:cs="Times New Roman" w:hint="eastAsia"/>
+        </w:rPr>
+        <w:t>.</w:t>
+      </w:r>
+    </w:p>
+    <w:p>
+      <w:pPr>
+        <w:pStyle w:val="a3"/>
+        <w:numPr>
+          <w:ilvl w:val="0"/>
+          <w:numId w:val="6"/>
+        </w:numPr>
+        <w:spacing w:line="360" w:lineRule="exact"/>
+        <w:rPr>
+          <w:rFonts w:ascii="Times New Roman" w:eastAsia="微軟正黑體" w:hAnsi="Times New Roman" w:cs="Times New Roman"/>
+        </w:rPr>
+      </w:pPr>
+      <w:r>
+        <w:rPr>
+          <w:rFonts w:ascii="Times New Roman" w:eastAsia="微軟正黑體" w:hAnsi="Times New Roman" w:cs="Times New Roman" w:hint="eastAsia"/>
+        </w:rPr>
+        <w:t>Different strategy:</w:t>
+      </w:r>
+    </w:p>
+    <w:p>
+      <w:pPr>
+        <w:spacing w:after="240" w:line="360" w:lineRule="exact"/>
+        <w:ind w:firstLine="360"/>
+        <w:jc w:val="both"/>
+        <w:rPr>
+          <w:rFonts w:ascii="Times New Roman" w:eastAsia="微軟正黑體" w:hAnsi="Times New Roman" w:cs="Times New Roman"/>
+        </w:rPr>
+      </w:pPr>
+      <w:r>
+        <w:rPr>
+          <w:rFonts w:ascii="Times New Roman" w:eastAsia="微軟正黑體" w:hAnsi="Times New Roman" w:cs="Times New Roman" w:hint="eastAsia"/>
+        </w:rPr>
+        <w:t xml:space="preserve">Agent </w:t>
+      </w:r>
+      <w:r>
+        <w:rPr>
+          <w:rFonts w:ascii="Times New Roman" w:eastAsia="微軟正黑體" w:hAnsi="Times New Roman" w:cs="Times New Roman" w:hint="eastAsia"/>
+        </w:rPr>
+        <w:t xml:space="preserve">2 is much </w:t>
+      </w:r>
+      <w:r>
+        <w:rPr>
+          <w:rFonts w:ascii="Times New Roman" w:eastAsia="微軟正黑體" w:hAnsi="Times New Roman" w:cs="Times New Roman"/>
+        </w:rPr>
+        <w:t>like</w:t>
+      </w:r>
+      <w:r>
+        <w:rPr>
+          <w:rFonts w:ascii="Times New Roman" w:eastAsia="微軟正黑體" w:hAnsi="Times New Roman" w:cs="Times New Roman" w:hint="eastAsia"/>
+        </w:rPr>
+        <w:t xml:space="preserve"> </w:t>
+      </w:r>
+      <w:r>
+        <w:rPr>
+          <w:rFonts w:ascii="Times New Roman" w:eastAsia="微軟正黑體" w:hAnsi="Times New Roman" w:cs="Times New Roman" w:hint="eastAsia"/>
+        </w:rPr>
+        <w:t>A</w:t>
+      </w:r>
+      <w:r>
+        <w:rPr>
+          <w:rFonts w:ascii="Times New Roman" w:eastAsia="微軟正黑體" w:hAnsi="Times New Roman" w:cs="Times New Roman" w:hint="eastAsia"/>
+        </w:rPr>
+        <w:t>gent 1</w:t>
+      </w:r>
+      <w:r>
+        <w:rPr>
+          <w:rFonts w:ascii="Times New Roman" w:eastAsia="微軟正黑體" w:hAnsi="Times New Roman" w:cs="Times New Roman" w:hint="eastAsia"/>
+        </w:rPr>
+        <w:t>. Thus, we</w:t>
+      </w:r>
+      <w:r>
+        <w:rPr>
+          <w:rFonts w:ascii="Times New Roman" w:eastAsia="微軟正黑體" w:hAnsi="Times New Roman" w:cs="Times New Roman" w:hint="eastAsia"/>
+        </w:rPr>
+        <w:t xml:space="preserve"> </w:t>
+      </w:r>
+      <w:r>
+        <w:rPr>
+          <w:rFonts w:ascii="Times New Roman" w:eastAsia="微軟正黑體" w:hAnsi="Times New Roman" w:cs="Times New Roman" w:hint="eastAsia"/>
+        </w:rPr>
+        <w:t xml:space="preserve">still </w:t>
+      </w:r>
+      <w:r>
+        <w:rPr>
+          <w:rFonts w:ascii="Times New Roman" w:eastAsia="微軟正黑體" w:hAnsi="Times New Roman" w:cs="Times New Roman" w:hint="eastAsia"/>
+        </w:rPr>
+        <w:t>skip this session.</w:t>
+      </w:r>
+    </w:p>
+    <w:p>
+      <w:pPr>
+        <w:spacing w:line="360" w:lineRule="exact"/>
+        <w:rPr>
+          <w:rFonts w:ascii="Times New Roman" w:eastAsia="微軟正黑體" w:hAnsi="Times New Roman" w:cs="Times New Roman"/>
+          <w:u w:val="single"/>
+        </w:rPr>
+      </w:pPr>
+      <w:r>
+        <w:rPr>
+          <w:rFonts w:ascii="Times New Roman" w:eastAsia="微軟正黑體" w:hAnsi="Times New Roman" w:cs="Times New Roman" w:hint="eastAsia"/>
+          <w:u w:val="single"/>
+        </w:rPr>
+        <w:t>Game 3</w:t>
+      </w:r>
+    </w:p>
+    <w:p>
+      <w:pPr>
+        <w:pStyle w:val="a3"/>
+        <w:numPr>
+          <w:ilvl w:val="0"/>
+          <w:numId w:val="6"/>
+        </w:numPr>
+        <w:spacing w:line="360" w:lineRule="exact"/>
+        <w:rPr>
+          <w:rFonts w:ascii="Times New Roman" w:eastAsia="微軟正黑體" w:hAnsi="Times New Roman" w:cs="Times New Roman"/>
+        </w:rPr>
+      </w:pPr>
+      <w:r>
+        <w:rPr>
+          <w:rFonts w:ascii="Times New Roman" w:eastAsia="微軟正黑體" w:hAnsi="Times New Roman" w:cs="Times New Roman" w:hint="eastAsia"/>
+        </w:rPr>
+        <w:t>Parallel and non-parallel:</w:t>
+      </w:r>
+    </w:p>
+    <w:p>
+      <w:pPr>
+        <w:pStyle w:val="a3"/>
+        <w:snapToGrid w:val="0"/>
+        <w:spacing w:afterLines="50" w:after="120" w:line="360" w:lineRule="exact"/>
+        <w:ind w:left="357"/>
+        <w:contextualSpacing w:val="0"/>
+        <w:jc w:val="both"/>
+        <w:rPr>
+          <w:rFonts w:ascii="Times New Roman" w:eastAsia="微軟正黑體" w:hAnsi="Times New Roman" w:cs="Times New Roman"/>
+        </w:rPr>
+      </w:pPr>
+      <w:r>
+        <w:rPr>
+          <w:rFonts w:ascii="Times New Roman" w:eastAsia="微軟正黑體" w:hAnsi="Times New Roman" w:cs="Times New Roman" w:hint="eastAsia"/>
+        </w:rPr>
+        <w:t>We conduct</w:t>
+      </w:r>
+      <w:r>
+        <w:rPr>
+          <w:rFonts w:ascii="Times New Roman" w:eastAsia="微軟正黑體" w:hAnsi="Times New Roman" w:cs="Times New Roman" w:hint="eastAsia"/>
+        </w:rPr>
+        <w:t>ed</w:t>
+      </w:r>
+      <w:r>
+        <w:rPr>
+          <w:rFonts w:ascii="Times New Roman" w:eastAsia="微軟正黑體" w:hAnsi="Times New Roman" w:cs="Times New Roman" w:hint="eastAsia"/>
+        </w:rPr>
+        <w:t xml:space="preserve"> the same experiment from Game1 in this session</w:t>
+      </w:r>
+      <w:r>
+        <w:rPr>
+          <w:rFonts w:ascii="Times New Roman" w:eastAsia="微軟正黑體" w:hAnsi="Times New Roman" w:cs="Times New Roman" w:hint="eastAsia"/>
+        </w:rPr>
+        <w:t>.</w:t>
+      </w:r>
+    </w:p>
+    <w:tbl>
+      <w:tblPr>
+        <w:tblStyle w:val="a4"/>
+        <w:tblW w:w="8291" w:type="dxa"/>
+        <w:tblInd w:w="360" w:type="dxa"/>
+        <w:tblBorders>
+          <w:top w:val="single" w:sz="12" w:space="0" w:color="auto"/>
+          <w:left w:val="none" w:sz="0" w:space="0" w:color="auto"/>
+          <w:bottom w:val="single" w:sz="12" w:space="0" w:color="auto"/>
+          <w:right w:val="none" w:sz="0" w:space="0" w:color="auto"/>
+          <w:insideH w:val="none" w:sz="0" w:space="0" w:color="auto"/>
+          <w:insideV w:val="none" w:sz="0" w:space="0" w:color="auto"/>
+        </w:tblBorders>
+        <w:tblLook w:val="04A0" w:firstRow="1" w:lastRow="0" w:firstColumn="1" w:lastColumn="0" w:noHBand="0" w:noVBand="1"/>
+      </w:tblPr>
+      <w:tblGrid>
+        <w:gridCol w:w="3022"/>
+        <w:gridCol w:w="2634"/>
+        <w:gridCol w:w="2635"/>
+      </w:tblGrid>
+      <w:tr>
+        <w:tc>
+          <w:tcPr>
+            <w:tcW w:w="3022" w:type="dxa"/>
+            <w:tcBorders>
+              <w:top w:val="single" w:sz="12" w:space="0" w:color="auto"/>
+              <w:bottom w:val="single" w:sz="4" w:space="0" w:color="auto"/>
+            </w:tcBorders>
+          </w:tcPr>
+          <w:p>
+            <w:pPr>
+              <w:pStyle w:val="a3"/>
+              <w:spacing w:line="360" w:lineRule="exact"/>
+              <w:ind w:left="0"/>
+              <w:jc w:val="center"/>
+              <w:rPr>
+                <w:rFonts w:ascii="Times New Roman" w:eastAsia="微軟正黑體" w:hAnsi="Times New Roman" w:cs="Times New Roman"/>
+              </w:rPr>
+            </w:pPr>
+            <w:r>
+              <w:rPr>
+                <w:rFonts w:ascii="Times New Roman" w:eastAsia="微軟正黑體" w:hAnsi="Times New Roman" w:cs="Times New Roman" w:hint="eastAsia"/>
+              </w:rPr>
+              <w:t>Method</w:t>
+            </w:r>
+          </w:p>
+        </w:tc>
+        <w:tc>
+          <w:tcPr>
+            <w:tcW w:w="2634" w:type="dxa"/>
+            <w:tcBorders>
+              <w:top w:val="single" w:sz="12" w:space="0" w:color="auto"/>
+              <w:bottom w:val="single" w:sz="4" w:space="0" w:color="auto"/>
+            </w:tcBorders>
+          </w:tcPr>
+          <w:p>
+            <w:pPr>
+              <w:pStyle w:val="a3"/>
+              <w:spacing w:line="360" w:lineRule="exact"/>
+              <w:ind w:left="0"/>
+              <w:jc w:val="center"/>
+              <w:rPr>
+                <w:rFonts w:ascii="Times New Roman" w:eastAsia="微軟正黑體" w:hAnsi="Times New Roman" w:cs="Times New Roman"/>
+              </w:rPr>
+            </w:pPr>
+            <w:r>
+              <w:rPr>
+                <w:rFonts w:ascii="Times New Roman" w:eastAsia="微軟正黑體" w:hAnsi="Times New Roman" w:cs="Times New Roman" w:hint="eastAsia"/>
+              </w:rPr>
+              <w:t>Win Rate</w:t>
+            </w:r>
+          </w:p>
+        </w:tc>
+        <w:tc>
+          <w:tcPr>
+            <w:tcW w:w="2635" w:type="dxa"/>
+            <w:tcBorders>
+              <w:top w:val="single" w:sz="12" w:space="0" w:color="auto"/>
+              <w:bottom w:val="single" w:sz="4" w:space="0" w:color="auto"/>
+            </w:tcBorders>
+          </w:tcPr>
+          <w:p>
+            <w:pPr>
+              <w:pStyle w:val="a3"/>
+              <w:spacing w:line="360" w:lineRule="exact"/>
+              <w:ind w:left="0"/>
+              <w:jc w:val="center"/>
+              <w:rPr>
+                <w:rFonts w:ascii="Times New Roman" w:eastAsia="微軟正黑體" w:hAnsi="Times New Roman" w:cs="Times New Roman"/>
+              </w:rPr>
+            </w:pPr>
+            <w:r>
+              <w:rPr>
+                <w:rFonts w:ascii="Times New Roman" w:eastAsia="微軟正黑體" w:hAnsi="Times New Roman" w:cs="Times New Roman" w:hint="eastAsia"/>
+              </w:rPr>
+              <w:t>Average Score</w:t>
+            </w:r>
+          </w:p>
+        </w:tc>
+      </w:tr>
+      <w:tr>
+        <w:tc>
+          <w:tcPr>
+            <w:tcW w:w="3022" w:type="dxa"/>
+            <w:tcBorders>
+              <w:top w:val="single" w:sz="4" w:space="0" w:color="auto"/>
+            </w:tcBorders>
+          </w:tcPr>
+          <w:p>
+            <w:pPr>
+              <w:pStyle w:val="a3"/>
+              <w:spacing w:line="360" w:lineRule="exact"/>
+              <w:ind w:left="0"/>
+              <w:rPr>
+                <w:rFonts w:ascii="Times New Roman" w:eastAsia="微軟正黑體" w:hAnsi="Times New Roman" w:cs="Times New Roman"/>
+              </w:rPr>
+            </w:pPr>
+            <w:r>
+              <w:rPr>
+                <w:rFonts w:ascii="Times New Roman" w:eastAsia="微軟正黑體" w:hAnsi="Times New Roman" w:cs="Times New Roman"/>
+              </w:rPr>
+              <w:t>N</w:t>
+            </w:r>
+            <w:r>
+              <w:rPr>
+                <w:rFonts w:ascii="Times New Roman" w:eastAsia="微軟正黑體" w:hAnsi="Times New Roman" w:cs="Times New Roman" w:hint="eastAsia"/>
+              </w:rPr>
+              <w:t>on-parallel MCTS</w:t>
+            </w:r>
+          </w:p>
+        </w:tc>
+        <w:tc>
+          <w:tcPr>
+            <w:tcW w:w="2634" w:type="dxa"/>
+            <w:tcBorders>
+              <w:top w:val="single" w:sz="4" w:space="0" w:color="auto"/>
+            </w:tcBorders>
+          </w:tcPr>
+          <w:p>
+            <w:pPr>
+              <w:pStyle w:val="a3"/>
+              <w:spacing w:line="360" w:lineRule="exact"/>
+              <w:ind w:left="0"/>
+              <w:jc w:val="center"/>
+              <w:rPr>
+                <w:rFonts w:ascii="Times New Roman" w:eastAsia="微軟正黑體" w:hAnsi="Times New Roman" w:cs="Times New Roman"/>
+              </w:rPr>
+            </w:pPr>
+            <w:r>
+              <w:rPr>
+                <w:rFonts w:ascii="Times New Roman" w:eastAsia="微軟正黑體" w:hAnsi="Times New Roman" w:cs="Times New Roman" w:hint="eastAsia"/>
+              </w:rPr>
+              <w:t>100</w:t>
+            </w:r>
+            <w:r>
+              <w:rPr>
+                <w:rFonts w:ascii="Times New Roman" w:eastAsia="微軟正黑體" w:hAnsi="Times New Roman" w:cs="Times New Roman" w:hint="eastAsia"/>
+              </w:rPr>
+              <w:t>%</w:t>
+            </w:r>
+          </w:p>
+        </w:tc>
+        <w:tc>
+          <w:tcPr>
+            <w:tcW w:w="2635" w:type="dxa"/>
+            <w:tcBorders>
+              <w:top w:val="single" w:sz="4" w:space="0" w:color="auto"/>
+            </w:tcBorders>
+          </w:tcPr>
+          <w:p>
+            <w:pPr>
+              <w:pStyle w:val="a3"/>
+              <w:spacing w:line="360" w:lineRule="exact"/>
+              <w:ind w:left="0"/>
+              <w:jc w:val="center"/>
+              <w:rPr>
+                <w:rFonts w:ascii="Times New Roman" w:eastAsia="微軟正黑體" w:hAnsi="Times New Roman" w:cs="Times New Roman"/>
+              </w:rPr>
+            </w:pPr>
+            <w:r>
+              <w:rPr>
+                <w:rFonts w:ascii="Times New Roman" w:eastAsia="微軟正黑體" w:hAnsi="Times New Roman" w:cs="Times New Roman"/>
+              </w:rPr>
+              <w:t>26.47</w:t>
+            </w:r>
+            <w:r>
+              <w:rPr>
+                <w:rFonts w:ascii="Times New Roman" w:eastAsia="微軟正黑體" w:hAnsi="Times New Roman" w:cs="Times New Roman" w:hint="eastAsia"/>
+              </w:rPr>
+              <w:t>9</w:t>
+            </w:r>
+          </w:p>
+        </w:tc>
+      </w:tr>
+      <w:tr>
+        <w:tc>
+          <w:tcPr>
+            <w:tcW w:w="3022" w:type="dxa"/>
+            <w:tcBorders>
+              <w:bottom w:val="single" w:sz="12" w:space="0" w:color="auto"/>
+            </w:tcBorders>
+          </w:tcPr>
+          <w:p>
+            <w:pPr>
+              <w:pStyle w:val="a3"/>
+              <w:spacing w:line="360" w:lineRule="exact"/>
+              <w:ind w:left="0"/>
+              <w:rPr>
+                <w:rFonts w:ascii="Times New Roman" w:eastAsia="微軟正黑體" w:hAnsi="Times New Roman" w:cs="Times New Roman"/>
+              </w:rPr>
+            </w:pPr>
+            <w:r>
+              <w:rPr>
+                <w:rFonts w:ascii="Times New Roman" w:eastAsia="微軟正黑體" w:hAnsi="Times New Roman" w:cs="Times New Roman" w:hint="eastAsia"/>
+              </w:rPr>
+              <w:t>Parallel MCTS w/ 5 threads</w:t>
+            </w:r>
+          </w:p>
+        </w:tc>
+        <w:tc>
+          <w:tcPr>
+            <w:tcW w:w="2634" w:type="dxa"/>
+            <w:tcBorders>
+              <w:bottom w:val="single" w:sz="12" w:space="0" w:color="auto"/>
+            </w:tcBorders>
+          </w:tcPr>
+          <w:p>
+            <w:pPr>
+              <w:pStyle w:val="a3"/>
+              <w:spacing w:line="360" w:lineRule="exact"/>
+              <w:ind w:left="0"/>
+              <w:jc w:val="center"/>
+              <w:rPr>
+                <w:rFonts w:ascii="Times New Roman" w:eastAsia="微軟正黑體" w:hAnsi="Times New Roman" w:cs="Times New Roman"/>
+              </w:rPr>
+            </w:pPr>
+            <w:r>
+              <w:rPr>
+                <w:rFonts w:ascii="Times New Roman" w:eastAsia="微軟正黑體" w:hAnsi="Times New Roman" w:cs="Times New Roman" w:hint="eastAsia"/>
+              </w:rPr>
+              <w:t>100%</w:t>
+            </w:r>
+          </w:p>
+        </w:tc>
+        <w:tc>
+          <w:tcPr>
+            <w:tcW w:w="2635" w:type="dxa"/>
+            <w:tcBorders>
+              <w:bottom w:val="single" w:sz="12" w:space="0" w:color="auto"/>
+            </w:tcBorders>
+          </w:tcPr>
+          <w:p>
+            <w:pPr>
+              <w:pStyle w:val="a3"/>
+              <w:spacing w:line="360" w:lineRule="exact"/>
+              <w:ind w:left="0"/>
+              <w:jc w:val="center"/>
+              <w:rPr>
+                <w:rFonts w:ascii="Times New Roman" w:eastAsia="微軟正黑體" w:hAnsi="Times New Roman" w:cs="Times New Roman"/>
+              </w:rPr>
+            </w:pPr>
+            <w:r>
+              <w:rPr>
+                <w:rFonts w:ascii="Times New Roman" w:eastAsia="微軟正黑體" w:hAnsi="Times New Roman" w:cs="Times New Roman"/>
+              </w:rPr>
+              <w:t>26.793</w:t>
+            </w:r>
+          </w:p>
+        </w:tc>
+      </w:tr>
+      <w:tr>
+        <w:tc>
+          <w:tcPr>
+            <w:tcW w:w="8291" w:type="dxa"/>
+            <w:gridSpan w:val="3"/>
+            <w:tcBorders>
+              <w:top w:val="single" w:sz="12" w:space="0" w:color="auto"/>
+              <w:bottom w:val="nil"/>
+            </w:tcBorders>
+          </w:tcPr>
+          <w:p>
+            <w:pPr>
+              <w:pStyle w:val="a3"/>
+              <w:spacing w:line="360" w:lineRule="exact"/>
+              <w:ind w:left="0"/>
+              <w:jc w:val="center"/>
+              <w:rPr>
+                <w:rFonts w:ascii="Times New Roman" w:eastAsia="微軟正黑體" w:hAnsi="Times New Roman" w:cs="Times New Roman"/>
+                <w:sz w:val="20"/>
+                <w:szCs w:val="20"/>
+              </w:rPr>
+            </w:pPr>
+            <w:r>
+              <w:rPr>
+                <w:rFonts w:ascii="Times New Roman" w:eastAsia="微軟正黑體" w:hAnsi="Times New Roman" w:cs="Times New Roman" w:hint="eastAsia"/>
+                <w:sz w:val="20"/>
+                <w:szCs w:val="20"/>
+              </w:rPr>
+              <w:t xml:space="preserve">Table </w:t>
+            </w:r>
+            <w:r>
+              <w:rPr>
+                <w:rFonts w:ascii="Times New Roman" w:eastAsia="微軟正黑體" w:hAnsi="Times New Roman" w:cs="Times New Roman" w:hint="eastAsia"/>
+                <w:sz w:val="20"/>
+                <w:szCs w:val="20"/>
+              </w:rPr>
+              <w:t>7</w:t>
+            </w:r>
+            <w:r>
+              <w:rPr>
+                <w:rFonts w:ascii="Times New Roman" w:eastAsia="微軟正黑體" w:hAnsi="Times New Roman" w:cs="Times New Roman" w:hint="eastAsia"/>
+                <w:sz w:val="20"/>
+                <w:szCs w:val="20"/>
+              </w:rPr>
+              <w:t>. T</w:t>
+            </w:r>
+            <w:r>
+              <w:rPr>
+                <w:rFonts w:ascii="Times New Roman" w:eastAsia="微軟正黑體" w:hAnsi="Times New Roman" w:cs="Times New Roman" w:hint="eastAsia"/>
+                <w:sz w:val="20"/>
+                <w:szCs w:val="20"/>
+              </w:rPr>
+              <w:t xml:space="preserve">he result from parallel and non-parallel MCTS agent in Game </w:t>
+            </w:r>
+            <w:r>
+              <w:rPr>
+                <w:rFonts w:ascii="Times New Roman" w:eastAsia="微軟正黑體" w:hAnsi="Times New Roman" w:cs="Times New Roman" w:hint="eastAsia"/>
+                <w:sz w:val="20"/>
+                <w:szCs w:val="20"/>
+              </w:rPr>
+              <w:t>3</w:t>
+            </w:r>
+          </w:p>
+        </w:tc>
+      </w:tr>
+    </w:tbl>
+    <w:p>
+      <w:pPr>
+        <w:pStyle w:val="a3"/>
+        <w:snapToGrid w:val="0"/>
+        <w:spacing w:beforeLines="50" w:before="120" w:afterLines="50" w:after="120" w:line="360" w:lineRule="exact"/>
+        <w:ind w:left="357"/>
+        <w:contextualSpacing w:val="0"/>
+        <w:jc w:val="both"/>
+        <w:rPr>
+          <w:rFonts w:ascii="Times New Roman" w:eastAsia="微軟正黑體" w:hAnsi="Times New Roman" w:cs="Times New Roman"/>
+        </w:rPr>
+      </w:pPr>
+      <w:r>
+        <w:rPr>
+          <w:rFonts w:ascii="Times New Roman" w:eastAsia="微軟正黑體" w:hAnsi="Times New Roman" w:cs="Times New Roman" w:hint="eastAsia"/>
+        </w:rPr>
+        <w:t>The result</w:t>
+      </w:r>
+      <w:r>
+        <w:rPr>
+          <w:rFonts w:ascii="Times New Roman" w:eastAsia="微軟正黑體" w:hAnsi="Times New Roman" w:cs="Times New Roman" w:hint="eastAsia"/>
+        </w:rPr>
+        <w:t xml:space="preserve"> is the same as Game 2 in this session</w:t>
+      </w:r>
+      <w:r>
+        <w:rPr>
+          <w:rFonts w:ascii="Times New Roman" w:eastAsia="微軟正黑體" w:hAnsi="Times New Roman" w:cs="Times New Roman" w:hint="eastAsia"/>
+        </w:rPr>
+        <w:t>.</w:t>
+      </w:r>
+      <w:r>
+        <w:rPr>
+          <w:rFonts w:ascii="Times New Roman" w:eastAsia="微軟正黑體" w:hAnsi="Times New Roman" w:cs="Times New Roman" w:hint="eastAsia"/>
+        </w:rPr>
+        <w:t xml:space="preserve"> </w:t>
+      </w:r>
+      <w:r>
+        <w:rPr>
+          <w:rFonts w:ascii="Times New Roman" w:eastAsia="微軟正黑體" w:hAnsi="Times New Roman" w:cs="Times New Roman" w:hint="eastAsia"/>
+        </w:rPr>
+        <w:t>As a result of our implementation in Game 3</w:t>
+      </w:r>
+      <w:r>
+        <w:rPr>
+          <w:rFonts w:ascii="Times New Roman" w:eastAsia="微軟正黑體" w:hAnsi="Times New Roman" w:cs="Times New Roman" w:hint="eastAsia"/>
+        </w:rPr>
+        <w:t>, t</w:t>
+      </w:r>
+      <w:r>
+        <w:rPr>
+          <w:rFonts w:ascii="Times New Roman" w:eastAsia="微軟正黑體" w:hAnsi="Times New Roman" w:cs="Times New Roman" w:hint="eastAsia"/>
+        </w:rPr>
+        <w:t>he number of possible sub-nodes of each state also increases</w:t>
+      </w:r>
+      <w:r>
+        <w:rPr>
+          <w:rFonts w:ascii="Times New Roman" w:eastAsia="微軟正黑體" w:hAnsi="Times New Roman" w:cs="Times New Roman" w:hint="eastAsia"/>
+        </w:rPr>
+        <w:t xml:space="preserve">, </w:t>
+      </w:r>
+      <w:r>
+        <w:rPr>
+          <w:rFonts w:ascii="Times New Roman" w:eastAsia="微軟正黑體" w:hAnsi="Times New Roman" w:cs="Times New Roman" w:hint="eastAsia"/>
+        </w:rPr>
+        <w:t>mak</w:t>
+      </w:r>
+      <w:r>
+        <w:rPr>
+          <w:rFonts w:ascii="Times New Roman" w:eastAsia="微軟正黑體" w:hAnsi="Times New Roman" w:cs="Times New Roman" w:hint="eastAsia"/>
+        </w:rPr>
+        <w:t>ing</w:t>
+      </w:r>
+      <w:r>
+        <w:rPr>
+          <w:rFonts w:ascii="Times New Roman" w:eastAsia="微軟正黑體" w:hAnsi="Times New Roman" w:cs="Times New Roman" w:hint="eastAsia"/>
+        </w:rPr>
+        <w:t xml:space="preserve"> the </w:t>
+      </w:r>
+      <w:r>
+        <w:rPr>
+          <w:rFonts w:ascii="Times New Roman" w:eastAsia="微軟正黑體" w:hAnsi="Times New Roman" w:cs="Times New Roman" w:hint="eastAsia"/>
+        </w:rPr>
+        <w:t>slight</w:t>
+      </w:r>
+      <w:r>
+        <w:rPr>
+          <w:rFonts w:ascii="Times New Roman" w:eastAsia="微軟正黑體" w:hAnsi="Times New Roman" w:cs="Times New Roman" w:hint="eastAsia"/>
+        </w:rPr>
+        <w:t xml:space="preserve"> differences between the agents with parallel and non-parallel MCTS</w:t>
+      </w:r>
+      <w:r>
+        <w:rPr>
+          <w:rFonts w:ascii="Times New Roman" w:eastAsia="微軟正黑體" w:hAnsi="Times New Roman" w:cs="Times New Roman" w:hint="eastAsia"/>
+        </w:rPr>
+        <w:t>.</w:t>
+      </w:r>
+    </w:p>
+    <w:p>
+      <w:pPr>
+        <w:pStyle w:val="a3"/>
+        <w:numPr>
+          <w:ilvl w:val="0"/>
+          <w:numId w:val="6"/>
+        </w:numPr>
+        <w:spacing w:line="360" w:lineRule="exact"/>
+        <w:rPr>
+          <w:rFonts w:ascii="Times New Roman" w:eastAsia="微軟正黑體" w:hAnsi="Times New Roman" w:cs="Times New Roman"/>
+        </w:rPr>
+      </w:pPr>
+      <w:r>
+        <w:rPr>
+          <w:rFonts w:ascii="Times New Roman" w:eastAsia="微軟正黑體" w:hAnsi="Times New Roman" w:cs="Times New Roman" w:hint="eastAsia"/>
+        </w:rPr>
+        <w:t>The</w:t>
+      </w:r>
+      <w:r>
+        <w:rPr>
+          <w:rFonts w:ascii="Times New Roman" w:eastAsia="微軟正黑體" w:hAnsi="Times New Roman" w:cs="Times New Roman" w:hint="eastAsia"/>
+        </w:rPr>
+        <w:t xml:space="preserve"> agent being a first player and being a last player</w:t>
+      </w:r>
+      <w:r>
+        <w:rPr>
+          <w:rFonts w:ascii="Times New Roman" w:eastAsia="微軟正黑體" w:hAnsi="Times New Roman" w:cs="Times New Roman" w:hint="eastAsia"/>
+        </w:rPr>
+        <w:t>:</w:t>
+      </w:r>
+    </w:p>
+    <w:p>
+      <w:pPr>
+        <w:pStyle w:val="a3"/>
+        <w:spacing w:after="240" w:line="360" w:lineRule="exact"/>
+        <w:ind w:left="357"/>
+        <w:contextualSpacing w:val="0"/>
+        <w:jc w:val="both"/>
+        <w:rPr>
+          <w:rFonts w:ascii="Times New Roman" w:eastAsia="微軟正黑體" w:hAnsi="Times New Roman" w:cs="Times New Roman"/>
+        </w:rPr>
+      </w:pPr>
+      <w:r>
+        <w:rPr>
+          <w:rFonts w:ascii="Times New Roman" w:eastAsia="微軟正黑體" w:hAnsi="Times New Roman" w:cs="Times New Roman" w:hint="eastAsia"/>
+        </w:rPr>
+        <w:t xml:space="preserve">In this experiment, we all use parallel MCTS on </w:t>
+      </w:r>
+      <w:r>
+        <w:rPr>
+          <w:rFonts w:ascii="Times New Roman" w:eastAsia="微軟正黑體" w:hAnsi="Times New Roman" w:cs="Times New Roman" w:hint="eastAsia"/>
+        </w:rPr>
+        <w:t>A</w:t>
+      </w:r>
+      <w:r>
+        <w:rPr>
+          <w:rFonts w:ascii="Times New Roman" w:eastAsia="微軟正黑體" w:hAnsi="Times New Roman" w:cs="Times New Roman" w:hint="eastAsia"/>
+        </w:rPr>
+        <w:t xml:space="preserve">gent </w:t>
+      </w:r>
+      <w:r>
+        <w:rPr>
+          <w:rFonts w:ascii="Times New Roman" w:eastAsia="微軟正黑體" w:hAnsi="Times New Roman" w:cs="Times New Roman" w:hint="eastAsia"/>
+        </w:rPr>
+        <w:t>3 with 5 threads</w:t>
+      </w:r>
+      <w:r>
+        <w:rPr>
+          <w:rFonts w:ascii="Times New Roman" w:eastAsia="微軟正黑體" w:hAnsi="Times New Roman" w:cs="Times New Roman" w:hint="eastAsia"/>
+        </w:rPr>
+        <w:t xml:space="preserve">. </w:t>
+      </w:r>
+      <w:r>
+        <w:rPr>
+          <w:rFonts w:ascii="Times New Roman" w:eastAsia="微軟正黑體" w:hAnsi="Times New Roman" w:cs="Times New Roman" w:hint="eastAsia"/>
+        </w:rPr>
+        <w:t>W</w:t>
+      </w:r>
+      <w:r>
+        <w:rPr>
+          <w:rFonts w:ascii="Times New Roman" w:eastAsia="微軟正黑體" w:hAnsi="Times New Roman" w:cs="Times New Roman" w:hint="eastAsia"/>
+        </w:rPr>
+        <w:t>e conducted another experiment with different order of players.</w:t>
+      </w:r>
+    </w:p>
+    <w:tbl>
+      <w:tblPr>
+        <w:tblStyle w:val="a4"/>
+        <w:tblW w:w="8531" w:type="dxa"/>
+        <w:tblInd w:w="360" w:type="dxa"/>
+        <w:tblBorders>
+          <w:top w:val="single" w:sz="12" w:space="0" w:color="auto"/>
+          <w:left w:val="none" w:sz="0" w:space="0" w:color="auto"/>
+          <w:bottom w:val="single" w:sz="12" w:space="0" w:color="auto"/>
+          <w:right w:val="none" w:sz="0" w:space="0" w:color="auto"/>
+          <w:insideH w:val="none" w:sz="0" w:space="0" w:color="auto"/>
+          <w:insideV w:val="none" w:sz="0" w:space="0" w:color="auto"/>
+        </w:tblBorders>
+        <w:tblLook w:val="04A0" w:firstRow="1" w:lastRow="0" w:firstColumn="1" w:lastColumn="0" w:noHBand="0" w:noVBand="1"/>
+      </w:tblPr>
+      <w:tblGrid>
+        <w:gridCol w:w="3258"/>
+        <w:gridCol w:w="2634"/>
+        <w:gridCol w:w="2639"/>
+      </w:tblGrid>
+      <w:tr>
+        <w:tc>
+          <w:tcPr>
+            <w:tcW w:w="3258" w:type="dxa"/>
+            <w:tcBorders>
+              <w:top w:val="single" w:sz="12" w:space="0" w:color="auto"/>
+              <w:bottom w:val="single" w:sz="4" w:space="0" w:color="auto"/>
+            </w:tcBorders>
+          </w:tcPr>
+          <w:p>
+            <w:pPr>
+              <w:pStyle w:val="a3"/>
+              <w:spacing w:line="360" w:lineRule="exact"/>
+              <w:ind w:left="0"/>
+              <w:jc w:val="center"/>
+              <w:rPr>
+                <w:rFonts w:ascii="Times New Roman" w:eastAsia="微軟正黑體" w:hAnsi="Times New Roman" w:cs="Times New Roman"/>
+              </w:rPr>
+            </w:pPr>
+            <w:r>
+              <w:rPr>
+                <w:rFonts w:ascii="Times New Roman" w:eastAsia="微軟正黑體" w:hAnsi="Times New Roman" w:cs="Times New Roman" w:hint="eastAsia"/>
+              </w:rPr>
+              <w:t>Method</w:t>
+            </w:r>
+          </w:p>
+        </w:tc>
+        <w:tc>
+          <w:tcPr>
+            <w:tcW w:w="2634" w:type="dxa"/>
+            <w:tcBorders>
+              <w:top w:val="single" w:sz="12" w:space="0" w:color="auto"/>
+              <w:bottom w:val="single" w:sz="4" w:space="0" w:color="auto"/>
+            </w:tcBorders>
+          </w:tcPr>
+          <w:p>
+            <w:pPr>
+              <w:pStyle w:val="a3"/>
+              <w:spacing w:line="360" w:lineRule="exact"/>
+              <w:ind w:left="0"/>
+              <w:jc w:val="center"/>
+              <w:rPr>
+                <w:rFonts w:ascii="Times New Roman" w:eastAsia="微軟正黑體" w:hAnsi="Times New Roman" w:cs="Times New Roman"/>
+              </w:rPr>
+            </w:pPr>
+            <w:r>
+              <w:rPr>
+                <w:rFonts w:ascii="Times New Roman" w:eastAsia="微軟正黑體" w:hAnsi="Times New Roman" w:cs="Times New Roman" w:hint="eastAsia"/>
+              </w:rPr>
+              <w:t>Win Rate</w:t>
+            </w:r>
+          </w:p>
+        </w:tc>
+        <w:tc>
+          <w:tcPr>
+            <w:tcW w:w="2639" w:type="dxa"/>
+            <w:tcBorders>
+              <w:top w:val="single" w:sz="12" w:space="0" w:color="auto"/>
+              <w:bottom w:val="single" w:sz="4" w:space="0" w:color="auto"/>
+            </w:tcBorders>
+          </w:tcPr>
+          <w:p>
+            <w:pPr>
+              <w:pStyle w:val="a3"/>
+              <w:spacing w:line="360" w:lineRule="exact"/>
+              <w:ind w:left="0"/>
+              <w:jc w:val="center"/>
+              <w:rPr>
+                <w:rFonts w:ascii="Times New Roman" w:eastAsia="微軟正黑體" w:hAnsi="Times New Roman" w:cs="Times New Roman"/>
+              </w:rPr>
+            </w:pPr>
+            <w:r>
+              <w:rPr>
+                <w:rFonts w:ascii="Times New Roman" w:eastAsia="微軟正黑體" w:hAnsi="Times New Roman" w:cs="Times New Roman" w:hint="eastAsia"/>
+              </w:rPr>
+              <w:t>Average Score</w:t>
+            </w:r>
+          </w:p>
+        </w:tc>
+      </w:tr>
+      <w:tr>
+        <w:tc>
+          <w:tcPr>
+            <w:tcW w:w="3258" w:type="dxa"/>
+            <w:tcBorders>
+              <w:top w:val="single" w:sz="4" w:space="0" w:color="auto"/>
+            </w:tcBorders>
+          </w:tcPr>
+          <w:p>
+            <w:pPr>
+              <w:pStyle w:val="a3"/>
+              <w:spacing w:line="360" w:lineRule="exact"/>
+              <w:ind w:left="0"/>
+              <w:jc w:val="center"/>
+              <w:rPr>
+                <w:rFonts w:ascii="Times New Roman" w:eastAsia="微軟正黑體" w:hAnsi="Times New Roman" w:cs="Times New Roman"/>
+              </w:rPr>
+            </w:pPr>
+            <w:r>
+              <w:rPr>
+                <w:rFonts w:ascii="Times New Roman" w:eastAsia="微軟正黑體" w:hAnsi="Times New Roman" w:cs="Times New Roman" w:hint="eastAsia"/>
+              </w:rPr>
+              <w:t>First Player</w:t>
+            </w:r>
+          </w:p>
+        </w:tc>
+        <w:tc>
+          <w:tcPr>
+            <w:tcW w:w="2634" w:type="dxa"/>
+            <w:tcBorders>
+              <w:top w:val="single" w:sz="4" w:space="0" w:color="auto"/>
+            </w:tcBorders>
+          </w:tcPr>
+          <w:p>
+            <w:pPr>
+              <w:pStyle w:val="a3"/>
+              <w:spacing w:line="360" w:lineRule="exact"/>
+              <w:ind w:left="0"/>
+              <w:jc w:val="center"/>
+              <w:rPr>
+                <w:rFonts w:ascii="Times New Roman" w:eastAsia="微軟正黑體" w:hAnsi="Times New Roman" w:cs="Times New Roman"/>
+              </w:rPr>
+            </w:pPr>
+            <w:r>
+              <w:rPr>
+                <w:rFonts w:ascii="Times New Roman" w:eastAsia="微軟正黑體" w:hAnsi="Times New Roman" w:cs="Times New Roman" w:hint="eastAsia"/>
+              </w:rPr>
+              <w:t>100%</w:t>
+            </w:r>
+          </w:p>
+        </w:tc>
+        <w:tc>
+          <w:tcPr>
+            <w:tcW w:w="2639" w:type="dxa"/>
+            <w:tcBorders>
+              <w:top w:val="single" w:sz="4" w:space="0" w:color="auto"/>
+            </w:tcBorders>
+          </w:tcPr>
+          <w:p>
+            <w:pPr>
+              <w:pStyle w:val="a3"/>
+              <w:spacing w:line="360" w:lineRule="exact"/>
+              <w:ind w:left="0"/>
+              <w:jc w:val="center"/>
+              <w:rPr>
+                <w:rFonts w:ascii="Times New Roman" w:eastAsia="微軟正黑體" w:hAnsi="Times New Roman" w:cs="Times New Roman"/>
+              </w:rPr>
+            </w:pPr>
+            <w:r>
+              <w:rPr>
+                <w:rFonts w:ascii="Times New Roman" w:eastAsia="微軟正黑體" w:hAnsi="Times New Roman" w:cs="Times New Roman"/>
+              </w:rPr>
+              <w:t>28.48377</w:t>
+            </w:r>
+          </w:p>
+        </w:tc>
+      </w:tr>
+      <w:tr>
+        <w:tc>
+          <w:tcPr>
+            <w:tcW w:w="3258" w:type="dxa"/>
+            <w:tcBorders>
+              <w:bottom w:val="single" w:sz="12" w:space="0" w:color="auto"/>
+            </w:tcBorders>
+          </w:tcPr>
+          <w:p>
+            <w:pPr>
+              <w:pStyle w:val="a3"/>
+              <w:spacing w:line="360" w:lineRule="exact"/>
+              <w:ind w:left="0"/>
+              <w:jc w:val="center"/>
+              <w:rPr>
+                <w:rFonts w:ascii="Times New Roman" w:eastAsia="微軟正黑體" w:hAnsi="Times New Roman" w:cs="Times New Roman"/>
+              </w:rPr>
+            </w:pPr>
+            <w:r>
+              <w:rPr>
+                <w:rFonts w:ascii="Times New Roman" w:eastAsia="微軟正黑體" w:hAnsi="Times New Roman" w:cs="Times New Roman" w:hint="eastAsia"/>
+              </w:rPr>
+              <w:t>Last Player</w:t>
+            </w:r>
+          </w:p>
+        </w:tc>
+        <w:tc>
+          <w:tcPr>
+            <w:tcW w:w="2634" w:type="dxa"/>
+            <w:tcBorders>
+              <w:bottom w:val="single" w:sz="12" w:space="0" w:color="auto"/>
+            </w:tcBorders>
+          </w:tcPr>
+          <w:p>
+            <w:pPr>
+              <w:pStyle w:val="a3"/>
+              <w:spacing w:line="360" w:lineRule="exact"/>
+              <w:ind w:left="0"/>
+              <w:jc w:val="center"/>
+              <w:rPr>
+                <w:rFonts w:ascii="Times New Roman" w:eastAsia="微軟正黑體" w:hAnsi="Times New Roman" w:cs="Times New Roman"/>
+              </w:rPr>
+            </w:pPr>
+            <w:r>
+              <w:rPr>
+                <w:rFonts w:ascii="Times New Roman" w:eastAsia="微軟正黑體" w:hAnsi="Times New Roman" w:cs="Times New Roman" w:hint="eastAsia"/>
+              </w:rPr>
+              <w:t>100%</w:t>
+            </w:r>
+          </w:p>
+        </w:tc>
+        <w:tc>
+          <w:tcPr>
+            <w:tcW w:w="2639" w:type="dxa"/>
+            <w:tcBorders>
+              <w:bottom w:val="single" w:sz="12" w:space="0" w:color="auto"/>
+            </w:tcBorders>
+          </w:tcPr>
+          <w:p>
+            <w:pPr>
+              <w:pStyle w:val="a3"/>
+              <w:spacing w:line="360" w:lineRule="exact"/>
+              <w:ind w:left="0"/>
+              <w:jc w:val="center"/>
+              <w:rPr>
+                <w:rFonts w:ascii="Times New Roman" w:eastAsia="微軟正黑體" w:hAnsi="Times New Roman" w:cs="Times New Roman"/>
+              </w:rPr>
+            </w:pPr>
+            <w:r>
+              <w:rPr>
+                <w:rFonts w:ascii="Times New Roman" w:eastAsia="微軟正黑體" w:hAnsi="Times New Roman" w:cs="Times New Roman"/>
+              </w:rPr>
+              <w:t>26.793</w:t>
+            </w:r>
+          </w:p>
+        </w:tc>
+      </w:tr>
+      <w:tr>
+        <w:tc>
+          <w:tcPr>
+            <w:tcW w:w="8531" w:type="dxa"/>
+            <w:gridSpan w:val="3"/>
+            <w:tcBorders>
+              <w:top w:val="single" w:sz="12" w:space="0" w:color="auto"/>
+              <w:bottom w:val="nil"/>
+            </w:tcBorders>
+          </w:tcPr>
+          <w:p>
+            <w:pPr>
+              <w:pStyle w:val="a3"/>
+              <w:spacing w:line="360" w:lineRule="exact"/>
+              <w:ind w:left="0"/>
+              <w:jc w:val="center"/>
+              <w:rPr>
+                <w:rFonts w:ascii="Times New Roman" w:eastAsia="微軟正黑體" w:hAnsi="Times New Roman" w:cs="Times New Roman"/>
+                <w:sz w:val="20"/>
+                <w:szCs w:val="20"/>
+              </w:rPr>
+            </w:pPr>
+            <w:r>
+              <w:rPr>
+                <w:rFonts w:ascii="Times New Roman" w:eastAsia="微軟正黑體" w:hAnsi="Times New Roman" w:cs="Times New Roman" w:hint="eastAsia"/>
+                <w:sz w:val="20"/>
+                <w:szCs w:val="20"/>
+              </w:rPr>
+              <w:t xml:space="preserve">Table </w:t>
+            </w:r>
+            <w:r>
+              <w:rPr>
+                <w:rFonts w:ascii="Times New Roman" w:eastAsia="微軟正黑體" w:hAnsi="Times New Roman" w:cs="Times New Roman" w:hint="eastAsia"/>
+                <w:sz w:val="20"/>
+                <w:szCs w:val="20"/>
+              </w:rPr>
+              <w:t>8</w:t>
+            </w:r>
+            <w:r>
+              <w:rPr>
+                <w:rFonts w:ascii="Times New Roman" w:eastAsia="微軟正黑體" w:hAnsi="Times New Roman" w:cs="Times New Roman" w:hint="eastAsia"/>
+                <w:sz w:val="20"/>
+                <w:szCs w:val="20"/>
+              </w:rPr>
+              <w:t>. T</w:t>
+            </w:r>
+            <w:r>
+              <w:rPr>
+                <w:rFonts w:ascii="Times New Roman" w:eastAsia="微軟正黑體" w:hAnsi="Times New Roman" w:cs="Times New Roman" w:hint="eastAsia"/>
+                <w:sz w:val="20"/>
+                <w:szCs w:val="20"/>
+              </w:rPr>
+              <w:t xml:space="preserve">he result from parallel MCTS agent </w:t>
+            </w:r>
+            <w:r>
+              <w:rPr>
+                <w:rFonts w:ascii="Times New Roman" w:eastAsia="微軟正黑體" w:hAnsi="Times New Roman" w:cs="Times New Roman" w:hint="eastAsia"/>
+                <w:sz w:val="20"/>
+                <w:szCs w:val="20"/>
+              </w:rPr>
+              <w:t xml:space="preserve">being first player and being last player </w:t>
+            </w:r>
+            <w:r>
+              <w:rPr>
+                <w:rFonts w:ascii="Times New Roman" w:eastAsia="微軟正黑體" w:hAnsi="Times New Roman" w:cs="Times New Roman" w:hint="eastAsia"/>
+                <w:sz w:val="20"/>
+                <w:szCs w:val="20"/>
+              </w:rPr>
+              <w:t xml:space="preserve">in Game </w:t>
+            </w:r>
+            <w:r>
+              <w:rPr>
+                <w:rFonts w:ascii="Times New Roman" w:eastAsia="微軟正黑體" w:hAnsi="Times New Roman" w:cs="Times New Roman" w:hint="eastAsia"/>
+                <w:sz w:val="20"/>
+                <w:szCs w:val="20"/>
+              </w:rPr>
+              <w:t>3</w:t>
+            </w:r>
+          </w:p>
+          <w:p>
+            <w:pPr>
+              <w:pStyle w:val="a3"/>
+              <w:spacing w:line="360" w:lineRule="exact"/>
+              <w:ind w:left="0"/>
+              <w:jc w:val="center"/>
+              <w:rPr>
+                <w:rFonts w:ascii="Times New Roman" w:eastAsia="微軟正黑體" w:hAnsi="Times New Roman" w:cs="Times New Roman"/>
+                <w:sz w:val="20"/>
+                <w:szCs w:val="20"/>
+              </w:rPr>
+            </w:pPr>
+          </w:p>
+        </w:tc>
+      </w:tr>
+      <w:tr>
+        <w:tc>
+          <w:tcPr>
+            <w:tcW w:w="3258" w:type="dxa"/>
+            <w:tcBorders>
+              <w:top w:val="single" w:sz="12" w:space="0" w:color="auto"/>
+              <w:bottom w:val="single" w:sz="4" w:space="0" w:color="auto"/>
+            </w:tcBorders>
+          </w:tcPr>
+          <w:p>
+            <w:pPr>
+              <w:pStyle w:val="a3"/>
+              <w:spacing w:line="360" w:lineRule="exact"/>
+              <w:ind w:left="0"/>
+              <w:jc w:val="center"/>
+              <w:rPr>
+                <w:rFonts w:ascii="Times New Roman" w:eastAsia="微軟正黑體" w:hAnsi="Times New Roman" w:cs="Times New Roman"/>
+              </w:rPr>
+            </w:pPr>
+            <w:r>
+              <w:rPr>
+                <w:rFonts w:ascii="Times New Roman" w:eastAsia="微軟正黑體" w:hAnsi="Times New Roman" w:cs="Times New Roman" w:hint="eastAsia"/>
+              </w:rPr>
+              <w:t>Method</w:t>
+            </w:r>
+          </w:p>
+        </w:tc>
+        <w:tc>
+          <w:tcPr>
+            <w:tcW w:w="2634" w:type="dxa"/>
+            <w:tcBorders>
+              <w:top w:val="single" w:sz="12" w:space="0" w:color="auto"/>
+              <w:bottom w:val="single" w:sz="4" w:space="0" w:color="auto"/>
+            </w:tcBorders>
+          </w:tcPr>
+          <w:p>
+            <w:pPr>
+              <w:pStyle w:val="a3"/>
+              <w:spacing w:line="360" w:lineRule="exact"/>
+              <w:ind w:left="0"/>
+              <w:jc w:val="center"/>
+              <w:rPr>
+                <w:rFonts w:ascii="Times New Roman" w:eastAsia="微軟正黑體" w:hAnsi="Times New Roman" w:cs="Times New Roman"/>
+              </w:rPr>
+            </w:pPr>
+            <w:r>
+              <w:rPr>
+                <w:rFonts w:ascii="Times New Roman" w:eastAsia="微軟正黑體" w:hAnsi="Times New Roman" w:cs="Times New Roman" w:hint="eastAsia"/>
+              </w:rPr>
+              <w:t>Win Rate</w:t>
+            </w:r>
+          </w:p>
+        </w:tc>
+        <w:tc>
+          <w:tcPr>
+            <w:tcW w:w="2639" w:type="dxa"/>
+            <w:tcBorders>
+              <w:top w:val="single" w:sz="12" w:space="0" w:color="auto"/>
+              <w:bottom w:val="single" w:sz="4" w:space="0" w:color="auto"/>
+            </w:tcBorders>
+          </w:tcPr>
+          <w:p>
+            <w:pPr>
+              <w:pStyle w:val="a3"/>
+              <w:spacing w:line="360" w:lineRule="exact"/>
+              <w:ind w:left="0"/>
+              <w:jc w:val="center"/>
+              <w:rPr>
+                <w:rFonts w:ascii="Times New Roman" w:eastAsia="微軟正黑體" w:hAnsi="Times New Roman" w:cs="Times New Roman"/>
+              </w:rPr>
+            </w:pPr>
+            <w:r>
+              <w:rPr>
+                <w:rFonts w:ascii="Times New Roman" w:eastAsia="微軟正黑體" w:hAnsi="Times New Roman" w:cs="Times New Roman" w:hint="eastAsia"/>
+              </w:rPr>
+              <w:t>Average Score</w:t>
+            </w:r>
+          </w:p>
+        </w:tc>
+      </w:tr>
+      <w:tr>
+        <w:tc>
+          <w:tcPr>
+            <w:tcW w:w="3258" w:type="dxa"/>
+            <w:tcBorders>
+              <w:top w:val="single" w:sz="4" w:space="0" w:color="auto"/>
+            </w:tcBorders>
+          </w:tcPr>
+          <w:p>
+            <w:pPr>
+              <w:pStyle w:val="a3"/>
+              <w:spacing w:line="360" w:lineRule="exact"/>
+              <w:ind w:left="0"/>
+              <w:jc w:val="center"/>
+              <w:rPr>
+                <w:rFonts w:ascii="Times New Roman" w:eastAsia="微軟正黑體" w:hAnsi="Times New Roman" w:cs="Times New Roman"/>
+              </w:rPr>
+            </w:pPr>
+            <w:r>
+              <w:rPr>
+                <w:rFonts w:ascii="Times New Roman" w:eastAsia="微軟正黑體" w:hAnsi="Times New Roman" w:cs="Times New Roman" w:hint="eastAsia"/>
+              </w:rPr>
+              <w:t>First Player (Against together)</w:t>
+            </w:r>
+          </w:p>
+        </w:tc>
+        <w:tc>
+          <w:tcPr>
+            <w:tcW w:w="2634" w:type="dxa"/>
+            <w:tcBorders>
+              <w:top w:val="single" w:sz="4" w:space="0" w:color="auto"/>
+            </w:tcBorders>
+          </w:tcPr>
+          <w:p>
+            <w:pPr>
+              <w:pStyle w:val="a3"/>
+              <w:spacing w:line="360" w:lineRule="exact"/>
+              <w:ind w:left="0"/>
+              <w:jc w:val="center"/>
+              <w:rPr>
+                <w:rFonts w:ascii="Times New Roman" w:eastAsia="微軟正黑體" w:hAnsi="Times New Roman" w:cs="Times New Roman"/>
+              </w:rPr>
+            </w:pPr>
+            <w:r>
+              <w:rPr>
+                <w:rFonts w:ascii="Times New Roman" w:eastAsia="微軟正黑體" w:hAnsi="Times New Roman" w:cs="Times New Roman" w:hint="eastAsia"/>
+              </w:rPr>
+              <w:t>80%</w:t>
+            </w:r>
+          </w:p>
+        </w:tc>
+        <w:tc>
+          <w:tcPr>
+            <w:tcW w:w="2639" w:type="dxa"/>
+            <w:tcBorders>
+              <w:top w:val="single" w:sz="4" w:space="0" w:color="auto"/>
+            </w:tcBorders>
+          </w:tcPr>
+          <w:p>
+            <w:pPr>
+              <w:pStyle w:val="a3"/>
+              <w:spacing w:line="360" w:lineRule="exact"/>
+              <w:ind w:left="0"/>
+              <w:jc w:val="center"/>
+              <w:rPr>
+                <w:rFonts w:ascii="Times New Roman" w:eastAsia="微軟正黑體" w:hAnsi="Times New Roman" w:cs="Times New Roman"/>
+              </w:rPr>
+            </w:pPr>
+            <w:r>
+              <w:rPr>
+                <w:rFonts w:ascii="Times New Roman" w:eastAsia="微軟正黑體" w:hAnsi="Times New Roman" w:cs="Times New Roman"/>
+              </w:rPr>
+              <w:t>29.023035</w:t>
+            </w:r>
+          </w:p>
+        </w:tc>
+      </w:tr>
+      <w:tr>
+        <w:tc>
+          <w:tcPr>
+            <w:tcW w:w="3258" w:type="dxa"/>
+            <w:tcBorders>
+              <w:bottom w:val="single" w:sz="12" w:space="0" w:color="auto"/>
+            </w:tcBorders>
+          </w:tcPr>
+          <w:p>
+            <w:pPr>
+              <w:pStyle w:val="a3"/>
+              <w:spacing w:line="360" w:lineRule="exact"/>
+              <w:ind w:left="0"/>
+              <w:jc w:val="center"/>
+              <w:rPr>
+                <w:rFonts w:ascii="Times New Roman" w:eastAsia="微軟正黑體" w:hAnsi="Times New Roman" w:cs="Times New Roman"/>
+              </w:rPr>
+            </w:pPr>
+            <w:r>
+              <w:rPr>
+                <w:rFonts w:ascii="Times New Roman" w:eastAsia="微軟正黑體" w:hAnsi="Times New Roman" w:cs="Times New Roman" w:hint="eastAsia"/>
+              </w:rPr>
+              <w:t>Last Player (Against together)</w:t>
+            </w:r>
+          </w:p>
+        </w:tc>
+        <w:tc>
+          <w:tcPr>
+            <w:tcW w:w="2634" w:type="dxa"/>
+            <w:tcBorders>
+              <w:bottom w:val="single" w:sz="12" w:space="0" w:color="auto"/>
+            </w:tcBorders>
+          </w:tcPr>
+          <w:p>
+            <w:pPr>
+              <w:pStyle w:val="a3"/>
+              <w:spacing w:line="360" w:lineRule="exact"/>
+              <w:ind w:left="0"/>
+              <w:jc w:val="center"/>
+              <w:rPr>
+                <w:rFonts w:ascii="Times New Roman" w:eastAsia="微軟正黑體" w:hAnsi="Times New Roman" w:cs="Times New Roman"/>
+              </w:rPr>
+            </w:pPr>
+            <w:r>
+              <w:rPr>
+                <w:rFonts w:ascii="Times New Roman" w:eastAsia="微軟正黑體" w:hAnsi="Times New Roman" w:cs="Times New Roman" w:hint="eastAsia"/>
+              </w:rPr>
+              <w:t>20%</w:t>
+            </w:r>
+          </w:p>
+        </w:tc>
+        <w:tc>
+          <w:tcPr>
+            <w:tcW w:w="2639" w:type="dxa"/>
+            <w:tcBorders>
+              <w:bottom w:val="single" w:sz="12" w:space="0" w:color="auto"/>
+            </w:tcBorders>
+          </w:tcPr>
+          <w:p>
+            <w:pPr>
+              <w:pStyle w:val="a3"/>
+              <w:spacing w:line="360" w:lineRule="exact"/>
+              <w:ind w:left="0"/>
+              <w:jc w:val="center"/>
+              <w:rPr>
+                <w:rFonts w:ascii="Times New Roman" w:eastAsia="微軟正黑體" w:hAnsi="Times New Roman" w:cs="Times New Roman"/>
+              </w:rPr>
+            </w:pPr>
+            <w:r>
+              <w:rPr>
+                <w:rFonts w:ascii="Times New Roman" w:eastAsia="微軟正黑體" w:hAnsi="Times New Roman" w:cs="Times New Roman"/>
+              </w:rPr>
+              <w:t>29.51985</w:t>
+            </w:r>
+          </w:p>
+        </w:tc>
+      </w:tr>
+      <w:tr>
+        <w:tc>
+          <w:tcPr>
+            <w:tcW w:w="8531" w:type="dxa"/>
+            <w:gridSpan w:val="3"/>
+            <w:tcBorders>
+              <w:top w:val="single" w:sz="12" w:space="0" w:color="auto"/>
+              <w:bottom w:val="nil"/>
+            </w:tcBorders>
+          </w:tcPr>
+          <w:p>
+            <w:pPr>
+              <w:pStyle w:val="a3"/>
+              <w:spacing w:line="360" w:lineRule="exact"/>
+              <w:ind w:left="0"/>
+              <w:jc w:val="center"/>
+              <w:rPr>
+                <w:rFonts w:ascii="Times New Roman" w:eastAsia="微軟正黑體" w:hAnsi="Times New Roman" w:cs="Times New Roman"/>
+                <w:sz w:val="19"/>
+                <w:szCs w:val="19"/>
+              </w:rPr>
+            </w:pPr>
+            <w:r>
+              <w:rPr>
+                <w:rFonts w:ascii="Times New Roman" w:eastAsia="微軟正黑體" w:hAnsi="Times New Roman" w:cs="Times New Roman" w:hint="eastAsia"/>
+                <w:sz w:val="19"/>
+                <w:szCs w:val="19"/>
+              </w:rPr>
+              <w:t xml:space="preserve">Table </w:t>
+            </w:r>
+            <w:r>
+              <w:rPr>
+                <w:rFonts w:ascii="Times New Roman" w:eastAsia="微軟正黑體" w:hAnsi="Times New Roman" w:cs="Times New Roman" w:hint="eastAsia"/>
+                <w:sz w:val="19"/>
+                <w:szCs w:val="19"/>
+              </w:rPr>
+              <w:t>9</w:t>
+            </w:r>
+            <w:r>
+              <w:rPr>
+                <w:rFonts w:ascii="Times New Roman" w:eastAsia="微軟正黑體" w:hAnsi="Times New Roman" w:cs="Times New Roman" w:hint="eastAsia"/>
+                <w:sz w:val="19"/>
+                <w:szCs w:val="19"/>
+              </w:rPr>
+              <w:t>.</w:t>
+            </w:r>
+            <w:r>
+              <w:rPr>
+                <w:rFonts w:ascii="Times New Roman" w:eastAsia="微軟正黑體" w:hAnsi="Times New Roman" w:cs="Times New Roman" w:hint="eastAsia"/>
+                <w:sz w:val="19"/>
+                <w:szCs w:val="19"/>
+              </w:rPr>
+              <w:t xml:space="preserve"> </w:t>
+            </w:r>
+            <w:r>
+              <w:rPr>
+                <w:rFonts w:ascii="Times New Roman" w:eastAsia="微軟正黑體" w:hAnsi="Times New Roman" w:cs="Times New Roman" w:hint="eastAsia"/>
+                <w:sz w:val="19"/>
+                <w:szCs w:val="19"/>
+              </w:rPr>
+              <w:t>T</w:t>
+            </w:r>
+            <w:r>
+              <w:rPr>
+                <w:rFonts w:ascii="Times New Roman" w:eastAsia="微軟正黑體" w:hAnsi="Times New Roman" w:cs="Times New Roman" w:hint="eastAsia"/>
+                <w:sz w:val="19"/>
+                <w:szCs w:val="19"/>
+              </w:rPr>
+              <w:t xml:space="preserve">he result from parallel MCTS agent being first player and being last player together in Game </w:t>
+            </w:r>
+            <w:r>
+              <w:rPr>
+                <w:rFonts w:ascii="Times New Roman" w:eastAsia="微軟正黑體" w:hAnsi="Times New Roman" w:cs="Times New Roman" w:hint="eastAsia"/>
+                <w:sz w:val="19"/>
+                <w:szCs w:val="19"/>
+              </w:rPr>
+              <w:t>3</w:t>
+            </w:r>
+          </w:p>
+        </w:tc>
+      </w:tr>
+    </w:tbl>
+    <w:p>
+      <w:pPr>
+        <w:pStyle w:val="a3"/>
+        <w:snapToGrid w:val="0"/>
+        <w:spacing w:beforeLines="50" w:before="120" w:afterLines="50" w:after="120" w:line="360" w:lineRule="exact"/>
+        <w:ind w:left="357"/>
+        <w:contextualSpacing w:val="0"/>
+        <w:jc w:val="both"/>
+        <w:rPr>
+          <w:rFonts w:ascii="Times New Roman" w:eastAsia="微軟正黑體" w:hAnsi="Times New Roman" w:cs="Times New Roman"/>
+        </w:rPr>
+      </w:pPr>
+      <w:r>
+        <w:rPr>
+          <w:rFonts w:ascii="Times New Roman" w:eastAsia="微軟正黑體" w:hAnsi="Times New Roman" w:cs="Times New Roman" w:hint="eastAsia"/>
+        </w:rPr>
+        <w:t>The order of players has quite impact on performance</w:t>
+      </w:r>
+      <w:r>
+        <w:rPr>
+          <w:rFonts w:ascii="Times New Roman" w:eastAsia="微軟正黑體" w:hAnsi="Times New Roman" w:cs="Times New Roman" w:hint="eastAsia"/>
+        </w:rPr>
+        <w:t>.</w:t>
+      </w:r>
+      <w:r>
+        <w:rPr>
+          <w:rFonts w:ascii="Times New Roman" w:eastAsia="微軟正黑體" w:hAnsi="Times New Roman" w:cs="Times New Roman" w:hint="eastAsia"/>
+        </w:rPr>
+        <w:t xml:space="preserve"> It shows that </w:t>
+      </w:r>
+      <w:r>
+        <w:rPr>
+          <w:rFonts w:ascii="Times New Roman" w:eastAsia="微軟正黑體" w:hAnsi="Times New Roman" w:cs="Times New Roman" w:hint="eastAsia"/>
+        </w:rPr>
+        <w:t xml:space="preserve">being </w:t>
+      </w:r>
+      <w:r>
+        <w:rPr>
+          <w:rFonts w:ascii="Times New Roman" w:eastAsia="微軟正黑體" w:hAnsi="Times New Roman" w:cs="Times New Roman" w:hint="eastAsia"/>
+        </w:rPr>
+        <w:t xml:space="preserve">the first player seems </w:t>
+      </w:r>
+      <w:r>
+        <w:rPr>
+          <w:rFonts w:ascii="Times New Roman" w:eastAsia="微軟正黑體" w:hAnsi="Times New Roman" w:cs="Times New Roman" w:hint="eastAsia"/>
+        </w:rPr>
+        <w:t>better.</w:t>
+      </w:r>
+    </w:p>
+    <w:p>
+      <w:pPr>
+        <w:widowControl/>
+        <w:rPr>
+          <w:rFonts w:ascii="Times New Roman" w:eastAsia="微軟正黑體" w:hAnsi="Times New Roman" w:cs="Times New Roman"/>
+        </w:rPr>
+      </w:pPr>
+      <w:r>
+        <w:rPr>
+          <w:rFonts w:ascii="Times New Roman" w:eastAsia="微軟正黑體" w:hAnsi="Times New Roman" w:cs="Times New Roman"/>
+        </w:rPr>
+        <w:br w:type="page"/>
+      </w:r>
+    </w:p>
+    <w:p>
+      <w:pPr>
+        <w:pStyle w:val="a3"/>
+        <w:numPr>
+          <w:ilvl w:val="0"/>
+          <w:numId w:val="6"/>
+        </w:numPr>
+        <w:spacing w:line="360" w:lineRule="exact"/>
+        <w:rPr>
+          <w:rFonts w:ascii="Times New Roman" w:eastAsia="微軟正黑體" w:hAnsi="Times New Roman" w:cs="Times New Roman"/>
+        </w:rPr>
+      </w:pPr>
+      <w:r>
+        <w:rPr>
+          <w:rFonts w:ascii="Times New Roman" w:eastAsia="微軟正黑體" w:hAnsi="Times New Roman" w:cs="Times New Roman" w:hint="eastAsia"/>
+        </w:rPr>
+        <w:lastRenderedPageBreak/>
+        <w:t>Different strategy:</w:t>
+      </w:r>
+    </w:p>
+    <w:p>
+      <w:pPr>
+        <w:spacing w:after="240" w:line="360" w:lineRule="exact"/>
+        <w:ind w:left="360"/>
+        <w:jc w:val="both"/>
+        <w:rPr>
+          <w:rFonts w:ascii="Times New Roman" w:eastAsia="微軟正黑體" w:hAnsi="Times New Roman" w:cs="Times New Roman"/>
+        </w:rPr>
+      </w:pPr>
+      <w:r>
+        <w:rPr>
+          <w:rFonts w:ascii="Times New Roman" w:eastAsia="微軟正黑體" w:hAnsi="Times New Roman" w:cs="Times New Roman" w:hint="eastAsia"/>
+        </w:rPr>
+        <w:t>We used another way to simulate legal steps of each state</w:t>
+      </w:r>
+      <w:r>
+        <w:rPr>
+          <w:rFonts w:ascii="Times New Roman" w:eastAsia="微軟正黑體" w:hAnsi="Times New Roman" w:cs="Times New Roman" w:hint="eastAsia"/>
+        </w:rPr>
+        <w:t>.</w:t>
+      </w:r>
+      <w:r>
+        <w:rPr>
+          <w:rFonts w:ascii="Times New Roman" w:eastAsia="微軟正黑體" w:hAnsi="Times New Roman" w:cs="Times New Roman" w:hint="eastAsia"/>
+        </w:rPr>
+        <w:t xml:space="preserve"> </w:t>
+      </w:r>
+      <w:r>
+        <w:rPr>
+          <w:rFonts w:ascii="Times New Roman" w:eastAsia="微軟正黑體" w:hAnsi="Times New Roman" w:cs="Times New Roman"/>
+        </w:rPr>
+        <w:t>W</w:t>
+      </w:r>
+      <w:r>
+        <w:rPr>
+          <w:rFonts w:ascii="Times New Roman" w:eastAsia="微軟正黑體" w:hAnsi="Times New Roman" w:cs="Times New Roman" w:hint="eastAsia"/>
+        </w:rPr>
+        <w:t>e assumed that when the sheep of opponent split into two group,</w:t>
+      </w:r>
+      <w:r>
+        <w:rPr>
+          <w:rFonts w:ascii="Times New Roman" w:eastAsia="微軟正黑體" w:hAnsi="Times New Roman" w:cs="Times New Roman" w:hint="eastAsia"/>
+        </w:rPr>
+        <w:t xml:space="preserve"> </w:t>
+      </w:r>
+      <w:r>
+        <w:rPr>
+          <w:rFonts w:ascii="Times New Roman" w:eastAsia="微軟正黑體" w:hAnsi="Times New Roman" w:cs="Times New Roman" w:hint="eastAsia"/>
+        </w:rPr>
+        <w:t>the one which is emitted</w:t>
+      </w:r>
+      <w:r>
+        <w:rPr>
+          <w:rFonts w:ascii="Times New Roman" w:eastAsia="微軟正黑體" w:hAnsi="Times New Roman" w:cs="Times New Roman" w:hint="eastAsia"/>
+        </w:rPr>
+        <w:t xml:space="preserve"> has only one sheep.</w:t>
+      </w:r>
+      <w:r>
+        <w:rPr>
+          <w:rFonts w:ascii="Times New Roman" w:eastAsia="微軟正黑體" w:hAnsi="Times New Roman" w:cs="Times New Roman" w:hint="eastAsia"/>
+        </w:rPr>
+        <w:t xml:space="preserve"> We conducted 20 games for this session with new way being the </w:t>
+      </w:r>
+      <w:r>
+        <w:rPr>
+          <w:rFonts w:ascii="Times New Roman" w:eastAsia="微軟正黑體" w:hAnsi="Times New Roman" w:cs="Times New Roman" w:hint="eastAsia"/>
+        </w:rPr>
+        <w:t xml:space="preserve">last player </w:t>
+      </w:r>
+      <w:r>
+        <w:rPr>
+          <w:rFonts w:ascii="Times New Roman" w:eastAsia="微軟正黑體" w:hAnsi="Times New Roman" w:cs="Times New Roman" w:hint="eastAsia"/>
+        </w:rPr>
+        <w:t xml:space="preserve">in </w:t>
+      </w:r>
+      <w:r>
+        <w:rPr>
+          <w:rFonts w:ascii="Times New Roman" w:eastAsia="微軟正黑體" w:hAnsi="Times New Roman" w:cs="Times New Roman" w:hint="eastAsia"/>
+        </w:rPr>
+        <w:t>first</w:t>
+      </w:r>
+      <w:r>
+        <w:rPr>
+          <w:rFonts w:ascii="Times New Roman" w:eastAsia="微軟正黑體" w:hAnsi="Times New Roman" w:cs="Times New Roman" w:hint="eastAsia"/>
+        </w:rPr>
+        <w:t xml:space="preserve"> 10 games</w:t>
+      </w:r>
+      <w:r>
+        <w:rPr>
+          <w:rFonts w:ascii="Times New Roman" w:eastAsia="微軟正黑體" w:hAnsi="Times New Roman" w:cs="Times New Roman" w:hint="eastAsia"/>
+        </w:rPr>
+        <w:t xml:space="preserve"> and being the first player in last 10 games in order to ignore the impact from the order of players.</w:t>
+      </w:r>
+    </w:p>
+    <w:tbl>
+      <w:tblPr>
+        <w:tblStyle w:val="a4"/>
+        <w:tblW w:w="8531" w:type="dxa"/>
+        <w:tblBorders>
+          <w:top w:val="single" w:sz="12" w:space="0" w:color="auto"/>
+          <w:left w:val="none" w:sz="0" w:space="0" w:color="auto"/>
+          <w:bottom w:val="single" w:sz="12" w:space="0" w:color="auto"/>
+          <w:right w:val="none" w:sz="0" w:space="0" w:color="auto"/>
+          <w:insideH w:val="none" w:sz="0" w:space="0" w:color="auto"/>
+          <w:insideV w:val="none" w:sz="0" w:space="0" w:color="auto"/>
+        </w:tblBorders>
+        <w:tblLook w:val="04A0" w:firstRow="1" w:lastRow="0" w:firstColumn="1" w:lastColumn="0" w:noHBand="0" w:noVBand="1"/>
+      </w:tblPr>
+      <w:tblGrid>
+        <w:gridCol w:w="3258"/>
+        <w:gridCol w:w="2634"/>
+        <w:gridCol w:w="2639"/>
+      </w:tblGrid>
+      <w:tr>
+        <w:tc>
+          <w:tcPr>
+            <w:tcW w:w="3258" w:type="dxa"/>
+            <w:tcBorders>
+              <w:top w:val="single" w:sz="12" w:space="0" w:color="auto"/>
+              <w:bottom w:val="single" w:sz="4" w:space="0" w:color="auto"/>
+            </w:tcBorders>
+          </w:tcPr>
+          <w:p>
+            <w:pPr>
+              <w:pStyle w:val="a3"/>
+              <w:spacing w:line="360" w:lineRule="exact"/>
+              <w:ind w:left="0"/>
+              <w:jc w:val="center"/>
+              <w:rPr>
+                <w:rFonts w:ascii="Times New Roman" w:eastAsia="微軟正黑體" w:hAnsi="Times New Roman" w:cs="Times New Roman"/>
+              </w:rPr>
+            </w:pPr>
+            <w:r>
+              <w:rPr>
+                <w:rFonts w:ascii="Times New Roman" w:eastAsia="微軟正黑體" w:hAnsi="Times New Roman" w:cs="Times New Roman" w:hint="eastAsia"/>
+              </w:rPr>
+              <w:t>Method</w:t>
+            </w:r>
+          </w:p>
+        </w:tc>
+        <w:tc>
+          <w:tcPr>
+            <w:tcW w:w="2634" w:type="dxa"/>
+            <w:tcBorders>
+              <w:top w:val="single" w:sz="12" w:space="0" w:color="auto"/>
+              <w:bottom w:val="single" w:sz="4" w:space="0" w:color="auto"/>
+            </w:tcBorders>
+          </w:tcPr>
+          <w:p>
+            <w:pPr>
+              <w:pStyle w:val="a3"/>
+              <w:spacing w:line="360" w:lineRule="exact"/>
+              <w:ind w:left="0"/>
+              <w:jc w:val="center"/>
+              <w:rPr>
+                <w:rFonts w:ascii="Times New Roman" w:eastAsia="微軟正黑體" w:hAnsi="Times New Roman" w:cs="Times New Roman"/>
+              </w:rPr>
+            </w:pPr>
+            <w:r>
+              <w:rPr>
+                <w:rFonts w:ascii="Times New Roman" w:eastAsia="微軟正黑體" w:hAnsi="Times New Roman" w:cs="Times New Roman" w:hint="eastAsia"/>
+              </w:rPr>
+              <w:t xml:space="preserve">First 10 games </w:t>
+            </w:r>
+            <w:r>
+              <w:rPr>
+                <w:rFonts w:ascii="Times New Roman" w:eastAsia="微軟正黑體" w:hAnsi="Times New Roman" w:cs="Times New Roman" w:hint="eastAsia"/>
+              </w:rPr>
+              <w:t>Win Rate</w:t>
+            </w:r>
+          </w:p>
+        </w:tc>
+        <w:tc>
+          <w:tcPr>
+            <w:tcW w:w="2639" w:type="dxa"/>
+            <w:tcBorders>
+              <w:top w:val="single" w:sz="12" w:space="0" w:color="auto"/>
+              <w:bottom w:val="single" w:sz="4" w:space="0" w:color="auto"/>
+            </w:tcBorders>
+          </w:tcPr>
+          <w:p>
+            <w:pPr>
+              <w:pStyle w:val="a3"/>
+              <w:spacing w:line="360" w:lineRule="exact"/>
+              <w:ind w:left="0"/>
+              <w:jc w:val="center"/>
+              <w:rPr>
+                <w:rFonts w:ascii="Times New Roman" w:eastAsia="微軟正黑體" w:hAnsi="Times New Roman" w:cs="Times New Roman"/>
+              </w:rPr>
+            </w:pPr>
+            <w:r>
+              <w:rPr>
+                <w:rFonts w:ascii="Times New Roman" w:eastAsia="微軟正黑體" w:hAnsi="Times New Roman" w:cs="Times New Roman" w:hint="eastAsia"/>
+              </w:rPr>
+              <w:t xml:space="preserve">Last 10 games </w:t>
+            </w:r>
+            <w:r>
+              <w:rPr>
+                <w:rFonts w:ascii="Times New Roman" w:eastAsia="微軟正黑體" w:hAnsi="Times New Roman" w:cs="Times New Roman" w:hint="eastAsia"/>
+              </w:rPr>
+              <w:t>Win Rate</w:t>
+            </w:r>
+          </w:p>
+        </w:tc>
+      </w:tr>
+      <w:tr>
+        <w:tc>
+          <w:tcPr>
+            <w:tcW w:w="3258" w:type="dxa"/>
+            <w:tcBorders>
+              <w:top w:val="single" w:sz="4" w:space="0" w:color="auto"/>
+            </w:tcBorders>
+          </w:tcPr>
+          <w:p>
+            <w:pPr>
+              <w:pStyle w:val="a3"/>
+              <w:spacing w:line="360" w:lineRule="exact"/>
+              <w:ind w:left="0"/>
+              <w:jc w:val="center"/>
+              <w:rPr>
+                <w:rFonts w:ascii="Times New Roman" w:eastAsia="微軟正黑體" w:hAnsi="Times New Roman" w:cs="Times New Roman"/>
+              </w:rPr>
+            </w:pPr>
+            <w:r>
+              <w:rPr>
+                <w:rFonts w:ascii="Times New Roman" w:eastAsia="微軟正黑體" w:hAnsi="Times New Roman" w:cs="Times New Roman" w:hint="eastAsia"/>
+              </w:rPr>
+              <w:t xml:space="preserve">New Way </w:t>
+            </w:r>
+          </w:p>
+        </w:tc>
+        <w:tc>
+          <w:tcPr>
+            <w:tcW w:w="2634" w:type="dxa"/>
+            <w:tcBorders>
+              <w:top w:val="single" w:sz="4" w:space="0" w:color="auto"/>
+            </w:tcBorders>
+          </w:tcPr>
+          <w:p>
+            <w:pPr>
+              <w:pStyle w:val="a3"/>
+              <w:spacing w:line="360" w:lineRule="exact"/>
+              <w:ind w:left="0"/>
+              <w:jc w:val="center"/>
+              <w:rPr>
+                <w:rFonts w:ascii="Times New Roman" w:eastAsia="微軟正黑體" w:hAnsi="Times New Roman" w:cs="Times New Roman"/>
+              </w:rPr>
+            </w:pPr>
+            <w:r>
+              <w:rPr>
+                <w:rFonts w:ascii="Times New Roman" w:eastAsia="微軟正黑體" w:hAnsi="Times New Roman" w:cs="Times New Roman" w:hint="eastAsia"/>
+              </w:rPr>
+              <w:t>40%</w:t>
+            </w:r>
+          </w:p>
+        </w:tc>
+        <w:tc>
+          <w:tcPr>
+            <w:tcW w:w="2639" w:type="dxa"/>
+            <w:tcBorders>
+              <w:top w:val="single" w:sz="4" w:space="0" w:color="auto"/>
+            </w:tcBorders>
+          </w:tcPr>
+          <w:p>
+            <w:pPr>
+              <w:pStyle w:val="a3"/>
+              <w:spacing w:line="360" w:lineRule="exact"/>
+              <w:ind w:left="0"/>
+              <w:jc w:val="center"/>
+              <w:rPr>
+                <w:rFonts w:ascii="Times New Roman" w:eastAsia="微軟正黑體" w:hAnsi="Times New Roman" w:cs="Times New Roman"/>
+              </w:rPr>
+            </w:pPr>
+            <w:r>
+              <w:rPr>
+                <w:rFonts w:ascii="Times New Roman" w:eastAsia="微軟正黑體" w:hAnsi="Times New Roman" w:cs="Times New Roman" w:hint="eastAsia"/>
+              </w:rPr>
+              <w:t>3</w:t>
+            </w:r>
+            <w:r>
+              <w:rPr>
+                <w:rFonts w:ascii="Times New Roman" w:eastAsia="微軟正黑體" w:hAnsi="Times New Roman" w:cs="Times New Roman" w:hint="eastAsia"/>
+              </w:rPr>
+              <w:t>0%</w:t>
+            </w:r>
+          </w:p>
+        </w:tc>
+      </w:tr>
+      <w:tr>
+        <w:tc>
+          <w:tcPr>
+            <w:tcW w:w="3258" w:type="dxa"/>
+            <w:tcBorders>
+              <w:bottom w:val="single" w:sz="12" w:space="0" w:color="auto"/>
+            </w:tcBorders>
+          </w:tcPr>
+          <w:p>
+            <w:pPr>
+              <w:pStyle w:val="a3"/>
+              <w:spacing w:line="360" w:lineRule="exact"/>
+              <w:ind w:left="0"/>
+              <w:jc w:val="center"/>
+              <w:rPr>
+                <w:rFonts w:ascii="Times New Roman" w:eastAsia="微軟正黑體" w:hAnsi="Times New Roman" w:cs="Times New Roman"/>
+              </w:rPr>
+            </w:pPr>
+            <w:r>
+              <w:rPr>
+                <w:rFonts w:ascii="Times New Roman" w:eastAsia="微軟正黑體" w:hAnsi="Times New Roman" w:cs="Times New Roman" w:hint="eastAsia"/>
+              </w:rPr>
+              <w:t xml:space="preserve">Old Way </w:t>
+            </w:r>
+          </w:p>
+        </w:tc>
+        <w:tc>
+          <w:tcPr>
+            <w:tcW w:w="2634" w:type="dxa"/>
+            <w:tcBorders>
+              <w:bottom w:val="single" w:sz="12" w:space="0" w:color="auto"/>
+            </w:tcBorders>
+          </w:tcPr>
+          <w:p>
+            <w:pPr>
+              <w:pStyle w:val="a3"/>
+              <w:spacing w:line="360" w:lineRule="exact"/>
+              <w:ind w:left="0"/>
+              <w:jc w:val="center"/>
+              <w:rPr>
+                <w:rFonts w:ascii="Times New Roman" w:eastAsia="微軟正黑體" w:hAnsi="Times New Roman" w:cs="Times New Roman"/>
+              </w:rPr>
+            </w:pPr>
+            <w:r>
+              <w:rPr>
+                <w:rFonts w:ascii="Times New Roman" w:eastAsia="微軟正黑體" w:hAnsi="Times New Roman" w:cs="Times New Roman" w:hint="eastAsia"/>
+              </w:rPr>
+              <w:t>6</w:t>
+            </w:r>
+            <w:r>
+              <w:rPr>
+                <w:rFonts w:ascii="Times New Roman" w:eastAsia="微軟正黑體" w:hAnsi="Times New Roman" w:cs="Times New Roman" w:hint="eastAsia"/>
+              </w:rPr>
+              <w:t>0%</w:t>
+            </w:r>
+          </w:p>
+        </w:tc>
+        <w:tc>
+          <w:tcPr>
+            <w:tcW w:w="2639" w:type="dxa"/>
+            <w:tcBorders>
+              <w:bottom w:val="single" w:sz="12" w:space="0" w:color="auto"/>
+            </w:tcBorders>
+          </w:tcPr>
+          <w:p>
+            <w:pPr>
+              <w:pStyle w:val="a3"/>
+              <w:spacing w:line="360" w:lineRule="exact"/>
+              <w:ind w:left="0"/>
+              <w:jc w:val="center"/>
+              <w:rPr>
+                <w:rFonts w:ascii="Times New Roman" w:eastAsia="微軟正黑體" w:hAnsi="Times New Roman" w:cs="Times New Roman"/>
+              </w:rPr>
+            </w:pPr>
+            <w:r>
+              <w:rPr>
+                <w:rFonts w:ascii="Times New Roman" w:eastAsia="微軟正黑體" w:hAnsi="Times New Roman" w:cs="Times New Roman" w:hint="eastAsia"/>
+              </w:rPr>
+              <w:t>70%</w:t>
+            </w:r>
+          </w:p>
+        </w:tc>
+      </w:tr>
+      <w:tr>
+        <w:tc>
+          <w:tcPr>
+            <w:tcW w:w="8531" w:type="dxa"/>
+            <w:gridSpan w:val="3"/>
+            <w:tcBorders>
+              <w:top w:val="single" w:sz="12" w:space="0" w:color="auto"/>
+              <w:bottom w:val="nil"/>
+            </w:tcBorders>
+          </w:tcPr>
+          <w:p>
+            <w:pPr>
+              <w:pStyle w:val="a3"/>
+              <w:spacing w:line="360" w:lineRule="exact"/>
+              <w:ind w:left="0"/>
+              <w:jc w:val="center"/>
+              <w:rPr>
+                <w:rFonts w:ascii="Times New Roman" w:eastAsia="微軟正黑體" w:hAnsi="Times New Roman" w:cs="Times New Roman"/>
+                <w:sz w:val="16"/>
+                <w:szCs w:val="16"/>
+              </w:rPr>
+            </w:pPr>
+            <w:r>
+              <w:rPr>
+                <w:rFonts w:ascii="Times New Roman" w:eastAsia="微軟正黑體" w:hAnsi="Times New Roman" w:cs="Times New Roman" w:hint="eastAsia"/>
+                <w:sz w:val="16"/>
+                <w:szCs w:val="16"/>
+              </w:rPr>
+              <w:t>Table 10</w:t>
+            </w:r>
+            <w:r>
+              <w:rPr>
+                <w:rFonts w:ascii="Times New Roman" w:eastAsia="微軟正黑體" w:hAnsi="Times New Roman" w:cs="Times New Roman" w:hint="eastAsia"/>
+                <w:sz w:val="16"/>
+                <w:szCs w:val="16"/>
+              </w:rPr>
+              <w:t>.</w:t>
+            </w:r>
+            <w:r>
+              <w:rPr>
+                <w:rFonts w:ascii="Times New Roman" w:eastAsia="微軟正黑體" w:hAnsi="Times New Roman" w:cs="Times New Roman" w:hint="eastAsia"/>
+                <w:sz w:val="16"/>
+                <w:szCs w:val="16"/>
+              </w:rPr>
+              <w:t xml:space="preserve"> </w:t>
+            </w:r>
+            <w:r>
+              <w:rPr>
+                <w:rFonts w:ascii="Times New Roman" w:eastAsia="微軟正黑體" w:hAnsi="Times New Roman" w:cs="Times New Roman" w:hint="eastAsia"/>
+                <w:sz w:val="16"/>
+                <w:szCs w:val="16"/>
+              </w:rPr>
+              <w:t>T</w:t>
+            </w:r>
+            <w:r>
+              <w:rPr>
+                <w:rFonts w:ascii="Times New Roman" w:eastAsia="微軟正黑體" w:hAnsi="Times New Roman" w:cs="Times New Roman" w:hint="eastAsia"/>
+                <w:sz w:val="16"/>
+                <w:szCs w:val="16"/>
+              </w:rPr>
+              <w:t xml:space="preserve">he result from parallel MCTS agent being first player and being last player together </w:t>
+            </w:r>
+            <w:r>
+              <w:rPr>
+                <w:rFonts w:ascii="Times New Roman" w:eastAsia="微軟正黑體" w:hAnsi="Times New Roman" w:cs="Times New Roman" w:hint="eastAsia"/>
+                <w:sz w:val="16"/>
+                <w:szCs w:val="16"/>
+              </w:rPr>
+              <w:t xml:space="preserve">with different strategy </w:t>
+            </w:r>
+            <w:r>
+              <w:rPr>
+                <w:rFonts w:ascii="Times New Roman" w:eastAsia="微軟正黑體" w:hAnsi="Times New Roman" w:cs="Times New Roman" w:hint="eastAsia"/>
+                <w:sz w:val="16"/>
+                <w:szCs w:val="16"/>
+              </w:rPr>
+              <w:t>in Game 3</w:t>
+            </w:r>
+          </w:p>
+        </w:tc>
+      </w:tr>
+    </w:tbl>
+    <w:p>
+      <w:pPr>
+        <w:spacing w:before="240" w:after="240" w:line="360" w:lineRule="exact"/>
+        <w:ind w:left="480"/>
+        <w:jc w:val="both"/>
+        <w:rPr>
+          <w:rFonts w:ascii="Times New Roman" w:eastAsia="微軟正黑體" w:hAnsi="Times New Roman" w:cs="Times New Roman"/>
+        </w:rPr>
+      </w:pPr>
+      <w:r>
+        <w:rPr>
+          <w:rFonts w:ascii="Times New Roman" w:eastAsia="微軟正黑體" w:hAnsi="Times New Roman" w:cs="Times New Roman" w:hint="eastAsia"/>
+        </w:rPr>
+        <w:t xml:space="preserve">The result shows that our </w:t>
+      </w:r>
+      <w:r>
+        <w:rPr>
+          <w:rFonts w:ascii="Times New Roman" w:eastAsia="微軟正黑體" w:hAnsi="Times New Roman" w:cs="Times New Roman"/>
+        </w:rPr>
+        <w:t>original</w:t>
+      </w:r>
+      <w:r>
+        <w:rPr>
+          <w:rFonts w:ascii="Times New Roman" w:eastAsia="微軟正黑體" w:hAnsi="Times New Roman" w:cs="Times New Roman" w:hint="eastAsia"/>
+        </w:rPr>
+        <w:t xml:space="preserve"> way performs better than new way</w:t>
+      </w:r>
+      <w:r>
+        <w:rPr>
+          <w:rFonts w:ascii="Times New Roman" w:eastAsia="微軟正黑體" w:hAnsi="Times New Roman" w:cs="Times New Roman" w:hint="eastAsia"/>
+        </w:rPr>
+        <w:t xml:space="preserve"> as the old way consider more </w:t>
+      </w:r>
+      <w:r>
+        <w:rPr>
+          <w:rFonts w:ascii="Times New Roman" w:eastAsia="微軟正黑體" w:hAnsi="Times New Roman" w:cs="Times New Roman" w:hint="eastAsia"/>
+        </w:rPr>
+        <w:t>possible legal steps</w:t>
+      </w:r>
+      <w:r>
+        <w:rPr>
+          <w:rFonts w:ascii="Times New Roman" w:eastAsia="微軟正黑體" w:hAnsi="Times New Roman" w:cs="Times New Roman" w:hint="eastAsia"/>
+        </w:rPr>
+        <w:t>, which can make MCTS make decisions precisely.</w:t>
+      </w:r>
+    </w:p>
+    <w:p>
+      <w:pPr>
+        <w:spacing w:line="360" w:lineRule="exact"/>
+        <w:rPr>
+          <w:rFonts w:ascii="Times New Roman" w:eastAsia="微軟正黑體" w:hAnsi="Times New Roman" w:cs="Times New Roman"/>
+          <w:u w:val="single"/>
+        </w:rPr>
+      </w:pPr>
+      <w:r>
+        <w:rPr>
+          <w:rFonts w:ascii="Times New Roman" w:eastAsia="微軟正黑體" w:hAnsi="Times New Roman" w:cs="Times New Roman" w:hint="eastAsia"/>
+          <w:u w:val="single"/>
+        </w:rPr>
+        <w:t>Game 4</w:t>
+      </w:r>
+    </w:p>
+    <w:p>
+      <w:pPr>
+        <w:pStyle w:val="a3"/>
+        <w:snapToGrid w:val="0"/>
+        <w:spacing w:afterLines="50" w:after="120" w:line="360" w:lineRule="exact"/>
+        <w:ind w:left="357"/>
+        <w:contextualSpacing w:val="0"/>
+        <w:jc w:val="both"/>
+        <w:rPr>
+          <w:rFonts w:ascii="Times New Roman" w:eastAsia="微軟正黑體" w:hAnsi="Times New Roman" w:cs="Times New Roman"/>
+        </w:rPr>
+      </w:pPr>
+      <w:r>
+        <w:rPr>
+          <w:rFonts w:ascii="Times New Roman" w:eastAsia="微軟正黑體" w:hAnsi="Times New Roman" w:cs="Times New Roman" w:hint="eastAsia"/>
+        </w:rPr>
+        <w:t>In this session, we don</w:t>
+      </w:r>
+      <w:r>
+        <w:rPr>
+          <w:rFonts w:ascii="Times New Roman" w:eastAsia="微軟正黑體" w:hAnsi="Times New Roman" w:cs="Times New Roman"/>
+        </w:rPr>
+        <w:t>’</w:t>
+      </w:r>
+      <w:r>
+        <w:rPr>
+          <w:rFonts w:ascii="Times New Roman" w:eastAsia="微軟正黑體" w:hAnsi="Times New Roman" w:cs="Times New Roman" w:hint="eastAsia"/>
+        </w:rPr>
+        <w:t>t conduct</w:t>
+      </w:r>
+      <w:r>
+        <w:rPr>
+          <w:rFonts w:ascii="Times New Roman" w:eastAsia="微軟正黑體" w:hAnsi="Times New Roman" w:cs="Times New Roman" w:hint="eastAsia"/>
+        </w:rPr>
+        <w:t xml:space="preserve"> experiment</w:t>
+      </w:r>
+      <w:r>
+        <w:rPr>
+          <w:rFonts w:ascii="Times New Roman" w:eastAsia="微軟正黑體" w:hAnsi="Times New Roman" w:cs="Times New Roman" w:hint="eastAsia"/>
+        </w:rPr>
+        <w:t xml:space="preserve"> about parallel and non-parallel MCTS</w:t>
+      </w:r>
+      <w:r>
+        <w:rPr>
+          <w:rFonts w:ascii="Times New Roman" w:eastAsia="微軟正黑體" w:hAnsi="Times New Roman" w:cs="Times New Roman" w:hint="eastAsia"/>
+        </w:rPr>
+        <w:t xml:space="preserve"> since based on past 3 Games</w:t>
+      </w:r>
+      <w:r>
+        <w:rPr>
+          <w:rFonts w:ascii="Times New Roman" w:eastAsia="微軟正黑體" w:hAnsi="Times New Roman" w:cs="Times New Roman" w:hint="eastAsia"/>
+        </w:rPr>
+        <w:t>, it can be inferred that parallel MCTS is better or at least equal to non-parallel MCTS.</w:t>
+      </w:r>
+      <w:r>
+        <w:rPr>
+          <w:rFonts w:ascii="Times New Roman" w:eastAsia="微軟正黑體" w:hAnsi="Times New Roman" w:cs="Times New Roman" w:hint="eastAsia"/>
+        </w:rPr>
+        <w:t xml:space="preserve"> Thus, we start from the order of players.</w:t>
+      </w:r>
+    </w:p>
+    <w:p>
+      <w:pPr>
+        <w:pStyle w:val="a3"/>
+        <w:numPr>
+          <w:ilvl w:val="0"/>
+          <w:numId w:val="6"/>
+        </w:numPr>
+        <w:spacing w:line="360" w:lineRule="exact"/>
+        <w:rPr>
+          <w:rFonts w:ascii="Times New Roman" w:eastAsia="微軟正黑體" w:hAnsi="Times New Roman" w:cs="Times New Roman"/>
+        </w:rPr>
+      </w:pPr>
+      <w:r>
+        <w:rPr>
+          <w:rFonts w:ascii="Times New Roman" w:eastAsia="微軟正黑體" w:hAnsi="Times New Roman" w:cs="Times New Roman" w:hint="eastAsia"/>
+        </w:rPr>
+        <w:t>The</w:t>
+      </w:r>
+      <w:r>
+        <w:rPr>
+          <w:rFonts w:ascii="Times New Roman" w:eastAsia="微軟正黑體" w:hAnsi="Times New Roman" w:cs="Times New Roman" w:hint="eastAsia"/>
+        </w:rPr>
+        <w:t xml:space="preserve"> agent being a first player and being a last player</w:t>
+      </w:r>
+      <w:r>
+        <w:rPr>
+          <w:rFonts w:ascii="Times New Roman" w:eastAsia="微軟正黑體" w:hAnsi="Times New Roman" w:cs="Times New Roman" w:hint="eastAsia"/>
+        </w:rPr>
+        <w:t>:</w:t>
+      </w:r>
+    </w:p>
+    <w:p>
+      <w:pPr>
+        <w:pStyle w:val="a3"/>
+        <w:spacing w:after="240" w:line="360" w:lineRule="exact"/>
+        <w:ind w:left="357"/>
+        <w:contextualSpacing w:val="0"/>
+        <w:jc w:val="both"/>
+        <w:rPr>
+          <w:rFonts w:ascii="Times New Roman" w:eastAsia="微軟正黑體" w:hAnsi="Times New Roman" w:cs="Times New Roman"/>
+        </w:rPr>
+      </w:pPr>
+      <w:r>
+        <w:rPr>
+          <w:rFonts w:ascii="Times New Roman" w:eastAsia="微軟正黑體" w:hAnsi="Times New Roman" w:cs="Times New Roman" w:hint="eastAsia"/>
+        </w:rPr>
+        <w:t>I</w:t>
+      </w:r>
+      <w:r>
+        <w:rPr>
+          <w:rFonts w:ascii="Times New Roman" w:eastAsia="微軟正黑體" w:hAnsi="Times New Roman" w:cs="Times New Roman" w:hint="eastAsia"/>
+        </w:rPr>
+        <w:t xml:space="preserve">n this session, we all use parallel MCTS on </w:t>
+      </w:r>
+      <w:r>
+        <w:rPr>
+          <w:rFonts w:ascii="Times New Roman" w:eastAsia="微軟正黑體" w:hAnsi="Times New Roman" w:cs="Times New Roman" w:hint="eastAsia"/>
+        </w:rPr>
+        <w:t>A</w:t>
+      </w:r>
+      <w:r>
+        <w:rPr>
+          <w:rFonts w:ascii="Times New Roman" w:eastAsia="微軟正黑體" w:hAnsi="Times New Roman" w:cs="Times New Roman" w:hint="eastAsia"/>
+        </w:rPr>
+        <w:t xml:space="preserve">gent 4 with 5 threads to </w:t>
+      </w:r>
+      <w:r>
+        <w:rPr>
+          <w:rFonts w:ascii="Times New Roman" w:eastAsia="微軟正黑體" w:hAnsi="Times New Roman" w:cs="Times New Roman" w:hint="eastAsia"/>
+        </w:rPr>
+        <w:t>conduct</w:t>
+      </w:r>
+      <w:r>
+        <w:rPr>
+          <w:rFonts w:ascii="Times New Roman" w:eastAsia="微軟正黑體" w:hAnsi="Times New Roman" w:cs="Times New Roman" w:hint="eastAsia"/>
+        </w:rPr>
+        <w:t xml:space="preserve"> the </w:t>
+      </w:r>
+      <w:r>
+        <w:rPr>
+          <w:rFonts w:ascii="Times New Roman" w:eastAsia="微軟正黑體" w:hAnsi="Times New Roman" w:cs="Times New Roman" w:hint="eastAsia"/>
+        </w:rPr>
+        <w:t>experiment with different order of players.</w:t>
+      </w:r>
+    </w:p>
+    <w:tbl>
+      <w:tblPr>
+        <w:tblStyle w:val="a4"/>
+        <w:tblW w:w="8531" w:type="dxa"/>
+        <w:tblInd w:w="360" w:type="dxa"/>
+        <w:tblBorders>
+          <w:top w:val="single" w:sz="12" w:space="0" w:color="auto"/>
+          <w:left w:val="none" w:sz="0" w:space="0" w:color="auto"/>
+          <w:bottom w:val="single" w:sz="12" w:space="0" w:color="auto"/>
+          <w:right w:val="none" w:sz="0" w:space="0" w:color="auto"/>
+          <w:insideH w:val="none" w:sz="0" w:space="0" w:color="auto"/>
+          <w:insideV w:val="none" w:sz="0" w:space="0" w:color="auto"/>
+        </w:tblBorders>
+        <w:tblLook w:val="04A0" w:firstRow="1" w:lastRow="0" w:firstColumn="1" w:lastColumn="0" w:noHBand="0" w:noVBand="1"/>
+      </w:tblPr>
+      <w:tblGrid>
+        <w:gridCol w:w="3258"/>
+        <w:gridCol w:w="2634"/>
+        <w:gridCol w:w="2639"/>
+      </w:tblGrid>
+      <w:tr>
+        <w:tc>
+          <w:tcPr>
+            <w:tcW w:w="3258" w:type="dxa"/>
+            <w:tcBorders>
+              <w:top w:val="single" w:sz="12" w:space="0" w:color="auto"/>
+              <w:bottom w:val="single" w:sz="4" w:space="0" w:color="auto"/>
+            </w:tcBorders>
+          </w:tcPr>
+          <w:p>
+            <w:pPr>
+              <w:pStyle w:val="a3"/>
+              <w:spacing w:line="360" w:lineRule="exact"/>
+              <w:ind w:left="0"/>
+              <w:jc w:val="center"/>
+              <w:rPr>
+                <w:rFonts w:ascii="Times New Roman" w:eastAsia="微軟正黑體" w:hAnsi="Times New Roman" w:cs="Times New Roman"/>
+              </w:rPr>
+            </w:pPr>
+            <w:r>
+              <w:rPr>
+                <w:rFonts w:ascii="Times New Roman" w:eastAsia="微軟正黑體" w:hAnsi="Times New Roman" w:cs="Times New Roman" w:hint="eastAsia"/>
+              </w:rPr>
+              <w:t>Method</w:t>
+            </w:r>
+          </w:p>
+        </w:tc>
+        <w:tc>
+          <w:tcPr>
+            <w:tcW w:w="2634" w:type="dxa"/>
+            <w:tcBorders>
+              <w:top w:val="single" w:sz="12" w:space="0" w:color="auto"/>
+              <w:bottom w:val="single" w:sz="4" w:space="0" w:color="auto"/>
+            </w:tcBorders>
+          </w:tcPr>
+          <w:p>
+            <w:pPr>
+              <w:pStyle w:val="a3"/>
+              <w:spacing w:line="360" w:lineRule="exact"/>
+              <w:ind w:left="0"/>
+              <w:jc w:val="center"/>
+              <w:rPr>
+                <w:rFonts w:ascii="Times New Roman" w:eastAsia="微軟正黑體" w:hAnsi="Times New Roman" w:cs="Times New Roman"/>
+              </w:rPr>
+            </w:pPr>
+            <w:r>
+              <w:rPr>
+                <w:rFonts w:ascii="Times New Roman" w:eastAsia="微軟正黑體" w:hAnsi="Times New Roman" w:cs="Times New Roman" w:hint="eastAsia"/>
+              </w:rPr>
+              <w:t>Win Rate</w:t>
+            </w:r>
+          </w:p>
+        </w:tc>
+        <w:tc>
+          <w:tcPr>
+            <w:tcW w:w="2639" w:type="dxa"/>
+            <w:tcBorders>
+              <w:top w:val="single" w:sz="12" w:space="0" w:color="auto"/>
+              <w:bottom w:val="single" w:sz="4" w:space="0" w:color="auto"/>
+            </w:tcBorders>
+          </w:tcPr>
+          <w:p>
+            <w:pPr>
+              <w:pStyle w:val="a3"/>
+              <w:spacing w:line="360" w:lineRule="exact"/>
+              <w:ind w:left="0"/>
+              <w:jc w:val="center"/>
+              <w:rPr>
+                <w:rFonts w:ascii="Times New Roman" w:eastAsia="微軟正黑體" w:hAnsi="Times New Roman" w:cs="Times New Roman"/>
+              </w:rPr>
+            </w:pPr>
+            <w:r>
+              <w:rPr>
+                <w:rFonts w:ascii="Times New Roman" w:eastAsia="微軟正黑體" w:hAnsi="Times New Roman" w:cs="Times New Roman" w:hint="eastAsia"/>
+              </w:rPr>
+              <w:t>Average Score</w:t>
+            </w:r>
+          </w:p>
+        </w:tc>
+      </w:tr>
+      <w:tr>
+        <w:tc>
+          <w:tcPr>
+            <w:tcW w:w="3258" w:type="dxa"/>
+            <w:tcBorders>
+              <w:top w:val="single" w:sz="4" w:space="0" w:color="auto"/>
+            </w:tcBorders>
+          </w:tcPr>
+          <w:p>
+            <w:pPr>
+              <w:pStyle w:val="a3"/>
+              <w:spacing w:line="360" w:lineRule="exact"/>
+              <w:ind w:left="0"/>
+              <w:jc w:val="center"/>
+              <w:rPr>
+                <w:rFonts w:ascii="Times New Roman" w:eastAsia="微軟正黑體" w:hAnsi="Times New Roman" w:cs="Times New Roman"/>
+              </w:rPr>
+            </w:pPr>
+            <w:r>
+              <w:rPr>
+                <w:rFonts w:ascii="Times New Roman" w:eastAsia="微軟正黑體" w:hAnsi="Times New Roman" w:cs="Times New Roman" w:hint="eastAsia"/>
+              </w:rPr>
+              <w:t>First Player</w:t>
+            </w:r>
+          </w:p>
+        </w:tc>
+        <w:tc>
+          <w:tcPr>
+            <w:tcW w:w="2634" w:type="dxa"/>
+            <w:tcBorders>
+              <w:top w:val="single" w:sz="4" w:space="0" w:color="auto"/>
+            </w:tcBorders>
+          </w:tcPr>
+          <w:p>
+            <w:pPr>
+              <w:pStyle w:val="a3"/>
+              <w:spacing w:line="360" w:lineRule="exact"/>
+              <w:ind w:left="0"/>
+              <w:jc w:val="center"/>
+              <w:rPr>
+                <w:rFonts w:ascii="Times New Roman" w:eastAsia="微軟正黑體" w:hAnsi="Times New Roman" w:cs="Times New Roman"/>
+              </w:rPr>
+            </w:pPr>
+            <w:r>
+              <w:rPr>
+                <w:rFonts w:ascii="Times New Roman" w:eastAsia="微軟正黑體" w:hAnsi="Times New Roman" w:cs="Times New Roman" w:hint="eastAsia"/>
+              </w:rPr>
+              <w:t>100%</w:t>
+            </w:r>
+          </w:p>
+        </w:tc>
+        <w:tc>
+          <w:tcPr>
+            <w:tcW w:w="2639" w:type="dxa"/>
+            <w:tcBorders>
+              <w:top w:val="single" w:sz="4" w:space="0" w:color="auto"/>
+            </w:tcBorders>
+          </w:tcPr>
+          <w:p>
+            <w:pPr>
+              <w:pStyle w:val="a3"/>
+              <w:spacing w:line="360" w:lineRule="exact"/>
+              <w:ind w:left="0"/>
+              <w:jc w:val="center"/>
+              <w:rPr>
+                <w:rFonts w:ascii="Times New Roman" w:eastAsia="微軟正黑體" w:hAnsi="Times New Roman" w:cs="Times New Roman"/>
+              </w:rPr>
+            </w:pPr>
+            <w:r>
+              <w:rPr>
+                <w:rFonts w:ascii="Times New Roman" w:eastAsia="微軟正黑體" w:hAnsi="Times New Roman" w:cs="Times New Roman"/>
+              </w:rPr>
+              <w:t>23.691</w:t>
+            </w:r>
+          </w:p>
+        </w:tc>
+      </w:tr>
+      <w:tr>
+        <w:tc>
+          <w:tcPr>
+            <w:tcW w:w="3258" w:type="dxa"/>
+            <w:tcBorders>
+              <w:bottom w:val="single" w:sz="12" w:space="0" w:color="auto"/>
+            </w:tcBorders>
+          </w:tcPr>
+          <w:p>
+            <w:pPr>
+              <w:pStyle w:val="a3"/>
+              <w:spacing w:line="360" w:lineRule="exact"/>
+              <w:ind w:left="0"/>
+              <w:jc w:val="center"/>
+              <w:rPr>
+                <w:rFonts w:ascii="Times New Roman" w:eastAsia="微軟正黑體" w:hAnsi="Times New Roman" w:cs="Times New Roman"/>
+              </w:rPr>
+            </w:pPr>
+            <w:r>
+              <w:rPr>
+                <w:rFonts w:ascii="Times New Roman" w:eastAsia="微軟正黑體" w:hAnsi="Times New Roman" w:cs="Times New Roman" w:hint="eastAsia"/>
+              </w:rPr>
+              <w:t>Last Player</w:t>
+            </w:r>
+          </w:p>
+        </w:tc>
+        <w:tc>
+          <w:tcPr>
+            <w:tcW w:w="2634" w:type="dxa"/>
+            <w:tcBorders>
+              <w:bottom w:val="single" w:sz="12" w:space="0" w:color="auto"/>
+            </w:tcBorders>
+          </w:tcPr>
+          <w:p>
+            <w:pPr>
+              <w:pStyle w:val="a3"/>
+              <w:spacing w:line="360" w:lineRule="exact"/>
+              <w:ind w:left="0"/>
+              <w:jc w:val="center"/>
+              <w:rPr>
+                <w:rFonts w:ascii="Times New Roman" w:eastAsia="微軟正黑體" w:hAnsi="Times New Roman" w:cs="Times New Roman"/>
+              </w:rPr>
+            </w:pPr>
+            <w:r>
+              <w:rPr>
+                <w:rFonts w:ascii="Times New Roman" w:eastAsia="微軟正黑體" w:hAnsi="Times New Roman" w:cs="Times New Roman" w:hint="eastAsia"/>
+              </w:rPr>
+              <w:t>100%</w:t>
+            </w:r>
+          </w:p>
+        </w:tc>
+        <w:tc>
+          <w:tcPr>
+            <w:tcW w:w="2639" w:type="dxa"/>
+            <w:tcBorders>
+              <w:bottom w:val="single" w:sz="12" w:space="0" w:color="auto"/>
+            </w:tcBorders>
+          </w:tcPr>
+          <w:p>
+            <w:pPr>
+              <w:pStyle w:val="a3"/>
+              <w:spacing w:line="360" w:lineRule="exact"/>
+              <w:ind w:left="0"/>
+              <w:jc w:val="center"/>
+              <w:rPr>
+                <w:rFonts w:ascii="Times New Roman" w:eastAsia="微軟正黑體" w:hAnsi="Times New Roman" w:cs="Times New Roman"/>
+              </w:rPr>
+            </w:pPr>
+            <w:r>
+              <w:rPr>
+                <w:rFonts w:ascii="Times New Roman" w:eastAsia="微軟正黑體" w:hAnsi="Times New Roman" w:cs="Times New Roman"/>
+              </w:rPr>
+              <w:t>22.156</w:t>
+            </w:r>
+          </w:p>
+        </w:tc>
+      </w:tr>
+      <w:tr>
+        <w:tc>
+          <w:tcPr>
+            <w:tcW w:w="8531" w:type="dxa"/>
+            <w:gridSpan w:val="3"/>
+            <w:tcBorders>
+              <w:top w:val="single" w:sz="12" w:space="0" w:color="auto"/>
+              <w:bottom w:val="nil"/>
+            </w:tcBorders>
+          </w:tcPr>
+          <w:p>
+            <w:pPr>
+              <w:pStyle w:val="a3"/>
+              <w:spacing w:line="360" w:lineRule="exact"/>
+              <w:ind w:left="0"/>
+              <w:jc w:val="center"/>
+              <w:rPr>
+                <w:rFonts w:ascii="Times New Roman" w:eastAsia="微軟正黑體" w:hAnsi="Times New Roman" w:cs="Times New Roman"/>
+                <w:sz w:val="20"/>
+                <w:szCs w:val="20"/>
+              </w:rPr>
+            </w:pPr>
+            <w:r>
+              <w:rPr>
+                <w:rFonts w:ascii="Times New Roman" w:eastAsia="微軟正黑體" w:hAnsi="Times New Roman" w:cs="Times New Roman" w:hint="eastAsia"/>
+                <w:sz w:val="20"/>
+                <w:szCs w:val="20"/>
+              </w:rPr>
+              <w:t xml:space="preserve">Table </w:t>
+            </w:r>
+            <w:r>
+              <w:rPr>
+                <w:rFonts w:ascii="Times New Roman" w:eastAsia="微軟正黑體" w:hAnsi="Times New Roman" w:cs="Times New Roman" w:hint="eastAsia"/>
+                <w:sz w:val="20"/>
+                <w:szCs w:val="20"/>
+              </w:rPr>
+              <w:t>11</w:t>
+            </w:r>
+            <w:r>
+              <w:rPr>
+                <w:rFonts w:ascii="Times New Roman" w:eastAsia="微軟正黑體" w:hAnsi="Times New Roman" w:cs="Times New Roman" w:hint="eastAsia"/>
+                <w:sz w:val="20"/>
+                <w:szCs w:val="20"/>
+              </w:rPr>
+              <w:t>.</w:t>
+            </w:r>
+            <w:r>
+              <w:rPr>
+                <w:rFonts w:ascii="Times New Roman" w:eastAsia="微軟正黑體" w:hAnsi="Times New Roman" w:cs="Times New Roman" w:hint="eastAsia"/>
+                <w:sz w:val="20"/>
+                <w:szCs w:val="20"/>
+              </w:rPr>
+              <w:t xml:space="preserve"> </w:t>
+            </w:r>
+            <w:r>
+              <w:rPr>
+                <w:rFonts w:ascii="Times New Roman" w:eastAsia="微軟正黑體" w:hAnsi="Times New Roman" w:cs="Times New Roman" w:hint="eastAsia"/>
+                <w:sz w:val="20"/>
+                <w:szCs w:val="20"/>
+              </w:rPr>
+              <w:t>T</w:t>
+            </w:r>
+            <w:r>
+              <w:rPr>
+                <w:rFonts w:ascii="Times New Roman" w:eastAsia="微軟正黑體" w:hAnsi="Times New Roman" w:cs="Times New Roman" w:hint="eastAsia"/>
+                <w:sz w:val="20"/>
+                <w:szCs w:val="20"/>
+              </w:rPr>
+              <w:t xml:space="preserve">he result from parallel MCTS agent </w:t>
+            </w:r>
+            <w:r>
+              <w:rPr>
+                <w:rFonts w:ascii="Times New Roman" w:eastAsia="微軟正黑體" w:hAnsi="Times New Roman" w:cs="Times New Roman" w:hint="eastAsia"/>
+                <w:sz w:val="20"/>
+                <w:szCs w:val="20"/>
+              </w:rPr>
+              <w:t xml:space="preserve">being first player and being last player </w:t>
+            </w:r>
+            <w:r>
+              <w:rPr>
+                <w:rFonts w:ascii="Times New Roman" w:eastAsia="微軟正黑體" w:hAnsi="Times New Roman" w:cs="Times New Roman" w:hint="eastAsia"/>
+                <w:sz w:val="20"/>
+                <w:szCs w:val="20"/>
+              </w:rPr>
+              <w:t xml:space="preserve">in Game </w:t>
+            </w:r>
+            <w:r>
+              <w:rPr>
+                <w:rFonts w:ascii="Times New Roman" w:eastAsia="微軟正黑體" w:hAnsi="Times New Roman" w:cs="Times New Roman" w:hint="eastAsia"/>
+                <w:sz w:val="20"/>
+                <w:szCs w:val="20"/>
+              </w:rPr>
+              <w:t>4</w:t>
+            </w:r>
+          </w:p>
+          <w:p>
+            <w:pPr>
+              <w:pStyle w:val="a3"/>
+              <w:spacing w:line="360" w:lineRule="exact"/>
+              <w:ind w:left="0"/>
+              <w:jc w:val="center"/>
+              <w:rPr>
+                <w:rFonts w:ascii="Times New Roman" w:eastAsia="微軟正黑體" w:hAnsi="Times New Roman" w:cs="Times New Roman"/>
+                <w:sz w:val="20"/>
+                <w:szCs w:val="20"/>
+              </w:rPr>
+            </w:pPr>
+          </w:p>
+        </w:tc>
+      </w:tr>
+      <w:tr>
+        <w:tc>
+          <w:tcPr>
+            <w:tcW w:w="3258" w:type="dxa"/>
+            <w:tcBorders>
+              <w:top w:val="single" w:sz="12" w:space="0" w:color="auto"/>
+              <w:bottom w:val="single" w:sz="4" w:space="0" w:color="auto"/>
+            </w:tcBorders>
+          </w:tcPr>
+          <w:p>
+            <w:pPr>
+              <w:pStyle w:val="a3"/>
+              <w:spacing w:line="360" w:lineRule="exact"/>
+              <w:ind w:left="0"/>
+              <w:jc w:val="center"/>
+              <w:rPr>
+                <w:rFonts w:ascii="Times New Roman" w:eastAsia="微軟正黑體" w:hAnsi="Times New Roman" w:cs="Times New Roman"/>
+              </w:rPr>
+            </w:pPr>
+            <w:r>
+              <w:rPr>
+                <w:rFonts w:ascii="Times New Roman" w:eastAsia="微軟正黑體" w:hAnsi="Times New Roman" w:cs="Times New Roman" w:hint="eastAsia"/>
+              </w:rPr>
+              <w:t>Method</w:t>
+            </w:r>
+          </w:p>
+        </w:tc>
+        <w:tc>
+          <w:tcPr>
+            <w:tcW w:w="2634" w:type="dxa"/>
+            <w:tcBorders>
+              <w:top w:val="single" w:sz="12" w:space="0" w:color="auto"/>
+              <w:bottom w:val="single" w:sz="4" w:space="0" w:color="auto"/>
+            </w:tcBorders>
+          </w:tcPr>
+          <w:p>
+            <w:pPr>
+              <w:pStyle w:val="a3"/>
+              <w:spacing w:line="360" w:lineRule="exact"/>
+              <w:ind w:left="0"/>
+              <w:jc w:val="center"/>
+              <w:rPr>
+                <w:rFonts w:ascii="Times New Roman" w:eastAsia="微軟正黑體" w:hAnsi="Times New Roman" w:cs="Times New Roman"/>
+              </w:rPr>
+            </w:pPr>
+            <w:r>
+              <w:rPr>
+                <w:rFonts w:ascii="Times New Roman" w:eastAsia="微軟正黑體" w:hAnsi="Times New Roman" w:cs="Times New Roman" w:hint="eastAsia"/>
+              </w:rPr>
+              <w:t>Win Rate</w:t>
+            </w:r>
+          </w:p>
+        </w:tc>
+        <w:tc>
+          <w:tcPr>
+            <w:tcW w:w="2639" w:type="dxa"/>
+            <w:tcBorders>
+              <w:top w:val="single" w:sz="12" w:space="0" w:color="auto"/>
+              <w:bottom w:val="single" w:sz="4" w:space="0" w:color="auto"/>
+            </w:tcBorders>
+          </w:tcPr>
+          <w:p>
+            <w:pPr>
+              <w:pStyle w:val="a3"/>
+              <w:spacing w:line="360" w:lineRule="exact"/>
+              <w:ind w:left="0"/>
+              <w:jc w:val="center"/>
+              <w:rPr>
+                <w:rFonts w:ascii="Times New Roman" w:eastAsia="微軟正黑體" w:hAnsi="Times New Roman" w:cs="Times New Roman"/>
+              </w:rPr>
+            </w:pPr>
+            <w:r>
+              <w:rPr>
+                <w:rFonts w:ascii="Times New Roman" w:eastAsia="微軟正黑體" w:hAnsi="Times New Roman" w:cs="Times New Roman" w:hint="eastAsia"/>
+              </w:rPr>
+              <w:t>Average Score</w:t>
+            </w:r>
+          </w:p>
+        </w:tc>
+      </w:tr>
+      <w:tr>
+        <w:tc>
+          <w:tcPr>
+            <w:tcW w:w="3258" w:type="dxa"/>
+            <w:tcBorders>
+              <w:top w:val="single" w:sz="4" w:space="0" w:color="auto"/>
+            </w:tcBorders>
+          </w:tcPr>
+          <w:p>
+            <w:pPr>
+              <w:pStyle w:val="a3"/>
+              <w:spacing w:line="360" w:lineRule="exact"/>
+              <w:ind w:left="0"/>
+              <w:jc w:val="center"/>
+              <w:rPr>
+                <w:rFonts w:ascii="Times New Roman" w:eastAsia="微軟正黑體" w:hAnsi="Times New Roman" w:cs="Times New Roman"/>
+              </w:rPr>
+            </w:pPr>
+            <w:r>
+              <w:rPr>
+                <w:rFonts w:ascii="Times New Roman" w:eastAsia="微軟正黑體" w:hAnsi="Times New Roman" w:cs="Times New Roman" w:hint="eastAsia"/>
+              </w:rPr>
+              <w:t>First Player (Against together)</w:t>
+            </w:r>
+          </w:p>
+        </w:tc>
+        <w:tc>
+          <w:tcPr>
+            <w:tcW w:w="2634" w:type="dxa"/>
+            <w:tcBorders>
+              <w:top w:val="single" w:sz="4" w:space="0" w:color="auto"/>
+            </w:tcBorders>
+          </w:tcPr>
+          <w:p>
+            <w:pPr>
+              <w:pStyle w:val="a3"/>
+              <w:spacing w:line="360" w:lineRule="exact"/>
+              <w:ind w:left="0"/>
+              <w:jc w:val="center"/>
+              <w:rPr>
+                <w:rFonts w:ascii="Times New Roman" w:eastAsia="微軟正黑體" w:hAnsi="Times New Roman" w:cs="Times New Roman"/>
+              </w:rPr>
+            </w:pPr>
+            <w:r>
+              <w:rPr>
+                <w:rFonts w:ascii="Times New Roman" w:eastAsia="微軟正黑體" w:hAnsi="Times New Roman" w:cs="Times New Roman" w:hint="eastAsia"/>
+              </w:rPr>
+              <w:t>80%</w:t>
+            </w:r>
+          </w:p>
+        </w:tc>
+        <w:tc>
+          <w:tcPr>
+            <w:tcW w:w="2639" w:type="dxa"/>
+            <w:tcBorders>
+              <w:top w:val="single" w:sz="4" w:space="0" w:color="auto"/>
+            </w:tcBorders>
+          </w:tcPr>
+          <w:p>
+            <w:pPr>
+              <w:pStyle w:val="a3"/>
+              <w:spacing w:line="360" w:lineRule="exact"/>
+              <w:ind w:left="0"/>
+              <w:jc w:val="center"/>
+              <w:rPr>
+                <w:rFonts w:ascii="Times New Roman" w:eastAsia="微軟正黑體" w:hAnsi="Times New Roman" w:cs="Times New Roman"/>
+              </w:rPr>
+            </w:pPr>
+            <w:r>
+              <w:rPr>
+                <w:rFonts w:ascii="Times New Roman" w:eastAsia="微軟正黑體" w:hAnsi="Times New Roman" w:cs="Times New Roman" w:hint="eastAsia"/>
+              </w:rPr>
+              <w:t>22.094</w:t>
+            </w:r>
+          </w:p>
+        </w:tc>
+      </w:tr>
+      <w:tr>
+        <w:tc>
+          <w:tcPr>
+            <w:tcW w:w="3258" w:type="dxa"/>
+            <w:tcBorders>
+              <w:bottom w:val="single" w:sz="12" w:space="0" w:color="auto"/>
+            </w:tcBorders>
+          </w:tcPr>
+          <w:p>
+            <w:pPr>
+              <w:pStyle w:val="a3"/>
+              <w:spacing w:line="360" w:lineRule="exact"/>
+              <w:ind w:left="0"/>
+              <w:jc w:val="center"/>
+              <w:rPr>
+                <w:rFonts w:ascii="Times New Roman" w:eastAsia="微軟正黑體" w:hAnsi="Times New Roman" w:cs="Times New Roman"/>
+              </w:rPr>
+            </w:pPr>
+            <w:r>
+              <w:rPr>
+                <w:rFonts w:ascii="Times New Roman" w:eastAsia="微軟正黑體" w:hAnsi="Times New Roman" w:cs="Times New Roman" w:hint="eastAsia"/>
+              </w:rPr>
+              <w:t>Last Player (Against together)</w:t>
+            </w:r>
+          </w:p>
+        </w:tc>
+        <w:tc>
+          <w:tcPr>
+            <w:tcW w:w="2634" w:type="dxa"/>
+            <w:tcBorders>
+              <w:bottom w:val="single" w:sz="12" w:space="0" w:color="auto"/>
+            </w:tcBorders>
+          </w:tcPr>
+          <w:p>
+            <w:pPr>
+              <w:pStyle w:val="a3"/>
+              <w:spacing w:line="360" w:lineRule="exact"/>
+              <w:ind w:left="0"/>
+              <w:jc w:val="center"/>
+              <w:rPr>
+                <w:rFonts w:ascii="Times New Roman" w:eastAsia="微軟正黑體" w:hAnsi="Times New Roman" w:cs="Times New Roman"/>
+              </w:rPr>
+            </w:pPr>
+            <w:r>
+              <w:rPr>
+                <w:rFonts w:ascii="Times New Roman" w:eastAsia="微軟正黑體" w:hAnsi="Times New Roman" w:cs="Times New Roman" w:hint="eastAsia"/>
+              </w:rPr>
+              <w:t>20%</w:t>
+            </w:r>
+          </w:p>
+        </w:tc>
+        <w:tc>
+          <w:tcPr>
+            <w:tcW w:w="2639" w:type="dxa"/>
+            <w:tcBorders>
+              <w:bottom w:val="single" w:sz="12" w:space="0" w:color="auto"/>
+            </w:tcBorders>
+          </w:tcPr>
+          <w:p>
+            <w:pPr>
+              <w:pStyle w:val="a3"/>
+              <w:spacing w:line="360" w:lineRule="exact"/>
+              <w:ind w:left="0"/>
+              <w:jc w:val="center"/>
+              <w:rPr>
+                <w:rFonts w:ascii="Times New Roman" w:eastAsia="微軟正黑體" w:hAnsi="Times New Roman" w:cs="Times New Roman"/>
+              </w:rPr>
+            </w:pPr>
+            <w:r>
+              <w:rPr>
+                <w:rFonts w:ascii="Times New Roman" w:eastAsia="微軟正黑體" w:hAnsi="Times New Roman" w:cs="Times New Roman"/>
+              </w:rPr>
+              <w:t>22.19</w:t>
+            </w:r>
+            <w:r>
+              <w:rPr>
+                <w:rFonts w:ascii="Times New Roman" w:eastAsia="微軟正黑體" w:hAnsi="Times New Roman" w:cs="Times New Roman" w:hint="eastAsia"/>
+              </w:rPr>
+              <w:t>5</w:t>
+            </w:r>
+          </w:p>
+        </w:tc>
+      </w:tr>
+      <w:tr>
+        <w:tc>
+          <w:tcPr>
+            <w:tcW w:w="8531" w:type="dxa"/>
+            <w:gridSpan w:val="3"/>
+            <w:tcBorders>
+              <w:top w:val="single" w:sz="12" w:space="0" w:color="auto"/>
+              <w:bottom w:val="nil"/>
+            </w:tcBorders>
+          </w:tcPr>
+          <w:p>
+            <w:pPr>
+              <w:pStyle w:val="a3"/>
+              <w:spacing w:line="360" w:lineRule="exact"/>
+              <w:ind w:left="0"/>
+              <w:jc w:val="center"/>
+              <w:rPr>
+                <w:rFonts w:ascii="Times New Roman" w:eastAsia="微軟正黑體" w:hAnsi="Times New Roman" w:cs="Times New Roman"/>
+                <w:sz w:val="19"/>
+                <w:szCs w:val="19"/>
+              </w:rPr>
+            </w:pPr>
+            <w:r>
+              <w:rPr>
+                <w:rFonts w:ascii="Times New Roman" w:eastAsia="微軟正黑體" w:hAnsi="Times New Roman" w:cs="Times New Roman" w:hint="eastAsia"/>
+                <w:sz w:val="19"/>
+                <w:szCs w:val="19"/>
+              </w:rPr>
+              <w:t xml:space="preserve">Table </w:t>
+            </w:r>
+            <w:r>
+              <w:rPr>
+                <w:rFonts w:ascii="Times New Roman" w:eastAsia="微軟正黑體" w:hAnsi="Times New Roman" w:cs="Times New Roman" w:hint="eastAsia"/>
+                <w:sz w:val="19"/>
+                <w:szCs w:val="19"/>
+              </w:rPr>
+              <w:t>12</w:t>
+            </w:r>
+            <w:r>
+              <w:rPr>
+                <w:rFonts w:ascii="Times New Roman" w:eastAsia="微軟正黑體" w:hAnsi="Times New Roman" w:cs="Times New Roman" w:hint="eastAsia"/>
+                <w:sz w:val="19"/>
+                <w:szCs w:val="19"/>
+              </w:rPr>
+              <w:t>.</w:t>
+            </w:r>
+            <w:r>
+              <w:rPr>
+                <w:rFonts w:ascii="Times New Roman" w:eastAsia="微軟正黑體" w:hAnsi="Times New Roman" w:cs="Times New Roman" w:hint="eastAsia"/>
+                <w:sz w:val="19"/>
+                <w:szCs w:val="19"/>
+              </w:rPr>
+              <w:t xml:space="preserve"> </w:t>
+            </w:r>
+            <w:r>
+              <w:rPr>
+                <w:rFonts w:ascii="Times New Roman" w:eastAsia="微軟正黑體" w:hAnsi="Times New Roman" w:cs="Times New Roman" w:hint="eastAsia"/>
+                <w:sz w:val="19"/>
+                <w:szCs w:val="19"/>
+              </w:rPr>
+              <w:t>T</w:t>
+            </w:r>
+            <w:r>
+              <w:rPr>
+                <w:rFonts w:ascii="Times New Roman" w:eastAsia="微軟正黑體" w:hAnsi="Times New Roman" w:cs="Times New Roman" w:hint="eastAsia"/>
+                <w:sz w:val="19"/>
+                <w:szCs w:val="19"/>
+              </w:rPr>
+              <w:t xml:space="preserve">he result from parallel MCTS agent being first player and being last player together in Game </w:t>
+            </w:r>
+            <w:r>
+              <w:rPr>
+                <w:rFonts w:ascii="Times New Roman" w:eastAsia="微軟正黑體" w:hAnsi="Times New Roman" w:cs="Times New Roman" w:hint="eastAsia"/>
+                <w:sz w:val="19"/>
+                <w:szCs w:val="19"/>
+              </w:rPr>
+              <w:t>4</w:t>
+            </w:r>
+          </w:p>
+        </w:tc>
+      </w:tr>
+    </w:tbl>
+    <w:p>
+      <w:pPr>
+        <w:pStyle w:val="a3"/>
+        <w:snapToGrid w:val="0"/>
+        <w:spacing w:beforeLines="50" w:before="120" w:afterLines="50" w:after="120" w:line="360" w:lineRule="exact"/>
+        <w:ind w:left="357"/>
+        <w:contextualSpacing w:val="0"/>
+        <w:jc w:val="both"/>
+        <w:rPr>
+          <w:rFonts w:ascii="Times New Roman" w:eastAsia="微軟正黑體" w:hAnsi="Times New Roman" w:cs="Times New Roman"/>
+        </w:rPr>
+      </w:pPr>
+      <w:r>
+        <w:rPr>
+          <w:rFonts w:ascii="Times New Roman" w:eastAsia="微軟正黑體" w:hAnsi="Times New Roman" w:cs="Times New Roman" w:hint="eastAsia"/>
+        </w:rPr>
+        <w:t xml:space="preserve">The result still shows that playing with first player in </w:t>
+      </w:r>
+      <w:r>
+        <w:rPr>
+          <w:rFonts w:ascii="Times New Roman" w:eastAsia="微軟正黑體" w:hAnsi="Times New Roman" w:cs="Times New Roman" w:hint="eastAsia"/>
+        </w:rPr>
+        <w:t>B</w:t>
+      </w:r>
+      <w:r>
+        <w:rPr>
+          <w:rFonts w:ascii="Times New Roman" w:eastAsia="微軟正黑體" w:hAnsi="Times New Roman" w:cs="Times New Roman" w:hint="eastAsia"/>
+        </w:rPr>
+        <w:t>attle</w:t>
+      </w:r>
+      <w:r>
+        <w:rPr>
+          <w:rFonts w:ascii="Times New Roman" w:eastAsia="微軟正黑體" w:hAnsi="Times New Roman" w:cs="Times New Roman" w:hint="eastAsia"/>
+        </w:rPr>
+        <w:t xml:space="preserve"> S</w:t>
+      </w:r>
+      <w:r>
+        <w:rPr>
+          <w:rFonts w:ascii="Times New Roman" w:eastAsia="微軟正黑體" w:hAnsi="Times New Roman" w:cs="Times New Roman" w:hint="eastAsia"/>
+        </w:rPr>
+        <w:t>heep is much better than with last player</w:t>
+      </w:r>
+      <w:r>
+        <w:rPr>
+          <w:rFonts w:ascii="Times New Roman" w:eastAsia="微軟正黑體" w:hAnsi="Times New Roman" w:cs="Times New Roman" w:hint="eastAsia"/>
+        </w:rPr>
+        <w:t>.</w:t>
+      </w:r>
+    </w:p>
+    <w:p>
+      <w:pPr>
+        <w:widowControl/>
+        <w:rPr>
+          <w:rFonts w:ascii="Times New Roman" w:eastAsia="微軟正黑體" w:hAnsi="Times New Roman" w:cs="Times New Roman"/>
+        </w:rPr>
+      </w:pPr>
+      <w:r>
+        <w:rPr>
+          <w:rFonts w:ascii="Times New Roman" w:eastAsia="微軟正黑體" w:hAnsi="Times New Roman" w:cs="Times New Roman"/>
+        </w:rPr>
+        <w:br w:type="page"/>
+      </w:r>
+    </w:p>
+    <w:p>
+      <w:pPr>
+        <w:pStyle w:val="a3"/>
+        <w:numPr>
+          <w:ilvl w:val="0"/>
+          <w:numId w:val="6"/>
+        </w:numPr>
+        <w:spacing w:line="360" w:lineRule="exact"/>
+        <w:rPr>
+          <w:rFonts w:ascii="Times New Roman" w:eastAsia="微軟正黑體" w:hAnsi="Times New Roman" w:cs="Times New Roman"/>
+        </w:rPr>
+      </w:pPr>
+      <w:r>
+        <w:rPr>
+          <w:rFonts w:ascii="Times New Roman" w:eastAsia="微軟正黑體" w:hAnsi="Times New Roman" w:cs="Times New Roman" w:hint="eastAsia"/>
+        </w:rPr>
+        <w:lastRenderedPageBreak/>
+        <w:t>Different strategy:</w:t>
+      </w:r>
+    </w:p>
+    <w:p>
+      <w:pPr>
+        <w:pStyle w:val="a3"/>
+        <w:snapToGrid w:val="0"/>
+        <w:spacing w:after="120" w:line="360" w:lineRule="exact"/>
+        <w:ind w:left="357"/>
+        <w:contextualSpacing w:val="0"/>
+        <w:jc w:val="both"/>
+        <w:rPr>
+          <w:rFonts w:ascii="Times New Roman" w:eastAsia="微軟正黑體" w:hAnsi="Times New Roman" w:cs="Times New Roman"/>
+        </w:rPr>
+      </w:pPr>
+      <w:r>
+        <w:rPr>
+          <w:rFonts w:ascii="Times New Roman" w:eastAsia="微軟正黑體" w:hAnsi="Times New Roman" w:cs="Times New Roman" w:hint="eastAsia"/>
+        </w:rPr>
+        <w:t>In this session, still, w</w:t>
+      </w:r>
+      <w:r>
+        <w:rPr>
+          <w:rFonts w:ascii="Times New Roman" w:eastAsia="微軟正黑體" w:hAnsi="Times New Roman" w:cs="Times New Roman" w:hint="eastAsia"/>
+        </w:rPr>
+        <w:t xml:space="preserve">e used another way to </w:t>
+      </w:r>
+      <w:r>
+        <w:rPr>
+          <w:rFonts w:ascii="Times New Roman" w:eastAsia="微軟正黑體" w:hAnsi="Times New Roman" w:cs="Times New Roman" w:hint="eastAsia"/>
+        </w:rPr>
+        <w:t>evaluate to choose best action</w:t>
+      </w:r>
+      <w:r>
+        <w:rPr>
+          <w:rFonts w:ascii="Times New Roman" w:eastAsia="微軟正黑體" w:hAnsi="Times New Roman" w:cs="Times New Roman" w:hint="eastAsia"/>
+        </w:rPr>
+        <w:t>.</w:t>
+      </w:r>
+      <w:r>
+        <w:rPr>
+          <w:rFonts w:ascii="Times New Roman" w:eastAsia="微軟正黑體" w:hAnsi="Times New Roman" w:cs="Times New Roman" w:hint="eastAsia"/>
+        </w:rPr>
+        <w:t xml:space="preserve"> </w:t>
+      </w:r>
+      <w:r>
+        <w:rPr>
+          <w:rFonts w:ascii="Times New Roman" w:eastAsia="微軟正黑體" w:hAnsi="Times New Roman" w:cs="Times New Roman" w:hint="eastAsia"/>
+        </w:rPr>
+        <w:t>Old way we implement is that make our agent consider its teammate during evaluate value and choose action to do.</w:t>
+      </w:r>
+      <w:r>
+        <w:rPr>
+          <w:rFonts w:ascii="Times New Roman" w:eastAsia="微軟正黑體" w:hAnsi="Times New Roman" w:cs="Times New Roman" w:hint="eastAsia"/>
+        </w:rPr>
+        <w:t xml:space="preserve"> However, we design a new way to test if it performs better or not</w:t>
+      </w:r>
+      <w:r>
+        <w:rPr>
+          <w:rFonts w:ascii="Times New Roman" w:eastAsia="微軟正黑體" w:hAnsi="Times New Roman" w:cs="Times New Roman" w:hint="eastAsia"/>
+        </w:rPr>
+        <w:t xml:space="preserve">, which is let </w:t>
+      </w:r>
+      <w:r>
+        <w:rPr>
+          <w:rFonts w:ascii="Times New Roman" w:eastAsia="微軟正黑體" w:hAnsi="Times New Roman" w:cs="Times New Roman" w:hint="eastAsia"/>
+        </w:rPr>
+        <w:t>A</w:t>
+      </w:r>
+      <w:r>
+        <w:rPr>
+          <w:rFonts w:ascii="Times New Roman" w:eastAsia="微軟正黑體" w:hAnsi="Times New Roman" w:cs="Times New Roman" w:hint="eastAsia"/>
+        </w:rPr>
+        <w:t>gent 4 consider itself only</w:t>
+      </w:r>
+      <w:r>
+        <w:rPr>
+          <w:rFonts w:ascii="Times New Roman" w:eastAsia="微軟正黑體" w:hAnsi="Times New Roman" w:cs="Times New Roman" w:hint="eastAsia"/>
+        </w:rPr>
+        <w:t xml:space="preserve"> just like </w:t>
+      </w:r>
+      <w:r>
+        <w:rPr>
+          <w:rFonts w:ascii="Times New Roman" w:eastAsia="微軟正黑體" w:hAnsi="Times New Roman" w:cs="Times New Roman" w:hint="eastAsia"/>
+        </w:rPr>
+        <w:t>A</w:t>
+      </w:r>
+      <w:r>
+        <w:rPr>
+          <w:rFonts w:ascii="Times New Roman" w:eastAsia="微軟正黑體" w:hAnsi="Times New Roman" w:cs="Times New Roman" w:hint="eastAsia"/>
+        </w:rPr>
+        <w:t>gent 1</w:t>
+      </w:r>
+      <w:r>
+        <w:rPr>
+          <w:rFonts w:ascii="Times New Roman" w:eastAsia="微軟正黑體" w:hAnsi="Times New Roman" w:cs="Times New Roman" w:hint="eastAsia"/>
+        </w:rPr>
+        <w:t>.</w:t>
+      </w:r>
+      <w:r>
+        <w:rPr>
+          <w:rFonts w:ascii="Times New Roman" w:eastAsia="微軟正黑體" w:hAnsi="Times New Roman" w:cs="Times New Roman" w:hint="eastAsia"/>
+        </w:rPr>
+        <w:t xml:space="preserve"> </w:t>
+      </w:r>
+      <w:r>
+        <w:rPr>
+          <w:rFonts w:ascii="Times New Roman" w:eastAsia="微軟正黑體" w:hAnsi="Times New Roman" w:cs="Times New Roman" w:hint="eastAsia"/>
+        </w:rPr>
+        <w:t>First, we conduct 20 games for each strategy</w:t>
+      </w:r>
+      <w:r>
+        <w:rPr>
+          <w:rFonts w:ascii="Times New Roman" w:eastAsia="微軟正黑體" w:hAnsi="Times New Roman" w:cs="Times New Roman" w:hint="eastAsia"/>
+        </w:rPr>
+        <w:t xml:space="preserve"> </w:t>
+      </w:r>
+      <w:r>
+        <w:rPr>
+          <w:rFonts w:ascii="Times New Roman" w:eastAsia="微軟正黑體" w:hAnsi="Times New Roman" w:cs="Times New Roman" w:hint="eastAsia"/>
+        </w:rPr>
+        <w:t xml:space="preserve">playing with player </w:t>
+      </w:r>
+      <w:r>
+        <w:rPr>
+          <w:rFonts w:ascii="Times New Roman" w:eastAsia="微軟正黑體" w:hAnsi="Times New Roman" w:cs="Times New Roman" w:hint="eastAsia"/>
+        </w:rPr>
+        <w:t>1</w:t>
+      </w:r>
+      <w:r>
+        <w:rPr>
+          <w:rFonts w:ascii="Times New Roman" w:eastAsia="微軟正黑體" w:hAnsi="Times New Roman" w:cs="Times New Roman" w:hint="eastAsia"/>
+        </w:rPr>
+        <w:t xml:space="preserve"> </w:t>
+      </w:r>
+      <w:r>
+        <w:rPr>
+          <w:rFonts w:ascii="Times New Roman" w:eastAsia="微軟正黑體" w:hAnsi="Times New Roman" w:cs="Times New Roman" w:hint="eastAsia"/>
+        </w:rPr>
+        <w:t xml:space="preserve">against 3 sample </w:t>
+      </w:r>
+      <w:r>
+        <w:rPr>
+          <w:rFonts w:ascii="Times New Roman" w:eastAsia="微軟正黑體" w:hAnsi="Times New Roman" w:cs="Times New Roman"/>
+        </w:rPr>
+        <w:t>players</w:t>
+      </w:r>
+      <w:r>
+        <w:rPr>
+          <w:rFonts w:ascii="Times New Roman" w:eastAsia="微軟正黑體" w:hAnsi="Times New Roman" w:cs="Times New Roman" w:hint="eastAsia"/>
+        </w:rPr>
+        <w:t>.</w:t>
+      </w:r>
+    </w:p>
+    <w:tbl>
+      <w:tblPr>
+        <w:tblStyle w:val="a4"/>
+        <w:tblW w:w="8531" w:type="dxa"/>
+        <w:tblBorders>
+          <w:top w:val="single" w:sz="12" w:space="0" w:color="auto"/>
+          <w:left w:val="none" w:sz="0" w:space="0" w:color="auto"/>
+          <w:bottom w:val="single" w:sz="12" w:space="0" w:color="auto"/>
+          <w:right w:val="none" w:sz="0" w:space="0" w:color="auto"/>
+          <w:insideH w:val="none" w:sz="0" w:space="0" w:color="auto"/>
+          <w:insideV w:val="none" w:sz="0" w:space="0" w:color="auto"/>
+        </w:tblBorders>
+        <w:tblLook w:val="04A0" w:firstRow="1" w:lastRow="0" w:firstColumn="1" w:lastColumn="0" w:noHBand="0" w:noVBand="1"/>
+      </w:tblPr>
+      <w:tblGrid>
+        <w:gridCol w:w="3258"/>
+        <w:gridCol w:w="2634"/>
+        <w:gridCol w:w="2639"/>
+      </w:tblGrid>
+      <w:tr>
+        <w:tc>
+          <w:tcPr>
+            <w:tcW w:w="3258" w:type="dxa"/>
+            <w:tcBorders>
+              <w:top w:val="single" w:sz="12" w:space="0" w:color="auto"/>
+              <w:bottom w:val="single" w:sz="4" w:space="0" w:color="auto"/>
+            </w:tcBorders>
+          </w:tcPr>
+          <w:p>
+            <w:pPr>
+              <w:pStyle w:val="a3"/>
+              <w:spacing w:line="360" w:lineRule="exact"/>
+              <w:ind w:left="0"/>
+              <w:jc w:val="center"/>
+              <w:rPr>
+                <w:rFonts w:ascii="Times New Roman" w:eastAsia="微軟正黑體" w:hAnsi="Times New Roman" w:cs="Times New Roman"/>
+              </w:rPr>
+            </w:pPr>
+            <w:r>
+              <w:rPr>
+                <w:rFonts w:ascii="Times New Roman" w:eastAsia="微軟正黑體" w:hAnsi="Times New Roman" w:cs="Times New Roman" w:hint="eastAsia"/>
+              </w:rPr>
+              <w:t>Method</w:t>
+            </w:r>
+          </w:p>
+        </w:tc>
+        <w:tc>
+          <w:tcPr>
+            <w:tcW w:w="2634" w:type="dxa"/>
+            <w:tcBorders>
+              <w:top w:val="single" w:sz="12" w:space="0" w:color="auto"/>
+              <w:bottom w:val="single" w:sz="4" w:space="0" w:color="auto"/>
+            </w:tcBorders>
+          </w:tcPr>
+          <w:p>
+            <w:pPr>
+              <w:pStyle w:val="a3"/>
+              <w:spacing w:line="360" w:lineRule="exact"/>
+              <w:ind w:left="0"/>
+              <w:jc w:val="center"/>
+              <w:rPr>
+                <w:rFonts w:ascii="Times New Roman" w:eastAsia="微軟正黑體" w:hAnsi="Times New Roman" w:cs="Times New Roman"/>
+              </w:rPr>
+            </w:pPr>
+            <w:r>
+              <w:rPr>
+                <w:rFonts w:ascii="Times New Roman" w:eastAsia="微軟正黑體" w:hAnsi="Times New Roman" w:cs="Times New Roman" w:hint="eastAsia"/>
+              </w:rPr>
+              <w:t>Win Rate</w:t>
+            </w:r>
+          </w:p>
+        </w:tc>
+        <w:tc>
+          <w:tcPr>
+            <w:tcW w:w="2639" w:type="dxa"/>
+            <w:tcBorders>
+              <w:top w:val="single" w:sz="12" w:space="0" w:color="auto"/>
+              <w:bottom w:val="single" w:sz="4" w:space="0" w:color="auto"/>
+            </w:tcBorders>
+          </w:tcPr>
+          <w:p>
+            <w:pPr>
+              <w:pStyle w:val="a3"/>
+              <w:spacing w:line="360" w:lineRule="exact"/>
+              <w:ind w:left="0"/>
+              <w:jc w:val="center"/>
+              <w:rPr>
+                <w:rFonts w:ascii="Times New Roman" w:eastAsia="微軟正黑體" w:hAnsi="Times New Roman" w:cs="Times New Roman"/>
+              </w:rPr>
+            </w:pPr>
+            <w:r>
+              <w:rPr>
+                <w:rFonts w:ascii="Times New Roman" w:eastAsia="微軟正黑體" w:hAnsi="Times New Roman" w:cs="Times New Roman" w:hint="eastAsia"/>
+              </w:rPr>
+              <w:t>Average Score</w:t>
+            </w:r>
+          </w:p>
+        </w:tc>
+      </w:tr>
+      <w:tr>
+        <w:tc>
+          <w:tcPr>
+            <w:tcW w:w="3258" w:type="dxa"/>
+            <w:tcBorders>
+              <w:top w:val="single" w:sz="4" w:space="0" w:color="auto"/>
+            </w:tcBorders>
+          </w:tcPr>
+          <w:p>
+            <w:pPr>
+              <w:pStyle w:val="a3"/>
+              <w:spacing w:line="360" w:lineRule="exact"/>
+              <w:ind w:left="0"/>
+              <w:jc w:val="center"/>
+              <w:rPr>
+                <w:rFonts w:ascii="Times New Roman" w:eastAsia="微軟正黑體" w:hAnsi="Times New Roman" w:cs="Times New Roman"/>
+              </w:rPr>
+            </w:pPr>
+            <w:r>
+              <w:rPr>
+                <w:rFonts w:ascii="Times New Roman" w:eastAsia="微軟正黑體" w:hAnsi="Times New Roman" w:cs="Times New Roman" w:hint="eastAsia"/>
+              </w:rPr>
+              <w:t>Agent 4</w:t>
+            </w:r>
+          </w:p>
+        </w:tc>
+        <w:tc>
+          <w:tcPr>
+            <w:tcW w:w="2634" w:type="dxa"/>
+            <w:tcBorders>
+              <w:top w:val="single" w:sz="4" w:space="0" w:color="auto"/>
+            </w:tcBorders>
+          </w:tcPr>
+          <w:p>
+            <w:pPr>
+              <w:pStyle w:val="a3"/>
+              <w:spacing w:line="360" w:lineRule="exact"/>
+              <w:ind w:left="0"/>
+              <w:jc w:val="center"/>
+              <w:rPr>
+                <w:rFonts w:ascii="Times New Roman" w:eastAsia="微軟正黑體" w:hAnsi="Times New Roman" w:cs="Times New Roman"/>
+              </w:rPr>
+            </w:pPr>
+            <w:r>
+              <w:rPr>
+                <w:rFonts w:ascii="Times New Roman" w:eastAsia="微軟正黑體" w:hAnsi="Times New Roman" w:cs="Times New Roman" w:hint="eastAsia"/>
+              </w:rPr>
+              <w:t>100%</w:t>
+            </w:r>
+          </w:p>
+        </w:tc>
+        <w:tc>
+          <w:tcPr>
+            <w:tcW w:w="2639" w:type="dxa"/>
+            <w:tcBorders>
+              <w:top w:val="single" w:sz="4" w:space="0" w:color="auto"/>
+            </w:tcBorders>
+          </w:tcPr>
+          <w:p>
+            <w:pPr>
+              <w:pStyle w:val="a3"/>
+              <w:spacing w:line="360" w:lineRule="exact"/>
+              <w:ind w:left="0"/>
+              <w:jc w:val="center"/>
+              <w:rPr>
+                <w:rFonts w:ascii="Times New Roman" w:eastAsia="微軟正黑體" w:hAnsi="Times New Roman" w:cs="Times New Roman"/>
+              </w:rPr>
+            </w:pPr>
+            <w:r>
+              <w:rPr>
+                <w:rFonts w:ascii="Times New Roman" w:eastAsia="微軟正黑體" w:hAnsi="Times New Roman" w:cs="Times New Roman"/>
+              </w:rPr>
+              <w:t>23.691</w:t>
+            </w:r>
+          </w:p>
+        </w:tc>
+      </w:tr>
+      <w:tr>
+        <w:tc>
+          <w:tcPr>
+            <w:tcW w:w="3258" w:type="dxa"/>
+            <w:tcBorders>
+              <w:bottom w:val="single" w:sz="12" w:space="0" w:color="auto"/>
+            </w:tcBorders>
+          </w:tcPr>
+          <w:p>
+            <w:pPr>
+              <w:pStyle w:val="a3"/>
+              <w:spacing w:line="360" w:lineRule="exact"/>
+              <w:ind w:left="0"/>
+              <w:jc w:val="center"/>
+              <w:rPr>
+                <w:rFonts w:ascii="Times New Roman" w:eastAsia="微軟正黑體" w:hAnsi="Times New Roman" w:cs="Times New Roman"/>
+              </w:rPr>
+            </w:pPr>
+            <w:r>
+              <w:rPr>
+                <w:rFonts w:ascii="Times New Roman" w:eastAsia="微軟正黑體" w:hAnsi="Times New Roman" w:cs="Times New Roman" w:hint="eastAsia"/>
+              </w:rPr>
+              <w:t>Agent 1</w:t>
+            </w:r>
+          </w:p>
+        </w:tc>
+        <w:tc>
+          <w:tcPr>
+            <w:tcW w:w="2634" w:type="dxa"/>
+            <w:tcBorders>
+              <w:bottom w:val="single" w:sz="12" w:space="0" w:color="auto"/>
+            </w:tcBorders>
+          </w:tcPr>
+          <w:p>
+            <w:pPr>
+              <w:pStyle w:val="a3"/>
+              <w:spacing w:line="360" w:lineRule="exact"/>
+              <w:ind w:left="0"/>
+              <w:jc w:val="center"/>
+              <w:rPr>
+                <w:rFonts w:ascii="Times New Roman" w:eastAsia="微軟正黑體" w:hAnsi="Times New Roman" w:cs="Times New Roman"/>
+              </w:rPr>
+            </w:pPr>
+            <w:r>
+              <w:rPr>
+                <w:rFonts w:ascii="Times New Roman" w:eastAsia="微軟正黑體" w:hAnsi="Times New Roman" w:cs="Times New Roman" w:hint="eastAsia"/>
+              </w:rPr>
+              <w:t>100%</w:t>
+            </w:r>
+          </w:p>
+        </w:tc>
+        <w:tc>
+          <w:tcPr>
+            <w:tcW w:w="2639" w:type="dxa"/>
+            <w:tcBorders>
+              <w:bottom w:val="single" w:sz="12" w:space="0" w:color="auto"/>
+            </w:tcBorders>
+          </w:tcPr>
+          <w:p>
+            <w:pPr>
+              <w:pStyle w:val="a3"/>
+              <w:spacing w:line="360" w:lineRule="exact"/>
+              <w:ind w:left="0"/>
+              <w:jc w:val="center"/>
+              <w:rPr>
+                <w:rFonts w:ascii="Times New Roman" w:eastAsia="微軟正黑體" w:hAnsi="Times New Roman" w:cs="Times New Roman"/>
+              </w:rPr>
+            </w:pPr>
+            <w:r>
+              <w:rPr>
+                <w:rFonts w:ascii="Times New Roman" w:eastAsia="微軟正黑體" w:hAnsi="Times New Roman" w:cs="Times New Roman"/>
+              </w:rPr>
+              <w:t>20.798</w:t>
+            </w:r>
+          </w:p>
+        </w:tc>
+      </w:tr>
+      <w:tr>
+        <w:tc>
+          <w:tcPr>
+            <w:tcW w:w="8531" w:type="dxa"/>
+            <w:gridSpan w:val="3"/>
+            <w:tcBorders>
+              <w:top w:val="single" w:sz="12" w:space="0" w:color="auto"/>
+              <w:bottom w:val="nil"/>
+            </w:tcBorders>
+          </w:tcPr>
+          <w:p>
+            <w:pPr>
+              <w:pStyle w:val="a3"/>
+              <w:spacing w:line="360" w:lineRule="exact"/>
+              <w:ind w:left="0"/>
+              <w:jc w:val="center"/>
+              <w:rPr>
+                <w:rFonts w:ascii="Times New Roman" w:eastAsia="微軟正黑體" w:hAnsi="Times New Roman" w:cs="Times New Roman"/>
+                <w:sz w:val="20"/>
+                <w:szCs w:val="20"/>
+              </w:rPr>
+            </w:pPr>
+            <w:r>
+              <w:rPr>
+                <w:rFonts w:ascii="Times New Roman" w:eastAsia="微軟正黑體" w:hAnsi="Times New Roman" w:cs="Times New Roman" w:hint="eastAsia"/>
+                <w:sz w:val="20"/>
+                <w:szCs w:val="20"/>
+              </w:rPr>
+              <w:t>Table 1</w:t>
+            </w:r>
+            <w:r>
+              <w:rPr>
+                <w:rFonts w:ascii="Times New Roman" w:eastAsia="微軟正黑體" w:hAnsi="Times New Roman" w:cs="Times New Roman" w:hint="eastAsia"/>
+                <w:sz w:val="20"/>
+                <w:szCs w:val="20"/>
+              </w:rPr>
+              <w:t>3.</w:t>
+            </w:r>
+            <w:r>
+              <w:rPr>
+                <w:rFonts w:ascii="Times New Roman" w:eastAsia="微軟正黑體" w:hAnsi="Times New Roman" w:cs="Times New Roman" w:hint="eastAsia"/>
+                <w:sz w:val="20"/>
+                <w:szCs w:val="20"/>
+              </w:rPr>
+              <w:t xml:space="preserve"> </w:t>
+            </w:r>
+            <w:r>
+              <w:rPr>
+                <w:rFonts w:ascii="Times New Roman" w:eastAsia="微軟正黑體" w:hAnsi="Times New Roman" w:cs="Times New Roman" w:hint="eastAsia"/>
+                <w:sz w:val="20"/>
+                <w:szCs w:val="20"/>
+              </w:rPr>
+              <w:t>T</w:t>
+            </w:r>
+            <w:r>
+              <w:rPr>
+                <w:rFonts w:ascii="Times New Roman" w:eastAsia="微軟正黑體" w:hAnsi="Times New Roman" w:cs="Times New Roman" w:hint="eastAsia"/>
+                <w:sz w:val="20"/>
+                <w:szCs w:val="20"/>
+              </w:rPr>
+              <w:t xml:space="preserve">he result from parallel MCTS </w:t>
+            </w:r>
+            <w:r>
+              <w:rPr>
+                <w:rFonts w:ascii="Times New Roman" w:eastAsia="微軟正黑體" w:hAnsi="Times New Roman" w:cs="Times New Roman" w:hint="eastAsia"/>
+                <w:sz w:val="20"/>
+                <w:szCs w:val="20"/>
+              </w:rPr>
+              <w:t>A</w:t>
+            </w:r>
+            <w:r>
+              <w:rPr>
+                <w:rFonts w:ascii="Times New Roman" w:eastAsia="微軟正黑體" w:hAnsi="Times New Roman" w:cs="Times New Roman" w:hint="eastAsia"/>
+                <w:sz w:val="20"/>
+                <w:szCs w:val="20"/>
+              </w:rPr>
+              <w:t>gent</w:t>
+            </w:r>
+            <w:r>
+              <w:rPr>
+                <w:rFonts w:ascii="Times New Roman" w:eastAsia="微軟正黑體" w:hAnsi="Times New Roman" w:cs="Times New Roman" w:hint="eastAsia"/>
+                <w:sz w:val="20"/>
+                <w:szCs w:val="20"/>
+              </w:rPr>
+              <w:t xml:space="preserve"> 1 and </w:t>
+            </w:r>
+            <w:r>
+              <w:rPr>
+                <w:rFonts w:ascii="Times New Roman" w:eastAsia="微軟正黑體" w:hAnsi="Times New Roman" w:cs="Times New Roman" w:hint="eastAsia"/>
+                <w:sz w:val="20"/>
+                <w:szCs w:val="20"/>
+              </w:rPr>
+              <w:t>A</w:t>
+            </w:r>
+            <w:r>
+              <w:rPr>
+                <w:rFonts w:ascii="Times New Roman" w:eastAsia="微軟正黑體" w:hAnsi="Times New Roman" w:cs="Times New Roman" w:hint="eastAsia"/>
+                <w:sz w:val="20"/>
+                <w:szCs w:val="20"/>
+              </w:rPr>
+              <w:t>gent 4</w:t>
+            </w:r>
+            <w:r>
+              <w:rPr>
+                <w:rFonts w:ascii="Times New Roman" w:eastAsia="微軟正黑體" w:hAnsi="Times New Roman" w:cs="Times New Roman" w:hint="eastAsia"/>
+                <w:sz w:val="20"/>
+                <w:szCs w:val="20"/>
+              </w:rPr>
+              <w:t xml:space="preserve"> being first player</w:t>
+            </w:r>
+            <w:r>
+              <w:rPr>
+                <w:rFonts w:ascii="Times New Roman" w:eastAsia="微軟正黑體" w:hAnsi="Times New Roman" w:cs="Times New Roman" w:hint="eastAsia"/>
+                <w:sz w:val="20"/>
+                <w:szCs w:val="20"/>
+              </w:rPr>
+              <w:t xml:space="preserve"> </w:t>
+            </w:r>
+            <w:r>
+              <w:rPr>
+                <w:rFonts w:ascii="Times New Roman" w:eastAsia="微軟正黑體" w:hAnsi="Times New Roman" w:cs="Times New Roman" w:hint="eastAsia"/>
+                <w:sz w:val="20"/>
+                <w:szCs w:val="20"/>
+              </w:rPr>
+              <w:t xml:space="preserve">in Game </w:t>
+            </w:r>
+            <w:r>
+              <w:rPr>
+                <w:rFonts w:ascii="Times New Roman" w:eastAsia="微軟正黑體" w:hAnsi="Times New Roman" w:cs="Times New Roman" w:hint="eastAsia"/>
+                <w:sz w:val="20"/>
+                <w:szCs w:val="20"/>
+              </w:rPr>
+              <w:t>4</w:t>
+            </w:r>
+          </w:p>
+        </w:tc>
+      </w:tr>
+    </w:tbl>
+    <w:p>
+      <w:pPr>
+        <w:pStyle w:val="a3"/>
+        <w:snapToGrid w:val="0"/>
+        <w:spacing w:beforeLines="50" w:before="120" w:after="120" w:line="360" w:lineRule="exact"/>
+        <w:ind w:left="357"/>
+        <w:contextualSpacing w:val="0"/>
+        <w:jc w:val="both"/>
+        <w:rPr>
+          <w:rFonts w:ascii="Times New Roman" w:eastAsia="微軟正黑體" w:hAnsi="Times New Roman" w:cs="Times New Roman"/>
+        </w:rPr>
+      </w:pPr>
+      <w:r>
+        <w:rPr>
+          <w:rFonts w:ascii="Times New Roman" w:eastAsia="微軟正黑體" w:hAnsi="Times New Roman" w:cs="Times New Roman" w:hint="eastAsia"/>
+        </w:rPr>
+        <w:t>Then, we additionally consider impact from the order of players</w:t>
+      </w:r>
+      <w:r>
+        <w:rPr>
+          <w:rFonts w:ascii="Times New Roman" w:eastAsia="微軟正黑體" w:hAnsi="Times New Roman" w:cs="Times New Roman" w:hint="eastAsia"/>
+        </w:rPr>
+        <w:t xml:space="preserve"> and put them to play together</w:t>
+      </w:r>
+      <w:r>
+        <w:rPr>
+          <w:rFonts w:ascii="Times New Roman" w:eastAsia="微軟正黑體" w:hAnsi="Times New Roman" w:cs="Times New Roman" w:hint="eastAsia"/>
+        </w:rPr>
+        <w:t xml:space="preserve"> for first 10 games with </w:t>
+      </w:r>
+      <w:r>
+        <w:rPr>
+          <w:rFonts w:ascii="Times New Roman" w:eastAsia="微軟正黑體" w:hAnsi="Times New Roman" w:cs="Times New Roman" w:hint="eastAsia"/>
+        </w:rPr>
+        <w:t>A</w:t>
+      </w:r>
+      <w:r>
+        <w:rPr>
+          <w:rFonts w:ascii="Times New Roman" w:eastAsia="微軟正黑體" w:hAnsi="Times New Roman" w:cs="Times New Roman" w:hint="eastAsia"/>
+        </w:rPr>
+        <w:t xml:space="preserve">gent 4 playing </w:t>
+      </w:r>
+      <w:r>
+        <w:rPr>
+          <w:rFonts w:ascii="Times New Roman" w:eastAsia="微軟正黑體" w:hAnsi="Times New Roman" w:cs="Times New Roman" w:hint="eastAsia"/>
+        </w:rPr>
+        <w:t xml:space="preserve">as player 1 and </w:t>
+      </w:r>
+      <w:r>
+        <w:rPr>
+          <w:rFonts w:ascii="Times New Roman" w:eastAsia="微軟正黑體" w:hAnsi="Times New Roman" w:cs="Times New Roman" w:hint="eastAsia"/>
+        </w:rPr>
+        <w:t>A</w:t>
+      </w:r>
+      <w:r>
+        <w:rPr>
+          <w:rFonts w:ascii="Times New Roman" w:eastAsia="微軟正黑體" w:hAnsi="Times New Roman" w:cs="Times New Roman" w:hint="eastAsia"/>
+        </w:rPr>
+        <w:t>gent 1 playing as player 4</w:t>
+      </w:r>
+      <w:r>
+        <w:rPr>
+          <w:rFonts w:ascii="Times New Roman" w:eastAsia="微軟正黑體" w:hAnsi="Times New Roman" w:cs="Times New Roman" w:hint="eastAsia"/>
+        </w:rPr>
+        <w:t xml:space="preserve"> and switch order for last 10 games.</w:t>
+      </w:r>
+    </w:p>
+    <w:tbl>
+      <w:tblPr>
+        <w:tblStyle w:val="a4"/>
+        <w:tblW w:w="8531" w:type="dxa"/>
+        <w:tblBorders>
+          <w:top w:val="single" w:sz="12" w:space="0" w:color="auto"/>
+          <w:left w:val="none" w:sz="0" w:space="0" w:color="auto"/>
+          <w:bottom w:val="single" w:sz="12" w:space="0" w:color="auto"/>
+          <w:right w:val="none" w:sz="0" w:space="0" w:color="auto"/>
+          <w:insideH w:val="none" w:sz="0" w:space="0" w:color="auto"/>
+          <w:insideV w:val="none" w:sz="0" w:space="0" w:color="auto"/>
+        </w:tblBorders>
+        <w:tblLook w:val="04A0" w:firstRow="1" w:lastRow="0" w:firstColumn="1" w:lastColumn="0" w:noHBand="0" w:noVBand="1"/>
+      </w:tblPr>
+      <w:tblGrid>
+        <w:gridCol w:w="3258"/>
+        <w:gridCol w:w="2634"/>
+        <w:gridCol w:w="2639"/>
+      </w:tblGrid>
+      <w:tr>
+        <w:tc>
+          <w:tcPr>
+            <w:tcW w:w="3258" w:type="dxa"/>
+            <w:tcBorders>
+              <w:top w:val="single" w:sz="12" w:space="0" w:color="auto"/>
+              <w:bottom w:val="single" w:sz="4" w:space="0" w:color="auto"/>
+            </w:tcBorders>
+          </w:tcPr>
+          <w:p>
+            <w:pPr>
+              <w:pStyle w:val="a3"/>
+              <w:spacing w:line="360" w:lineRule="exact"/>
+              <w:ind w:left="0"/>
+              <w:jc w:val="center"/>
+              <w:rPr>
+                <w:rFonts w:ascii="Times New Roman" w:eastAsia="微軟正黑體" w:hAnsi="Times New Roman" w:cs="Times New Roman"/>
+              </w:rPr>
+            </w:pPr>
+            <w:r>
+              <w:rPr>
+                <w:rFonts w:ascii="Times New Roman" w:eastAsia="微軟正黑體" w:hAnsi="Times New Roman" w:cs="Times New Roman" w:hint="eastAsia"/>
+              </w:rPr>
+              <w:t>Method</w:t>
+            </w:r>
+          </w:p>
+        </w:tc>
+        <w:tc>
+          <w:tcPr>
+            <w:tcW w:w="2634" w:type="dxa"/>
+            <w:tcBorders>
+              <w:top w:val="single" w:sz="12" w:space="0" w:color="auto"/>
+              <w:bottom w:val="single" w:sz="4" w:space="0" w:color="auto"/>
+            </w:tcBorders>
+          </w:tcPr>
+          <w:p>
+            <w:pPr>
+              <w:pStyle w:val="a3"/>
+              <w:spacing w:line="360" w:lineRule="exact"/>
+              <w:ind w:left="0"/>
+              <w:jc w:val="center"/>
+              <w:rPr>
+                <w:rFonts w:ascii="Times New Roman" w:eastAsia="微軟正黑體" w:hAnsi="Times New Roman" w:cs="Times New Roman"/>
+              </w:rPr>
+            </w:pPr>
+            <w:r>
+              <w:rPr>
+                <w:rFonts w:ascii="Times New Roman" w:eastAsia="微軟正黑體" w:hAnsi="Times New Roman" w:cs="Times New Roman" w:hint="eastAsia"/>
+              </w:rPr>
+              <w:t>First</w:t>
+            </w:r>
+            <w:r>
+              <w:rPr>
+                <w:rFonts w:ascii="Times New Roman" w:eastAsia="微軟正黑體" w:hAnsi="Times New Roman" w:cs="Times New Roman" w:hint="eastAsia"/>
+              </w:rPr>
+              <w:t xml:space="preserve"> </w:t>
+            </w:r>
+            <w:r>
+              <w:rPr>
+                <w:rFonts w:ascii="Times New Roman" w:eastAsia="微軟正黑體" w:hAnsi="Times New Roman" w:cs="Times New Roman" w:hint="eastAsia"/>
+              </w:rPr>
+              <w:t xml:space="preserve">10 games </w:t>
+            </w:r>
+            <w:r>
+              <w:rPr>
+                <w:rFonts w:ascii="Times New Roman" w:eastAsia="微軟正黑體" w:hAnsi="Times New Roman" w:cs="Times New Roman" w:hint="eastAsia"/>
+              </w:rPr>
+              <w:t>Win Rate</w:t>
+            </w:r>
+          </w:p>
+        </w:tc>
+        <w:tc>
+          <w:tcPr>
+            <w:tcW w:w="2639" w:type="dxa"/>
+            <w:tcBorders>
+              <w:top w:val="single" w:sz="12" w:space="0" w:color="auto"/>
+              <w:bottom w:val="single" w:sz="4" w:space="0" w:color="auto"/>
+            </w:tcBorders>
+          </w:tcPr>
+          <w:p>
+            <w:pPr>
+              <w:pStyle w:val="a3"/>
+              <w:spacing w:line="360" w:lineRule="exact"/>
+              <w:ind w:left="0"/>
+              <w:jc w:val="center"/>
+              <w:rPr>
+                <w:rFonts w:ascii="Times New Roman" w:eastAsia="微軟正黑體" w:hAnsi="Times New Roman" w:cs="Times New Roman"/>
+              </w:rPr>
+            </w:pPr>
+            <w:r>
+              <w:rPr>
+                <w:rFonts w:ascii="Times New Roman" w:eastAsia="微軟正黑體" w:hAnsi="Times New Roman" w:cs="Times New Roman" w:hint="eastAsia"/>
+              </w:rPr>
+              <w:t>Last 10 games</w:t>
+            </w:r>
+            <w:r>
+              <w:rPr>
+                <w:rFonts w:ascii="Times New Roman" w:eastAsia="微軟正黑體" w:hAnsi="Times New Roman" w:cs="Times New Roman" w:hint="eastAsia"/>
+              </w:rPr>
+              <w:t xml:space="preserve"> Win Rate</w:t>
+            </w:r>
+          </w:p>
+        </w:tc>
+      </w:tr>
+      <w:tr>
+        <w:tc>
+          <w:tcPr>
+            <w:tcW w:w="3258" w:type="dxa"/>
+            <w:tcBorders>
+              <w:top w:val="single" w:sz="4" w:space="0" w:color="auto"/>
+            </w:tcBorders>
+          </w:tcPr>
+          <w:p>
+            <w:pPr>
+              <w:pStyle w:val="a3"/>
+              <w:spacing w:line="360" w:lineRule="exact"/>
+              <w:ind w:left="0"/>
+              <w:jc w:val="center"/>
+              <w:rPr>
+                <w:rFonts w:ascii="Times New Roman" w:eastAsia="微軟正黑體" w:hAnsi="Times New Roman" w:cs="Times New Roman"/>
+              </w:rPr>
+            </w:pPr>
+            <w:r>
+              <w:rPr>
+                <w:rFonts w:ascii="Times New Roman" w:eastAsia="微軟正黑體" w:hAnsi="Times New Roman" w:cs="Times New Roman" w:hint="eastAsia"/>
+              </w:rPr>
+              <w:t>Agent 4</w:t>
+            </w:r>
+          </w:p>
+        </w:tc>
+        <w:tc>
+          <w:tcPr>
+            <w:tcW w:w="2634" w:type="dxa"/>
+            <w:tcBorders>
+              <w:top w:val="single" w:sz="4" w:space="0" w:color="auto"/>
+            </w:tcBorders>
+          </w:tcPr>
+          <w:p>
+            <w:pPr>
+              <w:pStyle w:val="a3"/>
+              <w:spacing w:line="360" w:lineRule="exact"/>
+              <w:ind w:left="0"/>
+              <w:jc w:val="center"/>
+              <w:rPr>
+                <w:rFonts w:ascii="Times New Roman" w:eastAsia="微軟正黑體" w:hAnsi="Times New Roman" w:cs="Times New Roman"/>
+              </w:rPr>
+            </w:pPr>
+            <w:r>
+              <w:rPr>
+                <w:rFonts w:ascii="Times New Roman" w:eastAsia="微軟正黑體" w:hAnsi="Times New Roman" w:cs="Times New Roman" w:hint="eastAsia"/>
+              </w:rPr>
+              <w:t>60%</w:t>
+            </w:r>
+          </w:p>
+        </w:tc>
+        <w:tc>
+          <w:tcPr>
+            <w:tcW w:w="2639" w:type="dxa"/>
+            <w:tcBorders>
+              <w:top w:val="single" w:sz="4" w:space="0" w:color="auto"/>
+            </w:tcBorders>
+          </w:tcPr>
+          <w:p>
+            <w:pPr>
+              <w:pStyle w:val="a3"/>
+              <w:spacing w:line="360" w:lineRule="exact"/>
+              <w:ind w:left="0"/>
+              <w:jc w:val="center"/>
+              <w:rPr>
+                <w:rFonts w:ascii="Times New Roman" w:eastAsia="微軟正黑體" w:hAnsi="Times New Roman" w:cs="Times New Roman"/>
+              </w:rPr>
+            </w:pPr>
+            <w:r>
+              <w:rPr>
+                <w:rFonts w:ascii="Times New Roman" w:eastAsia="微軟正黑體" w:hAnsi="Times New Roman" w:cs="Times New Roman" w:hint="eastAsia"/>
+              </w:rPr>
+              <w:t>50%</w:t>
+            </w:r>
+          </w:p>
+        </w:tc>
+      </w:tr>
+      <w:tr>
+        <w:tc>
+          <w:tcPr>
+            <w:tcW w:w="3258" w:type="dxa"/>
+            <w:tcBorders>
+              <w:bottom w:val="single" w:sz="12" w:space="0" w:color="auto"/>
+            </w:tcBorders>
+          </w:tcPr>
+          <w:p>
+            <w:pPr>
+              <w:pStyle w:val="a3"/>
+              <w:spacing w:line="360" w:lineRule="exact"/>
+              <w:ind w:left="0"/>
+              <w:jc w:val="center"/>
+              <w:rPr>
+                <w:rFonts w:ascii="Times New Roman" w:eastAsia="微軟正黑體" w:hAnsi="Times New Roman" w:cs="Times New Roman"/>
+              </w:rPr>
+            </w:pPr>
+            <w:r>
+              <w:rPr>
+                <w:rFonts w:ascii="Times New Roman" w:eastAsia="微軟正黑體" w:hAnsi="Times New Roman" w:cs="Times New Roman" w:hint="eastAsia"/>
+              </w:rPr>
+              <w:t>Agent 1</w:t>
+            </w:r>
+          </w:p>
+        </w:tc>
+        <w:tc>
+          <w:tcPr>
+            <w:tcW w:w="2634" w:type="dxa"/>
+            <w:tcBorders>
+              <w:bottom w:val="single" w:sz="12" w:space="0" w:color="auto"/>
+            </w:tcBorders>
+          </w:tcPr>
+          <w:p>
+            <w:pPr>
+              <w:pStyle w:val="a3"/>
+              <w:spacing w:line="360" w:lineRule="exact"/>
+              <w:ind w:left="0"/>
+              <w:jc w:val="center"/>
+              <w:rPr>
+                <w:rFonts w:ascii="Times New Roman" w:eastAsia="微軟正黑體" w:hAnsi="Times New Roman" w:cs="Times New Roman"/>
+              </w:rPr>
+            </w:pPr>
+            <w:r>
+              <w:rPr>
+                <w:rFonts w:ascii="Times New Roman" w:eastAsia="微軟正黑體" w:hAnsi="Times New Roman" w:cs="Times New Roman" w:hint="eastAsia"/>
+              </w:rPr>
+              <w:t>40%</w:t>
+            </w:r>
+          </w:p>
+        </w:tc>
+        <w:tc>
+          <w:tcPr>
+            <w:tcW w:w="2639" w:type="dxa"/>
+            <w:tcBorders>
+              <w:bottom w:val="single" w:sz="12" w:space="0" w:color="auto"/>
+            </w:tcBorders>
+          </w:tcPr>
+          <w:p>
+            <w:pPr>
+              <w:pStyle w:val="a3"/>
+              <w:spacing w:line="360" w:lineRule="exact"/>
+              <w:ind w:left="0"/>
+              <w:jc w:val="center"/>
+              <w:rPr>
+                <w:rFonts w:ascii="Times New Roman" w:eastAsia="微軟正黑體" w:hAnsi="Times New Roman" w:cs="Times New Roman"/>
+              </w:rPr>
+            </w:pPr>
+            <w:r>
+              <w:rPr>
+                <w:rFonts w:ascii="Times New Roman" w:eastAsia="微軟正黑體" w:hAnsi="Times New Roman" w:cs="Times New Roman" w:hint="eastAsia"/>
+              </w:rPr>
+              <w:t>50%</w:t>
+            </w:r>
+          </w:p>
+        </w:tc>
+      </w:tr>
+      <w:tr>
+        <w:tc>
+          <w:tcPr>
+            <w:tcW w:w="8531" w:type="dxa"/>
+            <w:gridSpan w:val="3"/>
+            <w:tcBorders>
+              <w:top w:val="single" w:sz="12" w:space="0" w:color="auto"/>
+              <w:bottom w:val="nil"/>
+            </w:tcBorders>
+          </w:tcPr>
+          <w:p>
+            <w:pPr>
+              <w:pStyle w:val="a3"/>
+              <w:spacing w:line="360" w:lineRule="exact"/>
+              <w:ind w:left="0"/>
+              <w:jc w:val="center"/>
+              <w:rPr>
+                <w:rFonts w:ascii="Times New Roman" w:eastAsia="微軟正黑體" w:hAnsi="Times New Roman" w:cs="Times New Roman"/>
+                <w:sz w:val="18"/>
+                <w:szCs w:val="18"/>
+              </w:rPr>
+            </w:pPr>
+            <w:r>
+              <w:rPr>
+                <w:rFonts w:ascii="Times New Roman" w:eastAsia="微軟正黑體" w:hAnsi="Times New Roman" w:cs="Times New Roman" w:hint="eastAsia"/>
+                <w:sz w:val="18"/>
+                <w:szCs w:val="18"/>
+              </w:rPr>
+              <w:t>Table 1</w:t>
+            </w:r>
+            <w:r>
+              <w:rPr>
+                <w:rFonts w:ascii="Times New Roman" w:eastAsia="微軟正黑體" w:hAnsi="Times New Roman" w:cs="Times New Roman" w:hint="eastAsia"/>
+                <w:sz w:val="18"/>
+                <w:szCs w:val="18"/>
+              </w:rPr>
+              <w:t>4</w:t>
+            </w:r>
+            <w:r>
+              <w:rPr>
+                <w:rFonts w:ascii="Times New Roman" w:eastAsia="微軟正黑體" w:hAnsi="Times New Roman" w:cs="Times New Roman" w:hint="eastAsia"/>
+                <w:sz w:val="18"/>
+                <w:szCs w:val="18"/>
+              </w:rPr>
+              <w:t>. T</w:t>
+            </w:r>
+            <w:r>
+              <w:rPr>
+                <w:rFonts w:ascii="Times New Roman" w:eastAsia="微軟正黑體" w:hAnsi="Times New Roman" w:cs="Times New Roman" w:hint="eastAsia"/>
+                <w:sz w:val="18"/>
+                <w:szCs w:val="18"/>
+              </w:rPr>
+              <w:t xml:space="preserve">he result from parallel MCTS </w:t>
+            </w:r>
+            <w:r>
+              <w:rPr>
+                <w:rFonts w:ascii="Times New Roman" w:eastAsia="微軟正黑體" w:hAnsi="Times New Roman" w:cs="Times New Roman" w:hint="eastAsia"/>
+                <w:sz w:val="18"/>
+                <w:szCs w:val="18"/>
+              </w:rPr>
+              <w:t>A</w:t>
+            </w:r>
+            <w:r>
+              <w:rPr>
+                <w:rFonts w:ascii="Times New Roman" w:eastAsia="微軟正黑體" w:hAnsi="Times New Roman" w:cs="Times New Roman" w:hint="eastAsia"/>
+                <w:sz w:val="18"/>
+                <w:szCs w:val="18"/>
+              </w:rPr>
+              <w:t xml:space="preserve">gent 1 and </w:t>
+            </w:r>
+            <w:r>
+              <w:rPr>
+                <w:rFonts w:ascii="Times New Roman" w:eastAsia="微軟正黑體" w:hAnsi="Times New Roman" w:cs="Times New Roman" w:hint="eastAsia"/>
+                <w:sz w:val="18"/>
+                <w:szCs w:val="18"/>
+              </w:rPr>
+              <w:t>A</w:t>
+            </w:r>
+            <w:r>
+              <w:rPr>
+                <w:rFonts w:ascii="Times New Roman" w:eastAsia="微軟正黑體" w:hAnsi="Times New Roman" w:cs="Times New Roman" w:hint="eastAsia"/>
+                <w:sz w:val="18"/>
+                <w:szCs w:val="18"/>
+              </w:rPr>
+              <w:t xml:space="preserve">gent 4 being first player </w:t>
+            </w:r>
+            <w:r>
+              <w:rPr>
+                <w:rFonts w:ascii="Times New Roman" w:eastAsia="微軟正黑體" w:hAnsi="Times New Roman" w:cs="Times New Roman" w:hint="eastAsia"/>
+                <w:sz w:val="18"/>
+                <w:szCs w:val="18"/>
+              </w:rPr>
+              <w:t xml:space="preserve">and last player together in Game </w:t>
+            </w:r>
+            <w:r>
+              <w:rPr>
+                <w:rFonts w:ascii="Times New Roman" w:eastAsia="微軟正黑體" w:hAnsi="Times New Roman" w:cs="Times New Roman" w:hint="eastAsia"/>
+                <w:sz w:val="18"/>
+                <w:szCs w:val="18"/>
+              </w:rPr>
+              <w:t>4</w:t>
+            </w:r>
+          </w:p>
+        </w:tc>
+      </w:tr>
+    </w:tbl>
+    <w:p>
+      <w:pPr>
+        <w:spacing w:beforeLines="50" w:before="120" w:line="360" w:lineRule="exact"/>
         <w:rPr>
           <w:rFonts w:ascii="Times New Roman" w:eastAsia="微軟正黑體" w:hAnsi="Times New Roman" w:cs="Times New Roman"/>
           <w:b/>
@@ -3846,63 +9927,22 @@
           <w:numId w:val="9"/>
         </w:numPr>
         <w:spacing w:line="360" w:lineRule="exact"/>
-        <w:contextualSpacing w:val="0"/>
-        <w:rPr>
-          <w:rFonts w:ascii="Times New Roman" w:eastAsia="微軟正黑體" w:hAnsi="Times New Roman" w:cs="Times New Roman"/>
-          <w:u w:val="single"/>
-        </w:rPr>
-      </w:pPr>
-      <w:r>
-        <w:rPr>
-          <w:rFonts w:ascii="Times New Roman" w:hAnsi="Times New Roman" w:cs="Times New Roman"/>
-          <w:u w:val="single"/>
-        </w:rPr>
-        <w:t xml:space="preserve">Based on your experiments, are the results and observed behaviors what you expect? </w:t>
-      </w:r>
-    </w:p>
-    <w:p>
-      <w:pPr>
-        <w:pStyle w:val="a3"/>
-        <w:spacing w:after="240" w:line="360" w:lineRule="exact"/>
-        <w:ind w:left="357"/>
-        <w:contextualSpacing w:val="0"/>
-        <w:rPr>
-          <w:rFonts w:ascii="Times New Roman" w:eastAsia="微軟正黑體" w:hAnsi="Times New Roman" w:cs="Times New Roman"/>
-        </w:rPr>
-      </w:pPr>
-      <w:r>
-        <w:rPr>
-          <w:rFonts w:ascii="Times New Roman" w:eastAsia="微軟正黑體" w:hAnsi="Times New Roman" w:cs="Times New Roman"/>
-        </w:rPr>
-        <w:t xml:space="preserve">Yes, the experiment turned out as expected. </w:t>
-      </w:r>
-    </w:p>
-    <w:p>
-      <w:pPr>
-        <w:pStyle w:val="a3"/>
-        <w:spacing w:line="360" w:lineRule="exact"/>
-        <w:ind w:left="0"/>
-        <w:rPr>
-          <w:rFonts w:ascii="Times New Roman" w:eastAsia="微軟正黑體" w:hAnsi="Times New Roman" w:cs="Times New Roman"/>
-          <w:b/>
-          <w:bCs/>
-        </w:rPr>
-      </w:pPr>
-      <w:r>
-        <w:rPr>
-          <w:rFonts w:ascii="Times New Roman" w:eastAsia="微軟正黑體" w:hAnsi="Times New Roman" w:cs="Times New Roman" w:hint="eastAsia"/>
-          <w:b/>
-          <w:bCs/>
-        </w:rPr>
-        <w:t>VI</w:t>
-      </w:r>
-      <w:r>
-        <w:rPr>
-          <w:rFonts w:ascii="Times New Roman" w:eastAsia="微軟正黑體" w:hAnsi="Times New Roman" w:cs="Times New Roman" w:hint="eastAsia"/>
-          <w:b/>
-          <w:bCs/>
-        </w:rPr>
-        <w:t>. References</w:t>
+        <w:jc w:val="both"/>
+        <w:rPr>
+          <w:rFonts w:ascii="Times New Roman" w:eastAsia="微軟正黑體" w:hAnsi="Times New Roman" w:cs="Times New Roman"/>
+        </w:rPr>
+      </w:pPr>
+      <w:r>
+        <w:rPr>
+          <w:rFonts w:ascii="Times New Roman" w:eastAsia="微軟正黑體" w:hAnsi="Times New Roman" w:cs="Times New Roman"/>
+        </w:rPr>
+        <w:t xml:space="preserve">Based on our experiment, first, we observe that the order of players has large impact on the win rate. The agents which is player 1 usually perform better and stably. </w:t>
+      </w:r>
+      <w:r>
+        <w:rPr>
+          <w:rFonts w:ascii="Times New Roman" w:eastAsia="微軟正黑體" w:hAnsi="Times New Roman" w:cs="Times New Roman"/>
+        </w:rPr>
+        <w:t xml:space="preserve"> </w:t>
       </w:r>
     </w:p>
     <w:p>
@@ -3913,18 +9953,276 @@
           <w:numId w:val="9"/>
         </w:numPr>
         <w:spacing w:line="360" w:lineRule="exact"/>
-        <w:rPr>
-          <w:rFonts w:ascii="Times New Roman" w:eastAsia="微軟正黑體" w:hAnsi="Times New Roman" w:cs="Times New Roman"/>
-          <w:sz w:val="22"/>
-          <w:szCs w:val="20"/>
-        </w:rPr>
-      </w:pPr>
+        <w:jc w:val="both"/>
+        <w:rPr>
+          <w:rFonts w:ascii="Times New Roman" w:eastAsia="微軟正黑體" w:hAnsi="Times New Roman" w:cs="Times New Roman"/>
+        </w:rPr>
+      </w:pPr>
+      <w:r>
+        <w:rPr>
+          <w:rFonts w:ascii="Times New Roman" w:eastAsia="微軟正黑體" w:hAnsi="Times New Roman" w:cs="Times New Roman" w:hint="eastAsia"/>
+        </w:rPr>
+        <w:t xml:space="preserve">It is difficult to come up with a suitable </w:t>
+      </w:r>
+      <w:r>
+        <w:rPr>
+          <w:rFonts w:ascii="Times New Roman" w:eastAsia="微軟正黑體" w:hAnsi="Times New Roman" w:cs="Times New Roman" w:hint="eastAsia"/>
+        </w:rPr>
+        <w:t>strategy on Game 4</w:t>
+      </w:r>
+      <w:r>
+        <w:rPr>
+          <w:rFonts w:ascii="Times New Roman" w:eastAsia="微軟正黑體" w:hAnsi="Times New Roman" w:cs="Times New Roman" w:hint="eastAsia"/>
+        </w:rPr>
+        <w:t>, which can make agent perform well</w:t>
+      </w:r>
+      <w:r>
+        <w:rPr>
+          <w:rFonts w:ascii="Times New Roman" w:eastAsia="微軟正黑體" w:hAnsi="Times New Roman" w:cs="Times New Roman" w:hint="eastAsia"/>
+        </w:rPr>
+        <w:t>.</w:t>
+      </w:r>
+      <w:r>
+        <w:rPr>
+          <w:rFonts w:ascii="Times New Roman" w:eastAsia="微軟正黑體" w:hAnsi="Times New Roman" w:cs="Times New Roman" w:hint="eastAsia"/>
+        </w:rPr>
+        <w:t xml:space="preserve"> </w:t>
+      </w:r>
+      <w:r>
+        <w:rPr>
+          <w:rFonts w:ascii="Times New Roman" w:eastAsia="微軟正黑體" w:hAnsi="Times New Roman" w:cs="Times New Roman"/>
+        </w:rPr>
+        <w:t>W</w:t>
+      </w:r>
+      <w:r>
+        <w:rPr>
+          <w:rFonts w:ascii="Times New Roman" w:eastAsia="微軟正黑體" w:hAnsi="Times New Roman" w:cs="Times New Roman" w:hint="eastAsia"/>
+        </w:rPr>
+        <w:t>e have observed that there are some situations would hinder the teammate</w:t>
+      </w:r>
+      <w:r>
+        <w:rPr>
+          <w:rFonts w:ascii="Times New Roman" w:eastAsia="微軟正黑體" w:hAnsi="Times New Roman" w:cs="Times New Roman"/>
+        </w:rPr>
+        <w:t>’</w:t>
+      </w:r>
+      <w:r>
+        <w:rPr>
+          <w:rFonts w:ascii="Times New Roman" w:eastAsia="微軟正黑體" w:hAnsi="Times New Roman" w:cs="Times New Roman" w:hint="eastAsia"/>
+        </w:rPr>
+        <w:t>s performance resulting in the score of our team decreasing. For instance, if our sheep touch teammate</w:t>
+      </w:r>
+      <w:r>
+        <w:rPr>
+          <w:rFonts w:ascii="Times New Roman" w:eastAsia="微軟正黑體" w:hAnsi="Times New Roman" w:cs="Times New Roman"/>
+        </w:rPr>
+        <w:t>’</w:t>
+      </w:r>
+      <w:r>
+        <w:rPr>
+          <w:rFonts w:ascii="Times New Roman" w:eastAsia="微軟正黑體" w:hAnsi="Times New Roman" w:cs="Times New Roman" w:hint="eastAsia"/>
+        </w:rPr>
+        <w:t xml:space="preserve">s sheep, our teammate will be restricted </w:t>
+      </w:r>
+      <w:r>
+        <w:rPr>
+          <w:rFonts w:ascii="Times New Roman" w:eastAsia="微軟正黑體" w:hAnsi="Times New Roman" w:cs="Times New Roman" w:hint="eastAsia"/>
+        </w:rPr>
+        <w:t xml:space="preserve">because sample player </w:t>
+      </w:r>
+      <w:r>
+        <w:rPr>
+          <w:rFonts w:ascii="Times New Roman" w:eastAsia="微軟正黑體" w:hAnsi="Times New Roman" w:cs="Times New Roman"/>
+        </w:rPr>
+        <w:t>doesn’</w:t>
+      </w:r>
+      <w:r>
+        <w:rPr>
+          <w:rFonts w:ascii="Times New Roman" w:eastAsia="微軟正黑體" w:hAnsi="Times New Roman" w:cs="Times New Roman" w:hint="eastAsia"/>
+        </w:rPr>
+        <w:t xml:space="preserve">t have ability to </w:t>
+      </w:r>
+      <w:r>
+        <w:rPr>
+          <w:rFonts w:ascii="Times New Roman" w:eastAsia="微軟正黑體" w:hAnsi="Times New Roman" w:cs="Times New Roman" w:hint="eastAsia"/>
+        </w:rPr>
+        <w:t>know our agent is its teammate.</w:t>
+      </w:r>
+    </w:p>
+    <w:p>
+      <w:pPr>
+        <w:pStyle w:val="a3"/>
+        <w:numPr>
+          <w:ilvl w:val="0"/>
+          <w:numId w:val="9"/>
+        </w:numPr>
+        <w:spacing w:after="240" w:line="360" w:lineRule="exact"/>
+        <w:ind w:left="357" w:hanging="357"/>
+        <w:contextualSpacing w:val="0"/>
+        <w:jc w:val="both"/>
+        <w:rPr>
+          <w:rFonts w:ascii="Times New Roman" w:eastAsia="微軟正黑體" w:hAnsi="Times New Roman" w:cs="Times New Roman"/>
+        </w:rPr>
+      </w:pPr>
+      <w:r>
+        <w:rPr>
+          <w:rFonts w:ascii="Times New Roman" w:eastAsia="微軟正黑體" w:hAnsi="Times New Roman" w:cs="Times New Roman" w:hint="eastAsia"/>
+        </w:rPr>
+        <w:t xml:space="preserve">The method we choose to implement is MCTS. However, </w:t>
+      </w:r>
+      <w:r>
+        <w:rPr>
+          <w:rFonts w:ascii="Times New Roman" w:eastAsia="微軟正黑體" w:hAnsi="Times New Roman" w:cs="Times New Roman" w:hint="eastAsia"/>
+        </w:rPr>
+        <w:t>A</w:t>
+      </w:r>
+      <w:r>
+        <w:rPr>
+          <w:rFonts w:ascii="Times New Roman" w:eastAsia="微軟正黑體" w:hAnsi="Times New Roman" w:cs="Times New Roman" w:hint="eastAsia"/>
+        </w:rPr>
+        <w:t>lpha</w:t>
+      </w:r>
+      <w:r>
+        <w:rPr>
+          <w:rFonts w:ascii="Times New Roman" w:eastAsia="微軟正黑體" w:hAnsi="Times New Roman" w:cs="Times New Roman" w:hint="eastAsia"/>
+        </w:rPr>
+        <w:t>Z</w:t>
+      </w:r>
+      <w:r>
+        <w:rPr>
+          <w:rFonts w:ascii="Times New Roman" w:eastAsia="微軟正黑體" w:hAnsi="Times New Roman" w:cs="Times New Roman" w:hint="eastAsia"/>
+        </w:rPr>
+        <w:t xml:space="preserve">ero is regarded as much better way. In fact, we </w:t>
+      </w:r>
+      <w:r>
+        <w:rPr>
+          <w:rFonts w:ascii="Times New Roman" w:eastAsia="微軟正黑體" w:hAnsi="Times New Roman" w:cs="Times New Roman" w:hint="eastAsia"/>
+        </w:rPr>
+        <w:t xml:space="preserve">only need </w:t>
+      </w:r>
+      <w:r>
+        <w:rPr>
+          <w:rFonts w:ascii="Times New Roman" w:eastAsia="微軟正黑體" w:hAnsi="Times New Roman" w:cs="Times New Roman" w:hint="eastAsia"/>
+        </w:rPr>
+        <w:t xml:space="preserve">design </w:t>
+      </w:r>
+      <w:r>
+        <w:rPr>
+          <w:rFonts w:ascii="Times New Roman" w:eastAsia="微軟正黑體" w:hAnsi="Times New Roman" w:cs="Times New Roman" w:hint="eastAsia"/>
+        </w:rPr>
+        <w:t>several</w:t>
+      </w:r>
+      <w:r>
+        <w:rPr>
+          <w:rFonts w:ascii="Times New Roman" w:eastAsia="微軟正黑體" w:hAnsi="Times New Roman" w:cs="Times New Roman" w:hint="eastAsia"/>
+        </w:rPr>
+        <w:t xml:space="preserve"> </w:t>
+      </w:r>
+      <w:r>
+        <w:rPr>
+          <w:rFonts w:ascii="Times New Roman" w:eastAsia="微軟正黑體" w:hAnsi="Times New Roman" w:cs="Times New Roman"/>
+        </w:rPr>
+        <w:t>algorithms</w:t>
+      </w:r>
+      <w:r>
+        <w:rPr>
+          <w:rFonts w:ascii="Times New Roman" w:eastAsia="微軟正黑體" w:hAnsi="Times New Roman" w:cs="Times New Roman" w:hint="eastAsia"/>
+        </w:rPr>
+        <w:t>, including self-play function</w:t>
+      </w:r>
+      <w:r>
+        <w:rPr>
+          <w:rFonts w:ascii="Times New Roman" w:eastAsia="微軟正黑體" w:hAnsi="Times New Roman" w:cs="Times New Roman" w:hint="eastAsia"/>
+        </w:rPr>
+        <w:t xml:space="preserve"> and </w:t>
+      </w:r>
+      <w:r>
+        <w:rPr>
+          <w:rFonts w:ascii="Times New Roman" w:eastAsia="微軟正黑體" w:hAnsi="Times New Roman" w:cs="Times New Roman" w:hint="eastAsia"/>
+        </w:rPr>
+        <w:t>training model</w:t>
+      </w:r>
+      <w:r>
+        <w:rPr>
+          <w:rFonts w:ascii="Times New Roman" w:eastAsia="微軟正黑體" w:hAnsi="Times New Roman" w:cs="Times New Roman" w:hint="eastAsia"/>
+        </w:rPr>
+        <w:t xml:space="preserve">. </w:t>
+      </w:r>
+      <w:r>
+        <w:rPr>
+          <w:rFonts w:ascii="Times New Roman" w:eastAsia="微軟正黑體" w:hAnsi="Times New Roman" w:cs="Times New Roman" w:hint="eastAsia"/>
+        </w:rPr>
+        <w:t xml:space="preserve">In future improvements, we would apply </w:t>
+      </w:r>
+      <w:r>
+        <w:rPr>
+          <w:rFonts w:ascii="Times New Roman" w:eastAsia="微軟正黑體" w:hAnsi="Times New Roman" w:cs="Times New Roman"/>
+        </w:rPr>
+        <w:t xml:space="preserve">AlphaZero </w:t>
+      </w:r>
+      <w:r>
+        <w:rPr>
+          <w:rFonts w:ascii="Times New Roman" w:eastAsia="微軟正黑體" w:hAnsi="Times New Roman" w:cs="Times New Roman" w:hint="eastAsia"/>
+        </w:rPr>
+        <w:t xml:space="preserve">to our implementation to strengthen </w:t>
+      </w:r>
+      <w:r>
+        <w:rPr>
+          <w:rFonts w:ascii="Times New Roman" w:eastAsia="微軟正黑體" w:hAnsi="Times New Roman" w:cs="Times New Roman" w:hint="eastAsia"/>
+        </w:rPr>
+        <w:t>out agents.</w:t>
+      </w:r>
+    </w:p>
+    <w:p>
+      <w:pPr>
+        <w:pStyle w:val="a3"/>
+        <w:snapToGrid w:val="0"/>
+        <w:spacing w:beforeLines="50" w:before="120" w:line="360" w:lineRule="exact"/>
+        <w:ind w:left="0"/>
+        <w:contextualSpacing w:val="0"/>
+        <w:rPr>
+          <w:rFonts w:ascii="Times New Roman" w:eastAsia="微軟正黑體" w:hAnsi="Times New Roman" w:cs="Times New Roman"/>
+          <w:b/>
+          <w:bCs/>
+        </w:rPr>
+      </w:pPr>
+      <w:r>
+        <w:rPr>
+          <w:rFonts w:ascii="Times New Roman" w:eastAsia="微軟正黑體" w:hAnsi="Times New Roman" w:cs="Times New Roman" w:hint="eastAsia"/>
+          <w:b/>
+          <w:bCs/>
+        </w:rPr>
+        <w:t>VI</w:t>
+      </w:r>
+      <w:r>
+        <w:rPr>
+          <w:rFonts w:ascii="Times New Roman" w:eastAsia="微軟正黑體" w:hAnsi="Times New Roman" w:cs="Times New Roman" w:hint="eastAsia"/>
+          <w:b/>
+          <w:bCs/>
+        </w:rPr>
+        <w:t>. References</w:t>
+      </w:r>
+    </w:p>
+    <w:p>
+      <w:pPr>
+        <w:pStyle w:val="a3"/>
+        <w:numPr>
+          <w:ilvl w:val="0"/>
+          <w:numId w:val="9"/>
+        </w:numPr>
+        <w:spacing w:line="360" w:lineRule="exact"/>
+        <w:rPr>
+          <w:rFonts w:ascii="Times New Roman" w:eastAsia="微軟正黑體" w:hAnsi="Times New Roman" w:cs="Times New Roman"/>
+        </w:rPr>
+      </w:pPr>
+      <w:proofErr w:type="spellStart"/>
       <w:r>
         <w:rPr>
           <w:rFonts w:ascii="Times New Roman" w:eastAsia="微軟正黑體" w:hAnsi="Times New Roman" w:cs="Times New Roman"/>
         </w:rPr>
         <w:t>LiaoWC</w:t>
       </w:r>
+      <w:proofErr w:type="spellEnd"/>
       <w:r>
         <w:rPr>
           <w:rFonts w:ascii="Times New Roman" w:eastAsia="微軟正黑體" w:hAnsi="Times New Roman" w:cs="Times New Roman" w:hint="eastAsia"/>
@@ -3966,8 +10264,6 @@
           <w:rPr>
             <w:rStyle w:val="a9"/>
             <w:rFonts w:ascii="Times New Roman" w:eastAsia="微軟正黑體" w:hAnsi="Times New Roman" w:cs="Times New Roman"/>
-            <w:sz w:val="22"/>
-            <w:szCs w:val="20"/>
           </w:rPr>
           <w:t>https://liaowc.github.io/blog/mcts-monte-carlo-tree-search/</w:t>
         </w:r>
@@ -3981,6 +10277,11 @@
           <w:numId w:val="9"/>
         </w:numPr>
         <w:spacing w:line="360" w:lineRule="exact"/>
+        <w:rPr>
+          <w:rStyle w:val="a9"/>
+          <w:color w:val="auto"/>
+          <w:u w:val="none"/>
+        </w:rPr>
       </w:pPr>
       <w:r>
         <w:rPr>
@@ -3998,7 +10299,21 @@
         <w:rPr>
           <w:rFonts w:ascii="Times New Roman" w:eastAsia="微軟正黑體" w:hAnsi="Times New Roman" w:cs="Times New Roman"/>
         </w:rPr>
-        <w:t>Julian Schrittwieser, Karen Simonyan</w:t>
+        <w:t xml:space="preserve">Julian </w:t>
+      </w:r>
+      <w:proofErr w:type="spellStart"/>
+      <w:r>
+        <w:rPr>
+          <w:rFonts w:ascii="Times New Roman" w:eastAsia="微軟正黑體" w:hAnsi="Times New Roman" w:cs="Times New Roman"/>
+        </w:rPr>
+        <w:t>Schrittwieser</w:t>
+      </w:r>
+      <w:proofErr w:type="spellEnd"/>
+      <w:r>
+        <w:rPr>
+          <w:rFonts w:ascii="Times New Roman" w:eastAsia="微軟正黑體" w:hAnsi="Times New Roman" w:cs="Times New Roman"/>
+        </w:rPr>
+        <w:t>, Karen Simonyan</w:t>
       </w:r>
       <w:r>
         <w:rPr>
@@ -4023,8 +10338,6 @@
           <w:rPr>
             <w:rStyle w:val="a9"/>
             <w:rFonts w:ascii="Times New Roman" w:eastAsia="微軟正黑體" w:hAnsi="Times New Roman" w:cs="Times New Roman"/>
-            <w:sz w:val="22"/>
-            <w:szCs w:val="20"/>
           </w:rPr>
           <w:t>https://discovery.ucl.ac.uk/id/eprint/10045895/1/agz_unformatted_nature.pdf</w:t>
         </w:r>
@@ -4033,6 +10346,13 @@
     <w:p>
       <w:pPr>
         <w:pStyle w:val="a3"/>
+        <w:spacing w:line="360" w:lineRule="exact"/>
+        <w:ind w:left="360"/>
+      </w:pPr>
+    </w:p>
+    <w:p>
+      <w:pPr>
+        <w:pStyle w:val="a3"/>
         <w:numPr>
           <w:ilvl w:val="0"/>
           <w:numId w:val="9"/>
@@ -4042,8 +10362,6 @@
           <w:rStyle w:val="a9"/>
           <w:rFonts w:ascii="Times New Roman" w:eastAsia="微軟正黑體" w:hAnsi="Times New Roman" w:cs="Times New Roman"/>
           <w:color w:val="auto"/>
-          <w:sz w:val="22"/>
-          <w:szCs w:val="20"/>
           <w:u w:val="none"/>
         </w:rPr>
       </w:pPr>
@@ -4051,19 +10369,8 @@
         <w:rPr>
           <w:rFonts w:ascii="Times New Roman" w:eastAsia="微軟正黑體" w:hAnsi="Times New Roman" w:cs="Times New Roman" w:hint="eastAsia"/>
         </w:rPr>
-        <w:t>Fig.</w:t>
-      </w:r>
-      <w:r>
-        <w:rPr>
-          <w:rFonts w:ascii="Times New Roman" w:eastAsia="微軟正黑體" w:hAnsi="Times New Roman" w:cs="Times New Roman" w:hint="eastAsia"/>
-        </w:rPr>
-        <w:t xml:space="preserve"> </w:t>
-      </w:r>
-      <w:r>
-        <w:rPr>
-          <w:rFonts w:ascii="Times New Roman" w:eastAsia="微軟正黑體" w:hAnsi="Times New Roman" w:cs="Times New Roman" w:hint="eastAsia"/>
-        </w:rPr>
-        <w:t xml:space="preserve">1. </w:t>
+        <w:lastRenderedPageBreak/>
+        <w:t xml:space="preserve">Fig.1. </w:t>
       </w:r>
       <w:r>
         <w:rPr>
@@ -4082,8 +10389,6 @@
           <w:rPr>
             <w:rStyle w:val="a9"/>
             <w:rFonts w:ascii="Times New Roman" w:eastAsia="微軟正黑體" w:hAnsi="Times New Roman" w:cs="Times New Roman"/>
-            <w:sz w:val="22"/>
-            <w:szCs w:val="20"/>
           </w:rPr>
           <w:t>https://commons.wikimedia.org/w/index.php?curid=88889583</w:t>
         </w:r>
@@ -4114,14 +10419,45 @@
         <w:spacing w:line="360" w:lineRule="exact"/>
         <w:ind w:left="360"/>
         <w:rPr>
-          <w:rFonts w:ascii="Times New Roman" w:eastAsia="微軟正黑體" w:hAnsi="Times New Roman" w:cs="Times New Roman"/>
-        </w:rPr>
-      </w:pPr>
-      <w:r>
-        <w:rPr>
-          <w:rFonts w:ascii="Times New Roman" w:eastAsia="微軟正黑體" w:hAnsi="Times New Roman" w:cs="Times New Roman"/>
-        </w:rPr>
-        <w:t>Guillaume M.J-B. Chaslot, Mark H.M. Winands, and H. Jaap van den Herik</w:t>
+          <w:rStyle w:val="a9"/>
+          <w:rFonts w:ascii="Times New Roman" w:eastAsia="微軟正黑體" w:hAnsi="Times New Roman" w:cs="Times New Roman"/>
+          <w:color w:val="auto"/>
+          <w:u w:val="none"/>
+        </w:rPr>
+      </w:pPr>
+      <w:r>
+        <w:rPr>
+          <w:rFonts w:ascii="Times New Roman" w:eastAsia="微軟正黑體" w:hAnsi="Times New Roman" w:cs="Times New Roman"/>
+        </w:rPr>
+        <w:t xml:space="preserve">Guillaume M.J-B. </w:t>
+      </w:r>
+      <w:proofErr w:type="spellStart"/>
+      <w:r>
+        <w:rPr>
+          <w:rFonts w:ascii="Times New Roman" w:eastAsia="微軟正黑體" w:hAnsi="Times New Roman" w:cs="Times New Roman"/>
+        </w:rPr>
+        <w:t>Chaslot</w:t>
+      </w:r>
+      <w:proofErr w:type="spellEnd"/>
+      <w:r>
+        <w:rPr>
+          <w:rFonts w:ascii="Times New Roman" w:eastAsia="微軟正黑體" w:hAnsi="Times New Roman" w:cs="Times New Roman"/>
+        </w:rPr>
+        <w:t xml:space="preserve">, Mark H.M. </w:t>
+      </w:r>
+      <w:proofErr w:type="spellStart"/>
+      <w:r>
+        <w:rPr>
+          <w:rFonts w:ascii="Times New Roman" w:eastAsia="微軟正黑體" w:hAnsi="Times New Roman" w:cs="Times New Roman"/>
+        </w:rPr>
+        <w:t>Winands</w:t>
+      </w:r>
+      <w:proofErr w:type="spellEnd"/>
+      <w:r>
+        <w:rPr>
+          <w:rFonts w:ascii="Times New Roman" w:eastAsia="微軟正黑體" w:hAnsi="Times New Roman" w:cs="Times New Roman"/>
+        </w:rPr>
+        <w:t>, and H. Jaap van den Herik</w:t>
       </w:r>
       <w:r>
         <w:rPr>
@@ -4152,6 +10488,405 @@
           <w:t>https://dke.maastrichtuniversity.nl/m.winands/documents/multithreadedMCTS2.pdf</w:t>
         </w:r>
       </w:hyperlink>
+    </w:p>
+    <w:p>
+      <w:pPr>
+        <w:snapToGrid w:val="0"/>
+        <w:spacing w:beforeLines="50" w:before="120" w:line="360" w:lineRule="exact"/>
+        <w:rPr>
+          <w:rFonts w:ascii="Times New Roman" w:eastAsia="微軟正黑體" w:hAnsi="Times New Roman" w:cs="Times New Roman"/>
+          <w:b/>
+          <w:bCs/>
+        </w:rPr>
+      </w:pPr>
+      <w:r>
+        <w:rPr>
+          <w:rFonts w:ascii="Times New Roman" w:eastAsia="微軟正黑體" w:hAnsi="Times New Roman" w:cs="Times New Roman" w:hint="eastAsia"/>
+          <w:b/>
+          <w:bCs/>
+        </w:rPr>
+        <w:t>VI</w:t>
+      </w:r>
+      <w:r>
+        <w:rPr>
+          <w:rFonts w:ascii="Times New Roman" w:eastAsia="微軟正黑體" w:hAnsi="Times New Roman" w:cs="Times New Roman" w:hint="eastAsia"/>
+          <w:b/>
+          <w:bCs/>
+        </w:rPr>
+        <w:t>I</w:t>
+      </w:r>
+      <w:r>
+        <w:rPr>
+          <w:rFonts w:ascii="Times New Roman" w:eastAsia="微軟正黑體" w:hAnsi="Times New Roman" w:cs="Times New Roman" w:hint="eastAsia"/>
+          <w:b/>
+          <w:bCs/>
+        </w:rPr>
+        <w:t xml:space="preserve">. </w:t>
+      </w:r>
+      <w:r>
+        <w:rPr>
+          <w:rFonts w:ascii="Times New Roman" w:eastAsia="微軟正黑體" w:hAnsi="Times New Roman" w:cs="Times New Roman" w:hint="eastAsia"/>
+          <w:b/>
+          <w:bCs/>
+        </w:rPr>
+        <w:t>Contribution</w:t>
+      </w:r>
+    </w:p>
+    <w:p>
+      <w:pPr>
+        <w:pStyle w:val="a3"/>
+        <w:numPr>
+          <w:ilvl w:val="0"/>
+          <w:numId w:val="26"/>
+        </w:numPr>
+        <w:snapToGrid w:val="0"/>
+        <w:spacing w:beforeLines="50" w:before="120" w:line="360" w:lineRule="exact"/>
+        <w:rPr>
+          <w:rFonts w:ascii="Times New Roman" w:eastAsia="微軟正黑體" w:hAnsi="Times New Roman" w:cs="Times New Roman"/>
+        </w:rPr>
+      </w:pPr>
+      <w:r>
+        <w:rPr>
+          <w:rFonts w:ascii="Times New Roman" w:eastAsia="微軟正黑體" w:hAnsi="Times New Roman" w:cs="Times New Roman" w:hint="eastAsia"/>
+        </w:rPr>
+        <w:t xml:space="preserve">110550170 </w:t>
+      </w:r>
+      <w:r>
+        <w:rPr>
+          <w:rFonts w:ascii="Times New Roman" w:eastAsia="微軟正黑體" w:hAnsi="Times New Roman" w:cs="Times New Roman" w:hint="eastAsia"/>
+        </w:rPr>
+        <w:t>戚維凌</w:t>
+      </w:r>
+      <w:r>
+        <w:rPr>
+          <w:rFonts w:ascii="Times New Roman" w:eastAsia="微軟正黑體" w:hAnsi="Times New Roman" w:cs="Times New Roman" w:hint="eastAsia"/>
+        </w:rPr>
+        <w:t xml:space="preserve"> </w:t>
+      </w:r>
+      <w:r>
+        <w:rPr>
+          <w:rFonts w:ascii="Times New Roman" w:eastAsia="微軟正黑體" w:hAnsi="Times New Roman" w:cs="Times New Roman"/>
+        </w:rPr>
+        <w:t>–</w:t>
+      </w:r>
+      <w:r>
+        <w:rPr>
+          <w:rFonts w:ascii="Times New Roman" w:eastAsia="微軟正黑體" w:hAnsi="Times New Roman" w:cs="Times New Roman" w:hint="eastAsia"/>
+        </w:rPr>
+        <w:t xml:space="preserve"> Code</w:t>
+      </w:r>
+      <w:r>
+        <w:rPr>
+          <w:rFonts w:ascii="Times New Roman" w:eastAsia="微軟正黑體" w:hAnsi="Times New Roman" w:cs="Times New Roman" w:hint="eastAsia"/>
+        </w:rPr>
+        <w:t xml:space="preserve">: </w:t>
+      </w:r>
+      <w:r>
+        <w:rPr>
+          <w:rFonts w:ascii="Times New Roman" w:eastAsia="微軟正黑體" w:hAnsi="Times New Roman" w:cs="Times New Roman" w:hint="eastAsia"/>
+        </w:rPr>
+        <w:t>Game</w:t>
+      </w:r>
+      <w:r>
+        <w:rPr>
+          <w:rFonts w:ascii="Times New Roman" w:eastAsia="微軟正黑體" w:hAnsi="Times New Roman" w:cs="Times New Roman" w:hint="eastAsia"/>
+        </w:rPr>
+        <w:t xml:space="preserve"> 3, </w:t>
+      </w:r>
+      <w:r>
+        <w:rPr>
+          <w:rFonts w:ascii="Times New Roman" w:eastAsia="微軟正黑體" w:hAnsi="Times New Roman" w:cs="Times New Roman"/>
+        </w:rPr>
+        <w:t>R</w:t>
+      </w:r>
+      <w:r>
+        <w:rPr>
+          <w:rFonts w:ascii="Times New Roman" w:eastAsia="微軟正黑體" w:hAnsi="Times New Roman" w:cs="Times New Roman" w:hint="eastAsia"/>
+        </w:rPr>
+        <w:t>eport</w:t>
+      </w:r>
+      <w:r>
+        <w:rPr>
+          <w:rFonts w:ascii="Times New Roman" w:eastAsia="微軟正黑體" w:hAnsi="Times New Roman" w:cs="Times New Roman" w:hint="eastAsia"/>
+        </w:rPr>
+        <w:t xml:space="preserve">: </w:t>
+      </w:r>
+      <w:r>
+        <w:rPr>
+          <w:rFonts w:ascii="Times New Roman" w:eastAsia="微軟正黑體" w:hAnsi="Times New Roman" w:cs="Times New Roman" w:hint="eastAsia"/>
+        </w:rPr>
+        <w:t>Method</w:t>
+      </w:r>
+      <w:r>
+        <w:rPr>
+          <w:rFonts w:ascii="Times New Roman" w:eastAsia="微軟正黑體" w:hAnsi="Times New Roman" w:cs="Times New Roman" w:hint="eastAsia"/>
+        </w:rPr>
+        <w:t>s</w:t>
+      </w:r>
+      <w:r>
+        <w:rPr>
+          <w:rFonts w:ascii="Times New Roman" w:eastAsia="微軟正黑體" w:hAnsi="Times New Roman" w:cs="Times New Roman" w:hint="eastAsia"/>
+        </w:rPr>
+        <w:t xml:space="preserve"> &amp; </w:t>
+      </w:r>
+      <w:r>
+        <w:rPr>
+          <w:rFonts w:ascii="Times New Roman" w:eastAsia="微軟正黑體" w:hAnsi="Times New Roman" w:cs="Times New Roman"/>
+        </w:rPr>
+        <w:t>I</w:t>
+      </w:r>
+      <w:r>
+        <w:rPr>
+          <w:rFonts w:ascii="Times New Roman" w:eastAsia="微軟正黑體" w:hAnsi="Times New Roman" w:cs="Times New Roman" w:hint="eastAsia"/>
+        </w:rPr>
+        <w:t>mplement</w:t>
+      </w:r>
+      <w:r>
+        <w:rPr>
+          <w:rFonts w:ascii="Times New Roman" w:eastAsia="微軟正黑體" w:hAnsi="Times New Roman" w:cs="Times New Roman" w:hint="eastAsia"/>
+        </w:rPr>
+        <w:t>ation</w:t>
+      </w:r>
+      <w:r>
+        <w:rPr>
+          <w:rFonts w:ascii="Times New Roman" w:eastAsia="微軟正黑體" w:hAnsi="Times New Roman" w:cs="Times New Roman" w:hint="eastAsia"/>
+        </w:rPr>
+        <w:t xml:space="preserve"> </w:t>
+      </w:r>
+      <w:r>
+        <w:rPr>
+          <w:rFonts w:ascii="Times New Roman" w:eastAsia="微軟正黑體" w:hAnsi="Times New Roman" w:cs="Times New Roman" w:hint="eastAsia"/>
+        </w:rPr>
+        <w:t>D</w:t>
+      </w:r>
+      <w:r>
+        <w:rPr>
+          <w:rFonts w:ascii="Times New Roman" w:eastAsia="微軟正黑體" w:hAnsi="Times New Roman" w:cs="Times New Roman" w:hint="eastAsia"/>
+        </w:rPr>
+        <w:t>e</w:t>
+      </w:r>
+      <w:r>
+        <w:rPr>
+          <w:rFonts w:ascii="Times New Roman" w:eastAsia="微軟正黑體" w:hAnsi="Times New Roman" w:cs="Times New Roman" w:hint="eastAsia"/>
+        </w:rPr>
+        <w:t>tail</w:t>
+      </w:r>
+      <w:r>
+        <w:rPr>
+          <w:rFonts w:ascii="Times New Roman" w:eastAsia="微軟正黑體" w:hAnsi="Times New Roman" w:cs="Times New Roman" w:hint="eastAsia"/>
+        </w:rPr>
+        <w:t>s</w:t>
+      </w:r>
+    </w:p>
+    <w:p>
+      <w:pPr>
+        <w:pStyle w:val="a3"/>
+        <w:numPr>
+          <w:ilvl w:val="0"/>
+          <w:numId w:val="26"/>
+        </w:numPr>
+        <w:snapToGrid w:val="0"/>
+        <w:spacing w:beforeLines="50" w:before="120" w:line="360" w:lineRule="exact"/>
+        <w:rPr>
+          <w:rFonts w:ascii="Times New Roman" w:eastAsia="微軟正黑體" w:hAnsi="Times New Roman" w:cs="Times New Roman"/>
+        </w:rPr>
+      </w:pPr>
+      <w:r>
+        <w:rPr>
+          <w:rFonts w:ascii="Times New Roman" w:eastAsia="微軟正黑體" w:hAnsi="Times New Roman" w:cs="Times New Roman" w:hint="eastAsia"/>
+        </w:rPr>
+        <w:t xml:space="preserve">110550034 </w:t>
+      </w:r>
+      <w:r>
+        <w:rPr>
+          <w:rFonts w:ascii="Times New Roman" w:eastAsia="微軟正黑體" w:hAnsi="Times New Roman" w:cs="Times New Roman" w:hint="eastAsia"/>
+        </w:rPr>
+        <w:t>孫承瑞</w:t>
+      </w:r>
+      <w:r>
+        <w:rPr>
+          <w:rFonts w:ascii="Times New Roman" w:eastAsia="微軟正黑體" w:hAnsi="Times New Roman" w:cs="Times New Roman" w:hint="eastAsia"/>
+        </w:rPr>
+        <w:t xml:space="preserve"> </w:t>
+      </w:r>
+      <w:r>
+        <w:rPr>
+          <w:rFonts w:ascii="Times New Roman" w:eastAsia="微軟正黑體" w:hAnsi="Times New Roman" w:cs="Times New Roman"/>
+        </w:rPr>
+        <w:t>–</w:t>
+      </w:r>
+      <w:r>
+        <w:rPr>
+          <w:rFonts w:ascii="Times New Roman" w:eastAsia="微軟正黑體" w:hAnsi="Times New Roman" w:cs="Times New Roman" w:hint="eastAsia"/>
+        </w:rPr>
+        <w:t xml:space="preserve"> Code</w:t>
+      </w:r>
+      <w:r>
+        <w:rPr>
+          <w:rFonts w:ascii="Times New Roman" w:eastAsia="微軟正黑體" w:hAnsi="Times New Roman" w:cs="Times New Roman" w:hint="eastAsia"/>
+        </w:rPr>
+        <w:t xml:space="preserve">: </w:t>
+      </w:r>
+      <w:r>
+        <w:rPr>
+          <w:rFonts w:ascii="Times New Roman" w:eastAsia="微軟正黑體" w:hAnsi="Times New Roman" w:cs="Times New Roman"/>
+        </w:rPr>
+        <w:t xml:space="preserve">Game </w:t>
+      </w:r>
+      <w:r>
+        <w:rPr>
+          <w:rFonts w:ascii="Times New Roman" w:eastAsia="微軟正黑體" w:hAnsi="Times New Roman" w:cs="Times New Roman" w:hint="eastAsia"/>
+        </w:rPr>
+        <w:t>1</w:t>
+      </w:r>
+      <w:r>
+        <w:rPr>
+          <w:rFonts w:ascii="Times New Roman" w:eastAsia="微軟正黑體" w:hAnsi="Times New Roman" w:cs="Times New Roman" w:hint="eastAsia"/>
+        </w:rPr>
+        <w:t xml:space="preserve"> &amp; </w:t>
+      </w:r>
+      <w:r>
+        <w:rPr>
+          <w:rFonts w:ascii="Times New Roman" w:eastAsia="微軟正黑體" w:hAnsi="Times New Roman" w:cs="Times New Roman"/>
+        </w:rPr>
+        <w:t xml:space="preserve">Game </w:t>
+      </w:r>
+      <w:r>
+        <w:rPr>
+          <w:rFonts w:ascii="Times New Roman" w:eastAsia="微軟正黑體" w:hAnsi="Times New Roman" w:cs="Times New Roman" w:hint="eastAsia"/>
+        </w:rPr>
+        <w:t>2</w:t>
+      </w:r>
+      <w:r>
+        <w:rPr>
+          <w:rFonts w:ascii="Times New Roman" w:eastAsia="微軟正黑體" w:hAnsi="Times New Roman" w:cs="Times New Roman" w:hint="eastAsia"/>
+        </w:rPr>
+        <w:t xml:space="preserve">, </w:t>
+      </w:r>
+      <w:r>
+        <w:rPr>
+          <w:rFonts w:ascii="Times New Roman" w:eastAsia="微軟正黑體" w:hAnsi="Times New Roman" w:cs="Times New Roman"/>
+        </w:rPr>
+        <w:t>R</w:t>
+      </w:r>
+      <w:r>
+        <w:rPr>
+          <w:rFonts w:ascii="Times New Roman" w:eastAsia="微軟正黑體" w:hAnsi="Times New Roman" w:cs="Times New Roman" w:hint="eastAsia"/>
+        </w:rPr>
+        <w:t>eport</w:t>
+      </w:r>
+      <w:r>
+        <w:rPr>
+          <w:rFonts w:ascii="Times New Roman" w:eastAsia="微軟正黑體" w:hAnsi="Times New Roman" w:cs="Times New Roman" w:hint="eastAsia"/>
+        </w:rPr>
+        <w:t xml:space="preserve">: </w:t>
+      </w:r>
+      <w:r>
+        <w:rPr>
+          <w:rFonts w:ascii="Times New Roman" w:eastAsia="微軟正黑體" w:hAnsi="Times New Roman" w:cs="Times New Roman" w:hint="eastAsia"/>
+        </w:rPr>
+        <w:t>Experiment</w:t>
+      </w:r>
+      <w:r>
+        <w:rPr>
+          <w:rFonts w:ascii="Times New Roman" w:eastAsia="微軟正黑體" w:hAnsi="Times New Roman" w:cs="Times New Roman" w:hint="eastAsia"/>
+        </w:rPr>
+        <w:t>s</w:t>
+      </w:r>
+    </w:p>
+    <w:p>
+      <w:pPr>
+        <w:pStyle w:val="a3"/>
+        <w:numPr>
+          <w:ilvl w:val="0"/>
+          <w:numId w:val="26"/>
+        </w:numPr>
+        <w:snapToGrid w:val="0"/>
+        <w:spacing w:beforeLines="50" w:before="120" w:line="360" w:lineRule="exact"/>
+        <w:rPr>
+          <w:rFonts w:ascii="Times New Roman" w:eastAsia="微軟正黑體" w:hAnsi="Times New Roman" w:cs="Times New Roman"/>
+        </w:rPr>
+      </w:pPr>
+      <w:r>
+        <w:rPr>
+          <w:rFonts w:ascii="Times New Roman" w:eastAsia="微軟正黑體" w:hAnsi="Times New Roman" w:cs="Times New Roman" w:hint="eastAsia"/>
+        </w:rPr>
+        <w:t xml:space="preserve">110550175 </w:t>
+      </w:r>
+      <w:r>
+        <w:rPr>
+          <w:rFonts w:ascii="Times New Roman" w:eastAsia="微軟正黑體" w:hAnsi="Times New Roman" w:cs="Times New Roman" w:hint="eastAsia"/>
+        </w:rPr>
+        <w:t>鄭栩安</w:t>
+      </w:r>
+      <w:r>
+        <w:rPr>
+          <w:rFonts w:ascii="Times New Roman" w:eastAsia="微軟正黑體" w:hAnsi="Times New Roman" w:cs="Times New Roman" w:hint="eastAsia"/>
+        </w:rPr>
+        <w:t xml:space="preserve"> </w:t>
+      </w:r>
+      <w:r>
+        <w:rPr>
+          <w:rFonts w:ascii="Times New Roman" w:eastAsia="微軟正黑體" w:hAnsi="Times New Roman" w:cs="Times New Roman"/>
+        </w:rPr>
+        <w:t>–</w:t>
+      </w:r>
+      <w:r>
+        <w:rPr>
+          <w:rFonts w:ascii="Times New Roman" w:eastAsia="微軟正黑體" w:hAnsi="Times New Roman" w:cs="Times New Roman" w:hint="eastAsia"/>
+        </w:rPr>
+        <w:t xml:space="preserve"> Code</w:t>
+      </w:r>
+      <w:r>
+        <w:rPr>
+          <w:rFonts w:ascii="Times New Roman" w:eastAsia="微軟正黑體" w:hAnsi="Times New Roman" w:cs="Times New Roman" w:hint="eastAsia"/>
+        </w:rPr>
+        <w:t xml:space="preserve">: </w:t>
+      </w:r>
+      <w:r>
+        <w:rPr>
+          <w:rFonts w:ascii="Times New Roman" w:eastAsia="微軟正黑體" w:hAnsi="Times New Roman" w:cs="Times New Roman"/>
+        </w:rPr>
+        <w:t xml:space="preserve">Game </w:t>
+      </w:r>
+      <w:r>
+        <w:rPr>
+          <w:rFonts w:ascii="Times New Roman" w:eastAsia="微軟正黑體" w:hAnsi="Times New Roman" w:cs="Times New Roman" w:hint="eastAsia"/>
+        </w:rPr>
+        <w:t xml:space="preserve">4, </w:t>
+      </w:r>
+      <w:r>
+        <w:rPr>
+          <w:rFonts w:ascii="Times New Roman" w:eastAsia="微軟正黑體" w:hAnsi="Times New Roman" w:cs="Times New Roman"/>
+        </w:rPr>
+        <w:t>R</w:t>
+      </w:r>
+      <w:r>
+        <w:rPr>
+          <w:rFonts w:ascii="Times New Roman" w:eastAsia="微軟正黑體" w:hAnsi="Times New Roman" w:cs="Times New Roman" w:hint="eastAsia"/>
+        </w:rPr>
+        <w:t>eport</w:t>
+      </w:r>
+      <w:r>
+        <w:rPr>
+          <w:rFonts w:ascii="Times New Roman" w:eastAsia="微軟正黑體" w:hAnsi="Times New Roman" w:cs="Times New Roman" w:hint="eastAsia"/>
+        </w:rPr>
+        <w:t xml:space="preserve">: </w:t>
+      </w:r>
+      <w:r>
+        <w:rPr>
+          <w:rFonts w:ascii="Times New Roman" w:eastAsia="微軟正黑體" w:hAnsi="Times New Roman" w:cs="Times New Roman" w:hint="eastAsia"/>
+        </w:rPr>
+        <w:t>Discussion</w:t>
+      </w:r>
+    </w:p>
+    <w:p>
+      <w:pPr>
+        <w:spacing w:line="360" w:lineRule="exact"/>
+        <w:rPr>
+          <w:rFonts w:ascii="Times New Roman" w:eastAsia="微軟正黑體" w:hAnsi="Times New Roman" w:cs="Times New Roman"/>
+        </w:rPr>
+      </w:pPr>
     </w:p>
     <w:sectPr>
       <w:pgSz w:w="11906" w:h="16838" w:code="9"/>
@@ -4432,20 +11167,20 @@
   <w:abstractNum w:abstractNumId="2" w15:restartNumberingAfterBreak="0">
     <w:nsid w:val="086A7BD7"/>
     <w:multiLevelType w:val="hybridMultilevel"/>
-    <w:tmpl w:val="7A7A21E2"/>
+    <w:tmpl w:val="51E2C0B8"/>
     <w:lvl w:ilvl="0" w:tplc="04090001">
       <w:start w:val="1"/>
       <w:numFmt w:val="bullet"/>
-      <w:lvlText w:val=""/>
+      <w:lvlText w:val=""/>
       <w:lvlJc w:val="left"/>
       <w:pPr>
         <w:ind w:left="360" w:hanging="360"/>
       </w:pPr>
       <w:rPr>
-        <w:rFonts w:ascii="Symbol" w:hAnsi="Symbol" w:hint="default"/>
+        <w:rFonts w:ascii="Wingdings" w:hAnsi="Wingdings" w:hint="default"/>
       </w:rPr>
     </w:lvl>
-    <w:lvl w:ilvl="1" w:tplc="04090003" w:tentative="1">
+    <w:lvl w:ilvl="1" w:tplc="04090003">
       <w:start w:val="1"/>
       <w:numFmt w:val="bullet"/>
       <w:lvlText w:val="o"/>
@@ -4834,6 +11569,120 @@
     </w:lvl>
   </w:abstractNum>
   <w:abstractNum w:abstractNumId="6" w15:restartNumberingAfterBreak="0">
+    <w:nsid w:val="1328200B"/>
+    <w:multiLevelType w:val="hybridMultilevel"/>
+    <w:tmpl w:val="C8BC5B66"/>
+    <w:lvl w:ilvl="0" w:tplc="A3B87C5A">
+      <w:start w:val="3"/>
+      <w:numFmt w:val="bullet"/>
+      <w:lvlText w:val="•"/>
+      <w:lvlJc w:val="left"/>
+      <w:pPr>
+        <w:ind w:left="360" w:hanging="360"/>
+      </w:pPr>
+      <w:rPr>
+        <w:rFonts w:ascii="微軟正黑體" w:eastAsia="微軟正黑體" w:hAnsi="微軟正黑體" w:cs="Times New Roman" w:hint="eastAsia"/>
+        <w:lang w:val="en-US"/>
+      </w:rPr>
+    </w:lvl>
+    <w:lvl w:ilvl="1" w:tplc="FFFFFFFF">
+      <w:start w:val="1"/>
+      <w:numFmt w:val="bullet"/>
+      <w:lvlText w:val="o"/>
+      <w:lvlJc w:val="left"/>
+      <w:pPr>
+        <w:ind w:left="1080" w:hanging="360"/>
+      </w:pPr>
+      <w:rPr>
+        <w:rFonts w:ascii="Courier New" w:hAnsi="Courier New" w:cs="Courier New" w:hint="default"/>
+      </w:rPr>
+    </w:lvl>
+    <w:lvl w:ilvl="2" w:tplc="FFFFFFFF" w:tentative="1">
+      <w:start w:val="1"/>
+      <w:numFmt w:val="bullet"/>
+      <w:lvlText w:val=""/>
+      <w:lvlJc w:val="left"/>
+      <w:pPr>
+        <w:ind w:left="1800" w:hanging="360"/>
+      </w:pPr>
+      <w:rPr>
+        <w:rFonts w:ascii="Wingdings" w:hAnsi="Wingdings" w:hint="default"/>
+      </w:rPr>
+    </w:lvl>
+    <w:lvl w:ilvl="3" w:tplc="FFFFFFFF" w:tentative="1">
+      <w:start w:val="1"/>
+      <w:numFmt w:val="bullet"/>
+      <w:lvlText w:val=""/>
+      <w:lvlJc w:val="left"/>
+      <w:pPr>
+        <w:ind w:left="2520" w:hanging="360"/>
+      </w:pPr>
+      <w:rPr>
+        <w:rFonts w:ascii="Symbol" w:hAnsi="Symbol" w:hint="default"/>
+      </w:rPr>
+    </w:lvl>
+    <w:lvl w:ilvl="4" w:tplc="FFFFFFFF" w:tentative="1">
+      <w:start w:val="1"/>
+      <w:numFmt w:val="bullet"/>
+      <w:lvlText w:val="o"/>
+      <w:lvlJc w:val="left"/>
+      <w:pPr>
+        <w:ind w:left="3240" w:hanging="360"/>
+      </w:pPr>
+      <w:rPr>
+        <w:rFonts w:ascii="Courier New" w:hAnsi="Courier New" w:cs="Courier New" w:hint="default"/>
+      </w:rPr>
+    </w:lvl>
+    <w:lvl w:ilvl="5" w:tplc="FFFFFFFF" w:tentative="1">
+      <w:start w:val="1"/>
+      <w:numFmt w:val="bullet"/>
+      <w:lvlText w:val=""/>
+      <w:lvlJc w:val="left"/>
+      <w:pPr>
+        <w:ind w:left="3960" w:hanging="360"/>
+      </w:pPr>
+      <w:rPr>
+        <w:rFonts w:ascii="Wingdings" w:hAnsi="Wingdings" w:hint="default"/>
+      </w:rPr>
+    </w:lvl>
+    <w:lvl w:ilvl="6" w:tplc="FFFFFFFF" w:tentative="1">
+      <w:start w:val="1"/>
+      <w:numFmt w:val="bullet"/>
+      <w:lvlText w:val=""/>
+      <w:lvlJc w:val="left"/>
+      <w:pPr>
+        <w:ind w:left="4680" w:hanging="360"/>
+      </w:pPr>
+      <w:rPr>
+        <w:rFonts w:ascii="Symbol" w:hAnsi="Symbol" w:hint="default"/>
+      </w:rPr>
+    </w:lvl>
+    <w:lvl w:ilvl="7" w:tplc="FFFFFFFF" w:tentative="1">
+      <w:start w:val="1"/>
+      <w:numFmt w:val="bullet"/>
+      <w:lvlText w:val="o"/>
+      <w:lvlJc w:val="left"/>
+      <w:pPr>
+        <w:ind w:left="5400" w:hanging="360"/>
+      </w:pPr>
+      <w:rPr>
+        <w:rFonts w:ascii="Courier New" w:hAnsi="Courier New" w:cs="Courier New" w:hint="default"/>
+      </w:rPr>
+    </w:lvl>
+    <w:lvl w:ilvl="8" w:tplc="FFFFFFFF" w:tentative="1">
+      <w:start w:val="1"/>
+      <w:numFmt w:val="bullet"/>
+      <w:lvlText w:val=""/>
+      <w:lvlJc w:val="left"/>
+      <w:pPr>
+        <w:ind w:left="6120" w:hanging="360"/>
+      </w:pPr>
+      <w:rPr>
+        <w:rFonts w:ascii="Wingdings" w:hAnsi="Wingdings" w:hint="default"/>
+      </w:rPr>
+    </w:lvl>
+  </w:abstractNum>
+  <w:abstractNum w:abstractNumId="7" w15:restartNumberingAfterBreak="0">
     <w:nsid w:val="13956CB6"/>
     <w:multiLevelType w:val="hybridMultilevel"/>
     <w:tmpl w:val="BA664FC2"/>
@@ -4919,7 +11768,7 @@
       </w:pPr>
     </w:lvl>
   </w:abstractNum>
-  <w:abstractNum w:abstractNumId="7" w15:restartNumberingAfterBreak="0">
+  <w:abstractNum w:abstractNumId="8" w15:restartNumberingAfterBreak="0">
     <w:nsid w:val="15D414E7"/>
     <w:multiLevelType w:val="hybridMultilevel"/>
     <w:tmpl w:val="3D7C2CDA"/>
@@ -5032,7 +11881,7 @@
       </w:rPr>
     </w:lvl>
   </w:abstractNum>
-  <w:abstractNum w:abstractNumId="8" w15:restartNumberingAfterBreak="0">
+  <w:abstractNum w:abstractNumId="9" w15:restartNumberingAfterBreak="0">
     <w:nsid w:val="1FAD6887"/>
     <w:multiLevelType w:val="hybridMultilevel"/>
     <w:tmpl w:val="DA962576"/>
@@ -5146,7 +11995,7 @@
       </w:rPr>
     </w:lvl>
   </w:abstractNum>
-  <w:abstractNum w:abstractNumId="9" w15:restartNumberingAfterBreak="0">
+  <w:abstractNum w:abstractNumId="10" w15:restartNumberingAfterBreak="0">
     <w:nsid w:val="215608D2"/>
     <w:multiLevelType w:val="hybridMultilevel"/>
     <w:tmpl w:val="34608F9A"/>
@@ -5235,7 +12084,7 @@
       </w:pPr>
     </w:lvl>
   </w:abstractNum>
-  <w:abstractNum w:abstractNumId="10" w15:restartNumberingAfterBreak="0">
+  <w:abstractNum w:abstractNumId="11" w15:restartNumberingAfterBreak="0">
     <w:nsid w:val="2A537F39"/>
     <w:multiLevelType w:val="hybridMultilevel"/>
     <w:tmpl w:val="CB368696"/>
@@ -5348,7 +12197,7 @@
       </w:rPr>
     </w:lvl>
   </w:abstractNum>
-  <w:abstractNum w:abstractNumId="11" w15:restartNumberingAfterBreak="0">
+  <w:abstractNum w:abstractNumId="12" w15:restartNumberingAfterBreak="0">
     <w:nsid w:val="31C22898"/>
     <w:multiLevelType w:val="multilevel"/>
     <w:tmpl w:val="F184EEA4"/>
@@ -5461,7 +12310,7 @@
       </w:pPr>
     </w:lvl>
   </w:abstractNum>
-  <w:abstractNum w:abstractNumId="12" w15:restartNumberingAfterBreak="0">
+  <w:abstractNum w:abstractNumId="13" w15:restartNumberingAfterBreak="0">
     <w:nsid w:val="332022CB"/>
     <w:multiLevelType w:val="multilevel"/>
     <w:tmpl w:val="EA9E3A52"/>
@@ -5574,7 +12423,7 @@
       </w:pPr>
     </w:lvl>
   </w:abstractNum>
-  <w:abstractNum w:abstractNumId="13" w15:restartNumberingAfterBreak="0">
+  <w:abstractNum w:abstractNumId="14" w15:restartNumberingAfterBreak="0">
     <w:nsid w:val="3AC54DA8"/>
     <w:multiLevelType w:val="hybridMultilevel"/>
     <w:tmpl w:val="67EAE958"/>
@@ -5687,7 +12536,121 @@
       </w:rPr>
     </w:lvl>
   </w:abstractNum>
-  <w:abstractNum w:abstractNumId="14" w15:restartNumberingAfterBreak="0">
+  <w:abstractNum w:abstractNumId="15" w15:restartNumberingAfterBreak="0">
+    <w:nsid w:val="406B193E"/>
+    <w:multiLevelType w:val="hybridMultilevel"/>
+    <w:tmpl w:val="4AA88696"/>
+    <w:lvl w:ilvl="0" w:tplc="A3B87C5A">
+      <w:start w:val="3"/>
+      <w:numFmt w:val="bullet"/>
+      <w:lvlText w:val="•"/>
+      <w:lvlJc w:val="left"/>
+      <w:pPr>
+        <w:ind w:left="480" w:hanging="480"/>
+      </w:pPr>
+      <w:rPr>
+        <w:rFonts w:ascii="微軟正黑體" w:eastAsia="微軟正黑體" w:hAnsi="微軟正黑體" w:cs="Times New Roman" w:hint="eastAsia"/>
+        <w:lang w:val="en-US"/>
+      </w:rPr>
+    </w:lvl>
+    <w:lvl w:ilvl="1" w:tplc="04090003" w:tentative="1">
+      <w:start w:val="1"/>
+      <w:numFmt w:val="bullet"/>
+      <w:lvlText w:val=""/>
+      <w:lvlJc w:val="left"/>
+      <w:pPr>
+        <w:ind w:left="960" w:hanging="480"/>
+      </w:pPr>
+      <w:rPr>
+        <w:rFonts w:ascii="Wingdings" w:hAnsi="Wingdings" w:hint="default"/>
+      </w:rPr>
+    </w:lvl>
+    <w:lvl w:ilvl="2" w:tplc="04090005" w:tentative="1">
+      <w:start w:val="1"/>
+      <w:numFmt w:val="bullet"/>
+      <w:lvlText w:val=""/>
+      <w:lvlJc w:val="left"/>
+      <w:pPr>
+        <w:ind w:left="1440" w:hanging="480"/>
+      </w:pPr>
+      <w:rPr>
+        <w:rFonts w:ascii="Wingdings" w:hAnsi="Wingdings" w:hint="default"/>
+      </w:rPr>
+    </w:lvl>
+    <w:lvl w:ilvl="3" w:tplc="04090001" w:tentative="1">
+      <w:start w:val="1"/>
+      <w:numFmt w:val="bullet"/>
+      <w:lvlText w:val=""/>
+      <w:lvlJc w:val="left"/>
+      <w:pPr>
+        <w:ind w:left="1920" w:hanging="480"/>
+      </w:pPr>
+      <w:rPr>
+        <w:rFonts w:ascii="Wingdings" w:hAnsi="Wingdings" w:hint="default"/>
+      </w:rPr>
+    </w:lvl>
+    <w:lvl w:ilvl="4" w:tplc="04090003" w:tentative="1">
+      <w:start w:val="1"/>
+      <w:numFmt w:val="bullet"/>
+      <w:lvlText w:val=""/>
+      <w:lvlJc w:val="left"/>
+      <w:pPr>
+        <w:ind w:left="2400" w:hanging="480"/>
+      </w:pPr>
+      <w:rPr>
+        <w:rFonts w:ascii="Wingdings" w:hAnsi="Wingdings" w:hint="default"/>
+      </w:rPr>
+    </w:lvl>
+    <w:lvl w:ilvl="5" w:tplc="04090005" w:tentative="1">
+      <w:start w:val="1"/>
+      <w:numFmt w:val="bullet"/>
+      <w:lvlText w:val=""/>
+      <w:lvlJc w:val="left"/>
+      <w:pPr>
+        <w:ind w:left="2880" w:hanging="480"/>
+      </w:pPr>
+      <w:rPr>
+        <w:rFonts w:ascii="Wingdings" w:hAnsi="Wingdings" w:hint="default"/>
+      </w:rPr>
+    </w:lvl>
+    <w:lvl w:ilvl="6" w:tplc="04090001" w:tentative="1">
+      <w:start w:val="1"/>
+      <w:numFmt w:val="bullet"/>
+      <w:lvlText w:val=""/>
+      <w:lvlJc w:val="left"/>
+      <w:pPr>
+        <w:ind w:left="3360" w:hanging="480"/>
+      </w:pPr>
+      <w:rPr>
+        <w:rFonts w:ascii="Wingdings" w:hAnsi="Wingdings" w:hint="default"/>
+      </w:rPr>
+    </w:lvl>
+    <w:lvl w:ilvl="7" w:tplc="04090003" w:tentative="1">
+      <w:start w:val="1"/>
+      <w:numFmt w:val="bullet"/>
+      <w:lvlText w:val=""/>
+      <w:lvlJc w:val="left"/>
+      <w:pPr>
+        <w:ind w:left="3840" w:hanging="480"/>
+      </w:pPr>
+      <w:rPr>
+        <w:rFonts w:ascii="Wingdings" w:hAnsi="Wingdings" w:hint="default"/>
+      </w:rPr>
+    </w:lvl>
+    <w:lvl w:ilvl="8" w:tplc="04090005" w:tentative="1">
+      <w:start w:val="1"/>
+      <w:numFmt w:val="bullet"/>
+      <w:lvlText w:val=""/>
+      <w:lvlJc w:val="left"/>
+      <w:pPr>
+        <w:ind w:left="4320" w:hanging="480"/>
+      </w:pPr>
+      <w:rPr>
+        <w:rFonts w:ascii="Wingdings" w:hAnsi="Wingdings" w:hint="default"/>
+      </w:rPr>
+    </w:lvl>
+  </w:abstractNum>
+  <w:abstractNum w:abstractNumId="16" w15:restartNumberingAfterBreak="0">
     <w:nsid w:val="49BC6488"/>
     <w:multiLevelType w:val="multilevel"/>
     <w:tmpl w:val="F16205A8"/>
@@ -5800,7 +12763,7 @@
       </w:pPr>
     </w:lvl>
   </w:abstractNum>
-  <w:abstractNum w:abstractNumId="15" w15:restartNumberingAfterBreak="0">
+  <w:abstractNum w:abstractNumId="17" w15:restartNumberingAfterBreak="0">
     <w:nsid w:val="4A777A25"/>
     <w:multiLevelType w:val="multilevel"/>
     <w:tmpl w:val="51FE0B7A"/>
@@ -5913,7 +12876,7 @@
       </w:pPr>
     </w:lvl>
   </w:abstractNum>
-  <w:abstractNum w:abstractNumId="16" w15:restartNumberingAfterBreak="0">
+  <w:abstractNum w:abstractNumId="18" w15:restartNumberingAfterBreak="0">
     <w:nsid w:val="572F72EB"/>
     <w:multiLevelType w:val="hybridMultilevel"/>
     <w:tmpl w:val="C76AA5AE"/>
@@ -6027,7 +12990,7 @@
       </w:rPr>
     </w:lvl>
   </w:abstractNum>
-  <w:abstractNum w:abstractNumId="17" w15:restartNumberingAfterBreak="0">
+  <w:abstractNum w:abstractNumId="19" w15:restartNumberingAfterBreak="0">
     <w:nsid w:val="58517261"/>
     <w:multiLevelType w:val="hybridMultilevel"/>
     <w:tmpl w:val="89F85634"/>
@@ -6141,7 +13104,7 @@
       </w:rPr>
     </w:lvl>
   </w:abstractNum>
-  <w:abstractNum w:abstractNumId="18" w15:restartNumberingAfterBreak="0">
+  <w:abstractNum w:abstractNumId="20" w15:restartNumberingAfterBreak="0">
     <w:nsid w:val="5A400193"/>
     <w:multiLevelType w:val="hybridMultilevel"/>
     <w:tmpl w:val="450C5A80"/>
@@ -6254,7 +13217,7 @@
       </w:rPr>
     </w:lvl>
   </w:abstractNum>
-  <w:abstractNum w:abstractNumId="19" w15:restartNumberingAfterBreak="0">
+  <w:abstractNum w:abstractNumId="21" w15:restartNumberingAfterBreak="0">
     <w:nsid w:val="6094473A"/>
     <w:multiLevelType w:val="hybridMultilevel"/>
     <w:tmpl w:val="21EA592E"/>
@@ -6367,7 +13330,7 @@
       </w:rPr>
     </w:lvl>
   </w:abstractNum>
-  <w:abstractNum w:abstractNumId="20" w15:restartNumberingAfterBreak="0">
+  <w:abstractNum w:abstractNumId="22" w15:restartNumberingAfterBreak="0">
     <w:nsid w:val="65A81E61"/>
     <w:multiLevelType w:val="hybridMultilevel"/>
     <w:tmpl w:val="33A49C4C"/>
@@ -6480,7 +13443,7 @@
       </w:rPr>
     </w:lvl>
   </w:abstractNum>
-  <w:abstractNum w:abstractNumId="21" w15:restartNumberingAfterBreak="0">
+  <w:abstractNum w:abstractNumId="23" w15:restartNumberingAfterBreak="0">
     <w:nsid w:val="67B723D2"/>
     <w:multiLevelType w:val="hybridMultilevel"/>
     <w:tmpl w:val="C6322014"/>
@@ -6593,7 +13556,7 @@
       </w:rPr>
     </w:lvl>
   </w:abstractNum>
-  <w:abstractNum w:abstractNumId="22" w15:restartNumberingAfterBreak="0">
+  <w:abstractNum w:abstractNumId="24" w15:restartNumberingAfterBreak="0">
     <w:nsid w:val="71C02DA1"/>
     <w:multiLevelType w:val="hybridMultilevel"/>
     <w:tmpl w:val="1D2CAB1E"/>
@@ -6682,7 +13645,7 @@
       </w:pPr>
     </w:lvl>
   </w:abstractNum>
-  <w:abstractNum w:abstractNumId="23" w15:restartNumberingAfterBreak="0">
+  <w:abstractNum w:abstractNumId="25" w15:restartNumberingAfterBreak="0">
     <w:nsid w:val="7E902525"/>
     <w:multiLevelType w:val="multilevel"/>
     <w:tmpl w:val="7C02E596"/>
@@ -6799,49 +13762,49 @@
     <w:abstractNumId w:val="3"/>
   </w:num>
   <w:num w:numId="2" w16cid:durableId="1623799693">
-    <w:abstractNumId w:val="19"/>
+    <w:abstractNumId w:val="21"/>
   </w:num>
   <w:num w:numId="3" w16cid:durableId="1617638286">
     <w:abstractNumId w:val="4"/>
   </w:num>
   <w:num w:numId="4" w16cid:durableId="82651007">
-    <w:abstractNumId w:val="20"/>
+    <w:abstractNumId w:val="22"/>
   </w:num>
   <w:num w:numId="5" w16cid:durableId="1147472356">
-    <w:abstractNumId w:val="7"/>
+    <w:abstractNumId w:val="8"/>
   </w:num>
   <w:num w:numId="6" w16cid:durableId="15892385">
     <w:abstractNumId w:val="2"/>
   </w:num>
   <w:num w:numId="7" w16cid:durableId="1927573580">
-    <w:abstractNumId w:val="18"/>
+    <w:abstractNumId w:val="20"/>
   </w:num>
   <w:num w:numId="8" w16cid:durableId="1652174789">
     <w:abstractNumId w:val="5"/>
   </w:num>
   <w:num w:numId="9" w16cid:durableId="1695496518">
+    <w:abstractNumId w:val="18"/>
+  </w:num>
+  <w:num w:numId="10" w16cid:durableId="1584947657">
+    <w:abstractNumId w:val="9"/>
+  </w:num>
+  <w:num w:numId="11" w16cid:durableId="1987780088">
+    <w:abstractNumId w:val="19"/>
+  </w:num>
+  <w:num w:numId="12" w16cid:durableId="597056718">
+    <w:abstractNumId w:val="24"/>
+  </w:num>
+  <w:num w:numId="13" w16cid:durableId="794567109">
+    <w:abstractNumId w:val="10"/>
+  </w:num>
+  <w:num w:numId="14" w16cid:durableId="1628126528">
+    <w:abstractNumId w:val="13"/>
+  </w:num>
+  <w:num w:numId="15" w16cid:durableId="1036000858">
     <w:abstractNumId w:val="16"/>
   </w:num>
-  <w:num w:numId="10" w16cid:durableId="1584947657">
-    <w:abstractNumId w:val="8"/>
-  </w:num>
-  <w:num w:numId="11" w16cid:durableId="1987780088">
-    <w:abstractNumId w:val="17"/>
-  </w:num>
-  <w:num w:numId="12" w16cid:durableId="597056718">
-    <w:abstractNumId w:val="22"/>
-  </w:num>
-  <w:num w:numId="13" w16cid:durableId="794567109">
-    <w:abstractNumId w:val="9"/>
-  </w:num>
-  <w:num w:numId="14" w16cid:durableId="1628126528">
+  <w:num w:numId="16" w16cid:durableId="1358503336">
     <w:abstractNumId w:val="12"/>
-  </w:num>
-  <w:num w:numId="15" w16cid:durableId="1036000858">
-    <w:abstractNumId w:val="14"/>
-  </w:num>
-  <w:num w:numId="16" w16cid:durableId="1358503336">
-    <w:abstractNumId w:val="11"/>
   </w:num>
   <w:num w:numId="17" w16cid:durableId="601571258">
     <w:abstractNumId w:val="1"/>
@@ -6850,21 +13813,27 @@
     <w:abstractNumId w:val="0"/>
   </w:num>
   <w:num w:numId="19" w16cid:durableId="757407717">
+    <w:abstractNumId w:val="25"/>
+  </w:num>
+  <w:num w:numId="20" w16cid:durableId="1098872667">
+    <w:abstractNumId w:val="17"/>
+  </w:num>
+  <w:num w:numId="21" w16cid:durableId="824510116">
     <w:abstractNumId w:val="23"/>
   </w:num>
-  <w:num w:numId="20" w16cid:durableId="1098872667">
+  <w:num w:numId="22" w16cid:durableId="213664357">
+    <w:abstractNumId w:val="11"/>
+  </w:num>
+  <w:num w:numId="23" w16cid:durableId="1927495552">
+    <w:abstractNumId w:val="14"/>
+  </w:num>
+  <w:num w:numId="24" w16cid:durableId="1769934068">
+    <w:abstractNumId w:val="7"/>
+  </w:num>
+  <w:num w:numId="25" w16cid:durableId="1611816443">
     <w:abstractNumId w:val="15"/>
   </w:num>
-  <w:num w:numId="21" w16cid:durableId="824510116">
-    <w:abstractNumId w:val="21"/>
-  </w:num>
-  <w:num w:numId="22" w16cid:durableId="213664357">
-    <w:abstractNumId w:val="10"/>
-  </w:num>
-  <w:num w:numId="23" w16cid:durableId="1927495552">
-    <w:abstractNumId w:val="13"/>
-  </w:num>
-  <w:num w:numId="24" w16cid:durableId="1769934068">
+  <w:num w:numId="26" w16cid:durableId="32508603">
     <w:abstractNumId w:val="6"/>
   </w:num>
 </w:numbering>
@@ -7265,7 +14234,7 @@
   <w:style w:type="paragraph" w:default="1" w:styleId="a">
     <w:name w:val="Normal"/>
     <w:qFormat/>
-    <w:rsid w:val="00BC63B6"/>
+    <w:rsid w:val="004B3054"/>
     <w:pPr>
       <w:widowControl w:val="0"/>
     </w:pPr>
